--- a/ESI - sprawozdanie.docx
+++ b/ESI - sprawozdanie.docx
@@ -42,6 +42,8 @@
         <w:rPr>
           <w:b/>
           <w:bCs/>
+          <w:sz w:val="28"/>
+          <w:szCs w:val="28"/>
         </w:rPr>
       </w:pPr>
       <w:proofErr w:type="spellStart"/>
@@ -49,6 +51,8 @@
         <w:rPr>
           <w:b/>
           <w:bCs/>
+          <w:sz w:val="28"/>
+          <w:szCs w:val="28"/>
         </w:rPr>
         <w:t>Random</w:t>
       </w:r>
@@ -57,6 +61,8 @@
         <w:rPr>
           <w:b/>
           <w:bCs/>
+          <w:sz w:val="28"/>
+          <w:szCs w:val="28"/>
         </w:rPr>
         <w:t xml:space="preserve"> </w:t>
       </w:r>
@@ -65,6 +71,8 @@
         <w:rPr>
           <w:b/>
           <w:bCs/>
+          <w:sz w:val="28"/>
+          <w:szCs w:val="28"/>
         </w:rPr>
         <w:t>Forest</w:t>
       </w:r>
@@ -73,6 +81,8 @@
         <w:rPr>
           <w:b/>
           <w:bCs/>
+          <w:sz w:val="28"/>
+          <w:szCs w:val="28"/>
         </w:rPr>
         <w:t xml:space="preserve"> (Losowy Las)</w:t>
       </w:r>
@@ -104,8 +114,16 @@
     <w:p>
       <w:pPr>
         <w:jc w:val="both"/>
+        <w:rPr>
+          <w:sz w:val="28"/>
+          <w:szCs w:val="28"/>
+        </w:rPr>
       </w:pPr>
       <w:r>
+        <w:rPr>
+          <w:sz w:val="28"/>
+          <w:szCs w:val="28"/>
+        </w:rPr>
         <w:t xml:space="preserve">Badane parametry: </w:t>
       </w:r>
     </w:p>
@@ -208,12 +226,16 @@
         <w:rPr>
           <w:b/>
           <w:bCs/>
+          <w:sz w:val="28"/>
+          <w:szCs w:val="28"/>
         </w:rPr>
       </w:pPr>
       <w:r>
         <w:rPr>
           <w:b/>
           <w:bCs/>
+          <w:sz w:val="28"/>
+          <w:szCs w:val="28"/>
         </w:rPr>
         <w:t xml:space="preserve">Gradient </w:t>
       </w:r>
@@ -222,6 +244,8 @@
         <w:rPr>
           <w:b/>
           <w:bCs/>
+          <w:sz w:val="28"/>
+          <w:szCs w:val="28"/>
         </w:rPr>
         <w:t>Boos</w:t>
       </w:r>
@@ -229,6 +253,8 @@
         <w:rPr>
           <w:b/>
           <w:bCs/>
+          <w:sz w:val="28"/>
+          <w:szCs w:val="28"/>
         </w:rPr>
         <w:t>ting</w:t>
       </w:r>
@@ -256,8 +282,16 @@
     <w:p>
       <w:pPr>
         <w:jc w:val="both"/>
+        <w:rPr>
+          <w:sz w:val="28"/>
+          <w:szCs w:val="28"/>
+        </w:rPr>
       </w:pPr>
       <w:r>
+        <w:rPr>
+          <w:sz w:val="28"/>
+          <w:szCs w:val="28"/>
+        </w:rPr>
         <w:t>Badane parametry:</w:t>
       </w:r>
     </w:p>
@@ -325,6 +359,7 @@
         <w:jc w:val="both"/>
       </w:pPr>
       <w:r>
+        <w:lastRenderedPageBreak/>
         <w:t xml:space="preserve">- </w:t>
       </w:r>
       <w:proofErr w:type="spellStart"/>
@@ -342,11 +377,7 @@
         <w:t xml:space="preserve"> </w:t>
       </w:r>
       <w:r>
-        <w:t xml:space="preserve">całego zbioru treningowego, który jest losowo wybierany do budowy każdego kolejnego drzewa w sekwencji. Zastosowanie wartości mniejszej niż 1.0 (np. 0.9) </w:t>
-      </w:r>
-      <w:r>
-        <w:lastRenderedPageBreak/>
-        <w:t>wprowadza do algorytmu element losowości, co dodatkowo chroni model przed przeuczeniem się</w:t>
+        <w:t>całego zbioru treningowego, który jest losowo wybierany do budowy każdego kolejnego drzewa w sekwencji. Zastosowanie wartości mniejszej niż 1.0 (np. 0.9) wprowadza do algorytmu element losowości, co dodatkowo chroni model przed przeuczeniem się</w:t>
       </w:r>
       <w:r>
         <w:t>.</w:t>
@@ -582,7 +613,6 @@
         <w:rPr>
           <w:rFonts w:asciiTheme="minorHAnsi" w:hAnsiTheme="minorHAnsi"/>
         </w:rPr>
-        <w:lastRenderedPageBreak/>
         <w:t>Analiza wyników predykcji w problemie klasyfikacji</w:t>
       </w:r>
     </w:p>
@@ -3816,29 +3846,24 @@
         <w:t>drzew</w:t>
       </w:r>
       <w:r>
-        <w:t xml:space="preserve"> zwiększa jedynie czas obliczeń</w:t>
-      </w:r>
-      <w:r>
-        <w:t xml:space="preserve"> w zamian za nieistotną poprawę dokładności</w:t>
-      </w:r>
-      <w:r>
-        <w:t>.</w:t>
+        <w:t xml:space="preserve"> zwiększa jedynie czas obliczeń w zamian za nieistotną poprawę dokładności.</w:t>
       </w:r>
     </w:p>
     <w:p>
       <w:r>
-        <w:t>S</w:t>
+        <w:t>Spłycanie drzew (do poziomu 3 lub 5)</w:t>
       </w:r>
       <w:r>
-        <w:t>płycanie drzew (do poziomu 3 lub 5) drastycznie obniżyło dokładność (spadek do 88,65%), powodując silne niedouczenie modelu (</w:t>
+        <w:t xml:space="preserve"> </w:t>
       </w:r>
-      <w:proofErr w:type="spellStart"/>
       <w:r>
-        <w:t>underfitting</w:t>
+        <w:t>obniżyło dokładność (spadek do 88,65%), powodując niedouczenie modelu</w:t>
       </w:r>
-      <w:proofErr w:type="spellEnd"/>
       <w:r>
-        <w:t>). Najlepsze rezultaty (96,37%) algorytm osiągnął bez żadnych ograniczeń głębokości (</w:t>
+        <w:t xml:space="preserve">. </w:t>
+      </w:r>
+      <w:r>
+        <w:t>Najlepsze rezultaty (96,37%) algorytm osiągnął bez żadnych ograniczeń głębokości (</w:t>
       </w:r>
       <w:proofErr w:type="spellStart"/>
       <w:r>
@@ -3846,10 +3871,7 @@
       </w:r>
       <w:proofErr w:type="spellEnd"/>
       <w:r>
-        <w:t>)</w:t>
-      </w:r>
-      <w:r>
-        <w:t>.</w:t>
+        <w:t>).</w:t>
       </w:r>
     </w:p>
     <w:p>
@@ -3928,7 +3950,6 @@
         <w:pStyle w:val="Podtytu"/>
       </w:pPr>
       <w:r>
-        <w:lastRenderedPageBreak/>
         <w:t>Gradient Booster</w:t>
       </w:r>
     </w:p>
@@ -7169,20 +7190,10 @@
       </w:r>
       <w:proofErr w:type="spellEnd"/>
       <w:r>
-        <w:t xml:space="preserve"> = 0.9), a nie na całej puli, udało się osiągnąć najlepszy wynik</w:t>
+        <w:t xml:space="preserve"> = 0.9), a nie na całej puli, udało się osiągnąć najlepszy wynik: </w:t>
       </w:r>
       <w:r>
-        <w:t xml:space="preserve">: </w:t>
-      </w:r>
-      <w:r>
-        <w:rPr>
-          <w:b/>
-          <w:bCs/>
-        </w:rPr>
-        <w:t>96,43%</w:t>
-      </w:r>
-      <w:r>
-        <w:t>.</w:t>
+        <w:t>96,43%.</w:t>
       </w:r>
     </w:p>
     <w:p>
@@ -16168,7 +16179,7 @@
     </w:p>
     <w:p>
       <w:r>
-        <w:t xml:space="preserve">Podobnie jak w Lesie Losowym, dane finansowe wymagają bardzo prostych reguł. Płytkie drzewa (głębokość 3) okazały się optymalne. Próby budowania głębszych drzew (5, 10, 20) drastycznie psuły prognozy, podbijając błąd do ok. 2,65%. </w:t>
+        <w:t xml:space="preserve">Podobnie jak w Lesie Losowym, dane finansowe wymagają bardzo prostych reguł. Płytkie drzewa (głębokość 3) okazały się optymalne. Próby budowania głębszych drzew (5, 10, 20) psuły prognozy, podbijając błąd do ok. 2,65%. </w:t>
       </w:r>
     </w:p>
     <w:p>
@@ -16186,11 +16197,9 @@
       <w:r>
         <w:t xml:space="preserve">Wprowadzenie losowości okazało się tutaj </w:t>
       </w:r>
-      <w:proofErr w:type="spellStart"/>
       <w:r>
-        <w:t>właście</w:t>
+        <w:t>właściwe</w:t>
       </w:r>
-      <w:proofErr w:type="spellEnd"/>
       <w:r>
         <w:t>. Ograniczenie danych treningowych dla każdego drzewa do losowych 90% (</w:t>
       </w:r>
@@ -16217,11 +16226,7 @@
       </w:r>
     </w:p>
     <w:p/>
-    <w:p>
-      <w:r>
-        <w:br w:type="page"/>
-      </w:r>
-    </w:p>
+    <w:p/>
     <w:sectPr>
       <w:pgSz w:w="11906" w:h="16838"/>
       <w:pgMar w:top="1417" w:right="1417" w:bottom="1417" w:left="1417" w:header="708" w:footer="708" w:gutter="0"/>
@@ -17320,6 +17325,7 @@
   <w:style w:type="character" w:default="1" w:styleId="Domylnaczcionkaakapitu">
     <w:name w:val="Default Paragraph Font"/>
     <w:uiPriority w:val="1"/>
+    <w:semiHidden/>
     <w:unhideWhenUsed/>
   </w:style>
   <w:style w:type="table" w:default="1" w:styleId="Standardowy">

--- a/ESI - sprawozdanie.docx
+++ b/ESI - sprawozdanie.docx
@@ -4,7 +4,7 @@
   <w:body>
     <w:p>
       <w:pPr>
-        <w:pStyle w:val="Tytu"/>
+        <w:pStyle w:val="Title"/>
         <w:jc w:val="both"/>
         <w:rPr>
           <w:rFonts w:asciiTheme="minorHAnsi" w:hAnsiTheme="minorHAnsi"/>
@@ -19,7 +19,7 @@
     </w:p>
     <w:p>
       <w:pPr>
-        <w:pStyle w:val="Nagwek1"/>
+        <w:pStyle w:val="Heading1"/>
         <w:numPr>
           <w:ilvl w:val="0"/>
           <w:numId w:val="3"/>
@@ -44,15 +44,40 @@
           <w:bCs/>
         </w:rPr>
       </w:pPr>
-      <w:proofErr w:type="spellStart"/>
       <w:r>
         <w:rPr>
           <w:b/>
           <w:bCs/>
         </w:rPr>
-        <w:t>Random</w:t>
-      </w:r>
-      <w:proofErr w:type="spellEnd"/>
+        <w:t>Random Forest (Losowy Las)</w:t>
+      </w:r>
+    </w:p>
+    <w:p>
+      <w:pPr>
+        <w:jc w:val="both"/>
+      </w:pPr>
+      <w:r>
+        <w:t xml:space="preserve">Metoda Random Forest opiera swoje działanie na zbiorze drzew decyzyjnych. Końcowy wynik bazuje na połączeniu wyników wielu niezależnych drzew, które uczą się na losowych fragmentach danych używając losowo dobranych cech (zmiennych objaśniających).  Z racji, iż każde drzewo podejmuję własne decyzje na koniec odbywa się głosowanie, inaczej mówiąc wynikiem końcowym jest wynik, na który zagłosowała większość drzew. </w:t>
+      </w:r>
+    </w:p>
+    <w:p>
+      <w:pPr>
+        <w:jc w:val="both"/>
+      </w:pPr>
+      <w:r>
+        <w:t xml:space="preserve">Badane parametry: </w:t>
+      </w:r>
+    </w:p>
+    <w:p>
+      <w:pPr>
+        <w:jc w:val="both"/>
+      </w:pPr>
+      <w:r>
+        <w:t xml:space="preserve">- </w:t>
+      </w:r>
+      <w:r>
+        <w:t>n_estimators</w:t>
+      </w:r>
       <w:r>
         <w:rPr>
           <w:b/>
@@ -60,21 +85,11 @@
         </w:rPr>
         <w:t xml:space="preserve"> </w:t>
       </w:r>
-      <w:proofErr w:type="spellStart"/>
-      <w:r>
-        <w:rPr>
-          <w:b/>
-          <w:bCs/>
-        </w:rPr>
-        <w:t>Forest</w:t>
-      </w:r>
-      <w:proofErr w:type="spellEnd"/>
-      <w:r>
-        <w:rPr>
-          <w:b/>
-          <w:bCs/>
-        </w:rPr>
-        <w:t xml:space="preserve"> (Losowy Las)</w:t>
+      <w:r>
+        <w:t>(liczba estymatorów) określa całkowitą liczbę drzew decyzyjnych, które zostaną utworzone przez algorytm. W przypadku Lasu Losowego będzie to fizyczna liczba drzew wchodzących w skład lasu</w:t>
+      </w:r>
+      <w:r>
+        <w:t xml:space="preserve"> </w:t>
       </w:r>
     </w:p>
     <w:p>
@@ -82,23 +97,20 @@
         <w:jc w:val="both"/>
       </w:pPr>
       <w:r>
-        <w:t xml:space="preserve">Metoda </w:t>
-      </w:r>
-      <w:proofErr w:type="spellStart"/>
-      <w:r>
-        <w:t>Random</w:t>
-      </w:r>
-      <w:proofErr w:type="spellEnd"/>
-      <w:r>
+        <w:t xml:space="preserve">- </w:t>
+      </w:r>
+      <w:r>
+        <w:t>max_depth</w:t>
+      </w:r>
+      <w:r>
+        <w:rPr>
+          <w:b/>
+          <w:bCs/>
+        </w:rPr>
         <w:t xml:space="preserve"> </w:t>
       </w:r>
-      <w:proofErr w:type="spellStart"/>
-      <w:r>
-        <w:t>Forest</w:t>
-      </w:r>
-      <w:proofErr w:type="spellEnd"/>
-      <w:r>
-        <w:t xml:space="preserve"> opiera swoje działanie na zbiorze drzew decyzyjnych. Końcowy wynik bazuje na połączeniu wyników wielu niezależnych drzew, które uczą się na losowych fragmentach danych używając losowo dobranych cech (zmiennych objaśniających).  Z racji, iż każde drzewo podejmuję własne decyzje na koniec odbywa się głosowanie, inaczej mówiąc wynikiem końcowym jest wynik, na który zagłosowała większość drzew. </w:t>
+      <w:r>
+        <w:t>(maksymalna głębokość) określa, jak bardzo może rozrosnąć się pojedyncze drzewo decyzyjne w modelu, wyznaczając jego maksymalną głębokość</w:t>
       </w:r>
     </w:p>
     <w:p>
@@ -106,7 +118,22 @@
         <w:jc w:val="both"/>
       </w:pPr>
       <w:r>
-        <w:t xml:space="preserve">Badane parametry: </w:t>
+        <w:t xml:space="preserve">- </w:t>
+      </w:r>
+      <w:r>
+        <w:t xml:space="preserve">min_samples_split (minimalna liczba obserwacji do podziału) określa, </w:t>
+      </w:r>
+      <w:r>
+        <w:t>minimalną liczbę</w:t>
+      </w:r>
+      <w:r>
+        <w:t xml:space="preserve"> próbek</w:t>
+      </w:r>
+      <w:r>
+        <w:t>, która</w:t>
+      </w:r>
+      <w:r>
+        <w:t xml:space="preserve"> musi znajdować się w danym węźle drzewa, aby algorytm mógł go podzielić na kolejne gałęzie. Wyższe wartości zapobiegają zbytniemu rozrostowi drzewa, chroniąc model przed przeuczeniem.</w:t>
       </w:r>
     </w:p>
     <w:p>
@@ -116,90 +143,8 @@
       <w:r>
         <w:t xml:space="preserve">- </w:t>
       </w:r>
-      <w:proofErr w:type="spellStart"/>
-      <w:r>
-        <w:t>n_estimators</w:t>
-      </w:r>
-      <w:proofErr w:type="spellEnd"/>
-      <w:r>
-        <w:rPr>
-          <w:b/>
-          <w:bCs/>
-        </w:rPr>
-        <w:t xml:space="preserve"> </w:t>
-      </w:r>
-      <w:r>
-        <w:t>(liczba estymatorów) określa całkowitą liczbę drzew decyzyjnych, które zostaną utworzone przez algorytm. W przypadku Lasu Losowego będzie to fizyczna liczba drzew wchodzących w skład lasu</w:t>
-      </w:r>
-      <w:r>
-        <w:t xml:space="preserve"> </w:t>
-      </w:r>
-    </w:p>
-    <w:p>
-      <w:pPr>
-        <w:jc w:val="both"/>
-      </w:pPr>
-      <w:r>
-        <w:t xml:space="preserve">- </w:t>
-      </w:r>
-      <w:proofErr w:type="spellStart"/>
-      <w:r>
-        <w:t>max_depth</w:t>
-      </w:r>
-      <w:proofErr w:type="spellEnd"/>
-      <w:r>
-        <w:rPr>
-          <w:b/>
-          <w:bCs/>
-        </w:rPr>
-        <w:t xml:space="preserve"> </w:t>
-      </w:r>
-      <w:r>
-        <w:t>(maksymalna głębokość) określa, jak bardzo może rozrosnąć się pojedyncze drzewo decyzyjne w modelu, wyznaczając jego maksymalną głębokość</w:t>
-      </w:r>
-    </w:p>
-    <w:p>
-      <w:pPr>
-        <w:jc w:val="both"/>
-      </w:pPr>
-      <w:r>
-        <w:t xml:space="preserve">- </w:t>
-      </w:r>
-      <w:proofErr w:type="spellStart"/>
-      <w:r>
-        <w:t>min_samples_split</w:t>
-      </w:r>
-      <w:proofErr w:type="spellEnd"/>
-      <w:r>
-        <w:t xml:space="preserve"> (minimalna liczba obserwacji do podziału) określa, </w:t>
-      </w:r>
-      <w:r>
-        <w:t>minimalną liczbę</w:t>
-      </w:r>
-      <w:r>
-        <w:t xml:space="preserve"> próbek</w:t>
-      </w:r>
-      <w:r>
-        <w:t>, która</w:t>
-      </w:r>
-      <w:r>
-        <w:t xml:space="preserve"> musi znajdować się w danym węźle drzewa, aby algorytm mógł go podzielić na kolejne gałęzie. Wyższe wartości zapobiegają zbytniemu rozrostowi drzewa, chroniąc model przed przeuczeniem.</w:t>
-      </w:r>
-    </w:p>
-    <w:p>
-      <w:pPr>
-        <w:jc w:val="both"/>
-      </w:pPr>
-      <w:r>
-        <w:t xml:space="preserve">- </w:t>
-      </w:r>
-      <w:proofErr w:type="spellStart"/>
-      <w:r>
-        <w:t>min_samples_leaf</w:t>
-      </w:r>
-      <w:proofErr w:type="spellEnd"/>
-      <w:r>
-        <w:t xml:space="preserve"> (minimalna liczba obserwacji w liściu) określa minimalną liczbę próbek, jakie muszą znaleźć się w końcowym węźle decyzyjnym (liściu). Zwiększenie tej wartości wygładza model i sprawia, że staje się on mniej podatny na specyficzny szum w danych.</w:t>
+      <w:r>
+        <w:t>min_samples_leaf (minimalna liczba obserwacji w liściu) określa minimalną liczbę próbek, jakie muszą znaleźć się w końcowym węźle decyzyjnym (liściu). Zwiększenie tej wartości wygładza model i sprawia, że staje się on mniej podatny na specyficzny szum w danych.</w:t>
       </w:r>
     </w:p>
     <w:p>
@@ -215,15 +160,7 @@
           <w:b/>
           <w:bCs/>
         </w:rPr>
-        <w:t xml:space="preserve">Gradient </w:t>
-      </w:r>
-      <w:proofErr w:type="spellStart"/>
-      <w:r>
-        <w:rPr>
-          <w:b/>
-          <w:bCs/>
-        </w:rPr>
-        <w:t>Boos</w:t>
+        <w:t>Gradient Boos</w:t>
       </w:r>
       <w:r>
         <w:rPr>
@@ -232,23 +169,17 @@
         </w:rPr>
         <w:t>ting</w:t>
       </w:r>
-      <w:proofErr w:type="spellEnd"/>
     </w:p>
     <w:p>
       <w:pPr>
         <w:jc w:val="both"/>
       </w:pPr>
       <w:r>
-        <w:t xml:space="preserve">Metoda Gradient </w:t>
-      </w:r>
-      <w:proofErr w:type="spellStart"/>
-      <w:r>
-        <w:t>Boost</w:t>
+        <w:t>Metoda Gradient Boost</w:t>
       </w:r>
       <w:r>
         <w:t>ing</w:t>
       </w:r>
-      <w:proofErr w:type="spellEnd"/>
       <w:r>
         <w:t xml:space="preserve"> również opiera swoje działanie na drzewach decyzyjnych, jednakże działa nieco inaczej. Drzewa tworzone są po kolei, a każde kolejne stara się poprawić błędy swojego poprzednika. Algorytm ten krok po kroku poprawia ogólną skuteczność predykcji, minimalizując błąd całego modelu.</w:t>
       </w:r>
@@ -268,11 +199,9 @@
       <w:r>
         <w:t xml:space="preserve">- </w:t>
       </w:r>
-      <w:proofErr w:type="spellStart"/>
       <w:r>
         <w:t>n_estimators</w:t>
       </w:r>
-      <w:proofErr w:type="spellEnd"/>
       <w:r>
         <w:rPr>
           <w:b/>
@@ -281,15 +210,7 @@
         <w:t xml:space="preserve"> </w:t>
       </w:r>
       <w:r>
-        <w:t xml:space="preserve">(liczba estymatorów) określa całkowitą liczbę drzew decyzyjnych, które zostaną utworzone przez algorytm. W przypadku Gradient </w:t>
-      </w:r>
-      <w:proofErr w:type="spellStart"/>
-      <w:r>
-        <w:t>Boostingu</w:t>
-      </w:r>
-      <w:proofErr w:type="spellEnd"/>
-      <w:r>
-        <w:t xml:space="preserve"> będzie to liczba tzw. "słabych modeli" (słaby model oznacza płytkie drzewo decyzyjne), które będą iteracyjnie trenowane jeden po drugim</w:t>
+        <w:t>(liczba estymatorów) określa całkowitą liczbę drzew decyzyjnych, które zostaną utworzone przez algorytm. W przypadku Gradient Boostingu będzie to liczba tzw. "słabych modeli" (słaby model oznacza płytkie drzewo decyzyjne), które będą iteracyjnie trenowane jeden po drugim</w:t>
       </w:r>
     </w:p>
     <w:p>
@@ -297,13 +218,8 @@
         <w:jc w:val="both"/>
       </w:pPr>
       <w:r>
-        <w:t xml:space="preserve">- </w:t>
-      </w:r>
-      <w:proofErr w:type="spellStart"/>
-      <w:r>
-        <w:t>learning_rate</w:t>
-      </w:r>
-      <w:proofErr w:type="spellEnd"/>
+        <w:t>- learning_rate</w:t>
+      </w:r>
       <w:r>
         <w:t xml:space="preserve"> (szybkość uczenia) </w:t>
       </w:r>
@@ -325,13 +241,8 @@
         <w:jc w:val="both"/>
       </w:pPr>
       <w:r>
-        <w:t xml:space="preserve">- </w:t>
-      </w:r>
-      <w:proofErr w:type="spellStart"/>
-      <w:r>
-        <w:t>subsample</w:t>
-      </w:r>
-      <w:proofErr w:type="spellEnd"/>
+        <w:t>- subsample</w:t>
+      </w:r>
       <w:r>
         <w:t xml:space="preserve"> określa </w:t>
       </w:r>
@@ -366,27 +277,14 @@
         </w:rPr>
         <w:t xml:space="preserve"> </w:t>
       </w:r>
-      <w:proofErr w:type="spellStart"/>
-      <w:r>
-        <w:t>max_depth</w:t>
-      </w:r>
-      <w:proofErr w:type="spellEnd"/>
-      <w:r>
-        <w:t xml:space="preserve"> (maksymalna głębokość drzewa): Podobnie jak w Lesie Losowym, parametr ten ogranicza to, jak bardzo może rozrosnąć się</w:t>
+      <w:r>
+        <w:t>max_depth (maksymalna głębokość drzewa): Podobnie jak w Lesie Losowym, parametr ten ogranicza to, jak bardzo może rozrosnąć się</w:t>
       </w:r>
       <w:r>
         <w:t xml:space="preserve"> </w:t>
       </w:r>
       <w:r>
-        <w:t xml:space="preserve">pojedyncze drzewo. Różnica polega na tym, że w Gradient </w:t>
-      </w:r>
-      <w:proofErr w:type="spellStart"/>
-      <w:r>
-        <w:t>Boostingu</w:t>
-      </w:r>
-      <w:proofErr w:type="spellEnd"/>
-      <w:r>
-        <w:t xml:space="preserve"> standardowo stosuje się bardzo płytkie drzewa (często o głębokości od 3 do 5, tzw. </w:t>
+        <w:t xml:space="preserve">pojedyncze drzewo. Różnica polega na tym, że w Gradient Boostingu standardowo stosuje się bardzo płytkie drzewa (często o głębokości od 3 do 5, tzw. </w:t>
       </w:r>
       <w:r>
         <w:t>Słabi uczniowie</w:t>
@@ -403,7 +301,7 @@
     </w:p>
     <w:p>
       <w:pPr>
-        <w:pStyle w:val="Nagwek1"/>
+        <w:pStyle w:val="Heading1"/>
         <w:numPr>
           <w:ilvl w:val="0"/>
           <w:numId w:val="5"/>
@@ -422,7 +320,7 @@
     </w:p>
     <w:p>
       <w:pPr>
-        <w:pStyle w:val="NormalnyWeb"/>
+        <w:pStyle w:val="NormalWeb"/>
         <w:rPr>
           <w:rFonts w:asciiTheme="minorHAnsi" w:hAnsiTheme="minorHAnsi"/>
           <w:sz w:val="22"/>
@@ -440,7 +338,7 @@
     </w:p>
     <w:p>
       <w:pPr>
-        <w:pStyle w:val="NormalnyWeb"/>
+        <w:pStyle w:val="NormalWeb"/>
         <w:rPr>
           <w:rFonts w:asciiTheme="minorHAnsi" w:hAnsiTheme="minorHAnsi"/>
         </w:rPr>
@@ -448,7 +346,7 @@
     </w:p>
     <w:p>
       <w:pPr>
-        <w:pStyle w:val="NormalnyWeb"/>
+        <w:pStyle w:val="NormalWeb"/>
         <w:rPr>
           <w:rFonts w:asciiTheme="minorHAnsi" w:hAnsiTheme="minorHAnsi"/>
         </w:rPr>
@@ -456,7 +354,7 @@
     </w:p>
     <w:p>
       <w:pPr>
-        <w:pStyle w:val="NormalnyWeb"/>
+        <w:pStyle w:val="NormalWeb"/>
         <w:rPr>
           <w:rFonts w:asciiTheme="minorHAnsi" w:hAnsiTheme="minorHAnsi"/>
         </w:rPr>
@@ -464,7 +362,7 @@
     </w:p>
     <w:p>
       <w:pPr>
-        <w:pStyle w:val="NormalnyWeb"/>
+        <w:pStyle w:val="NormalWeb"/>
         <w:rPr>
           <w:rFonts w:asciiTheme="minorHAnsi" w:hAnsiTheme="minorHAnsi"/>
         </w:rPr>
@@ -472,7 +370,7 @@
     </w:p>
     <w:p>
       <w:pPr>
-        <w:pStyle w:val="NormalnyWeb"/>
+        <w:pStyle w:val="NormalWeb"/>
         <w:rPr>
           <w:rFonts w:asciiTheme="minorHAnsi" w:hAnsiTheme="minorHAnsi"/>
         </w:rPr>
@@ -480,7 +378,7 @@
     </w:p>
     <w:p>
       <w:pPr>
-        <w:pStyle w:val="NormalnyWeb"/>
+        <w:pStyle w:val="NormalWeb"/>
         <w:rPr>
           <w:rFonts w:asciiTheme="minorHAnsi" w:hAnsiTheme="minorHAnsi"/>
         </w:rPr>
@@ -488,7 +386,7 @@
     </w:p>
     <w:p>
       <w:pPr>
-        <w:pStyle w:val="NormalnyWeb"/>
+        <w:pStyle w:val="NormalWeb"/>
         <w:rPr>
           <w:rFonts w:asciiTheme="minorHAnsi" w:hAnsiTheme="minorHAnsi"/>
         </w:rPr>
@@ -496,7 +394,7 @@
     </w:p>
     <w:p>
       <w:pPr>
-        <w:pStyle w:val="NormalnyWeb"/>
+        <w:pStyle w:val="NormalWeb"/>
         <w:rPr>
           <w:rFonts w:asciiTheme="minorHAnsi" w:hAnsiTheme="minorHAnsi"/>
         </w:rPr>
@@ -504,7 +402,7 @@
     </w:p>
     <w:p>
       <w:pPr>
-        <w:pStyle w:val="NormalnyWeb"/>
+        <w:pStyle w:val="NormalWeb"/>
         <w:rPr>
           <w:rFonts w:asciiTheme="minorHAnsi" w:hAnsiTheme="minorHAnsi"/>
         </w:rPr>
@@ -512,7 +410,7 @@
     </w:p>
     <w:p>
       <w:pPr>
-        <w:pStyle w:val="NormalnyWeb"/>
+        <w:pStyle w:val="NormalWeb"/>
         <w:rPr>
           <w:rFonts w:asciiTheme="minorHAnsi" w:hAnsiTheme="minorHAnsi"/>
         </w:rPr>
@@ -520,7 +418,7 @@
     </w:p>
     <w:p>
       <w:pPr>
-        <w:pStyle w:val="NormalnyWeb"/>
+        <w:pStyle w:val="NormalWeb"/>
         <w:rPr>
           <w:rFonts w:asciiTheme="minorHAnsi" w:hAnsiTheme="minorHAnsi"/>
         </w:rPr>
@@ -528,7 +426,7 @@
     </w:p>
     <w:p>
       <w:pPr>
-        <w:pStyle w:val="NormalnyWeb"/>
+        <w:pStyle w:val="NormalWeb"/>
         <w:rPr>
           <w:rFonts w:asciiTheme="minorHAnsi" w:hAnsiTheme="minorHAnsi"/>
         </w:rPr>
@@ -536,7 +434,7 @@
     </w:p>
     <w:p>
       <w:pPr>
-        <w:pStyle w:val="NormalnyWeb"/>
+        <w:pStyle w:val="NormalWeb"/>
         <w:rPr>
           <w:rFonts w:asciiTheme="minorHAnsi" w:hAnsiTheme="minorHAnsi"/>
         </w:rPr>
@@ -544,7 +442,7 @@
     </w:p>
     <w:p>
       <w:pPr>
-        <w:pStyle w:val="NormalnyWeb"/>
+        <w:pStyle w:val="NormalWeb"/>
         <w:rPr>
           <w:rFonts w:asciiTheme="minorHAnsi" w:hAnsiTheme="minorHAnsi"/>
         </w:rPr>
@@ -552,7 +450,7 @@
     </w:p>
     <w:p>
       <w:pPr>
-        <w:pStyle w:val="NormalnyWeb"/>
+        <w:pStyle w:val="NormalWeb"/>
         <w:rPr>
           <w:rFonts w:asciiTheme="minorHAnsi" w:hAnsiTheme="minorHAnsi"/>
         </w:rPr>
@@ -560,7 +458,7 @@
     </w:p>
     <w:p>
       <w:pPr>
-        <w:pStyle w:val="NormalnyWeb"/>
+        <w:pStyle w:val="NormalWeb"/>
         <w:rPr>
           <w:rFonts w:asciiTheme="minorHAnsi" w:hAnsiTheme="minorHAnsi"/>
         </w:rPr>
@@ -568,7 +466,7 @@
     </w:p>
     <w:p>
       <w:pPr>
-        <w:pStyle w:val="Nagwek1"/>
+        <w:pStyle w:val="Heading1"/>
         <w:numPr>
           <w:ilvl w:val="0"/>
           <w:numId w:val="5"/>
@@ -588,22 +486,12 @@
     </w:p>
     <w:p>
       <w:pPr>
-        <w:pStyle w:val="Podtytu"/>
+        <w:pStyle w:val="Subtitle"/>
         <w:jc w:val="both"/>
       </w:pPr>
-      <w:proofErr w:type="spellStart"/>
-      <w:r>
-        <w:t>Random</w:t>
-      </w:r>
-      <w:proofErr w:type="spellEnd"/>
-      <w:r>
-        <w:t xml:space="preserve"> </w:t>
-      </w:r>
-      <w:proofErr w:type="spellStart"/>
-      <w:r>
-        <w:t>Forest</w:t>
-      </w:r>
-      <w:proofErr w:type="spellEnd"/>
+      <w:r>
+        <w:t>Random Forest</w:t>
+      </w:r>
     </w:p>
     <w:tbl>
       <w:tblPr>
@@ -652,7 +540,6 @@
                 <w14:ligatures w14:val="none"/>
               </w:rPr>
             </w:pPr>
-            <w:proofErr w:type="spellStart"/>
             <w:r>
               <w:rPr>
                 <w:rFonts w:eastAsia="Times New Roman" w:cs="Times New Roman"/>
@@ -664,7 +551,6 @@
               </w:rPr>
               <w:t>n_estimators</w:t>
             </w:r>
-            <w:proofErr w:type="spellEnd"/>
           </w:p>
         </w:tc>
         <w:tc>
@@ -694,7 +580,6 @@
                 <w14:ligatures w14:val="none"/>
               </w:rPr>
             </w:pPr>
-            <w:proofErr w:type="spellStart"/>
             <w:r>
               <w:rPr>
                 <w:rFonts w:eastAsia="Times New Roman" w:cs="Times New Roman"/>
@@ -706,7 +591,6 @@
               </w:rPr>
               <w:t>max_depth</w:t>
             </w:r>
-            <w:proofErr w:type="spellEnd"/>
           </w:p>
         </w:tc>
         <w:tc>
@@ -736,7 +620,6 @@
                 <w14:ligatures w14:val="none"/>
               </w:rPr>
             </w:pPr>
-            <w:proofErr w:type="spellStart"/>
             <w:r>
               <w:rPr>
                 <w:rFonts w:eastAsia="Times New Roman" w:cs="Times New Roman"/>
@@ -748,7 +631,6 @@
               </w:rPr>
               <w:t>min_samples_split</w:t>
             </w:r>
-            <w:proofErr w:type="spellEnd"/>
           </w:p>
         </w:tc>
         <w:tc>
@@ -778,7 +660,6 @@
                 <w14:ligatures w14:val="none"/>
               </w:rPr>
             </w:pPr>
-            <w:proofErr w:type="spellStart"/>
             <w:r>
               <w:rPr>
                 <w:rFonts w:eastAsia="Times New Roman" w:cs="Times New Roman"/>
@@ -790,7 +671,6 @@
               </w:rPr>
               <w:t>min_samples_leaf</w:t>
             </w:r>
-            <w:proofErr w:type="spellEnd"/>
           </w:p>
         </w:tc>
         <w:tc>
@@ -820,8 +700,6 @@
                 <w14:ligatures w14:val="none"/>
               </w:rPr>
             </w:pPr>
-            <w:proofErr w:type="spellStart"/>
-            <w:proofErr w:type="gramStart"/>
             <w:r>
               <w:rPr>
                 <w:rFonts w:eastAsia="Times New Roman" w:cs="Times New Roman"/>
@@ -831,31 +709,7 @@
                 <w:lang w:eastAsia="pl-PL"/>
                 <w14:ligatures w14:val="none"/>
               </w:rPr>
-              <w:t>accuracy</w:t>
-            </w:r>
-            <w:proofErr w:type="spellEnd"/>
-            <w:r>
-              <w:rPr>
-                <w:rFonts w:eastAsia="Times New Roman" w:cs="Times New Roman"/>
-                <w:b/>
-                <w:bCs/>
-                <w:color w:val="FFFFFF"/>
-                <w:lang w:eastAsia="pl-PL"/>
-                <w14:ligatures w14:val="none"/>
-              </w:rPr>
-              <w:t>[</w:t>
-            </w:r>
-            <w:proofErr w:type="gramEnd"/>
-            <w:r>
-              <w:rPr>
-                <w:rFonts w:eastAsia="Times New Roman" w:cs="Times New Roman"/>
-                <w:b/>
-                <w:bCs/>
-                <w:color w:val="FFFFFF"/>
-                <w:lang w:eastAsia="pl-PL"/>
-                <w14:ligatures w14:val="none"/>
-              </w:rPr>
-              <w:t>%]</w:t>
+              <w:t>accuracy[%]</w:t>
             </w:r>
           </w:p>
         </w:tc>
@@ -2203,7 +2057,6 @@
                 <w14:ligatures w14:val="none"/>
               </w:rPr>
             </w:pPr>
-            <w:proofErr w:type="spellStart"/>
             <w:r>
               <w:rPr>
                 <w:rFonts w:eastAsia="Times New Roman" w:cs="Times New Roman"/>
@@ -2213,7 +2066,6 @@
               </w:rPr>
               <w:t>None</w:t>
             </w:r>
-            <w:proofErr w:type="spellEnd"/>
           </w:p>
         </w:tc>
         <w:tc>
@@ -2387,7 +2239,6 @@
                 <w14:ligatures w14:val="none"/>
               </w:rPr>
             </w:pPr>
-            <w:proofErr w:type="spellStart"/>
             <w:r>
               <w:rPr>
                 <w:rFonts w:eastAsia="Times New Roman" w:cs="Times New Roman"/>
@@ -2397,7 +2248,6 @@
               </w:rPr>
               <w:t>None</w:t>
             </w:r>
-            <w:proofErr w:type="spellEnd"/>
           </w:p>
         </w:tc>
         <w:tc>
@@ -2572,7 +2422,6 @@
                 <w14:ligatures w14:val="none"/>
               </w:rPr>
             </w:pPr>
-            <w:proofErr w:type="spellStart"/>
             <w:r>
               <w:rPr>
                 <w:rFonts w:eastAsia="Times New Roman" w:cs="Times New Roman"/>
@@ -2582,7 +2431,6 @@
               </w:rPr>
               <w:t>None</w:t>
             </w:r>
-            <w:proofErr w:type="spellEnd"/>
           </w:p>
         </w:tc>
         <w:tc>
@@ -2756,7 +2604,6 @@
                 <w14:ligatures w14:val="none"/>
               </w:rPr>
             </w:pPr>
-            <w:proofErr w:type="spellStart"/>
             <w:r>
               <w:rPr>
                 <w:rFonts w:eastAsia="Times New Roman" w:cs="Times New Roman"/>
@@ -2766,7 +2613,6 @@
               </w:rPr>
               <w:t>None</w:t>
             </w:r>
-            <w:proofErr w:type="spellEnd"/>
           </w:p>
         </w:tc>
         <w:tc>
@@ -2941,7 +2787,6 @@
                 <w14:ligatures w14:val="none"/>
               </w:rPr>
             </w:pPr>
-            <w:proofErr w:type="spellStart"/>
             <w:r>
               <w:rPr>
                 <w:rFonts w:eastAsia="Times New Roman" w:cs="Times New Roman"/>
@@ -2951,7 +2796,6 @@
               </w:rPr>
               <w:t>None</w:t>
             </w:r>
-            <w:proofErr w:type="spellEnd"/>
           </w:p>
         </w:tc>
         <w:tc>
@@ -3125,7 +2969,6 @@
                 <w14:ligatures w14:val="none"/>
               </w:rPr>
             </w:pPr>
-            <w:proofErr w:type="spellStart"/>
             <w:r>
               <w:rPr>
                 <w:rFonts w:eastAsia="Times New Roman" w:cs="Times New Roman"/>
@@ -3135,7 +2978,6 @@
               </w:rPr>
               <w:t>None</w:t>
             </w:r>
-            <w:proofErr w:type="spellEnd"/>
           </w:p>
         </w:tc>
         <w:tc>
@@ -3310,7 +3152,6 @@
                 <w14:ligatures w14:val="none"/>
               </w:rPr>
             </w:pPr>
-            <w:proofErr w:type="spellStart"/>
             <w:r>
               <w:rPr>
                 <w:rFonts w:eastAsia="Times New Roman" w:cs="Times New Roman"/>
@@ -3320,7 +3161,6 @@
               </w:rPr>
               <w:t>None</w:t>
             </w:r>
-            <w:proofErr w:type="spellEnd"/>
           </w:p>
         </w:tc>
         <w:tc>
@@ -3494,7 +3334,6 @@
                 <w14:ligatures w14:val="none"/>
               </w:rPr>
             </w:pPr>
-            <w:proofErr w:type="spellStart"/>
             <w:r>
               <w:rPr>
                 <w:rFonts w:eastAsia="Times New Roman" w:cs="Times New Roman"/>
@@ -3504,7 +3343,6 @@
               </w:rPr>
               <w:t>None</w:t>
             </w:r>
-            <w:proofErr w:type="spellEnd"/>
           </w:p>
         </w:tc>
         <w:tc>
@@ -3679,7 +3517,6 @@
                 <w14:ligatures w14:val="none"/>
               </w:rPr>
             </w:pPr>
-            <w:proofErr w:type="spellStart"/>
             <w:r>
               <w:rPr>
                 <w:rFonts w:eastAsia="Times New Roman" w:cs="Times New Roman"/>
@@ -3689,7 +3526,6 @@
               </w:rPr>
               <w:t>None</w:t>
             </w:r>
-            <w:proofErr w:type="spellEnd"/>
           </w:p>
         </w:tc>
         <w:tc>
@@ -3802,54 +3638,18 @@
     <w:p/>
     <w:p>
       <w:r>
-        <w:t xml:space="preserve">Największy skok skuteczności zanotowano przy zwiększeniu liczby drzew z 5 do 50 (wzrost z 95,52% do 96,35%). Dalsze rozszerzanie lasu do 100 drzew przyniosło już tylko symboliczną poprawę (+0,02 </w:t>
-      </w:r>
-      <w:proofErr w:type="spellStart"/>
-      <w:r>
-        <w:t>p.p</w:t>
-      </w:r>
-      <w:proofErr w:type="spellEnd"/>
-      <w:r>
-        <w:t xml:space="preserve">.), co wskazuje na nasycenie się modelu – dodawanie kolejnych </w:t>
+        <w:t xml:space="preserve">Największy skok skuteczności zanotowano przy zwiększeniu liczby drzew z 5 do 50 (wzrost z 95,52% do 96,35%). Dalsze rozszerzanie lasu do 100 drzew przyniosło już tylko symboliczną poprawę (+0,02 p.p.), co wskazuje na nasycenie się modelu – dodawanie kolejnych </w:t>
       </w:r>
       <w:r>
         <w:t>drzew</w:t>
       </w:r>
       <w:r>
-        <w:t xml:space="preserve"> zwiększa jedynie czas obliczeń</w:t>
-      </w:r>
-      <w:r>
-        <w:t xml:space="preserve"> w zamian za nieistotną poprawę dokładności</w:t>
-      </w:r>
-      <w:r>
-        <w:t>.</w:t>
+        <w:t xml:space="preserve"> zwiększa jedynie czas obliczeń w zamian za nieistotną poprawę dokładności.</w:t>
       </w:r>
     </w:p>
     <w:p>
       <w:r>
-        <w:t>S</w:t>
-      </w:r>
-      <w:r>
-        <w:t>płycanie drzew (do poziomu 3 lub 5) drastycznie obniżyło dokładność (spadek do 88,65%), powodując silne niedouczenie modelu (</w:t>
-      </w:r>
-      <w:proofErr w:type="spellStart"/>
-      <w:r>
-        <w:t>underfitting</w:t>
-      </w:r>
-      <w:proofErr w:type="spellEnd"/>
-      <w:r>
-        <w:t>). Najlepsze rezultaty (96,37%) algorytm osiągnął bez żadnych ograniczeń głębokości (</w:t>
-      </w:r>
-      <w:proofErr w:type="spellStart"/>
-      <w:r>
-        <w:t>None</w:t>
-      </w:r>
-      <w:proofErr w:type="spellEnd"/>
-      <w:r>
-        <w:t>)</w:t>
-      </w:r>
-      <w:r>
-        <w:t>.</w:t>
+        <w:t>Spłycanie drzew (do poziomu 3 lub 5) drastycznie obniżyło dokładność (spadek do 88,65%), powodując silne niedouczenie modelu (underfitting). Najlepsze rezultaty (96,37%) algorytm osiągnął bez żadnych ograniczeń głębokości (None).</w:t>
       </w:r>
     </w:p>
     <w:p>
@@ -3862,70 +3662,38 @@
     </w:p>
     <w:p>
       <w:r>
-        <w:t>Optymalny okazał się model złożony ze 100 drzew o domyślnych parametrach (</w:t>
-      </w:r>
-      <w:proofErr w:type="spellStart"/>
-      <w:r>
-        <w:t>max_depth</w:t>
-      </w:r>
-      <w:proofErr w:type="spellEnd"/>
-      <w:r>
-        <w:t>=</w:t>
-      </w:r>
-      <w:proofErr w:type="spellStart"/>
-      <w:r>
-        <w:t>None</w:t>
-      </w:r>
-      <w:proofErr w:type="spellEnd"/>
-      <w:r>
-        <w:t xml:space="preserve">, </w:t>
-      </w:r>
-      <w:proofErr w:type="spellStart"/>
-      <w:r>
-        <w:t>min_samples_split</w:t>
-      </w:r>
-      <w:proofErr w:type="spellEnd"/>
-      <w:r>
-        <w:t xml:space="preserve">=2, </w:t>
-      </w:r>
-      <w:proofErr w:type="spellStart"/>
-      <w:r>
-        <w:t>min_samples_leaf</w:t>
-      </w:r>
-      <w:proofErr w:type="spellEnd"/>
-      <w:r>
-        <w:t>=1)</w:t>
+        <w:t>Optymalny okazał się model złożony ze 100 drzew o domyślnych parametrach (max_depth=None, min_samples_split=2, min_samples_leaf=1)</w:t>
       </w:r>
     </w:p>
     <w:p/>
     <w:p>
       <w:pPr>
-        <w:pStyle w:val="Podtytu"/>
+        <w:pStyle w:val="Subtitle"/>
       </w:pPr>
     </w:p>
     <w:p>
       <w:pPr>
-        <w:pStyle w:val="Podtytu"/>
+        <w:pStyle w:val="Subtitle"/>
       </w:pPr>
     </w:p>
     <w:p>
       <w:pPr>
-        <w:pStyle w:val="Podtytu"/>
+        <w:pStyle w:val="Subtitle"/>
       </w:pPr>
     </w:p>
     <w:p>
       <w:pPr>
-        <w:pStyle w:val="Podtytu"/>
+        <w:pStyle w:val="Subtitle"/>
       </w:pPr>
     </w:p>
     <w:p>
       <w:pPr>
-        <w:pStyle w:val="Podtytu"/>
+        <w:pStyle w:val="Subtitle"/>
       </w:pPr>
     </w:p>
     <w:p>
       <w:pPr>
-        <w:pStyle w:val="Podtytu"/>
+        <w:pStyle w:val="Subtitle"/>
       </w:pPr>
       <w:r>
         <w:lastRenderedPageBreak/>
@@ -3979,7 +3747,6 @@
                 <w14:ligatures w14:val="none"/>
               </w:rPr>
             </w:pPr>
-            <w:proofErr w:type="spellStart"/>
             <w:r>
               <w:rPr>
                 <w:rFonts w:eastAsia="Times New Roman" w:cs="Times New Roman"/>
@@ -3991,7 +3758,6 @@
               </w:rPr>
               <w:t>n_estimators</w:t>
             </w:r>
-            <w:proofErr w:type="spellEnd"/>
           </w:p>
         </w:tc>
         <w:tc>
@@ -4021,7 +3787,6 @@
                 <w14:ligatures w14:val="none"/>
               </w:rPr>
             </w:pPr>
-            <w:proofErr w:type="spellStart"/>
             <w:r>
               <w:rPr>
                 <w:rFonts w:eastAsia="Times New Roman" w:cs="Times New Roman"/>
@@ -4033,7 +3798,6 @@
               </w:rPr>
               <w:t>max_depth</w:t>
             </w:r>
-            <w:proofErr w:type="spellEnd"/>
           </w:p>
         </w:tc>
         <w:tc>
@@ -4063,7 +3827,6 @@
                 <w14:ligatures w14:val="none"/>
               </w:rPr>
             </w:pPr>
-            <w:proofErr w:type="spellStart"/>
             <w:r>
               <w:rPr>
                 <w:rFonts w:eastAsia="Times New Roman" w:cs="Times New Roman"/>
@@ -4075,7 +3838,6 @@
               </w:rPr>
               <w:t>learning_rate</w:t>
             </w:r>
-            <w:proofErr w:type="spellEnd"/>
           </w:p>
         </w:tc>
         <w:tc>
@@ -4105,7 +3867,6 @@
                 <w14:ligatures w14:val="none"/>
               </w:rPr>
             </w:pPr>
-            <w:proofErr w:type="spellStart"/>
             <w:r>
               <w:rPr>
                 <w:rFonts w:eastAsia="Times New Roman" w:cs="Times New Roman"/>
@@ -4117,7 +3878,6 @@
               </w:rPr>
               <w:t>subsample</w:t>
             </w:r>
-            <w:proofErr w:type="spellEnd"/>
           </w:p>
         </w:tc>
         <w:tc>
@@ -4147,8 +3907,6 @@
                 <w14:ligatures w14:val="none"/>
               </w:rPr>
             </w:pPr>
-            <w:proofErr w:type="spellStart"/>
-            <w:proofErr w:type="gramStart"/>
             <w:r>
               <w:rPr>
                 <w:rFonts w:eastAsia="Times New Roman" w:cs="Times New Roman"/>
@@ -4158,31 +3916,7 @@
                 <w:lang w:eastAsia="pl-PL"/>
                 <w14:ligatures w14:val="none"/>
               </w:rPr>
-              <w:t>accuracy</w:t>
-            </w:r>
-            <w:proofErr w:type="spellEnd"/>
-            <w:r>
-              <w:rPr>
-                <w:rFonts w:eastAsia="Times New Roman" w:cs="Times New Roman"/>
-                <w:b/>
-                <w:bCs/>
-                <w:color w:val="FFFFFF"/>
-                <w:lang w:eastAsia="pl-PL"/>
-                <w14:ligatures w14:val="none"/>
-              </w:rPr>
-              <w:t>[</w:t>
-            </w:r>
-            <w:proofErr w:type="gramEnd"/>
-            <w:r>
-              <w:rPr>
-                <w:rFonts w:eastAsia="Times New Roman" w:cs="Times New Roman"/>
-                <w:b/>
-                <w:bCs/>
-                <w:color w:val="FFFFFF"/>
-                <w:lang w:eastAsia="pl-PL"/>
-                <w14:ligatures w14:val="none"/>
-              </w:rPr>
-              <w:t>%]</w:t>
+              <w:t>accuracy[%]</w:t>
             </w:r>
           </w:p>
         </w:tc>
@@ -7145,15 +6879,7 @@
         <w:jc w:val="both"/>
       </w:pPr>
       <w:r>
-        <w:t xml:space="preserve">Parametr </w:t>
-      </w:r>
-      <w:proofErr w:type="spellStart"/>
-      <w:r>
-        <w:t>learning_rate</w:t>
-      </w:r>
-      <w:proofErr w:type="spellEnd"/>
-      <w:r>
-        <w:t xml:space="preserve"> miał ogromny wpływ na model. Domyślna wartość 0,1 dała najlepszy rezultat. Ustawienie zbyt niskiego tempa (0,001) sprawiło, że algorytm uczył się za wolno i przy 100 drzewach osiągnął zaledwie 56,11%. Zbyt szybkie uczenie (1,0) wprowadziło chaos i lekko obniżyło wynik.</w:t>
+        <w:t>Parametr learning_rate miał ogromny wpływ na model. Domyślna wartość 0,1 dała najlepszy rezultat. Ustawienie zbyt niskiego tempa (0,001) sprawiło, że algorytm uczył się za wolno i przy 100 drzewach osiągnął zaledwie 56,11%. Zbyt szybkie uczenie (1,0) wprowadziło chaos i lekko obniżyło wynik.</w:t>
       </w:r>
     </w:p>
     <w:p>
@@ -7161,18 +6887,7 @@
         <w:jc w:val="both"/>
       </w:pPr>
       <w:r>
-        <w:t>Wprowadzenie delikatnej losowości bardzo pomogło modelowi. Kiedy każde drzewo uczyło się na losowych 90% danych treningowych (</w:t>
-      </w:r>
-      <w:proofErr w:type="spellStart"/>
-      <w:r>
-        <w:t>subsample</w:t>
-      </w:r>
-      <w:proofErr w:type="spellEnd"/>
-      <w:r>
-        <w:t xml:space="preserve"> = 0.9), a nie na całej puli, udało się osiągnąć najlepszy wynik</w:t>
-      </w:r>
-      <w:r>
-        <w:t xml:space="preserve">: </w:t>
+        <w:t xml:space="preserve">Wprowadzenie delikatnej losowości bardzo pomogło modelowi. Kiedy każde drzewo uczyło się na losowych 90% danych treningowych (subsample = 0.9), a nie na całej puli, udało się osiągnąć najlepszy wynik: </w:t>
       </w:r>
       <w:r>
         <w:rPr>
@@ -7190,15 +6905,7 @@
         <w:jc w:val="both"/>
       </w:pPr>
       <w:r>
-        <w:t xml:space="preserve">Gradient </w:t>
-      </w:r>
-      <w:proofErr w:type="spellStart"/>
-      <w:r>
-        <w:t>Boosting</w:t>
-      </w:r>
-      <w:proofErr w:type="spellEnd"/>
-      <w:r>
-        <w:t xml:space="preserve"> uzyskał nieco wyższą skuteczność niż badany wcześniej Las Losowy (96,43% w porównaniu do 96,37%), ale okazał się dużo bardziej wrażliwy na dobór parametrów. Najlepszy model to ten składający się ze 100 drzew o głębokości 10, z szybkością uczenia 0,1, trenowany na 90% danych.</w:t>
+        <w:t>Gradient Boosting uzyskał nieco wyższą skuteczność niż badany wcześniej Las Losowy (96,43% w porównaniu do 96,37%), ale okazał się dużo bardziej wrażliwy na dobór parametrów. Najlepszy model to ten składający się ze 100 drzew o głębokości 10, z szybkością uczenia 0,1, trenowany na 90% danych.</w:t>
       </w:r>
     </w:p>
     <w:p>
@@ -7208,7 +6915,7 @@
     </w:p>
     <w:p>
       <w:pPr>
-        <w:pStyle w:val="Nagwek1"/>
+        <w:pStyle w:val="Heading1"/>
         <w:numPr>
           <w:ilvl w:val="0"/>
           <w:numId w:val="5"/>
@@ -7227,21 +6934,11 @@
     </w:p>
     <w:p>
       <w:pPr>
-        <w:pStyle w:val="Podtytu"/>
+        <w:pStyle w:val="Subtitle"/>
       </w:pPr>
-      <w:proofErr w:type="spellStart"/>
-      <w:r>
-        <w:t>Random</w:t>
-      </w:r>
-      <w:proofErr w:type="spellEnd"/>
-      <w:r>
-        <w:t xml:space="preserve"> </w:t>
-      </w:r>
-      <w:proofErr w:type="spellStart"/>
-      <w:r>
-        <w:t>Forest</w:t>
-      </w:r>
-      <w:proofErr w:type="spellEnd"/>
+      <w:r>
+        <w:t>Random Forest</w:t>
+      </w:r>
     </w:p>
     <w:tbl>
       <w:tblPr>
@@ -7292,7 +6989,6 @@
                 <w14:ligatures w14:val="none"/>
               </w:rPr>
             </w:pPr>
-            <w:proofErr w:type="spellStart"/>
             <w:r>
               <w:rPr>
                 <w:rFonts w:eastAsia="Times New Roman" w:cs="Times New Roman"/>
@@ -7304,7 +7000,6 @@
               </w:rPr>
               <w:t>n_estimators</w:t>
             </w:r>
-            <w:proofErr w:type="spellEnd"/>
           </w:p>
         </w:tc>
         <w:tc>
@@ -7334,7 +7029,6 @@
                 <w14:ligatures w14:val="none"/>
               </w:rPr>
             </w:pPr>
-            <w:proofErr w:type="spellStart"/>
             <w:r>
               <w:rPr>
                 <w:rFonts w:eastAsia="Times New Roman" w:cs="Times New Roman"/>
@@ -7346,7 +7040,6 @@
               </w:rPr>
               <w:t>max_depth</w:t>
             </w:r>
-            <w:proofErr w:type="spellEnd"/>
           </w:p>
         </w:tc>
         <w:tc>
@@ -7376,7 +7069,6 @@
                 <w14:ligatures w14:val="none"/>
               </w:rPr>
             </w:pPr>
-            <w:proofErr w:type="spellStart"/>
             <w:r>
               <w:rPr>
                 <w:rFonts w:eastAsia="Times New Roman" w:cs="Times New Roman"/>
@@ -7388,7 +7080,6 @@
               </w:rPr>
               <w:t>min_samples_split</w:t>
             </w:r>
-            <w:proofErr w:type="spellEnd"/>
           </w:p>
         </w:tc>
         <w:tc>
@@ -7418,7 +7109,6 @@
                 <w14:ligatures w14:val="none"/>
               </w:rPr>
             </w:pPr>
-            <w:proofErr w:type="spellStart"/>
             <w:r>
               <w:rPr>
                 <w:rFonts w:eastAsia="Times New Roman" w:cs="Times New Roman"/>
@@ -7430,7 +7120,6 @@
               </w:rPr>
               <w:t>min_samples_leaf</w:t>
             </w:r>
-            <w:proofErr w:type="spellEnd"/>
           </w:p>
         </w:tc>
         <w:tc>
@@ -7460,7 +7149,6 @@
                 <w14:ligatures w14:val="none"/>
               </w:rPr>
             </w:pPr>
-            <w:proofErr w:type="spellStart"/>
             <w:r>
               <w:rPr>
                 <w:rFonts w:eastAsia="Times New Roman" w:cs="Times New Roman"/>
@@ -7472,7 +7160,6 @@
               </w:rPr>
               <w:t>mae</w:t>
             </w:r>
-            <w:proofErr w:type="spellEnd"/>
           </w:p>
         </w:tc>
         <w:tc>
@@ -7502,7 +7189,6 @@
                 <w14:ligatures w14:val="none"/>
               </w:rPr>
             </w:pPr>
-            <w:proofErr w:type="spellStart"/>
             <w:r>
               <w:rPr>
                 <w:rFonts w:eastAsia="Times New Roman" w:cs="Times New Roman"/>
@@ -7514,7 +7200,6 @@
               </w:rPr>
               <w:t>rmse</w:t>
             </w:r>
-            <w:proofErr w:type="spellEnd"/>
           </w:p>
         </w:tc>
         <w:tc>
@@ -7544,8 +7229,6 @@
                 <w14:ligatures w14:val="none"/>
               </w:rPr>
             </w:pPr>
-            <w:proofErr w:type="spellStart"/>
-            <w:proofErr w:type="gramStart"/>
             <w:r>
               <w:rPr>
                 <w:rFonts w:eastAsia="Times New Roman" w:cs="Times New Roman"/>
@@ -7555,31 +7238,7 @@
                 <w:lang w:eastAsia="pl-PL"/>
                 <w14:ligatures w14:val="none"/>
               </w:rPr>
-              <w:t>mape</w:t>
-            </w:r>
-            <w:proofErr w:type="spellEnd"/>
-            <w:r>
-              <w:rPr>
-                <w:rFonts w:eastAsia="Times New Roman" w:cs="Times New Roman"/>
-                <w:b/>
-                <w:bCs/>
-                <w:color w:val="FFFFFF"/>
-                <w:lang w:eastAsia="pl-PL"/>
-                <w14:ligatures w14:val="none"/>
-              </w:rPr>
-              <w:t>[</w:t>
-            </w:r>
-            <w:proofErr w:type="gramEnd"/>
-            <w:r>
-              <w:rPr>
-                <w:rFonts w:eastAsia="Times New Roman" w:cs="Times New Roman"/>
-                <w:b/>
-                <w:bCs/>
-                <w:color w:val="FFFFFF"/>
-                <w:lang w:eastAsia="pl-PL"/>
-                <w14:ligatures w14:val="none"/>
-              </w:rPr>
-              <w:t>%]</w:t>
+              <w:t>mape[%]</w:t>
             </w:r>
           </w:p>
         </w:tc>
@@ -9425,7 +9084,6 @@
                 <w14:ligatures w14:val="none"/>
               </w:rPr>
             </w:pPr>
-            <w:proofErr w:type="spellStart"/>
             <w:r>
               <w:rPr>
                 <w:rFonts w:eastAsia="Times New Roman" w:cs="Times New Roman"/>
@@ -9435,7 +9093,6 @@
               </w:rPr>
               <w:t>None</w:t>
             </w:r>
-            <w:proofErr w:type="spellEnd"/>
           </w:p>
         </w:tc>
         <w:tc>
@@ -11657,23 +11314,7 @@
     </w:p>
     <w:p>
       <w:r>
-        <w:t>W przeciwieństwie do klasyfikacji, w przewidywaniu cen akcji najlepiej sprawdziły się bardzo płytkie drzewa. Ograniczenie głębokości do zaledwie 3 dało najmniejszy błąd (MAPE = 1,63%). Pozwolenie drzewom na większy rozrost (</w:t>
-      </w:r>
-      <w:proofErr w:type="spellStart"/>
-      <w:r>
-        <w:t>max_depth</w:t>
-      </w:r>
-      <w:proofErr w:type="spellEnd"/>
-      <w:r>
-        <w:t xml:space="preserve"> = 10 lub </w:t>
-      </w:r>
-      <w:proofErr w:type="spellStart"/>
-      <w:r>
-        <w:t>None</w:t>
-      </w:r>
-      <w:proofErr w:type="spellEnd"/>
-      <w:r>
-        <w:t>) pogarszało prognozy. Wynika to z faktu, że dane giełdowe są pełne szumu, a głębokie drzewa za bardzo uczyły się go na pamięć</w:t>
+        <w:t>W przeciwieństwie do klasyfikacji, w przewidywaniu cen akcji najlepiej sprawdziły się bardzo płytkie drzewa. Ograniczenie głębokości do zaledwie 3 dało najmniejszy błąd (MAPE = 1,63%). Pozwolenie drzewom na większy rozrost (max_depth = 10 lub None) pogarszało prognozy. Wynika to z faktu, że dane giełdowe są pełne szumu, a głębokie drzewa za bardzo uczyły się go na pamięć</w:t>
       </w:r>
       <w:r>
         <w:t>.</w:t>
@@ -11681,23 +11322,7 @@
     </w:p>
     <w:p>
       <w:r>
-        <w:t>Zwiększanie liczby próbek potrzebnych do podziału węzła (</w:t>
-      </w:r>
-      <w:proofErr w:type="spellStart"/>
-      <w:r>
-        <w:t>min_samples_split</w:t>
-      </w:r>
-      <w:proofErr w:type="spellEnd"/>
-      <w:r>
-        <w:t xml:space="preserve">) powyżej 2 przynosiło same straty, wyraźnie zwiększając błędy. Jednak na samym końcu bardzo opłaciło się delikatnie wygładzić model parametrem </w:t>
-      </w:r>
-      <w:proofErr w:type="spellStart"/>
-      <w:r>
-        <w:t>min_samples_leaf</w:t>
-      </w:r>
-      <w:proofErr w:type="spellEnd"/>
-      <w:r>
-        <w:t xml:space="preserve">. Ustawienie go na wartość 2 pozwoliło osiągnąć najlepszy wynik w </w:t>
+        <w:t xml:space="preserve">Zwiększanie liczby próbek potrzebnych do podziału węzła (min_samples_split) powyżej 2 przynosiło same straty, wyraźnie zwiększając błędy. Jednak na samym końcu bardzo opłaciło się delikatnie wygładzić model parametrem min_samples_leaf. Ustawienie go na wartość 2 pozwoliło osiągnąć najlepszy wynik w </w:t>
       </w:r>
       <w:r>
         <w:t>zbiorze</w:t>
@@ -11708,23 +11333,7 @@
     </w:p>
     <w:p>
       <w:r>
-        <w:t>Najlepsze wyniki osiągnął Las Losowy złożony z 50 płytkich drzew (głębokość 3), z minimalnym wygładzeniem w liściach (</w:t>
-      </w:r>
-      <w:proofErr w:type="spellStart"/>
-      <w:r>
-        <w:t>min_samples_leaf</w:t>
-      </w:r>
-      <w:proofErr w:type="spellEnd"/>
-      <w:r>
-        <w:t xml:space="preserve"> = 2, </w:t>
-      </w:r>
-      <w:proofErr w:type="spellStart"/>
-      <w:r>
-        <w:t>min_samples_split</w:t>
-      </w:r>
-      <w:proofErr w:type="spellEnd"/>
-      <w:r>
-        <w:t xml:space="preserve"> = 2). Taka struktura uchroniła algorytm przed przeuczeniem i pozwoliła dobrze uchwycić ogólny trend cen.</w:t>
+        <w:t>Najlepsze wyniki osiągnął Las Losowy złożony z 50 płytkich drzew (głębokość 3), z minimalnym wygładzeniem w liściach (min_samples_leaf = 2, min_samples_split = 2). Taka struktura uchroniła algorytm przed przeuczeniem i pozwoliła dobrze uchwycić ogólny trend cen.</w:t>
       </w:r>
     </w:p>
     <w:p/>
@@ -11735,7 +11344,7 @@
     </w:p>
     <w:p>
       <w:pPr>
-        <w:pStyle w:val="Podtytu"/>
+        <w:pStyle w:val="Subtitle"/>
       </w:pPr>
       <w:r>
         <w:lastRenderedPageBreak/>
@@ -11791,7 +11400,6 @@
                 <w14:ligatures w14:val="none"/>
               </w:rPr>
             </w:pPr>
-            <w:proofErr w:type="spellStart"/>
             <w:r>
               <w:rPr>
                 <w:rFonts w:eastAsia="Times New Roman" w:cs="Times New Roman"/>
@@ -11803,7 +11411,6 @@
               </w:rPr>
               <w:t>n_estimators</w:t>
             </w:r>
-            <w:proofErr w:type="spellEnd"/>
           </w:p>
         </w:tc>
         <w:tc>
@@ -11833,7 +11440,6 @@
                 <w14:ligatures w14:val="none"/>
               </w:rPr>
             </w:pPr>
-            <w:proofErr w:type="spellStart"/>
             <w:r>
               <w:rPr>
                 <w:rFonts w:eastAsia="Times New Roman" w:cs="Times New Roman"/>
@@ -11845,7 +11451,6 @@
               </w:rPr>
               <w:t>max_depth</w:t>
             </w:r>
-            <w:proofErr w:type="spellEnd"/>
           </w:p>
         </w:tc>
         <w:tc>
@@ -11875,7 +11480,6 @@
                 <w14:ligatures w14:val="none"/>
               </w:rPr>
             </w:pPr>
-            <w:proofErr w:type="spellStart"/>
             <w:r>
               <w:rPr>
                 <w:rFonts w:eastAsia="Times New Roman" w:cs="Times New Roman"/>
@@ -11887,7 +11491,6 @@
               </w:rPr>
               <w:t>learning_rate</w:t>
             </w:r>
-            <w:proofErr w:type="spellEnd"/>
           </w:p>
         </w:tc>
         <w:tc>
@@ -11917,7 +11520,6 @@
                 <w14:ligatures w14:val="none"/>
               </w:rPr>
             </w:pPr>
-            <w:proofErr w:type="spellStart"/>
             <w:r>
               <w:rPr>
                 <w:rFonts w:eastAsia="Times New Roman" w:cs="Times New Roman"/>
@@ -11929,7 +11531,6 @@
               </w:rPr>
               <w:t>subsample</w:t>
             </w:r>
-            <w:proofErr w:type="spellEnd"/>
           </w:p>
         </w:tc>
         <w:tc>
@@ -11959,7 +11560,6 @@
                 <w14:ligatures w14:val="none"/>
               </w:rPr>
             </w:pPr>
-            <w:proofErr w:type="spellStart"/>
             <w:r>
               <w:rPr>
                 <w:rFonts w:eastAsia="Times New Roman" w:cs="Times New Roman"/>
@@ -11971,7 +11571,6 @@
               </w:rPr>
               <w:t>mae</w:t>
             </w:r>
-            <w:proofErr w:type="spellEnd"/>
           </w:p>
         </w:tc>
         <w:tc>
@@ -12001,7 +11600,6 @@
                 <w14:ligatures w14:val="none"/>
               </w:rPr>
             </w:pPr>
-            <w:proofErr w:type="spellStart"/>
             <w:r>
               <w:rPr>
                 <w:rFonts w:eastAsia="Times New Roman" w:cs="Times New Roman"/>
@@ -12013,7 +11611,6 @@
               </w:rPr>
               <w:t>rmse</w:t>
             </w:r>
-            <w:proofErr w:type="spellEnd"/>
           </w:p>
         </w:tc>
         <w:tc>
@@ -12043,8 +11640,6 @@
                 <w14:ligatures w14:val="none"/>
               </w:rPr>
             </w:pPr>
-            <w:proofErr w:type="spellStart"/>
-            <w:proofErr w:type="gramStart"/>
             <w:r>
               <w:rPr>
                 <w:rFonts w:eastAsia="Times New Roman" w:cs="Times New Roman"/>
@@ -12054,31 +11649,7 @@
                 <w:lang w:eastAsia="pl-PL"/>
                 <w14:ligatures w14:val="none"/>
               </w:rPr>
-              <w:t>mape</w:t>
-            </w:r>
-            <w:proofErr w:type="spellEnd"/>
-            <w:r>
-              <w:rPr>
-                <w:rFonts w:eastAsia="Times New Roman" w:cs="Times New Roman"/>
-                <w:b/>
-                <w:bCs/>
-                <w:color w:val="FFFFFF"/>
-                <w:lang w:eastAsia="pl-PL"/>
-                <w14:ligatures w14:val="none"/>
-              </w:rPr>
-              <w:t>[</w:t>
-            </w:r>
-            <w:proofErr w:type="gramEnd"/>
-            <w:r>
-              <w:rPr>
-                <w:rFonts w:eastAsia="Times New Roman" w:cs="Times New Roman"/>
-                <w:b/>
-                <w:bCs/>
-                <w:color w:val="FFFFFF"/>
-                <w:lang w:eastAsia="pl-PL"/>
-                <w14:ligatures w14:val="none"/>
-              </w:rPr>
-              <w:t>%]</w:t>
+              <w:t>mape[%]</w:t>
             </w:r>
           </w:p>
         </w:tc>
@@ -16152,15 +15723,7 @@
         <w:t>.</w:t>
       </w:r>
       <w:r>
-        <w:t xml:space="preserve"> Dodawanie kolejnych (50, 100) od razu zwiększało błąd. Oznacza to, że Gradient </w:t>
-      </w:r>
-      <w:proofErr w:type="spellStart"/>
-      <w:r>
-        <w:t>Boosting</w:t>
-      </w:r>
-      <w:proofErr w:type="spellEnd"/>
-      <w:r>
-        <w:t xml:space="preserve"> bardzo agresywnie uczył się danych giełdowych i przy większej liczbie kroków zaczął zapamiętywać szum zamiast prawdziwych trendów</w:t>
+        <w:t xml:space="preserve"> Dodawanie kolejnych (50, 100) od razu zwiększało błąd. Oznacza to, że Gradient Boosting bardzo agresywnie uczył się danych giełdowych i przy większej liczbie kroków zaczął zapamiętywać szum zamiast prawdziwych trendów</w:t>
       </w:r>
       <w:r>
         <w:t>.</w:t>
@@ -16186,42 +15749,1083 @@
       <w:r>
         <w:t xml:space="preserve">Wprowadzenie losowości okazało się tutaj </w:t>
       </w:r>
-      <w:proofErr w:type="spellStart"/>
       <w:r>
         <w:t>właście</w:t>
       </w:r>
-      <w:proofErr w:type="spellEnd"/>
-      <w:r>
-        <w:t>. Ograniczenie danych treningowych dla każdego drzewa do losowych 90% (</w:t>
-      </w:r>
-      <w:proofErr w:type="spellStart"/>
-      <w:r>
-        <w:t>subsample</w:t>
-      </w:r>
-      <w:proofErr w:type="spellEnd"/>
-      <w:r>
-        <w:t xml:space="preserve"> = 0.9) świetnie uchroniło model przed przeuczeniem. Błąd MAPE drastycznie spadł, dając najlepszy wynik dla tej metody: 1,79% (przy najniższym MAE = 0,79).</w:t>
+      <w:r>
+        <w:t>. Ograniczenie danych treningowych dla każdego drzewa do losowych 90% (subsample = 0.9) świetnie uchroniło model przed przeuczeniem. Błąd MAPE drastycznie spadł, dając najlepszy wynik dla tej metody: 1,79% (przy najniższym MAE = 0,79).</w:t>
       </w:r>
     </w:p>
     <w:p>
       <w:r>
-        <w:t xml:space="preserve">Gradient </w:t>
-      </w:r>
-      <w:proofErr w:type="spellStart"/>
-      <w:r>
-        <w:t>Boosting</w:t>
-      </w:r>
-      <w:proofErr w:type="spellEnd"/>
-      <w:r>
-        <w:t xml:space="preserve"> na danych giełdowych poradził sobie odrobinę gorzej niż Las Losowy (najlepsze MAPE: 1,79% vs 1,61%). Eksperyment udowodnił, że przewidywanie cen akcji wymaga bardzo "lekkich" i prostych modeli – w tym przypadku wystarczyło zaledwie 10 płytkich drzew. Kluczowym ratunkiem przed przeuczeniem okazało się dodanie losowości (trenowanie na 90% próbek).</w:t>
+        <w:t>Gradient Boosting na danych giełdowych poradził sobie odrobinę gorzej niż Las Losowy (najlepsze MAPE: 1,79% vs 1,61%). Eksperyment udowodnił, że przewidywanie cen akcji wymaga bardzo "lekkich" i prostych modeli – w tym przypadku wystarczyło zaledwie 10 płytkich drzew. Kluczowym ratunkiem przed przeuczeniem okazało się dodanie losowości (trenowanie na 90% próbek).</w:t>
       </w:r>
     </w:p>
     <w:p/>
     <w:p>
+      <w:pPr>
+        <w:pStyle w:val="Title"/>
+      </w:pPr>
       <w:r>
         <w:br w:type="page"/>
       </w:r>
+      <w:r>
+        <w:lastRenderedPageBreak/>
+        <w:t>Sztuczne sieci neuronowe</w:t>
+      </w:r>
     </w:p>
+    <w:p>
+      <w:pPr>
+        <w:pStyle w:val="Heading1"/>
+        <w:rPr>
+          <w:b/>
+          <w:bCs/>
+        </w:rPr>
+      </w:pPr>
+      <w:r>
+        <w:rPr>
+          <w:b/>
+          <w:bCs/>
+        </w:rPr>
+        <w:t>Sieć neuronowa do klasyfikacji</w:t>
+      </w:r>
+    </w:p>
+    <w:p>
+      <w:r>
+        <w:t>W ramach zadania zaimplementowano sieć neuronową typu MLP (Multi-Layer Perceptron) od podstaw. Proces uczenia oparto na algorytmie wstecznej propagacji błędu (backpropagation).</w:t>
+      </w:r>
+    </w:p>
+    <w:p>
+      <w:pPr>
+        <w:pStyle w:val="Heading1"/>
+        <w:rPr>
+          <w:b/>
+          <w:bCs/>
+        </w:rPr>
+      </w:pPr>
+      <w:r>
+        <w:rPr>
+          <w:b/>
+          <w:bCs/>
+        </w:rPr>
+        <w:t>Analiza porównawcza</w:t>
+      </w:r>
+    </w:p>
+    <w:p>
+      <w:pPr>
+        <w:pStyle w:val="Heading2"/>
+        <w:rPr>
+          <w:b/>
+          <w:bCs/>
+        </w:rPr>
+      </w:pPr>
+      <w:r>
+        <w:rPr>
+          <w:b/>
+          <w:bCs/>
+        </w:rPr>
+        <w:t>Funkcja aktywacji</w:t>
+      </w:r>
+    </w:p>
+    <w:p>
+      <w:pPr>
+        <w:rPr>
+          <w:lang w:val="en-GB"/>
+        </w:rPr>
+      </w:pPr>
+      <w:r>
+        <w:t xml:space="preserve">Wybór funkcji aktywacji determinuje zdolność sieci do mapowania nieliniowych zależności. </w:t>
+      </w:r>
+      <w:proofErr w:type="spellStart"/>
+      <w:r>
+        <w:rPr>
+          <w:lang w:val="en-GB"/>
+        </w:rPr>
+        <w:t>Porównano</w:t>
+      </w:r>
+      <w:proofErr w:type="spellEnd"/>
+      <w:r>
+        <w:rPr>
+          <w:lang w:val="en-GB"/>
+        </w:rPr>
+        <w:t xml:space="preserve"> </w:t>
+      </w:r>
+      <w:proofErr w:type="spellStart"/>
+      <w:r>
+        <w:rPr>
+          <w:lang w:val="en-GB"/>
+        </w:rPr>
+        <w:t>funkcje</w:t>
+      </w:r>
+      <w:proofErr w:type="spellEnd"/>
+      <w:r>
+        <w:rPr>
+          <w:lang w:val="en-GB"/>
+        </w:rPr>
+        <w:t>:</w:t>
+      </w:r>
+    </w:p>
+    <w:p>
+      <w:pPr>
+        <w:numPr>
+          <w:ilvl w:val="0"/>
+          <w:numId w:val="6"/>
+        </w:numPr>
+        <w:rPr>
+          <w:lang w:val="en-GB"/>
+        </w:rPr>
+      </w:pPr>
+      <w:r>
+        <w:rPr>
+          <w:lang w:val="en-GB"/>
+        </w:rPr>
+        <w:t>sigmoid</w:t>
+      </w:r>
+    </w:p>
+    <w:p>
+      <w:pPr>
+        <w:numPr>
+          <w:ilvl w:val="0"/>
+          <w:numId w:val="6"/>
+        </w:numPr>
+        <w:rPr>
+          <w:lang w:val="en-GB"/>
+        </w:rPr>
+      </w:pPr>
+      <w:r>
+        <w:rPr>
+          <w:lang w:val="en-GB"/>
+        </w:rPr>
+        <w:t>tanh</w:t>
+      </w:r>
+    </w:p>
+    <w:p>
+      <w:r>
+        <w:rPr>
+          <w:noProof/>
+        </w:rPr>
+        <w:drawing>
+          <wp:inline distT="0" distB="0" distL="0" distR="0" wp14:anchorId="4A1C2385" wp14:editId="6A9CD5A4">
+            <wp:extent cx="5760720" cy="3830320"/>
+            <wp:effectExtent l="0" t="0" r="0" b="0"/>
+            <wp:docPr id="45117909" name="Picture 1"/>
+            <wp:cNvGraphicFramePr>
+              <a:graphicFrameLocks xmlns:a="http://schemas.openxmlformats.org/drawingml/2006/main" noChangeAspect="1"/>
+            </wp:cNvGraphicFramePr>
+            <a:graphic xmlns:a="http://schemas.openxmlformats.org/drawingml/2006/main">
+              <a:graphicData uri="http://schemas.openxmlformats.org/drawingml/2006/picture">
+                <pic:pic xmlns:pic="http://schemas.openxmlformats.org/drawingml/2006/picture">
+                  <pic:nvPicPr>
+                    <pic:cNvPr id="0" name="Picture 1"/>
+                    <pic:cNvPicPr>
+                      <a:picLocks noChangeAspect="1" noChangeArrowheads="1"/>
+                    </pic:cNvPicPr>
+                  </pic:nvPicPr>
+                  <pic:blipFill>
+                    <a:blip r:embed="rId6">
+                      <a:extLst>
+                        <a:ext uri="{28A0092B-C50C-407E-A947-70E740481C1C}">
+                          <a14:useLocalDpi xmlns:a14="http://schemas.microsoft.com/office/drawing/2010/main" val="0"/>
+                        </a:ext>
+                      </a:extLst>
+                    </a:blip>
+                    <a:srcRect/>
+                    <a:stretch>
+                      <a:fillRect/>
+                    </a:stretch>
+                  </pic:blipFill>
+                  <pic:spPr bwMode="auto">
+                    <a:xfrm>
+                      <a:off x="0" y="0"/>
+                      <a:ext cx="5760720" cy="3830320"/>
+                    </a:xfrm>
+                    <a:prstGeom prst="rect">
+                      <a:avLst/>
+                    </a:prstGeom>
+                    <a:noFill/>
+                    <a:ln>
+                      <a:noFill/>
+                    </a:ln>
+                  </pic:spPr>
+                </pic:pic>
+              </a:graphicData>
+            </a:graphic>
+          </wp:inline>
+        </w:drawing>
+      </w:r>
+      <w:r>
+        <w:t>Jak widać na powyższym wykresie tanh wykazuje się mniejszym błędem MSE na przestrzeni 500 epoch. Sigmoid uczy się szybciej, lecz wraz ze zmniejszaniem się błędu, tempo nauki spada.</w:t>
+      </w:r>
+    </w:p>
+    <w:p/>
+    <w:p>
+      <w:pPr>
+        <w:pStyle w:val="Heading2"/>
+        <w:rPr>
+          <w:b/>
+          <w:bCs/>
+        </w:rPr>
+      </w:pPr>
+      <w:r>
+        <w:rPr>
+          <w:b/>
+          <w:bCs/>
+        </w:rPr>
+        <w:t>Liczba neuronów w warstwach ukrytych</w:t>
+      </w:r>
+    </w:p>
+    <w:p>
+      <w:r>
+        <w:t>Zbyt mała liczba neuronów może prowadzić do “underfittingu”, natomiast zbyt duża drastycznie zwiększa koszt obliczeniowy</w:t>
+      </w:r>
+      <w:r>
+        <w:t>.</w:t>
+      </w:r>
+    </w:p>
+    <w:p>
+      <w:r>
+        <w:rPr>
+          <w:noProof/>
+        </w:rPr>
+        <w:lastRenderedPageBreak/>
+        <w:drawing>
+          <wp:inline distT="0" distB="0" distL="0" distR="0" wp14:anchorId="2EB77820" wp14:editId="67A53CEF">
+            <wp:extent cx="5760720" cy="3830320"/>
+            <wp:effectExtent l="0" t="0" r="0" b="0"/>
+            <wp:docPr id="1743018535" name="Picture 2"/>
+            <wp:cNvGraphicFramePr>
+              <a:graphicFrameLocks xmlns:a="http://schemas.openxmlformats.org/drawingml/2006/main" noChangeAspect="1"/>
+            </wp:cNvGraphicFramePr>
+            <a:graphic xmlns:a="http://schemas.openxmlformats.org/drawingml/2006/main">
+              <a:graphicData uri="http://schemas.openxmlformats.org/drawingml/2006/picture">
+                <pic:pic xmlns:pic="http://schemas.openxmlformats.org/drawingml/2006/picture">
+                  <pic:nvPicPr>
+                    <pic:cNvPr id="0" name="Picture 3"/>
+                    <pic:cNvPicPr>
+                      <a:picLocks noChangeAspect="1" noChangeArrowheads="1"/>
+                    </pic:cNvPicPr>
+                  </pic:nvPicPr>
+                  <pic:blipFill>
+                    <a:blip r:embed="rId7">
+                      <a:extLst>
+                        <a:ext uri="{28A0092B-C50C-407E-A947-70E740481C1C}">
+                          <a14:useLocalDpi xmlns:a14="http://schemas.microsoft.com/office/drawing/2010/main" val="0"/>
+                        </a:ext>
+                      </a:extLst>
+                    </a:blip>
+                    <a:srcRect/>
+                    <a:stretch>
+                      <a:fillRect/>
+                    </a:stretch>
+                  </pic:blipFill>
+                  <pic:spPr bwMode="auto">
+                    <a:xfrm>
+                      <a:off x="0" y="0"/>
+                      <a:ext cx="5760720" cy="3830320"/>
+                    </a:xfrm>
+                    <a:prstGeom prst="rect">
+                      <a:avLst/>
+                    </a:prstGeom>
+                    <a:noFill/>
+                    <a:ln>
+                      <a:noFill/>
+                    </a:ln>
+                  </pic:spPr>
+                </pic:pic>
+              </a:graphicData>
+            </a:graphic>
+          </wp:inline>
+        </w:drawing>
+      </w:r>
+    </w:p>
+    <w:p>
+      <w:r>
+        <w:t>Liczba 12 neuronów w jednej wartstwie ukrytej wykazuje się najniższym MSE oraz najwyższą dokładnością predykcji. Taka konfiguracja sieci została uznana za optymalną i stała się podstawą przy innych porównaniach</w:t>
+      </w:r>
+      <w:r>
+        <w:t>.</w:t>
+      </w:r>
+    </w:p>
+    <w:p>
+      <w:pPr>
+        <w:pStyle w:val="Heading2"/>
+        <w:rPr>
+          <w:b/>
+          <w:bCs/>
+        </w:rPr>
+      </w:pPr>
+      <w:r>
+        <w:rPr>
+          <w:b/>
+          <w:bCs/>
+        </w:rPr>
+        <w:t>Liczba warstw ukrytych</w:t>
+      </w:r>
+    </w:p>
+    <w:p>
+      <w:r>
+        <w:t>Zwiększenie głębokości sieci pozwala na tworzenie bardziej złożonych abstrakcji, ale niesie ryzyko przeuczenia (overfitting).</w:t>
+      </w:r>
+    </w:p>
+    <w:p>
+      <w:r>
+        <w:rPr>
+          <w:noProof/>
+        </w:rPr>
+        <w:drawing>
+          <wp:inline distT="0" distB="0" distL="0" distR="0" wp14:anchorId="64C7DD49" wp14:editId="09CFDF7C">
+            <wp:extent cx="5065461" cy="3368040"/>
+            <wp:effectExtent l="0" t="0" r="1905" b="3810"/>
+            <wp:docPr id="1984555379" name="Picture 3"/>
+            <wp:cNvGraphicFramePr>
+              <a:graphicFrameLocks xmlns:a="http://schemas.openxmlformats.org/drawingml/2006/main" noChangeAspect="1"/>
+            </wp:cNvGraphicFramePr>
+            <a:graphic xmlns:a="http://schemas.openxmlformats.org/drawingml/2006/main">
+              <a:graphicData uri="http://schemas.openxmlformats.org/drawingml/2006/picture">
+                <pic:pic xmlns:pic="http://schemas.openxmlformats.org/drawingml/2006/picture">
+                  <pic:nvPicPr>
+                    <pic:cNvPr id="0" name="Picture 5"/>
+                    <pic:cNvPicPr>
+                      <a:picLocks noChangeAspect="1" noChangeArrowheads="1"/>
+                    </pic:cNvPicPr>
+                  </pic:nvPicPr>
+                  <pic:blipFill>
+                    <a:blip r:embed="rId8">
+                      <a:extLst>
+                        <a:ext uri="{28A0092B-C50C-407E-A947-70E740481C1C}">
+                          <a14:useLocalDpi xmlns:a14="http://schemas.microsoft.com/office/drawing/2010/main" val="0"/>
+                        </a:ext>
+                      </a:extLst>
+                    </a:blip>
+                    <a:srcRect/>
+                    <a:stretch>
+                      <a:fillRect/>
+                    </a:stretch>
+                  </pic:blipFill>
+                  <pic:spPr bwMode="auto">
+                    <a:xfrm>
+                      <a:off x="0" y="0"/>
+                      <a:ext cx="5070466" cy="3371368"/>
+                    </a:xfrm>
+                    <a:prstGeom prst="rect">
+                      <a:avLst/>
+                    </a:prstGeom>
+                    <a:noFill/>
+                    <a:ln>
+                      <a:noFill/>
+                    </a:ln>
+                  </pic:spPr>
+                </pic:pic>
+              </a:graphicData>
+            </a:graphic>
+          </wp:inline>
+        </w:drawing>
+      </w:r>
+    </w:p>
+    <w:p>
+      <w:r>
+        <w:lastRenderedPageBreak/>
+        <w:t>Wszystkie konfiguracje neuronów w dwóch warstwach ukrytych osiągały gorsze wyniki od sieci z jedną dwunastoneuronową warstwą. Z tego względu uznane zostało, że jedna warstwa z dwunastoma neuronami jest optymalnym układem sieci.</w:t>
+      </w:r>
+    </w:p>
+    <w:p>
+      <w:pPr>
+        <w:pStyle w:val="Heading2"/>
+        <w:rPr>
+          <w:b/>
+          <w:bCs/>
+        </w:rPr>
+      </w:pPr>
+      <w:r>
+        <w:rPr>
+          <w:b/>
+          <w:bCs/>
+        </w:rPr>
+        <w:t>Sposób inicjalizacji wag</w:t>
+      </w:r>
+    </w:p>
+    <w:p>
+      <w:r>
+        <w:t>Porównano inicjalizację losową na podstawie rozkładu normalnego o parametrach</w:t>
+      </w:r>
+      <w:r>
+        <w:t xml:space="preserve"> </w:t>
+      </w:r>
+      <m:oMath>
+        <m:r>
+          <w:rPr>
+            <w:rFonts w:ascii="Cambria Math" w:hAnsi="Cambria Math"/>
+          </w:rPr>
+          <m:t>μ=0</m:t>
+        </m:r>
+      </m:oMath>
+      <w:r>
+        <w:t>  i </w:t>
+      </w:r>
+      <m:oMath>
+        <m:r>
+          <w:rPr>
+            <w:rFonts w:ascii="Cambria Math" w:hAnsi="Cambria Math"/>
+          </w:rPr>
+          <m:t>σ=1</m:t>
+        </m:r>
+      </m:oMath>
+      <w:r>
+        <w:t>, rozkład jednostajny na przedziale</w:t>
+      </w:r>
+      <w:r>
+        <w:t xml:space="preserve"> [-0,5; 0,5]</w:t>
+      </w:r>
+      <w:r>
+        <w:t>  oraz</w:t>
+      </w:r>
+      <w:r>
+        <w:t xml:space="preserve"> przy użyciu</w:t>
+      </w:r>
+      <w:r>
+        <w:t xml:space="preserve"> metod</w:t>
+      </w:r>
+      <w:r>
+        <w:t>y</w:t>
+      </w:r>
+      <w:r>
+        <w:t xml:space="preserve"> Xaviera.</w:t>
+      </w:r>
+    </w:p>
+    <w:p>
+      <w:pPr>
+        <w:rPr>
+          <w:rFonts w:eastAsiaTheme="minorEastAsia"/>
+        </w:rPr>
+      </w:pPr>
+      <w:r>
+        <w:rPr>
+          <w:noProof/>
+        </w:rPr>
+        <w:drawing>
+          <wp:inline distT="0" distB="0" distL="0" distR="0" wp14:anchorId="4AC53560" wp14:editId="7D8E925C">
+            <wp:extent cx="5760720" cy="3830320"/>
+            <wp:effectExtent l="0" t="0" r="0" b="0"/>
+            <wp:docPr id="1317223542" name="Picture 4"/>
+            <wp:cNvGraphicFramePr>
+              <a:graphicFrameLocks xmlns:a="http://schemas.openxmlformats.org/drawingml/2006/main" noChangeAspect="1"/>
+            </wp:cNvGraphicFramePr>
+            <a:graphic xmlns:a="http://schemas.openxmlformats.org/drawingml/2006/main">
+              <a:graphicData uri="http://schemas.openxmlformats.org/drawingml/2006/picture">
+                <pic:pic xmlns:pic="http://schemas.openxmlformats.org/drawingml/2006/picture">
+                  <pic:nvPicPr>
+                    <pic:cNvPr id="0" name="Picture 7"/>
+                    <pic:cNvPicPr>
+                      <a:picLocks noChangeAspect="1" noChangeArrowheads="1"/>
+                    </pic:cNvPicPr>
+                  </pic:nvPicPr>
+                  <pic:blipFill>
+                    <a:blip r:embed="rId9">
+                      <a:extLst>
+                        <a:ext uri="{28A0092B-C50C-407E-A947-70E740481C1C}">
+                          <a14:useLocalDpi xmlns:a14="http://schemas.microsoft.com/office/drawing/2010/main" val="0"/>
+                        </a:ext>
+                      </a:extLst>
+                    </a:blip>
+                    <a:srcRect/>
+                    <a:stretch>
+                      <a:fillRect/>
+                    </a:stretch>
+                  </pic:blipFill>
+                  <pic:spPr bwMode="auto">
+                    <a:xfrm>
+                      <a:off x="0" y="0"/>
+                      <a:ext cx="5760720" cy="3830320"/>
+                    </a:xfrm>
+                    <a:prstGeom prst="rect">
+                      <a:avLst/>
+                    </a:prstGeom>
+                    <a:noFill/>
+                    <a:ln>
+                      <a:noFill/>
+                    </a:ln>
+                  </pic:spPr>
+                </pic:pic>
+              </a:graphicData>
+            </a:graphic>
+          </wp:inline>
+        </w:drawing>
+      </w:r>
+    </w:p>
+    <w:p>
+      <w:r>
+        <w:t>Z powyższego wykresu wynika, iż rozkład jednostajny jest optymalną metodą. Na wykresie nie ma zawartego rozkładu na przedziale </w:t>
+      </w:r>
+      <w:r>
+        <w:t>[-1;1]</w:t>
+      </w:r>
+      <w:r>
+        <w:t>, lecz on również został pobity przez wyniki rozkładu oznaczonego czerwoną linią.</w:t>
+      </w:r>
+    </w:p>
+    <w:p>
+      <w:pPr>
+        <w:pStyle w:val="Heading2"/>
+        <w:rPr>
+          <w:b/>
+          <w:bCs/>
+        </w:rPr>
+      </w:pPr>
+      <w:r>
+        <w:rPr>
+          <w:b/>
+          <w:bCs/>
+        </w:rPr>
+        <w:t>Sposób normalizacji danych wejściowych</w:t>
+      </w:r>
+    </w:p>
+    <w:p>
+      <w:pPr>
+        <w:rPr>
+          <w:lang w:val="en-GB"/>
+        </w:rPr>
+      </w:pPr>
+      <w:r>
+        <w:t xml:space="preserve">Sieci neuronowe są wrażliwe na skalę danych wejściowych. </w:t>
+      </w:r>
+      <w:proofErr w:type="spellStart"/>
+      <w:r>
+        <w:rPr>
+          <w:lang w:val="en-GB"/>
+        </w:rPr>
+        <w:t>Porównano</w:t>
+      </w:r>
+      <w:proofErr w:type="spellEnd"/>
+      <w:r>
+        <w:rPr>
+          <w:lang w:val="en-GB"/>
+        </w:rPr>
+        <w:t>:</w:t>
+      </w:r>
+    </w:p>
+    <w:p>
+      <w:pPr>
+        <w:numPr>
+          <w:ilvl w:val="0"/>
+          <w:numId w:val="7"/>
+        </w:numPr>
+      </w:pPr>
+      <w:r>
+        <w:t>Min-Max Scaling (przesunięcie do zakresu </w:t>
+      </w:r>
+      <w:r>
+        <w:t>[0; 1]</w:t>
+      </w:r>
+      <w:r>
+        <w:t>)</w:t>
+      </w:r>
+    </w:p>
+    <w:p>
+      <w:pPr>
+        <w:numPr>
+          <w:ilvl w:val="0"/>
+          <w:numId w:val="7"/>
+        </w:numPr>
+        <w:rPr>
+          <w:lang w:val="en-GB"/>
+        </w:rPr>
+      </w:pPr>
+      <w:proofErr w:type="spellStart"/>
+      <w:r>
+        <w:rPr>
+          <w:lang w:val="en-GB"/>
+        </w:rPr>
+        <w:t>Standaryzację</w:t>
+      </w:r>
+      <w:proofErr w:type="spellEnd"/>
+      <w:r>
+        <w:rPr>
+          <w:lang w:val="en-GB"/>
+        </w:rPr>
+        <w:t xml:space="preserve"> (Z-score normalization).</w:t>
+      </w:r>
+    </w:p>
+    <w:p>
+      <w:r>
+        <w:rPr>
+          <w:noProof/>
+        </w:rPr>
+        <w:lastRenderedPageBreak/>
+        <w:drawing>
+          <wp:inline distT="0" distB="0" distL="0" distR="0" wp14:anchorId="7A096080" wp14:editId="727F158C">
+            <wp:extent cx="5760720" cy="3830320"/>
+            <wp:effectExtent l="0" t="0" r="0" b="0"/>
+            <wp:docPr id="541020092" name="Picture 5"/>
+            <wp:cNvGraphicFramePr>
+              <a:graphicFrameLocks xmlns:a="http://schemas.openxmlformats.org/drawingml/2006/main" noChangeAspect="1"/>
+            </wp:cNvGraphicFramePr>
+            <a:graphic xmlns:a="http://schemas.openxmlformats.org/drawingml/2006/main">
+              <a:graphicData uri="http://schemas.openxmlformats.org/drawingml/2006/picture">
+                <pic:pic xmlns:pic="http://schemas.openxmlformats.org/drawingml/2006/picture">
+                  <pic:nvPicPr>
+                    <pic:cNvPr id="0" name="Picture 9"/>
+                    <pic:cNvPicPr>
+                      <a:picLocks noChangeAspect="1" noChangeArrowheads="1"/>
+                    </pic:cNvPicPr>
+                  </pic:nvPicPr>
+                  <pic:blipFill>
+                    <a:blip r:embed="rId10">
+                      <a:extLst>
+                        <a:ext uri="{28A0092B-C50C-407E-A947-70E740481C1C}">
+                          <a14:useLocalDpi xmlns:a14="http://schemas.microsoft.com/office/drawing/2010/main" val="0"/>
+                        </a:ext>
+                      </a:extLst>
+                    </a:blip>
+                    <a:srcRect/>
+                    <a:stretch>
+                      <a:fillRect/>
+                    </a:stretch>
+                  </pic:blipFill>
+                  <pic:spPr bwMode="auto">
+                    <a:xfrm>
+                      <a:off x="0" y="0"/>
+                      <a:ext cx="5760720" cy="3830320"/>
+                    </a:xfrm>
+                    <a:prstGeom prst="rect">
+                      <a:avLst/>
+                    </a:prstGeom>
+                    <a:noFill/>
+                    <a:ln>
+                      <a:noFill/>
+                    </a:ln>
+                  </pic:spPr>
+                </pic:pic>
+              </a:graphicData>
+            </a:graphic>
+          </wp:inline>
+        </w:drawing>
+      </w:r>
+    </w:p>
+    <w:p>
+      <w:r>
+        <w:t>Normalizacja do rozkładu normalnego o parametrach  i  okazała się optymalnym wyborem, który znacznie zmniejszał błąd sieci.</w:t>
+      </w:r>
+    </w:p>
+    <w:p>
+      <w:pPr>
+        <w:pStyle w:val="Heading2"/>
+        <w:rPr>
+          <w:b/>
+          <w:bCs/>
+        </w:rPr>
+      </w:pPr>
+      <w:r>
+        <w:rPr>
+          <w:b/>
+          <w:bCs/>
+        </w:rPr>
+        <w:t>Wybór danych wejściowych</w:t>
+      </w:r>
+    </w:p>
+    <w:p>
+      <w:pPr>
+        <w:rPr>
+          <w:lang w:val="en-GB"/>
+        </w:rPr>
+      </w:pPr>
+      <w:r>
+        <w:t xml:space="preserve">Przeanalizowano, jak wybór różnych danych wejściowych wpływa na dokładność przewidywań sieci neuronowej. </w:t>
+      </w:r>
+      <w:proofErr w:type="spellStart"/>
+      <w:r>
+        <w:rPr>
+          <w:lang w:val="en-GB"/>
+        </w:rPr>
+        <w:t>Wybrane</w:t>
+      </w:r>
+      <w:proofErr w:type="spellEnd"/>
+      <w:r>
+        <w:rPr>
+          <w:lang w:val="en-GB"/>
+        </w:rPr>
+        <w:t xml:space="preserve"> </w:t>
+      </w:r>
+      <w:proofErr w:type="spellStart"/>
+      <w:r>
+        <w:rPr>
+          <w:lang w:val="en-GB"/>
+        </w:rPr>
+        <w:t>dane</w:t>
+      </w:r>
+      <w:proofErr w:type="spellEnd"/>
+      <w:r>
+        <w:rPr>
+          <w:lang w:val="en-GB"/>
+        </w:rPr>
+        <w:t xml:space="preserve"> </w:t>
+      </w:r>
+      <w:proofErr w:type="spellStart"/>
+      <w:r>
+        <w:rPr>
+          <w:lang w:val="en-GB"/>
+        </w:rPr>
+        <w:t>wejściowe</w:t>
+      </w:r>
+      <w:proofErr w:type="spellEnd"/>
+      <w:r>
+        <w:rPr>
+          <w:lang w:val="en-GB"/>
+        </w:rPr>
+        <w:t xml:space="preserve"> </w:t>
+      </w:r>
+      <w:proofErr w:type="gramStart"/>
+      <w:r>
+        <w:rPr>
+          <w:lang w:val="en-GB"/>
+        </w:rPr>
+        <w:t>to:</w:t>
+      </w:r>
+      <w:proofErr w:type="gramEnd"/>
+      <w:r>
+        <w:rPr>
+          <w:lang w:val="en-GB"/>
+        </w:rPr>
+        <w:t xml:space="preserve"> 1. Class, online boarding, seat comfort, inflight entertainment </w:t>
+      </w:r>
+      <w:proofErr w:type="spellStart"/>
+      <w:r>
+        <w:rPr>
+          <w:lang w:val="en-GB"/>
+        </w:rPr>
+        <w:t>i</w:t>
+      </w:r>
+      <w:proofErr w:type="spellEnd"/>
+      <w:r>
+        <w:rPr>
+          <w:lang w:val="en-GB"/>
+        </w:rPr>
+        <w:t xml:space="preserve"> on board service 2. Departure arrival time convenient, departure delay in minutes, gender, age </w:t>
+      </w:r>
+      <w:proofErr w:type="spellStart"/>
+      <w:r>
+        <w:rPr>
+          <w:lang w:val="en-GB"/>
+        </w:rPr>
+        <w:t>i</w:t>
+      </w:r>
+      <w:proofErr w:type="spellEnd"/>
+      <w:r>
+        <w:rPr>
+          <w:lang w:val="en-GB"/>
+        </w:rPr>
+        <w:t xml:space="preserve"> gate location 3. Gender, class, ease of online booking, age </w:t>
+      </w:r>
+      <w:proofErr w:type="spellStart"/>
+      <w:r>
+        <w:rPr>
+          <w:lang w:val="en-GB"/>
+        </w:rPr>
+        <w:t>i</w:t>
+      </w:r>
+      <w:proofErr w:type="spellEnd"/>
+      <w:r>
+        <w:rPr>
+          <w:lang w:val="en-GB"/>
+        </w:rPr>
+        <w:t xml:space="preserve"> food and drink 4. Departure delay in minutes, seat comfort, food and drink, class </w:t>
+      </w:r>
+      <w:proofErr w:type="spellStart"/>
+      <w:r>
+        <w:rPr>
+          <w:lang w:val="en-GB"/>
+        </w:rPr>
+        <w:t>i</w:t>
+      </w:r>
+      <w:proofErr w:type="spellEnd"/>
+      <w:r>
+        <w:rPr>
+          <w:lang w:val="en-GB"/>
+        </w:rPr>
+        <w:t xml:space="preserve"> flight distance</w:t>
+      </w:r>
+    </w:p>
+    <w:p>
+      <w:r>
+        <w:t>Zestawy te zostały wybrane według następujących kryteriów: 1. zestaw zawiera najbardziej skorelowane kolumny, 2. najmniej skorelowane, 3. zawiera losowe, a 4. zawiera te, które logicznie wydają się mieć najwyższy wpływ na satysfakcję z lotu w naszej ocenie.</w:t>
+      </w:r>
+    </w:p>
+    <w:p>
+      <w:r>
+        <w:rPr>
+          <w:noProof/>
+        </w:rPr>
+        <w:lastRenderedPageBreak/>
+        <w:drawing>
+          <wp:inline distT="0" distB="0" distL="0" distR="0" wp14:anchorId="727A4EAF" wp14:editId="31A75774">
+            <wp:extent cx="5340508" cy="3550920"/>
+            <wp:effectExtent l="0" t="0" r="0" b="0"/>
+            <wp:docPr id="1040988049" name="Picture 6"/>
+            <wp:cNvGraphicFramePr>
+              <a:graphicFrameLocks xmlns:a="http://schemas.openxmlformats.org/drawingml/2006/main" noChangeAspect="1"/>
+            </wp:cNvGraphicFramePr>
+            <a:graphic xmlns:a="http://schemas.openxmlformats.org/drawingml/2006/main">
+              <a:graphicData uri="http://schemas.openxmlformats.org/drawingml/2006/picture">
+                <pic:pic xmlns:pic="http://schemas.openxmlformats.org/drawingml/2006/picture">
+                  <pic:nvPicPr>
+                    <pic:cNvPr id="0" name="Picture 11"/>
+                    <pic:cNvPicPr>
+                      <a:picLocks noChangeAspect="1" noChangeArrowheads="1"/>
+                    </pic:cNvPicPr>
+                  </pic:nvPicPr>
+                  <pic:blipFill>
+                    <a:blip r:embed="rId11">
+                      <a:extLst>
+                        <a:ext uri="{28A0092B-C50C-407E-A947-70E740481C1C}">
+                          <a14:useLocalDpi xmlns:a14="http://schemas.microsoft.com/office/drawing/2010/main" val="0"/>
+                        </a:ext>
+                      </a:extLst>
+                    </a:blip>
+                    <a:srcRect/>
+                    <a:stretch>
+                      <a:fillRect/>
+                    </a:stretch>
+                  </pic:blipFill>
+                  <pic:spPr bwMode="auto">
+                    <a:xfrm>
+                      <a:off x="0" y="0"/>
+                      <a:ext cx="5347994" cy="3555898"/>
+                    </a:xfrm>
+                    <a:prstGeom prst="rect">
+                      <a:avLst/>
+                    </a:prstGeom>
+                    <a:noFill/>
+                    <a:ln>
+                      <a:noFill/>
+                    </a:ln>
+                  </pic:spPr>
+                </pic:pic>
+              </a:graphicData>
+            </a:graphic>
+          </wp:inline>
+        </w:drawing>
+      </w:r>
+    </w:p>
+    <w:p>
+      <w:r>
+        <w:t>Z powyższego wykresu wynika, iż uczenie na podstawie najlepiej skorelowanych wartości generuje najniższy MSE, a uczenie na podstawie najgorzej skorelowanych wartości wypada najgorzej pod tym względem. Nie ma znaczącej różnicy między świadomie wybranymi danymi, a danymi wybranymi losowo.</w:t>
+      </w:r>
+    </w:p>
+    <w:p>
+      <w:pPr>
+        <w:pStyle w:val="Heading2"/>
+        <w:rPr>
+          <w:b/>
+          <w:bCs/>
+        </w:rPr>
+      </w:pPr>
+      <w:r>
+        <w:rPr>
+          <w:b/>
+          <w:bCs/>
+        </w:rPr>
+        <w:t>Różne wartości odcięcia klasyfikacji</w:t>
+      </w:r>
+    </w:p>
+    <w:p>
+      <w:r>
+        <w:t>Dla klasyfikacji binarnej domyślny próg to </w:t>
+      </w:r>
+      <w:r>
+        <w:t>0,5</w:t>
+      </w:r>
+      <w:r>
+        <w:t>. Zmiana progu pozwala na balansowanie między precyzją (Precision) a czułością (Recall). Poniżej znajduje się porównanie dla wartości odcięcia</w:t>
+      </w:r>
+      <w:r>
+        <w:t xml:space="preserve"> </w:t>
+      </w:r>
+      <w:r>
+        <w:t>0,3</w:t>
+      </w:r>
+      <w:r>
+        <w:t>  oraz </w:t>
+      </w:r>
+      <w:r>
+        <w:t>0,7</w:t>
+      </w:r>
+      <w:r>
+        <w:t>.</w:t>
+      </w:r>
+    </w:p>
+    <w:p>
+      <w:r>
+        <w:rPr>
+          <w:noProof/>
+        </w:rPr>
+        <w:drawing>
+          <wp:inline distT="0" distB="0" distL="0" distR="0" wp14:anchorId="05854B7C" wp14:editId="4C819EBA">
+            <wp:extent cx="5090160" cy="3384463"/>
+            <wp:effectExtent l="0" t="0" r="0" b="6985"/>
+            <wp:docPr id="464692499" name="Picture 7"/>
+            <wp:cNvGraphicFramePr>
+              <a:graphicFrameLocks xmlns:a="http://schemas.openxmlformats.org/drawingml/2006/main" noChangeAspect="1"/>
+            </wp:cNvGraphicFramePr>
+            <a:graphic xmlns:a="http://schemas.openxmlformats.org/drawingml/2006/main">
+              <a:graphicData uri="http://schemas.openxmlformats.org/drawingml/2006/picture">
+                <pic:pic xmlns:pic="http://schemas.openxmlformats.org/drawingml/2006/picture">
+                  <pic:nvPicPr>
+                    <pic:cNvPr id="0" name="Picture 13"/>
+                    <pic:cNvPicPr>
+                      <a:picLocks noChangeAspect="1" noChangeArrowheads="1"/>
+                    </pic:cNvPicPr>
+                  </pic:nvPicPr>
+                  <pic:blipFill>
+                    <a:blip r:embed="rId12">
+                      <a:extLst>
+                        <a:ext uri="{28A0092B-C50C-407E-A947-70E740481C1C}">
+                          <a14:useLocalDpi xmlns:a14="http://schemas.microsoft.com/office/drawing/2010/main" val="0"/>
+                        </a:ext>
+                      </a:extLst>
+                    </a:blip>
+                    <a:srcRect/>
+                    <a:stretch>
+                      <a:fillRect/>
+                    </a:stretch>
+                  </pic:blipFill>
+                  <pic:spPr bwMode="auto">
+                    <a:xfrm>
+                      <a:off x="0" y="0"/>
+                      <a:ext cx="5094737" cy="3387506"/>
+                    </a:xfrm>
+                    <a:prstGeom prst="rect">
+                      <a:avLst/>
+                    </a:prstGeom>
+                    <a:noFill/>
+                    <a:ln>
+                      <a:noFill/>
+                    </a:ln>
+                  </pic:spPr>
+                </pic:pic>
+              </a:graphicData>
+            </a:graphic>
+          </wp:inline>
+        </w:drawing>
+      </w:r>
+    </w:p>
+    <w:p>
+      <w:r>
+        <w:lastRenderedPageBreak/>
+        <w:t>Jak widać na powyższych wykresie najwyższą dokładność przewidywań osiągano dla wartości </w:t>
+      </w:r>
+      <w:r>
+        <w:t>0,5</w:t>
+      </w:r>
+      <w:r>
+        <w:t>. Co ciekawe różnica w celności nie jest symetryczna i próg na poziomie </w:t>
+      </w:r>
+      <w:r>
+        <w:t>0,7</w:t>
+      </w:r>
+      <w:r>
+        <w:t> miał lepszy wynik od progu na poziomie </w:t>
+      </w:r>
+      <w:r>
+        <w:t>0,3</w:t>
+      </w:r>
+      <w:r>
+        <w:t>.</w:t>
+      </w:r>
+    </w:p>
+    <w:p/>
+    <w:p>
+      <w:pPr>
+        <w:pStyle w:val="Heading2"/>
+        <w:rPr>
+          <w:b/>
+          <w:bCs/>
+        </w:rPr>
+      </w:pPr>
+      <w:r>
+        <w:rPr>
+          <w:b/>
+          <w:bCs/>
+        </w:rPr>
+        <w:t>Porównanie z gotowym narzędziem neuralnet</w:t>
+      </w:r>
+    </w:p>
+    <w:p>
+      <w:r>
+        <w:t>W celu walidacji poprawności własnego algorytmu, wyniki zestawiono z profesjonalną biblioteką neuralnet dostępną w języku R.</w:t>
+      </w:r>
+    </w:p>
+    <w:p>
+      <w:r>
+        <w:rPr>
+          <w:noProof/>
+        </w:rPr>
+        <w:drawing>
+          <wp:inline distT="0" distB="0" distL="0" distR="0" wp14:anchorId="5D08BC11" wp14:editId="273105CC">
+            <wp:extent cx="5760720" cy="3830320"/>
+            <wp:effectExtent l="0" t="0" r="0" b="0"/>
+            <wp:docPr id="25870078" name="Picture 8"/>
+            <wp:cNvGraphicFramePr>
+              <a:graphicFrameLocks xmlns:a="http://schemas.openxmlformats.org/drawingml/2006/main" noChangeAspect="1"/>
+            </wp:cNvGraphicFramePr>
+            <a:graphic xmlns:a="http://schemas.openxmlformats.org/drawingml/2006/main">
+              <a:graphicData uri="http://schemas.openxmlformats.org/drawingml/2006/picture">
+                <pic:pic xmlns:pic="http://schemas.openxmlformats.org/drawingml/2006/picture">
+                  <pic:nvPicPr>
+                    <pic:cNvPr id="0" name="Picture 15"/>
+                    <pic:cNvPicPr>
+                      <a:picLocks noChangeAspect="1" noChangeArrowheads="1"/>
+                    </pic:cNvPicPr>
+                  </pic:nvPicPr>
+                  <pic:blipFill>
+                    <a:blip r:embed="rId13">
+                      <a:extLst>
+                        <a:ext uri="{28A0092B-C50C-407E-A947-70E740481C1C}">
+                          <a14:useLocalDpi xmlns:a14="http://schemas.microsoft.com/office/drawing/2010/main" val="0"/>
+                        </a:ext>
+                      </a:extLst>
+                    </a:blip>
+                    <a:srcRect/>
+                    <a:stretch>
+                      <a:fillRect/>
+                    </a:stretch>
+                  </pic:blipFill>
+                  <pic:spPr bwMode="auto">
+                    <a:xfrm>
+                      <a:off x="0" y="0"/>
+                      <a:ext cx="5760720" cy="3830320"/>
+                    </a:xfrm>
+                    <a:prstGeom prst="rect">
+                      <a:avLst/>
+                    </a:prstGeom>
+                    <a:noFill/>
+                    <a:ln>
+                      <a:noFill/>
+                    </a:ln>
+                  </pic:spPr>
+                </pic:pic>
+              </a:graphicData>
+            </a:graphic>
+          </wp:inline>
+        </w:drawing>
+      </w:r>
+    </w:p>
+    <w:p>
+      <w:r>
+        <w:t>Dokładność osiągnięta przez neuralnet wyniosła</w:t>
+      </w:r>
+      <w:r>
+        <w:t xml:space="preserve"> 87,31</w:t>
+      </w:r>
+      <w:r>
+        <w:t> %, co jest wynikiem wyższym niż </w:t>
+      </w:r>
+      <w:r>
+        <w:t>85,74</w:t>
+      </w:r>
+      <w:r>
+        <w:t>%, czyli najlepszym wynikiem uzyskanym przez własnoręcznie napisaną sieć neuronową.</w:t>
+      </w:r>
+    </w:p>
+    <w:p/>
     <w:sectPr>
       <w:pgSz w:w="11906" w:h="16838"/>
       <w:pgMar w:top="1417" w:right="1417" w:bottom="1417" w:left="1417" w:header="708" w:footer="708" w:gutter="0"/>
@@ -16410,6 +17014,155 @@
     </w:lvl>
   </w:abstractNum>
   <w:abstractNum w:abstractNumId="2" w15:restartNumberingAfterBreak="0">
+    <w:nsid w:val="28D23B5D"/>
+    <w:multiLevelType w:val="multilevel"/>
+    <w:tmpl w:val="513E3E0C"/>
+    <w:lvl w:ilvl="0">
+      <w:start w:val="1"/>
+      <w:numFmt w:val="bullet"/>
+      <w:lvlText w:val=""/>
+      <w:lvlJc w:val="left"/>
+      <w:pPr>
+        <w:tabs>
+          <w:tab w:val="num" w:pos="720"/>
+        </w:tabs>
+        <w:ind w:left="720" w:hanging="360"/>
+      </w:pPr>
+      <w:rPr>
+        <w:rFonts w:ascii="Symbol" w:hAnsi="Symbol" w:hint="default"/>
+        <w:sz w:val="20"/>
+      </w:rPr>
+    </w:lvl>
+    <w:lvl w:ilvl="1" w:tentative="1">
+      <w:start w:val="1"/>
+      <w:numFmt w:val="bullet"/>
+      <w:lvlText w:val="o"/>
+      <w:lvlJc w:val="left"/>
+      <w:pPr>
+        <w:tabs>
+          <w:tab w:val="num" w:pos="1440"/>
+        </w:tabs>
+        <w:ind w:left="1440" w:hanging="360"/>
+      </w:pPr>
+      <w:rPr>
+        <w:rFonts w:ascii="Courier New" w:hAnsi="Courier New" w:hint="default"/>
+        <w:sz w:val="20"/>
+      </w:rPr>
+    </w:lvl>
+    <w:lvl w:ilvl="2" w:tentative="1">
+      <w:start w:val="1"/>
+      <w:numFmt w:val="bullet"/>
+      <w:lvlText w:val=""/>
+      <w:lvlJc w:val="left"/>
+      <w:pPr>
+        <w:tabs>
+          <w:tab w:val="num" w:pos="2160"/>
+        </w:tabs>
+        <w:ind w:left="2160" w:hanging="360"/>
+      </w:pPr>
+      <w:rPr>
+        <w:rFonts w:ascii="Wingdings" w:hAnsi="Wingdings" w:hint="default"/>
+        <w:sz w:val="20"/>
+      </w:rPr>
+    </w:lvl>
+    <w:lvl w:ilvl="3" w:tentative="1">
+      <w:start w:val="1"/>
+      <w:numFmt w:val="bullet"/>
+      <w:lvlText w:val=""/>
+      <w:lvlJc w:val="left"/>
+      <w:pPr>
+        <w:tabs>
+          <w:tab w:val="num" w:pos="2880"/>
+        </w:tabs>
+        <w:ind w:left="2880" w:hanging="360"/>
+      </w:pPr>
+      <w:rPr>
+        <w:rFonts w:ascii="Wingdings" w:hAnsi="Wingdings" w:hint="default"/>
+        <w:sz w:val="20"/>
+      </w:rPr>
+    </w:lvl>
+    <w:lvl w:ilvl="4" w:tentative="1">
+      <w:start w:val="1"/>
+      <w:numFmt w:val="bullet"/>
+      <w:lvlText w:val=""/>
+      <w:lvlJc w:val="left"/>
+      <w:pPr>
+        <w:tabs>
+          <w:tab w:val="num" w:pos="3600"/>
+        </w:tabs>
+        <w:ind w:left="3600" w:hanging="360"/>
+      </w:pPr>
+      <w:rPr>
+        <w:rFonts w:ascii="Wingdings" w:hAnsi="Wingdings" w:hint="default"/>
+        <w:sz w:val="20"/>
+      </w:rPr>
+    </w:lvl>
+    <w:lvl w:ilvl="5" w:tentative="1">
+      <w:start w:val="1"/>
+      <w:numFmt w:val="bullet"/>
+      <w:lvlText w:val=""/>
+      <w:lvlJc w:val="left"/>
+      <w:pPr>
+        <w:tabs>
+          <w:tab w:val="num" w:pos="4320"/>
+        </w:tabs>
+        <w:ind w:left="4320" w:hanging="360"/>
+      </w:pPr>
+      <w:rPr>
+        <w:rFonts w:ascii="Wingdings" w:hAnsi="Wingdings" w:hint="default"/>
+        <w:sz w:val="20"/>
+      </w:rPr>
+    </w:lvl>
+    <w:lvl w:ilvl="6" w:tentative="1">
+      <w:start w:val="1"/>
+      <w:numFmt w:val="bullet"/>
+      <w:lvlText w:val=""/>
+      <w:lvlJc w:val="left"/>
+      <w:pPr>
+        <w:tabs>
+          <w:tab w:val="num" w:pos="5040"/>
+        </w:tabs>
+        <w:ind w:left="5040" w:hanging="360"/>
+      </w:pPr>
+      <w:rPr>
+        <w:rFonts w:ascii="Wingdings" w:hAnsi="Wingdings" w:hint="default"/>
+        <w:sz w:val="20"/>
+      </w:rPr>
+    </w:lvl>
+    <w:lvl w:ilvl="7" w:tentative="1">
+      <w:start w:val="1"/>
+      <w:numFmt w:val="bullet"/>
+      <w:lvlText w:val=""/>
+      <w:lvlJc w:val="left"/>
+      <w:pPr>
+        <w:tabs>
+          <w:tab w:val="num" w:pos="5760"/>
+        </w:tabs>
+        <w:ind w:left="5760" w:hanging="360"/>
+      </w:pPr>
+      <w:rPr>
+        <w:rFonts w:ascii="Wingdings" w:hAnsi="Wingdings" w:hint="default"/>
+        <w:sz w:val="20"/>
+      </w:rPr>
+    </w:lvl>
+    <w:lvl w:ilvl="8" w:tentative="1">
+      <w:start w:val="1"/>
+      <w:numFmt w:val="bullet"/>
+      <w:lvlText w:val=""/>
+      <w:lvlJc w:val="left"/>
+      <w:pPr>
+        <w:tabs>
+          <w:tab w:val="num" w:pos="6480"/>
+        </w:tabs>
+        <w:ind w:left="6480" w:hanging="360"/>
+      </w:pPr>
+      <w:rPr>
+        <w:rFonts w:ascii="Wingdings" w:hAnsi="Wingdings" w:hint="default"/>
+        <w:sz w:val="20"/>
+      </w:rPr>
+    </w:lvl>
+  </w:abstractNum>
+  <w:abstractNum w:abstractNumId="3" w15:restartNumberingAfterBreak="0">
     <w:nsid w:val="507141F3"/>
     <w:multiLevelType w:val="hybridMultilevel"/>
     <w:tmpl w:val="BE58C780"/>
@@ -16498,7 +17251,7 @@
       </w:pPr>
     </w:lvl>
   </w:abstractNum>
-  <w:abstractNum w:abstractNumId="3" w15:restartNumberingAfterBreak="0">
+  <w:abstractNum w:abstractNumId="4" w15:restartNumberingAfterBreak="0">
     <w:nsid w:val="7B123DF6"/>
     <w:multiLevelType w:val="hybridMultilevel"/>
     <w:tmpl w:val="F6D4B244"/>
@@ -16587,7 +17340,156 @@
       </w:pPr>
     </w:lvl>
   </w:abstractNum>
-  <w:abstractNum w:abstractNumId="4" w15:restartNumberingAfterBreak="0">
+  <w:abstractNum w:abstractNumId="5" w15:restartNumberingAfterBreak="0">
+    <w:nsid w:val="7D1B3D0C"/>
+    <w:multiLevelType w:val="multilevel"/>
+    <w:tmpl w:val="5CD60646"/>
+    <w:lvl w:ilvl="0">
+      <w:start w:val="1"/>
+      <w:numFmt w:val="bullet"/>
+      <w:lvlText w:val=""/>
+      <w:lvlJc w:val="left"/>
+      <w:pPr>
+        <w:tabs>
+          <w:tab w:val="num" w:pos="720"/>
+        </w:tabs>
+        <w:ind w:left="720" w:hanging="360"/>
+      </w:pPr>
+      <w:rPr>
+        <w:rFonts w:ascii="Symbol" w:hAnsi="Symbol" w:hint="default"/>
+        <w:sz w:val="20"/>
+      </w:rPr>
+    </w:lvl>
+    <w:lvl w:ilvl="1" w:tentative="1">
+      <w:start w:val="1"/>
+      <w:numFmt w:val="bullet"/>
+      <w:lvlText w:val="o"/>
+      <w:lvlJc w:val="left"/>
+      <w:pPr>
+        <w:tabs>
+          <w:tab w:val="num" w:pos="1440"/>
+        </w:tabs>
+        <w:ind w:left="1440" w:hanging="360"/>
+      </w:pPr>
+      <w:rPr>
+        <w:rFonts w:ascii="Courier New" w:hAnsi="Courier New" w:hint="default"/>
+        <w:sz w:val="20"/>
+      </w:rPr>
+    </w:lvl>
+    <w:lvl w:ilvl="2" w:tentative="1">
+      <w:start w:val="1"/>
+      <w:numFmt w:val="bullet"/>
+      <w:lvlText w:val=""/>
+      <w:lvlJc w:val="left"/>
+      <w:pPr>
+        <w:tabs>
+          <w:tab w:val="num" w:pos="2160"/>
+        </w:tabs>
+        <w:ind w:left="2160" w:hanging="360"/>
+      </w:pPr>
+      <w:rPr>
+        <w:rFonts w:ascii="Wingdings" w:hAnsi="Wingdings" w:hint="default"/>
+        <w:sz w:val="20"/>
+      </w:rPr>
+    </w:lvl>
+    <w:lvl w:ilvl="3" w:tentative="1">
+      <w:start w:val="1"/>
+      <w:numFmt w:val="bullet"/>
+      <w:lvlText w:val=""/>
+      <w:lvlJc w:val="left"/>
+      <w:pPr>
+        <w:tabs>
+          <w:tab w:val="num" w:pos="2880"/>
+        </w:tabs>
+        <w:ind w:left="2880" w:hanging="360"/>
+      </w:pPr>
+      <w:rPr>
+        <w:rFonts w:ascii="Wingdings" w:hAnsi="Wingdings" w:hint="default"/>
+        <w:sz w:val="20"/>
+      </w:rPr>
+    </w:lvl>
+    <w:lvl w:ilvl="4" w:tentative="1">
+      <w:start w:val="1"/>
+      <w:numFmt w:val="bullet"/>
+      <w:lvlText w:val=""/>
+      <w:lvlJc w:val="left"/>
+      <w:pPr>
+        <w:tabs>
+          <w:tab w:val="num" w:pos="3600"/>
+        </w:tabs>
+        <w:ind w:left="3600" w:hanging="360"/>
+      </w:pPr>
+      <w:rPr>
+        <w:rFonts w:ascii="Wingdings" w:hAnsi="Wingdings" w:hint="default"/>
+        <w:sz w:val="20"/>
+      </w:rPr>
+    </w:lvl>
+    <w:lvl w:ilvl="5" w:tentative="1">
+      <w:start w:val="1"/>
+      <w:numFmt w:val="bullet"/>
+      <w:lvlText w:val=""/>
+      <w:lvlJc w:val="left"/>
+      <w:pPr>
+        <w:tabs>
+          <w:tab w:val="num" w:pos="4320"/>
+        </w:tabs>
+        <w:ind w:left="4320" w:hanging="360"/>
+      </w:pPr>
+      <w:rPr>
+        <w:rFonts w:ascii="Wingdings" w:hAnsi="Wingdings" w:hint="default"/>
+        <w:sz w:val="20"/>
+      </w:rPr>
+    </w:lvl>
+    <w:lvl w:ilvl="6" w:tentative="1">
+      <w:start w:val="1"/>
+      <w:numFmt w:val="bullet"/>
+      <w:lvlText w:val=""/>
+      <w:lvlJc w:val="left"/>
+      <w:pPr>
+        <w:tabs>
+          <w:tab w:val="num" w:pos="5040"/>
+        </w:tabs>
+        <w:ind w:left="5040" w:hanging="360"/>
+      </w:pPr>
+      <w:rPr>
+        <w:rFonts w:ascii="Wingdings" w:hAnsi="Wingdings" w:hint="default"/>
+        <w:sz w:val="20"/>
+      </w:rPr>
+    </w:lvl>
+    <w:lvl w:ilvl="7" w:tentative="1">
+      <w:start w:val="1"/>
+      <w:numFmt w:val="bullet"/>
+      <w:lvlText w:val=""/>
+      <w:lvlJc w:val="left"/>
+      <w:pPr>
+        <w:tabs>
+          <w:tab w:val="num" w:pos="5760"/>
+        </w:tabs>
+        <w:ind w:left="5760" w:hanging="360"/>
+      </w:pPr>
+      <w:rPr>
+        <w:rFonts w:ascii="Wingdings" w:hAnsi="Wingdings" w:hint="default"/>
+        <w:sz w:val="20"/>
+      </w:rPr>
+    </w:lvl>
+    <w:lvl w:ilvl="8" w:tentative="1">
+      <w:start w:val="1"/>
+      <w:numFmt w:val="bullet"/>
+      <w:lvlText w:val=""/>
+      <w:lvlJc w:val="left"/>
+      <w:pPr>
+        <w:tabs>
+          <w:tab w:val="num" w:pos="6480"/>
+        </w:tabs>
+        <w:ind w:left="6480" w:hanging="360"/>
+      </w:pPr>
+      <w:rPr>
+        <w:rFonts w:ascii="Wingdings" w:hAnsi="Wingdings" w:hint="default"/>
+        <w:sz w:val="20"/>
+      </w:rPr>
+    </w:lvl>
+  </w:abstractNum>
+  <w:abstractNum w:abstractNumId="6" w15:restartNumberingAfterBreak="0">
     <w:nsid w:val="7D7D7FE4"/>
     <w:multiLevelType w:val="hybridMultilevel"/>
     <w:tmpl w:val="6126809C"/>
@@ -16701,7 +17603,7 @@
     </w:lvl>
   </w:abstractNum>
   <w:num w:numId="1" w16cid:durableId="1328820740">
-    <w:abstractNumId w:val="4"/>
+    <w:abstractNumId w:val="6"/>
   </w:num>
   <w:num w:numId="2" w16cid:durableId="511535952">
     <w:abstractNumId w:val="1"/>
@@ -16710,9 +17612,15 @@
     <w:abstractNumId w:val="0"/>
   </w:num>
   <w:num w:numId="4" w16cid:durableId="471180">
+    <w:abstractNumId w:val="4"/>
+  </w:num>
+  <w:num w:numId="5" w16cid:durableId="1252275187">
     <w:abstractNumId w:val="3"/>
   </w:num>
-  <w:num w:numId="5" w16cid:durableId="1252275187">
+  <w:num w:numId="6" w16cid:durableId="170796616">
+    <w:abstractNumId w:val="5"/>
+  </w:num>
+  <w:num w:numId="7" w16cid:durableId="1423187062">
     <w:abstractNumId w:val="2"/>
   </w:num>
 </w:numbering>
@@ -17114,15 +18022,15 @@
     <w:lsdException w:name="Unresolved Mention" w:semiHidden="1" w:unhideWhenUsed="1"/>
     <w:lsdException w:name="Smart Link" w:semiHidden="1" w:unhideWhenUsed="1"/>
   </w:latentStyles>
-  <w:style w:type="paragraph" w:default="1" w:styleId="Normalny">
+  <w:style w:type="paragraph" w:default="1" w:styleId="Normal">
     <w:name w:val="Normal"/>
     <w:qFormat/>
   </w:style>
-  <w:style w:type="paragraph" w:styleId="Nagwek1">
+  <w:style w:type="paragraph" w:styleId="Heading1">
     <w:name w:val="heading 1"/>
-    <w:basedOn w:val="Normalny"/>
-    <w:next w:val="Normalny"/>
-    <w:link w:val="Nagwek1Znak"/>
+    <w:basedOn w:val="Normal"/>
+    <w:next w:val="Normal"/>
+    <w:link w:val="Heading1Char"/>
     <w:uiPriority w:val="9"/>
     <w:qFormat/>
     <w:rsid w:val="007B07D8"/>
@@ -17139,13 +18047,12 @@
       <w:szCs w:val="40"/>
     </w:rPr>
   </w:style>
-  <w:style w:type="paragraph" w:styleId="Nagwek2">
+  <w:style w:type="paragraph" w:styleId="Heading2">
     <w:name w:val="heading 2"/>
-    <w:basedOn w:val="Normalny"/>
-    <w:next w:val="Normalny"/>
-    <w:link w:val="Nagwek2Znak"/>
+    <w:basedOn w:val="Normal"/>
+    <w:next w:val="Normal"/>
+    <w:link w:val="Heading2Char"/>
     <w:uiPriority w:val="9"/>
-    <w:semiHidden/>
     <w:unhideWhenUsed/>
     <w:qFormat/>
     <w:rsid w:val="007B07D8"/>
@@ -17162,11 +18069,11 @@
       <w:szCs w:val="32"/>
     </w:rPr>
   </w:style>
-  <w:style w:type="paragraph" w:styleId="Nagwek3">
+  <w:style w:type="paragraph" w:styleId="Heading3">
     <w:name w:val="heading 3"/>
-    <w:basedOn w:val="Normalny"/>
-    <w:next w:val="Normalny"/>
-    <w:link w:val="Nagwek3Znak"/>
+    <w:basedOn w:val="Normal"/>
+    <w:next w:val="Normal"/>
+    <w:link w:val="Heading3Char"/>
     <w:uiPriority w:val="9"/>
     <w:semiHidden/>
     <w:unhideWhenUsed/>
@@ -17185,11 +18092,11 @@
       <w:szCs w:val="28"/>
     </w:rPr>
   </w:style>
-  <w:style w:type="paragraph" w:styleId="Nagwek4">
+  <w:style w:type="paragraph" w:styleId="Heading4">
     <w:name w:val="heading 4"/>
-    <w:basedOn w:val="Normalny"/>
-    <w:next w:val="Normalny"/>
-    <w:link w:val="Nagwek4Znak"/>
+    <w:basedOn w:val="Normal"/>
+    <w:next w:val="Normal"/>
+    <w:link w:val="Heading4Char"/>
     <w:uiPriority w:val="9"/>
     <w:semiHidden/>
     <w:unhideWhenUsed/>
@@ -17208,11 +18115,11 @@
       <w:color w:val="0F4761" w:themeColor="accent1" w:themeShade="BF"/>
     </w:rPr>
   </w:style>
-  <w:style w:type="paragraph" w:styleId="Nagwek5">
+  <w:style w:type="paragraph" w:styleId="Heading5">
     <w:name w:val="heading 5"/>
-    <w:basedOn w:val="Normalny"/>
-    <w:next w:val="Normalny"/>
-    <w:link w:val="Nagwek5Znak"/>
+    <w:basedOn w:val="Normal"/>
+    <w:next w:val="Normal"/>
+    <w:link w:val="Heading5Char"/>
     <w:uiPriority w:val="9"/>
     <w:semiHidden/>
     <w:unhideWhenUsed/>
@@ -17229,11 +18136,11 @@
       <w:color w:val="0F4761" w:themeColor="accent1" w:themeShade="BF"/>
     </w:rPr>
   </w:style>
-  <w:style w:type="paragraph" w:styleId="Nagwek6">
+  <w:style w:type="paragraph" w:styleId="Heading6">
     <w:name w:val="heading 6"/>
-    <w:basedOn w:val="Normalny"/>
-    <w:next w:val="Normalny"/>
-    <w:link w:val="Nagwek6Znak"/>
+    <w:basedOn w:val="Normal"/>
+    <w:next w:val="Normal"/>
+    <w:link w:val="Heading6Char"/>
     <w:uiPriority w:val="9"/>
     <w:semiHidden/>
     <w:unhideWhenUsed/>
@@ -17252,11 +18159,11 @@
       <w:color w:val="595959" w:themeColor="text1" w:themeTint="A6"/>
     </w:rPr>
   </w:style>
-  <w:style w:type="paragraph" w:styleId="Nagwek7">
+  <w:style w:type="paragraph" w:styleId="Heading7">
     <w:name w:val="heading 7"/>
-    <w:basedOn w:val="Normalny"/>
-    <w:next w:val="Normalny"/>
-    <w:link w:val="Nagwek7Znak"/>
+    <w:basedOn w:val="Normal"/>
+    <w:next w:val="Normal"/>
+    <w:link w:val="Heading7Char"/>
     <w:uiPriority w:val="9"/>
     <w:semiHidden/>
     <w:unhideWhenUsed/>
@@ -17273,11 +18180,11 @@
       <w:color w:val="595959" w:themeColor="text1" w:themeTint="A6"/>
     </w:rPr>
   </w:style>
-  <w:style w:type="paragraph" w:styleId="Nagwek8">
+  <w:style w:type="paragraph" w:styleId="Heading8">
     <w:name w:val="heading 8"/>
-    <w:basedOn w:val="Normalny"/>
-    <w:next w:val="Normalny"/>
-    <w:link w:val="Nagwek8Znak"/>
+    <w:basedOn w:val="Normal"/>
+    <w:next w:val="Normal"/>
+    <w:link w:val="Heading8Char"/>
     <w:uiPriority w:val="9"/>
     <w:semiHidden/>
     <w:unhideWhenUsed/>
@@ -17296,11 +18203,11 @@
       <w:color w:val="272727" w:themeColor="text1" w:themeTint="D8"/>
     </w:rPr>
   </w:style>
-  <w:style w:type="paragraph" w:styleId="Nagwek9">
+  <w:style w:type="paragraph" w:styleId="Heading9">
     <w:name w:val="heading 9"/>
-    <w:basedOn w:val="Normalny"/>
-    <w:next w:val="Normalny"/>
-    <w:link w:val="Nagwek9Znak"/>
+    <w:basedOn w:val="Normal"/>
+    <w:next w:val="Normal"/>
+    <w:link w:val="Heading9Char"/>
     <w:uiPriority w:val="9"/>
     <w:semiHidden/>
     <w:unhideWhenUsed/>
@@ -17317,12 +18224,12 @@
       <w:color w:val="272727" w:themeColor="text1" w:themeTint="D8"/>
     </w:rPr>
   </w:style>
-  <w:style w:type="character" w:default="1" w:styleId="Domylnaczcionkaakapitu">
+  <w:style w:type="character" w:default="1" w:styleId="DefaultParagraphFont">
     <w:name w:val="Default Paragraph Font"/>
     <w:uiPriority w:val="1"/>
     <w:unhideWhenUsed/>
   </w:style>
-  <w:style w:type="table" w:default="1" w:styleId="Standardowy">
+  <w:style w:type="table" w:default="1" w:styleId="TableNormal">
     <w:name w:val="Normal Table"/>
     <w:uiPriority w:val="99"/>
     <w:semiHidden/>
@@ -17337,16 +18244,16 @@
       </w:tblCellMar>
     </w:tblPr>
   </w:style>
-  <w:style w:type="numbering" w:default="1" w:styleId="Bezlisty">
+  <w:style w:type="numbering" w:default="1" w:styleId="NoList">
     <w:name w:val="No List"/>
     <w:uiPriority w:val="99"/>
     <w:semiHidden/>
     <w:unhideWhenUsed/>
   </w:style>
-  <w:style w:type="character" w:customStyle="1" w:styleId="Nagwek1Znak">
-    <w:name w:val="Nagłówek 1 Znak"/>
-    <w:basedOn w:val="Domylnaczcionkaakapitu"/>
-    <w:link w:val="Nagwek1"/>
+  <w:style w:type="character" w:customStyle="1" w:styleId="Heading1Char">
+    <w:name w:val="Heading 1 Char"/>
+    <w:basedOn w:val="DefaultParagraphFont"/>
+    <w:link w:val="Heading1"/>
     <w:uiPriority w:val="9"/>
     <w:rsid w:val="007B07D8"/>
     <w:rPr>
@@ -17356,12 +18263,11 @@
       <w:szCs w:val="40"/>
     </w:rPr>
   </w:style>
-  <w:style w:type="character" w:customStyle="1" w:styleId="Nagwek2Znak">
-    <w:name w:val="Nagłówek 2 Znak"/>
-    <w:basedOn w:val="Domylnaczcionkaakapitu"/>
-    <w:link w:val="Nagwek2"/>
+  <w:style w:type="character" w:customStyle="1" w:styleId="Heading2Char">
+    <w:name w:val="Heading 2 Char"/>
+    <w:basedOn w:val="DefaultParagraphFont"/>
+    <w:link w:val="Heading2"/>
     <w:uiPriority w:val="9"/>
-    <w:semiHidden/>
     <w:rsid w:val="007B07D8"/>
     <w:rPr>
       <w:rFonts w:asciiTheme="majorHAnsi" w:eastAsiaTheme="majorEastAsia" w:hAnsiTheme="majorHAnsi" w:cstheme="majorBidi"/>
@@ -17370,10 +18276,10 @@
       <w:szCs w:val="32"/>
     </w:rPr>
   </w:style>
-  <w:style w:type="character" w:customStyle="1" w:styleId="Nagwek3Znak">
-    <w:name w:val="Nagłówek 3 Znak"/>
-    <w:basedOn w:val="Domylnaczcionkaakapitu"/>
-    <w:link w:val="Nagwek3"/>
+  <w:style w:type="character" w:customStyle="1" w:styleId="Heading3Char">
+    <w:name w:val="Heading 3 Char"/>
+    <w:basedOn w:val="DefaultParagraphFont"/>
+    <w:link w:val="Heading3"/>
     <w:uiPriority w:val="9"/>
     <w:semiHidden/>
     <w:rsid w:val="007B07D8"/>
@@ -17384,10 +18290,10 @@
       <w:szCs w:val="28"/>
     </w:rPr>
   </w:style>
-  <w:style w:type="character" w:customStyle="1" w:styleId="Nagwek4Znak">
-    <w:name w:val="Nagłówek 4 Znak"/>
-    <w:basedOn w:val="Domylnaczcionkaakapitu"/>
-    <w:link w:val="Nagwek4"/>
+  <w:style w:type="character" w:customStyle="1" w:styleId="Heading4Char">
+    <w:name w:val="Heading 4 Char"/>
+    <w:basedOn w:val="DefaultParagraphFont"/>
+    <w:link w:val="Heading4"/>
     <w:uiPriority w:val="9"/>
     <w:semiHidden/>
     <w:rsid w:val="007B07D8"/>
@@ -17398,10 +18304,10 @@
       <w:color w:val="0F4761" w:themeColor="accent1" w:themeShade="BF"/>
     </w:rPr>
   </w:style>
-  <w:style w:type="character" w:customStyle="1" w:styleId="Nagwek5Znak">
-    <w:name w:val="Nagłówek 5 Znak"/>
-    <w:basedOn w:val="Domylnaczcionkaakapitu"/>
-    <w:link w:val="Nagwek5"/>
+  <w:style w:type="character" w:customStyle="1" w:styleId="Heading5Char">
+    <w:name w:val="Heading 5 Char"/>
+    <w:basedOn w:val="DefaultParagraphFont"/>
+    <w:link w:val="Heading5"/>
     <w:uiPriority w:val="9"/>
     <w:semiHidden/>
     <w:rsid w:val="007B07D8"/>
@@ -17410,10 +18316,10 @@
       <w:color w:val="0F4761" w:themeColor="accent1" w:themeShade="BF"/>
     </w:rPr>
   </w:style>
-  <w:style w:type="character" w:customStyle="1" w:styleId="Nagwek6Znak">
-    <w:name w:val="Nagłówek 6 Znak"/>
-    <w:basedOn w:val="Domylnaczcionkaakapitu"/>
-    <w:link w:val="Nagwek6"/>
+  <w:style w:type="character" w:customStyle="1" w:styleId="Heading6Char">
+    <w:name w:val="Heading 6 Char"/>
+    <w:basedOn w:val="DefaultParagraphFont"/>
+    <w:link w:val="Heading6"/>
     <w:uiPriority w:val="9"/>
     <w:semiHidden/>
     <w:rsid w:val="007B07D8"/>
@@ -17424,10 +18330,10 @@
       <w:color w:val="595959" w:themeColor="text1" w:themeTint="A6"/>
     </w:rPr>
   </w:style>
-  <w:style w:type="character" w:customStyle="1" w:styleId="Nagwek7Znak">
-    <w:name w:val="Nagłówek 7 Znak"/>
-    <w:basedOn w:val="Domylnaczcionkaakapitu"/>
-    <w:link w:val="Nagwek7"/>
+  <w:style w:type="character" w:customStyle="1" w:styleId="Heading7Char">
+    <w:name w:val="Heading 7 Char"/>
+    <w:basedOn w:val="DefaultParagraphFont"/>
+    <w:link w:val="Heading7"/>
     <w:uiPriority w:val="9"/>
     <w:semiHidden/>
     <w:rsid w:val="007B07D8"/>
@@ -17436,10 +18342,10 @@
       <w:color w:val="595959" w:themeColor="text1" w:themeTint="A6"/>
     </w:rPr>
   </w:style>
-  <w:style w:type="character" w:customStyle="1" w:styleId="Nagwek8Znak">
-    <w:name w:val="Nagłówek 8 Znak"/>
-    <w:basedOn w:val="Domylnaczcionkaakapitu"/>
-    <w:link w:val="Nagwek8"/>
+  <w:style w:type="character" w:customStyle="1" w:styleId="Heading8Char">
+    <w:name w:val="Heading 8 Char"/>
+    <w:basedOn w:val="DefaultParagraphFont"/>
+    <w:link w:val="Heading8"/>
     <w:uiPriority w:val="9"/>
     <w:semiHidden/>
     <w:rsid w:val="007B07D8"/>
@@ -17450,10 +18356,10 @@
       <w:color w:val="272727" w:themeColor="text1" w:themeTint="D8"/>
     </w:rPr>
   </w:style>
-  <w:style w:type="character" w:customStyle="1" w:styleId="Nagwek9Znak">
-    <w:name w:val="Nagłówek 9 Znak"/>
-    <w:basedOn w:val="Domylnaczcionkaakapitu"/>
-    <w:link w:val="Nagwek9"/>
+  <w:style w:type="character" w:customStyle="1" w:styleId="Heading9Char">
+    <w:name w:val="Heading 9 Char"/>
+    <w:basedOn w:val="DefaultParagraphFont"/>
+    <w:link w:val="Heading9"/>
     <w:uiPriority w:val="9"/>
     <w:semiHidden/>
     <w:rsid w:val="007B07D8"/>
@@ -17462,11 +18368,11 @@
       <w:color w:val="272727" w:themeColor="text1" w:themeTint="D8"/>
     </w:rPr>
   </w:style>
-  <w:style w:type="paragraph" w:styleId="Tytu">
+  <w:style w:type="paragraph" w:styleId="Title">
     <w:name w:val="Title"/>
-    <w:basedOn w:val="Normalny"/>
-    <w:next w:val="Normalny"/>
-    <w:link w:val="TytuZnak"/>
+    <w:basedOn w:val="Normal"/>
+    <w:next w:val="Normal"/>
+    <w:link w:val="TitleChar"/>
     <w:uiPriority w:val="10"/>
     <w:qFormat/>
     <w:rsid w:val="007B07D8"/>
@@ -17482,10 +18388,10 @@
       <w:szCs w:val="56"/>
     </w:rPr>
   </w:style>
-  <w:style w:type="character" w:customStyle="1" w:styleId="TytuZnak">
-    <w:name w:val="Tytuł Znak"/>
-    <w:basedOn w:val="Domylnaczcionkaakapitu"/>
-    <w:link w:val="Tytu"/>
+  <w:style w:type="character" w:customStyle="1" w:styleId="TitleChar">
+    <w:name w:val="Title Char"/>
+    <w:basedOn w:val="DefaultParagraphFont"/>
+    <w:link w:val="Title"/>
     <w:uiPriority w:val="10"/>
     <w:rsid w:val="007B07D8"/>
     <w:rPr>
@@ -17496,11 +18402,11 @@
       <w:szCs w:val="56"/>
     </w:rPr>
   </w:style>
-  <w:style w:type="paragraph" w:styleId="Podtytu">
+  <w:style w:type="paragraph" w:styleId="Subtitle">
     <w:name w:val="Subtitle"/>
-    <w:basedOn w:val="Normalny"/>
-    <w:next w:val="Normalny"/>
-    <w:link w:val="PodtytuZnak"/>
+    <w:basedOn w:val="Normal"/>
+    <w:next w:val="Normal"/>
+    <w:link w:val="SubtitleChar"/>
     <w:uiPriority w:val="11"/>
     <w:qFormat/>
     <w:rsid w:val="007B07D8"/>
@@ -17517,10 +18423,10 @@
       <w:szCs w:val="28"/>
     </w:rPr>
   </w:style>
-  <w:style w:type="character" w:customStyle="1" w:styleId="PodtytuZnak">
-    <w:name w:val="Podtytuł Znak"/>
-    <w:basedOn w:val="Domylnaczcionkaakapitu"/>
-    <w:link w:val="Podtytu"/>
+  <w:style w:type="character" w:customStyle="1" w:styleId="SubtitleChar">
+    <w:name w:val="Subtitle Char"/>
+    <w:basedOn w:val="DefaultParagraphFont"/>
+    <w:link w:val="Subtitle"/>
     <w:uiPriority w:val="11"/>
     <w:rsid w:val="007B07D8"/>
     <w:rPr>
@@ -17531,11 +18437,11 @@
       <w:szCs w:val="28"/>
     </w:rPr>
   </w:style>
-  <w:style w:type="paragraph" w:styleId="Cytat">
+  <w:style w:type="paragraph" w:styleId="Quote">
     <w:name w:val="Quote"/>
-    <w:basedOn w:val="Normalny"/>
-    <w:next w:val="Normalny"/>
-    <w:link w:val="CytatZnak"/>
+    <w:basedOn w:val="Normal"/>
+    <w:next w:val="Normal"/>
+    <w:link w:val="QuoteChar"/>
     <w:uiPriority w:val="29"/>
     <w:qFormat/>
     <w:rsid w:val="007B07D8"/>
@@ -17549,10 +18455,10 @@
       <w:color w:val="404040" w:themeColor="text1" w:themeTint="BF"/>
     </w:rPr>
   </w:style>
-  <w:style w:type="character" w:customStyle="1" w:styleId="CytatZnak">
-    <w:name w:val="Cytat Znak"/>
-    <w:basedOn w:val="Domylnaczcionkaakapitu"/>
-    <w:link w:val="Cytat"/>
+  <w:style w:type="character" w:customStyle="1" w:styleId="QuoteChar">
+    <w:name w:val="Quote Char"/>
+    <w:basedOn w:val="DefaultParagraphFont"/>
+    <w:link w:val="Quote"/>
     <w:uiPriority w:val="29"/>
     <w:rsid w:val="007B07D8"/>
     <w:rPr>
@@ -17561,9 +18467,9 @@
       <w:color w:val="404040" w:themeColor="text1" w:themeTint="BF"/>
     </w:rPr>
   </w:style>
-  <w:style w:type="paragraph" w:styleId="Akapitzlist">
+  <w:style w:type="paragraph" w:styleId="ListParagraph">
     <w:name w:val="List Paragraph"/>
-    <w:basedOn w:val="Normalny"/>
+    <w:basedOn w:val="Normal"/>
     <w:uiPriority w:val="34"/>
     <w:qFormat/>
     <w:rsid w:val="007B07D8"/>
@@ -17572,9 +18478,9 @@
       <w:contextualSpacing/>
     </w:pPr>
   </w:style>
-  <w:style w:type="character" w:styleId="Wyrnienieintensywne">
+  <w:style w:type="character" w:styleId="IntenseEmphasis">
     <w:name w:val="Intense Emphasis"/>
-    <w:basedOn w:val="Domylnaczcionkaakapitu"/>
+    <w:basedOn w:val="DefaultParagraphFont"/>
     <w:uiPriority w:val="21"/>
     <w:qFormat/>
     <w:rsid w:val="007B07D8"/>
@@ -17584,11 +18490,11 @@
       <w:color w:val="0F4761" w:themeColor="accent1" w:themeShade="BF"/>
     </w:rPr>
   </w:style>
-  <w:style w:type="paragraph" w:styleId="Cytatintensywny">
+  <w:style w:type="paragraph" w:styleId="IntenseQuote">
     <w:name w:val="Intense Quote"/>
-    <w:basedOn w:val="Normalny"/>
-    <w:next w:val="Normalny"/>
-    <w:link w:val="CytatintensywnyZnak"/>
+    <w:basedOn w:val="Normal"/>
+    <w:next w:val="Normal"/>
+    <w:link w:val="IntenseQuoteChar"/>
     <w:uiPriority w:val="30"/>
     <w:qFormat/>
     <w:rsid w:val="007B07D8"/>
@@ -17607,10 +18513,10 @@
       <w:color w:val="0F4761" w:themeColor="accent1" w:themeShade="BF"/>
     </w:rPr>
   </w:style>
-  <w:style w:type="character" w:customStyle="1" w:styleId="CytatintensywnyZnak">
-    <w:name w:val="Cytat intensywny Znak"/>
-    <w:basedOn w:val="Domylnaczcionkaakapitu"/>
-    <w:link w:val="Cytatintensywny"/>
+  <w:style w:type="character" w:customStyle="1" w:styleId="IntenseQuoteChar">
+    <w:name w:val="Intense Quote Char"/>
+    <w:basedOn w:val="DefaultParagraphFont"/>
+    <w:link w:val="IntenseQuote"/>
     <w:uiPriority w:val="30"/>
     <w:rsid w:val="007B07D8"/>
     <w:rPr>
@@ -17619,9 +18525,9 @@
       <w:color w:val="0F4761" w:themeColor="accent1" w:themeShade="BF"/>
     </w:rPr>
   </w:style>
-  <w:style w:type="character" w:styleId="Odwoanieintensywne">
+  <w:style w:type="character" w:styleId="IntenseReference">
     <w:name w:val="Intense Reference"/>
-    <w:basedOn w:val="Domylnaczcionkaakapitu"/>
+    <w:basedOn w:val="DefaultParagraphFont"/>
     <w:uiPriority w:val="32"/>
     <w:qFormat/>
     <w:rsid w:val="007B07D8"/>
@@ -17633,9 +18539,9 @@
       <w:spacing w:val="5"/>
     </w:rPr>
   </w:style>
-  <w:style w:type="paragraph" w:styleId="NormalnyWeb">
+  <w:style w:type="paragraph" w:styleId="NormalWeb">
     <w:name w:val="Normal (Web)"/>
-    <w:basedOn w:val="Normalny"/>
+    <w:basedOn w:val="Normal"/>
     <w:uiPriority w:val="99"/>
     <w:semiHidden/>
     <w:unhideWhenUsed/>
@@ -17649,6 +18555,16 @@
       <w:szCs w:val="24"/>
       <w:lang w:eastAsia="pl-PL"/>
       <w14:ligatures w14:val="none"/>
+    </w:rPr>
+  </w:style>
+  <w:style w:type="character" w:styleId="PlaceholderText">
+    <w:name w:val="Placeholder Text"/>
+    <w:basedOn w:val="DefaultParagraphFont"/>
+    <w:uiPriority w:val="99"/>
+    <w:semiHidden/>
+    <w:rsid w:val="00590D65"/>
+    <w:rPr>
+      <w:color w:val="666666"/>
     </w:rPr>
   </w:style>
 </w:styles>

--- a/ESI - sprawozdanie.docx
+++ b/ESI - sprawozdanie.docx
@@ -4,7 +4,7 @@
   <w:body>
     <w:p>
       <w:pPr>
-        <w:pStyle w:val="Title"/>
+        <w:pStyle w:val="Tytu"/>
         <w:jc w:val="both"/>
         <w:rPr>
           <w:rFonts w:asciiTheme="minorHAnsi" w:hAnsiTheme="minorHAnsi"/>
@@ -19,7 +19,7 @@
     </w:p>
     <w:p>
       <w:pPr>
-        <w:pStyle w:val="Heading1"/>
+        <w:pStyle w:val="Nagwek1"/>
         <w:numPr>
           <w:ilvl w:val="0"/>
           <w:numId w:val="3"/>
@@ -324,7 +324,7 @@
     </w:p>
     <w:p>
       <w:pPr>
-        <w:pStyle w:val="Heading1"/>
+        <w:pStyle w:val="Nagwek1"/>
         <w:numPr>
           <w:ilvl w:val="0"/>
           <w:numId w:val="5"/>
@@ -343,7 +343,7 @@
     </w:p>
     <w:p>
       <w:pPr>
-        <w:pStyle w:val="NormalWeb"/>
+        <w:pStyle w:val="NormalnyWeb"/>
         <w:rPr>
           <w:rFonts w:asciiTheme="minorHAnsi" w:hAnsiTheme="minorHAnsi"/>
           <w:sz w:val="22"/>
@@ -361,7 +361,7 @@
     </w:p>
     <w:p>
       <w:pPr>
-        <w:pStyle w:val="NormalWeb"/>
+        <w:pStyle w:val="NormalnyWeb"/>
         <w:rPr>
           <w:rFonts w:asciiTheme="minorHAnsi" w:hAnsiTheme="minorHAnsi"/>
         </w:rPr>
@@ -369,7 +369,7 @@
     </w:p>
     <w:p>
       <w:pPr>
-        <w:pStyle w:val="NormalWeb"/>
+        <w:pStyle w:val="NormalnyWeb"/>
         <w:rPr>
           <w:rFonts w:asciiTheme="minorHAnsi" w:hAnsiTheme="minorHAnsi"/>
         </w:rPr>
@@ -377,7 +377,7 @@
     </w:p>
     <w:p>
       <w:pPr>
-        <w:pStyle w:val="NormalWeb"/>
+        <w:pStyle w:val="NormalnyWeb"/>
         <w:rPr>
           <w:rFonts w:asciiTheme="minorHAnsi" w:hAnsiTheme="minorHAnsi"/>
         </w:rPr>
@@ -385,7 +385,7 @@
     </w:p>
     <w:p>
       <w:pPr>
-        <w:pStyle w:val="NormalWeb"/>
+        <w:pStyle w:val="NormalnyWeb"/>
         <w:rPr>
           <w:rFonts w:asciiTheme="minorHAnsi" w:hAnsiTheme="minorHAnsi"/>
         </w:rPr>
@@ -393,7 +393,7 @@
     </w:p>
     <w:p>
       <w:pPr>
-        <w:pStyle w:val="NormalWeb"/>
+        <w:pStyle w:val="NormalnyWeb"/>
         <w:rPr>
           <w:rFonts w:asciiTheme="minorHAnsi" w:hAnsiTheme="minorHAnsi"/>
         </w:rPr>
@@ -401,7 +401,7 @@
     </w:p>
     <w:p>
       <w:pPr>
-        <w:pStyle w:val="NormalWeb"/>
+        <w:pStyle w:val="NormalnyWeb"/>
         <w:rPr>
           <w:rFonts w:asciiTheme="minorHAnsi" w:hAnsiTheme="minorHAnsi"/>
         </w:rPr>
@@ -409,7 +409,7 @@
     </w:p>
     <w:p>
       <w:pPr>
-        <w:pStyle w:val="NormalWeb"/>
+        <w:pStyle w:val="NormalnyWeb"/>
         <w:rPr>
           <w:rFonts w:asciiTheme="minorHAnsi" w:hAnsiTheme="minorHAnsi"/>
         </w:rPr>
@@ -417,7 +417,7 @@
     </w:p>
     <w:p>
       <w:pPr>
-        <w:pStyle w:val="NormalWeb"/>
+        <w:pStyle w:val="NormalnyWeb"/>
         <w:rPr>
           <w:rFonts w:asciiTheme="minorHAnsi" w:hAnsiTheme="minorHAnsi"/>
         </w:rPr>
@@ -425,7 +425,7 @@
     </w:p>
     <w:p>
       <w:pPr>
-        <w:pStyle w:val="NormalWeb"/>
+        <w:pStyle w:val="NormalnyWeb"/>
         <w:rPr>
           <w:rFonts w:asciiTheme="minorHAnsi" w:hAnsiTheme="minorHAnsi"/>
         </w:rPr>
@@ -433,7 +433,7 @@
     </w:p>
     <w:p>
       <w:pPr>
-        <w:pStyle w:val="NormalWeb"/>
+        <w:pStyle w:val="NormalnyWeb"/>
         <w:rPr>
           <w:rFonts w:asciiTheme="minorHAnsi" w:hAnsiTheme="minorHAnsi"/>
         </w:rPr>
@@ -441,7 +441,7 @@
     </w:p>
     <w:p>
       <w:pPr>
-        <w:pStyle w:val="NormalWeb"/>
+        <w:pStyle w:val="NormalnyWeb"/>
         <w:rPr>
           <w:rFonts w:asciiTheme="minorHAnsi" w:hAnsiTheme="minorHAnsi"/>
         </w:rPr>
@@ -449,7 +449,7 @@
     </w:p>
     <w:p>
       <w:pPr>
-        <w:pStyle w:val="NormalWeb"/>
+        <w:pStyle w:val="NormalnyWeb"/>
         <w:rPr>
           <w:rFonts w:asciiTheme="minorHAnsi" w:hAnsiTheme="minorHAnsi"/>
         </w:rPr>
@@ -457,7 +457,7 @@
     </w:p>
     <w:p>
       <w:pPr>
-        <w:pStyle w:val="NormalWeb"/>
+        <w:pStyle w:val="NormalnyWeb"/>
         <w:rPr>
           <w:rFonts w:asciiTheme="minorHAnsi" w:hAnsiTheme="minorHAnsi"/>
         </w:rPr>
@@ -465,7 +465,7 @@
     </w:p>
     <w:p>
       <w:pPr>
-        <w:pStyle w:val="NormalWeb"/>
+        <w:pStyle w:val="NormalnyWeb"/>
         <w:rPr>
           <w:rFonts w:asciiTheme="minorHAnsi" w:hAnsiTheme="minorHAnsi"/>
         </w:rPr>
@@ -473,7 +473,7 @@
     </w:p>
     <w:p>
       <w:pPr>
-        <w:pStyle w:val="NormalWeb"/>
+        <w:pStyle w:val="NormalnyWeb"/>
         <w:rPr>
           <w:rFonts w:asciiTheme="minorHAnsi" w:hAnsiTheme="minorHAnsi"/>
         </w:rPr>
@@ -481,7 +481,7 @@
     </w:p>
     <w:p>
       <w:pPr>
-        <w:pStyle w:val="NormalWeb"/>
+        <w:pStyle w:val="NormalnyWeb"/>
         <w:rPr>
           <w:rFonts w:asciiTheme="minorHAnsi" w:hAnsiTheme="minorHAnsi"/>
         </w:rPr>
@@ -489,7 +489,7 @@
     </w:p>
     <w:p>
       <w:pPr>
-        <w:pStyle w:val="Heading1"/>
+        <w:pStyle w:val="Nagwek1"/>
         <w:numPr>
           <w:ilvl w:val="0"/>
           <w:numId w:val="5"/>
@@ -508,7 +508,7 @@
     </w:p>
     <w:p>
       <w:pPr>
-        <w:pStyle w:val="Subtitle"/>
+        <w:pStyle w:val="Podtytu"/>
         <w:jc w:val="both"/>
       </w:pPr>
       <w:r>
@@ -3702,32 +3702,32 @@
     <w:p/>
     <w:p>
       <w:pPr>
-        <w:pStyle w:val="Subtitle"/>
+        <w:pStyle w:val="Podtytu"/>
       </w:pPr>
     </w:p>
     <w:p>
       <w:pPr>
-        <w:pStyle w:val="Subtitle"/>
+        <w:pStyle w:val="Podtytu"/>
       </w:pPr>
     </w:p>
     <w:p>
       <w:pPr>
-        <w:pStyle w:val="Subtitle"/>
+        <w:pStyle w:val="Podtytu"/>
       </w:pPr>
     </w:p>
     <w:p>
       <w:pPr>
-        <w:pStyle w:val="Subtitle"/>
+        <w:pStyle w:val="Podtytu"/>
       </w:pPr>
     </w:p>
     <w:p>
       <w:pPr>
-        <w:pStyle w:val="Subtitle"/>
+        <w:pStyle w:val="Podtytu"/>
       </w:pPr>
     </w:p>
     <w:p>
       <w:pPr>
-        <w:pStyle w:val="Subtitle"/>
+        <w:pStyle w:val="Podtytu"/>
       </w:pPr>
       <w:r>
         <w:t>Gradient Booster</w:t>
@@ -6941,7 +6941,7 @@
     </w:p>
     <w:p>
       <w:pPr>
-        <w:pStyle w:val="Heading1"/>
+        <w:pStyle w:val="Nagwek1"/>
         <w:numPr>
           <w:ilvl w:val="0"/>
           <w:numId w:val="5"/>
@@ -6960,7 +6960,7 @@
     </w:p>
     <w:p>
       <w:pPr>
-        <w:pStyle w:val="Subtitle"/>
+        <w:pStyle w:val="Podtytu"/>
       </w:pPr>
       <w:r>
         <w:t>Random Forest</w:t>
@@ -11370,7 +11370,7 @@
     </w:p>
     <w:p>
       <w:pPr>
-        <w:pStyle w:val="Subtitle"/>
+        <w:pStyle w:val="Podtytu"/>
       </w:pPr>
       <w:r>
         <w:lastRenderedPageBreak/>
@@ -15793,7 +15793,7 @@
     <w:p/>
     <w:p>
       <w:pPr>
-        <w:pStyle w:val="Title"/>
+        <w:pStyle w:val="Tytu"/>
       </w:pPr>
       <w:r>
         <w:lastRenderedPageBreak/>
@@ -15802,7 +15802,7 @@
     </w:p>
     <w:p>
       <w:pPr>
-        <w:pStyle w:val="Heading1"/>
+        <w:pStyle w:val="Nagwek1"/>
         <w:rPr>
           <w:b/>
           <w:bCs/>
@@ -15823,7 +15823,7 @@
     </w:p>
     <w:p>
       <w:pPr>
-        <w:pStyle w:val="Heading1"/>
+        <w:pStyle w:val="Nagwek1"/>
         <w:rPr>
           <w:b/>
           <w:bCs/>
@@ -15839,7 +15839,7 @@
     </w:p>
     <w:p>
       <w:pPr>
-        <w:pStyle w:val="Heading2"/>
+        <w:pStyle w:val="Nagwek2"/>
         <w:rPr>
           <w:b/>
           <w:bCs/>
@@ -15948,7 +15948,7 @@
                     </pic:cNvPicPr>
                   </pic:nvPicPr>
                   <pic:blipFill>
-                    <a:blip r:embed="rId6">
+                    <a:blip r:embed="rId8">
                       <a:extLst>
                         <a:ext uri="{28A0092B-C50C-407E-A947-70E740481C1C}">
                           <a14:useLocalDpi xmlns:a14="http://schemas.microsoft.com/office/drawing/2010/main" val="0"/>
@@ -15986,7 +15986,7 @@
     <w:p/>
     <w:p>
       <w:pPr>
-        <w:pStyle w:val="Heading2"/>
+        <w:pStyle w:val="Nagwek2"/>
         <w:rPr>
           <w:b/>
           <w:bCs/>
@@ -16027,220 +16027,6 @@
                 <pic:pic xmlns:pic="http://schemas.openxmlformats.org/drawingml/2006/picture">
                   <pic:nvPicPr>
                     <pic:cNvPr id="0" name="Picture 3"/>
-                    <pic:cNvPicPr>
-                      <a:picLocks noChangeAspect="1" noChangeArrowheads="1"/>
-                    </pic:cNvPicPr>
-                  </pic:nvPicPr>
-                  <pic:blipFill>
-                    <a:blip r:embed="rId7">
-                      <a:extLst>
-                        <a:ext uri="{28A0092B-C50C-407E-A947-70E740481C1C}">
-                          <a14:useLocalDpi xmlns:a14="http://schemas.microsoft.com/office/drawing/2010/main" val="0"/>
-                        </a:ext>
-                      </a:extLst>
-                    </a:blip>
-                    <a:srcRect/>
-                    <a:stretch>
-                      <a:fillRect/>
-                    </a:stretch>
-                  </pic:blipFill>
-                  <pic:spPr bwMode="auto">
-                    <a:xfrm>
-                      <a:off x="0" y="0"/>
-                      <a:ext cx="5760720" cy="3830320"/>
-                    </a:xfrm>
-                    <a:prstGeom prst="rect">
-                      <a:avLst/>
-                    </a:prstGeom>
-                    <a:noFill/>
-                    <a:ln>
-                      <a:noFill/>
-                    </a:ln>
-                  </pic:spPr>
-                </pic:pic>
-              </a:graphicData>
-            </a:graphic>
-          </wp:inline>
-        </w:drawing>
-      </w:r>
-    </w:p>
-    <w:p>
-      <w:r>
-        <w:t>Liczba 12 neuronów w jednej wartstwie ukrytej wykazuje się najniższym MSE oraz najwyższą dokładnością predykcji. Taka konfiguracja sieci została uznana za optymalną i stała się podstawą przy innych porównaniach</w:t>
-      </w:r>
-      <w:r>
-        <w:t>.</w:t>
-      </w:r>
-    </w:p>
-    <w:p>
-      <w:pPr>
-        <w:pStyle w:val="Heading2"/>
-        <w:rPr>
-          <w:b/>
-          <w:bCs/>
-        </w:rPr>
-      </w:pPr>
-      <w:r>
-        <w:rPr>
-          <w:b/>
-          <w:bCs/>
-        </w:rPr>
-        <w:t>Liczba warstw ukrytych</w:t>
-      </w:r>
-    </w:p>
-    <w:p>
-      <w:r>
-        <w:t>Zwiększenie głębokości sieci pozwala na tworzenie bardziej złożonych abstrakcji, ale niesie ryzyko przeuczenia (overfitting).</w:t>
-      </w:r>
-    </w:p>
-    <w:p>
-      <w:r>
-        <w:rPr>
-          <w:noProof/>
-        </w:rPr>
-        <w:drawing>
-          <wp:inline distT="0" distB="0" distL="0" distR="0" wp14:anchorId="01B2AC66" wp14:editId="3E8C7682">
-            <wp:extent cx="5065461" cy="3368040"/>
-            <wp:effectExtent l="0" t="0" r="1905" b="3810"/>
-            <wp:docPr id="1984555379" name="Picture 3"/>
-            <wp:cNvGraphicFramePr>
-              <a:graphicFrameLocks xmlns:a="http://schemas.openxmlformats.org/drawingml/2006/main" noChangeAspect="1"/>
-            </wp:cNvGraphicFramePr>
-            <a:graphic xmlns:a="http://schemas.openxmlformats.org/drawingml/2006/main">
-              <a:graphicData uri="http://schemas.openxmlformats.org/drawingml/2006/picture">
-                <pic:pic xmlns:pic="http://schemas.openxmlformats.org/drawingml/2006/picture">
-                  <pic:nvPicPr>
-                    <pic:cNvPr id="0" name="Picture 5"/>
-                    <pic:cNvPicPr>
-                      <a:picLocks noChangeAspect="1" noChangeArrowheads="1"/>
-                    </pic:cNvPicPr>
-                  </pic:nvPicPr>
-                  <pic:blipFill>
-                    <a:blip r:embed="rId8">
-                      <a:extLst>
-                        <a:ext uri="{28A0092B-C50C-407E-A947-70E740481C1C}">
-                          <a14:useLocalDpi xmlns:a14="http://schemas.microsoft.com/office/drawing/2010/main" val="0"/>
-                        </a:ext>
-                      </a:extLst>
-                    </a:blip>
-                    <a:srcRect/>
-                    <a:stretch>
-                      <a:fillRect/>
-                    </a:stretch>
-                  </pic:blipFill>
-                  <pic:spPr bwMode="auto">
-                    <a:xfrm>
-                      <a:off x="0" y="0"/>
-                      <a:ext cx="5070466" cy="3371368"/>
-                    </a:xfrm>
-                    <a:prstGeom prst="rect">
-                      <a:avLst/>
-                    </a:prstGeom>
-                    <a:noFill/>
-                    <a:ln>
-                      <a:noFill/>
-                    </a:ln>
-                  </pic:spPr>
-                </pic:pic>
-              </a:graphicData>
-            </a:graphic>
-          </wp:inline>
-        </w:drawing>
-      </w:r>
-    </w:p>
-    <w:p>
-      <w:r>
-        <w:lastRenderedPageBreak/>
-        <w:t>Wszystkie konfiguracje neuronów w dwóch warstwach ukrytych osiągały gorsze wyniki od sieci z jedną dwunastoneuronową warstwą. Z tego względu uznane zostało, że jedna warstwa z dwunastoma neuronami jest optymalnym układem sieci.</w:t>
-      </w:r>
-    </w:p>
-    <w:p>
-      <w:pPr>
-        <w:pStyle w:val="Heading2"/>
-        <w:rPr>
-          <w:b/>
-          <w:bCs/>
-        </w:rPr>
-      </w:pPr>
-      <w:r>
-        <w:rPr>
-          <w:b/>
-          <w:bCs/>
-        </w:rPr>
-        <w:t>Sposób inicjalizacji wag</w:t>
-      </w:r>
-    </w:p>
-    <w:p>
-      <w:r>
-        <w:t>Porównano inicjalizację losową na podstawie rozkładu normalnego o parametrach</w:t>
-      </w:r>
-      <w:r>
-        <w:t xml:space="preserve"> </w:t>
-      </w:r>
-      <m:oMath>
-        <m:r>
-          <w:rPr>
-            <w:rFonts w:ascii="Cambria Math" w:hAnsi="Cambria Math"/>
-          </w:rPr>
-          <m:t>μ=0</m:t>
-        </m:r>
-      </m:oMath>
-      <w:r>
-        <w:t>  i </w:t>
-      </w:r>
-      <m:oMath>
-        <m:r>
-          <w:rPr>
-            <w:rFonts w:ascii="Cambria Math" w:hAnsi="Cambria Math"/>
-          </w:rPr>
-          <m:t>σ=1</m:t>
-        </m:r>
-      </m:oMath>
-      <w:r>
-        <w:t>, rozkład jednostajny na przedziale</w:t>
-      </w:r>
-      <w:r>
-        <w:t xml:space="preserve"> [-0,5; 0,5]</w:t>
-      </w:r>
-      <w:r>
-        <w:t>  oraz</w:t>
-      </w:r>
-      <w:r>
-        <w:t xml:space="preserve"> przy użyciu</w:t>
-      </w:r>
-      <w:r>
-        <w:t xml:space="preserve"> metod</w:t>
-      </w:r>
-      <w:r>
-        <w:t>y</w:t>
-      </w:r>
-      <w:r>
-        <w:t xml:space="preserve"> Xaviera.</w:t>
-      </w:r>
-    </w:p>
-    <w:p>
-      <w:pPr>
-        <w:rPr>
-          <w:rFonts w:eastAsiaTheme="minorEastAsia"/>
-        </w:rPr>
-      </w:pPr>
-      <w:r>
-        <w:rPr>
-          <w:noProof/>
-        </w:rPr>
-        <w:drawing>
-          <wp:inline distT="0" distB="0" distL="0" distR="0" wp14:anchorId="2DAB2E93" wp14:editId="1B26839D">
-            <wp:extent cx="5760720" cy="3830320"/>
-            <wp:effectExtent l="0" t="0" r="0" b="0"/>
-            <wp:docPr id="1317223542" name="Picture 4"/>
-            <wp:cNvGraphicFramePr>
-              <a:graphicFrameLocks xmlns:a="http://schemas.openxmlformats.org/drawingml/2006/main" noChangeAspect="1"/>
-            </wp:cNvGraphicFramePr>
-            <a:graphic xmlns:a="http://schemas.openxmlformats.org/drawingml/2006/main">
-              <a:graphicData uri="http://schemas.openxmlformats.org/drawingml/2006/picture">
-                <pic:pic xmlns:pic="http://schemas.openxmlformats.org/drawingml/2006/picture">
-                  <pic:nvPicPr>
-                    <pic:cNvPr id="0" name="Picture 7"/>
                     <pic:cNvPicPr>
                       <a:picLocks noChangeAspect="1" noChangeArrowheads="1"/>
                     </pic:cNvPicPr>
@@ -16280,18 +16066,15 @@
     </w:p>
     <w:p>
       <w:r>
-        <w:t>Z powyższego wykresu wynika, iż rozkład jednostajny jest optymalną metodą. Na wykresie nie ma zawartego rozkładu na przedziale </w:t>
-      </w:r>
-      <w:r>
-        <w:t>[-1;1]</w:t>
-      </w:r>
-      <w:r>
-        <w:t>, lecz on również został pobity przez wyniki rozkładu oznaczonego czerwoną linią.</w:t>
+        <w:t>Liczba 12 neuronów w jednej wartstwie ukrytej wykazuje się najniższym MSE oraz najwyższą dokładnością predykcji. Taka konfiguracja sieci została uznana za optymalną i stała się podstawą przy innych porównaniach</w:t>
+      </w:r>
+      <w:r>
+        <w:t>.</w:t>
       </w:r>
     </w:p>
     <w:p>
       <w:pPr>
-        <w:pStyle w:val="Heading2"/>
+        <w:pStyle w:val="Nagwek2"/>
         <w:rPr>
           <w:b/>
           <w:bCs/>
@@ -16302,73 +16085,12 @@
           <w:b/>
           <w:bCs/>
         </w:rPr>
-        <w:t>Sposób normalizacji danych wejściowych</w:t>
+        <w:t>Liczba warstw ukrytych</w:t>
       </w:r>
     </w:p>
     <w:p>
-      <w:pPr>
-        <w:rPr>
-          <w:lang w:val="en-GB"/>
-        </w:rPr>
-      </w:pPr>
-      <w:r>
-        <w:t xml:space="preserve">Sieci neuronowe są wrażliwe na skalę danych wejściowych. </w:t>
-      </w:r>
-      <w:proofErr w:type="spellStart"/>
-      <w:r>
-        <w:rPr>
-          <w:lang w:val="en-GB"/>
-        </w:rPr>
-        <w:t>Porównano</w:t>
-      </w:r>
-      <w:proofErr w:type="spellEnd"/>
-      <w:r>
-        <w:rPr>
-          <w:lang w:val="en-GB"/>
-        </w:rPr>
-        <w:t>:</w:t>
-      </w:r>
-    </w:p>
-    <w:p>
-      <w:pPr>
-        <w:numPr>
-          <w:ilvl w:val="0"/>
-          <w:numId w:val="7"/>
-        </w:numPr>
-      </w:pPr>
-      <w:r>
-        <w:t>Min-Max Scaling (przesunięcie do zakresu </w:t>
-      </w:r>
-      <w:r>
-        <w:t>[0; 1]</w:t>
-      </w:r>
-      <w:r>
-        <w:t>)</w:t>
-      </w:r>
-    </w:p>
-    <w:p>
-      <w:pPr>
-        <w:numPr>
-          <w:ilvl w:val="0"/>
-          <w:numId w:val="7"/>
-        </w:numPr>
-        <w:rPr>
-          <w:lang w:val="en-GB"/>
-        </w:rPr>
-      </w:pPr>
-      <w:proofErr w:type="spellStart"/>
-      <w:r>
-        <w:rPr>
-          <w:lang w:val="en-GB"/>
-        </w:rPr>
-        <w:t>Standaryzację</w:t>
-      </w:r>
-      <w:proofErr w:type="spellEnd"/>
-      <w:r>
-        <w:rPr>
-          <w:lang w:val="en-GB"/>
-        </w:rPr>
-        <w:t xml:space="preserve"> (Z-score normalization).</w:t>
+      <w:r>
+        <w:t>Zwiększenie głębokości sieci pozwala na tworzenie bardziej złożonych abstrakcji, ale niesie ryzyko przeuczenia (overfitting).</w:t>
       </w:r>
     </w:p>
     <w:p>
@@ -16376,12 +16098,11 @@
         <w:rPr>
           <w:noProof/>
         </w:rPr>
-        <w:lastRenderedPageBreak/>
         <w:drawing>
-          <wp:inline distT="0" distB="0" distL="0" distR="0" wp14:anchorId="2F93D914" wp14:editId="55FBB333">
-            <wp:extent cx="5760720" cy="3830320"/>
-            <wp:effectExtent l="0" t="0" r="0" b="0"/>
-            <wp:docPr id="541020092" name="Picture 5"/>
+          <wp:inline distT="0" distB="0" distL="0" distR="0" wp14:anchorId="01B2AC66" wp14:editId="3E8C7682">
+            <wp:extent cx="5065461" cy="3368040"/>
+            <wp:effectExtent l="0" t="0" r="1905" b="3810"/>
+            <wp:docPr id="1984555379" name="Picture 3"/>
             <wp:cNvGraphicFramePr>
               <a:graphicFrameLocks xmlns:a="http://schemas.openxmlformats.org/drawingml/2006/main" noChangeAspect="1"/>
             </wp:cNvGraphicFramePr>
@@ -16389,13 +16110,143 @@
               <a:graphicData uri="http://schemas.openxmlformats.org/drawingml/2006/picture">
                 <pic:pic xmlns:pic="http://schemas.openxmlformats.org/drawingml/2006/picture">
                   <pic:nvPicPr>
-                    <pic:cNvPr id="0" name="Picture 9"/>
+                    <pic:cNvPr id="0" name="Picture 5"/>
                     <pic:cNvPicPr>
                       <a:picLocks noChangeAspect="1" noChangeArrowheads="1"/>
                     </pic:cNvPicPr>
                   </pic:nvPicPr>
                   <pic:blipFill>
                     <a:blip r:embed="rId10">
+                      <a:extLst>
+                        <a:ext uri="{28A0092B-C50C-407E-A947-70E740481C1C}">
+                          <a14:useLocalDpi xmlns:a14="http://schemas.microsoft.com/office/drawing/2010/main" val="0"/>
+                        </a:ext>
+                      </a:extLst>
+                    </a:blip>
+                    <a:srcRect/>
+                    <a:stretch>
+                      <a:fillRect/>
+                    </a:stretch>
+                  </pic:blipFill>
+                  <pic:spPr bwMode="auto">
+                    <a:xfrm>
+                      <a:off x="0" y="0"/>
+                      <a:ext cx="5070466" cy="3371368"/>
+                    </a:xfrm>
+                    <a:prstGeom prst="rect">
+                      <a:avLst/>
+                    </a:prstGeom>
+                    <a:noFill/>
+                    <a:ln>
+                      <a:noFill/>
+                    </a:ln>
+                  </pic:spPr>
+                </pic:pic>
+              </a:graphicData>
+            </a:graphic>
+          </wp:inline>
+        </w:drawing>
+      </w:r>
+    </w:p>
+    <w:p>
+      <w:r>
+        <w:lastRenderedPageBreak/>
+        <w:t>Wszystkie konfiguracje neuronów w dwóch warstwach ukrytych osiągały gorsze wyniki od sieci z jedną dwunastoneuronową warstwą. Z tego względu uznane zostało, że jedna warstwa z dwunastoma neuronami jest optymalnym układem sieci.</w:t>
+      </w:r>
+    </w:p>
+    <w:p>
+      <w:pPr>
+        <w:pStyle w:val="Nagwek2"/>
+        <w:rPr>
+          <w:b/>
+          <w:bCs/>
+        </w:rPr>
+      </w:pPr>
+      <w:r>
+        <w:rPr>
+          <w:b/>
+          <w:bCs/>
+        </w:rPr>
+        <w:t>Sposób inicjalizacji wag</w:t>
+      </w:r>
+    </w:p>
+    <w:p>
+      <w:r>
+        <w:t>Porównano inicjalizację losową na podstawie rozkładu normalnego o parametrach</w:t>
+      </w:r>
+      <w:r>
+        <w:t xml:space="preserve"> </w:t>
+      </w:r>
+      <m:oMath>
+        <m:r>
+          <w:rPr>
+            <w:rFonts w:ascii="Cambria Math" w:hAnsi="Cambria Math"/>
+          </w:rPr>
+          <m:t>μ=0</m:t>
+        </m:r>
+      </m:oMath>
+      <w:r>
+        <w:t>  i </w:t>
+      </w:r>
+      <m:oMath>
+        <m:r>
+          <w:rPr>
+            <w:rFonts w:ascii="Cambria Math" w:hAnsi="Cambria Math"/>
+          </w:rPr>
+          <m:t>σ=1</m:t>
+        </m:r>
+      </m:oMath>
+      <w:r>
+        <w:t>, rozkład jednostajny na przedziale</w:t>
+      </w:r>
+      <w:r>
+        <w:t xml:space="preserve"> [-0,5; 0,5]</w:t>
+      </w:r>
+      <w:r>
+        <w:t>  oraz</w:t>
+      </w:r>
+      <w:r>
+        <w:t xml:space="preserve"> przy użyciu</w:t>
+      </w:r>
+      <w:r>
+        <w:t xml:space="preserve"> metod</w:t>
+      </w:r>
+      <w:r>
+        <w:t>y</w:t>
+      </w:r>
+      <w:r>
+        <w:t xml:space="preserve"> Xaviera.</w:t>
+      </w:r>
+    </w:p>
+    <w:p>
+      <w:pPr>
+        <w:rPr>
+          <w:rFonts w:eastAsiaTheme="minorEastAsia"/>
+        </w:rPr>
+      </w:pPr>
+      <w:r>
+        <w:rPr>
+          <w:noProof/>
+        </w:rPr>
+        <w:drawing>
+          <wp:inline distT="0" distB="0" distL="0" distR="0" wp14:anchorId="2DAB2E93" wp14:editId="1B26839D">
+            <wp:extent cx="5760720" cy="3830320"/>
+            <wp:effectExtent l="0" t="0" r="0" b="0"/>
+            <wp:docPr id="1317223542" name="Picture 4"/>
+            <wp:cNvGraphicFramePr>
+              <a:graphicFrameLocks xmlns:a="http://schemas.openxmlformats.org/drawingml/2006/main" noChangeAspect="1"/>
+            </wp:cNvGraphicFramePr>
+            <a:graphic xmlns:a="http://schemas.openxmlformats.org/drawingml/2006/main">
+              <a:graphicData uri="http://schemas.openxmlformats.org/drawingml/2006/picture">
+                <pic:pic xmlns:pic="http://schemas.openxmlformats.org/drawingml/2006/picture">
+                  <pic:nvPicPr>
+                    <pic:cNvPr id="0" name="Picture 7"/>
+                    <pic:cNvPicPr>
+                      <a:picLocks noChangeAspect="1" noChangeArrowheads="1"/>
+                    </pic:cNvPicPr>
+                  </pic:nvPicPr>
+                  <pic:blipFill>
+                    <a:blip r:embed="rId11">
                       <a:extLst>
                         <a:ext uri="{28A0092B-C50C-407E-A947-70E740481C1C}">
                           <a14:useLocalDpi xmlns:a14="http://schemas.microsoft.com/office/drawing/2010/main" val="0"/>
@@ -16429,12 +16280,18 @@
     </w:p>
     <w:p>
       <w:r>
-        <w:t>Normalizacja do rozkładu normalnego o parametrach  i  okazała się optymalnym wyborem, który znacznie zmniejszał błąd sieci.</w:t>
+        <w:t>Z powyższego wykresu wynika, iż rozkład jednostajny jest optymalną metodą. Na wykresie nie ma zawartego rozkładu na przedziale </w:t>
+      </w:r>
+      <w:r>
+        <w:t>[-1;1]</w:t>
+      </w:r>
+      <w:r>
+        <w:t>, lecz on również został pobity przez wyniki rozkładu oznaczonego czerwoną linią.</w:t>
       </w:r>
     </w:p>
     <w:p>
       <w:pPr>
-        <w:pStyle w:val="Heading2"/>
+        <w:pStyle w:val="Nagwek2"/>
         <w:rPr>
           <w:b/>
           <w:bCs/>
@@ -16445,7 +16302,7 @@
           <w:b/>
           <w:bCs/>
         </w:rPr>
-        <w:t>Wybór danych wejściowych</w:t>
+        <w:t>Sposób normalizacji danych wejściowych</w:t>
       </w:r>
     </w:p>
     <w:p>
@@ -16455,6 +16312,149 @@
         </w:rPr>
       </w:pPr>
       <w:r>
+        <w:t xml:space="preserve">Sieci neuronowe są wrażliwe na skalę danych wejściowych. </w:t>
+      </w:r>
+      <w:proofErr w:type="spellStart"/>
+      <w:r>
+        <w:rPr>
+          <w:lang w:val="en-GB"/>
+        </w:rPr>
+        <w:t>Porównano</w:t>
+      </w:r>
+      <w:proofErr w:type="spellEnd"/>
+      <w:r>
+        <w:rPr>
+          <w:lang w:val="en-GB"/>
+        </w:rPr>
+        <w:t>:</w:t>
+      </w:r>
+    </w:p>
+    <w:p>
+      <w:pPr>
+        <w:numPr>
+          <w:ilvl w:val="0"/>
+          <w:numId w:val="7"/>
+        </w:numPr>
+      </w:pPr>
+      <w:r>
+        <w:t>Min-Max Scaling (przesunięcie do zakresu </w:t>
+      </w:r>
+      <w:r>
+        <w:t>[0; 1]</w:t>
+      </w:r>
+      <w:r>
+        <w:t>)</w:t>
+      </w:r>
+    </w:p>
+    <w:p>
+      <w:pPr>
+        <w:numPr>
+          <w:ilvl w:val="0"/>
+          <w:numId w:val="7"/>
+        </w:numPr>
+        <w:rPr>
+          <w:lang w:val="en-GB"/>
+        </w:rPr>
+      </w:pPr>
+      <w:proofErr w:type="spellStart"/>
+      <w:r>
+        <w:rPr>
+          <w:lang w:val="en-GB"/>
+        </w:rPr>
+        <w:t>Standaryzację</w:t>
+      </w:r>
+      <w:proofErr w:type="spellEnd"/>
+      <w:r>
+        <w:rPr>
+          <w:lang w:val="en-GB"/>
+        </w:rPr>
+        <w:t xml:space="preserve"> (Z-score normalization).</w:t>
+      </w:r>
+    </w:p>
+    <w:p>
+      <w:r>
+        <w:rPr>
+          <w:noProof/>
+        </w:rPr>
+        <w:lastRenderedPageBreak/>
+        <w:drawing>
+          <wp:inline distT="0" distB="0" distL="0" distR="0" wp14:anchorId="2F93D914" wp14:editId="55FBB333">
+            <wp:extent cx="5760720" cy="3830320"/>
+            <wp:effectExtent l="0" t="0" r="0" b="0"/>
+            <wp:docPr id="541020092" name="Picture 5"/>
+            <wp:cNvGraphicFramePr>
+              <a:graphicFrameLocks xmlns:a="http://schemas.openxmlformats.org/drawingml/2006/main" noChangeAspect="1"/>
+            </wp:cNvGraphicFramePr>
+            <a:graphic xmlns:a="http://schemas.openxmlformats.org/drawingml/2006/main">
+              <a:graphicData uri="http://schemas.openxmlformats.org/drawingml/2006/picture">
+                <pic:pic xmlns:pic="http://schemas.openxmlformats.org/drawingml/2006/picture">
+                  <pic:nvPicPr>
+                    <pic:cNvPr id="0" name="Picture 9"/>
+                    <pic:cNvPicPr>
+                      <a:picLocks noChangeAspect="1" noChangeArrowheads="1"/>
+                    </pic:cNvPicPr>
+                  </pic:nvPicPr>
+                  <pic:blipFill>
+                    <a:blip r:embed="rId12">
+                      <a:extLst>
+                        <a:ext uri="{28A0092B-C50C-407E-A947-70E740481C1C}">
+                          <a14:useLocalDpi xmlns:a14="http://schemas.microsoft.com/office/drawing/2010/main" val="0"/>
+                        </a:ext>
+                      </a:extLst>
+                    </a:blip>
+                    <a:srcRect/>
+                    <a:stretch>
+                      <a:fillRect/>
+                    </a:stretch>
+                  </pic:blipFill>
+                  <pic:spPr bwMode="auto">
+                    <a:xfrm>
+                      <a:off x="0" y="0"/>
+                      <a:ext cx="5760720" cy="3830320"/>
+                    </a:xfrm>
+                    <a:prstGeom prst="rect">
+                      <a:avLst/>
+                    </a:prstGeom>
+                    <a:noFill/>
+                    <a:ln>
+                      <a:noFill/>
+                    </a:ln>
+                  </pic:spPr>
+                </pic:pic>
+              </a:graphicData>
+            </a:graphic>
+          </wp:inline>
+        </w:drawing>
+      </w:r>
+    </w:p>
+    <w:p>
+      <w:r>
+        <w:t>Normalizacja do rozkładu normalnego o parametrach  i  okazała się optymalnym wyborem, który znacznie zmniejszał błąd sieci.</w:t>
+      </w:r>
+    </w:p>
+    <w:p>
+      <w:pPr>
+        <w:pStyle w:val="Nagwek2"/>
+        <w:rPr>
+          <w:b/>
+          <w:bCs/>
+        </w:rPr>
+      </w:pPr>
+      <w:r>
+        <w:rPr>
+          <w:b/>
+          <w:bCs/>
+        </w:rPr>
+        <w:t>Wybór danych wejściowych</w:t>
+      </w:r>
+    </w:p>
+    <w:p>
+      <w:pPr>
+        <w:rPr>
+          <w:lang w:val="en-GB"/>
+        </w:rPr>
+      </w:pPr>
+      <w:r>
         <w:t xml:space="preserve">Przeanalizowano, jak wybór różnych danych wejściowych wpływa na dokładność przewidywań sieci neuronowej. </w:t>
       </w:r>
       <w:proofErr w:type="spellStart"/>
@@ -16497,21 +16497,7 @@
         <w:rPr>
           <w:lang w:val="en-GB"/>
         </w:rPr>
-        <w:t xml:space="preserve"> </w:t>
-      </w:r>
-      <w:proofErr w:type="gramStart"/>
-      <w:r>
-        <w:rPr>
-          <w:lang w:val="en-GB"/>
-        </w:rPr>
-        <w:t>to:</w:t>
-      </w:r>
-      <w:proofErr w:type="gramEnd"/>
-      <w:r>
-        <w:rPr>
-          <w:lang w:val="en-GB"/>
-        </w:rPr>
-        <w:t xml:space="preserve"> 1. Class, online boarding, seat comfort, inflight entertainment </w:t>
+        <w:t xml:space="preserve"> to: 1. Class, online boarding, seat comfort, inflight entertainment </w:t>
       </w:r>
       <w:proofErr w:type="spellStart"/>
       <w:r>
@@ -16599,7 +16585,7 @@
                     </pic:cNvPicPr>
                   </pic:nvPicPr>
                   <pic:blipFill>
-                    <a:blip r:embed="rId11">
+                    <a:blip r:embed="rId13">
                       <a:extLst>
                         <a:ext uri="{28A0092B-C50C-407E-A947-70E740481C1C}">
                           <a14:useLocalDpi xmlns:a14="http://schemas.microsoft.com/office/drawing/2010/main" val="0"/>
@@ -16638,7 +16624,7 @@
     </w:p>
     <w:p>
       <w:pPr>
-        <w:pStyle w:val="Heading2"/>
+        <w:pStyle w:val="Nagwek2"/>
         <w:rPr>
           <w:b/>
           <w:bCs/>
@@ -16698,7 +16684,7 @@
                     </pic:cNvPicPr>
                   </pic:nvPicPr>
                   <pic:blipFill>
-                    <a:blip r:embed="rId12">
+                    <a:blip r:embed="rId14">
                       <a:extLst>
                         <a:ext uri="{28A0092B-C50C-407E-A947-70E740481C1C}">
                           <a14:useLocalDpi xmlns:a14="http://schemas.microsoft.com/office/drawing/2010/main" val="0"/>
@@ -16757,7 +16743,7 @@
     <w:p/>
     <w:p>
       <w:pPr>
-        <w:pStyle w:val="Heading2"/>
+        <w:pStyle w:val="Nagwek2"/>
         <w:rPr>
           <w:b/>
           <w:bCs/>
@@ -16799,7 +16785,7 @@
                     </pic:cNvPicPr>
                   </pic:nvPicPr>
                   <pic:blipFill>
-                    <a:blip r:embed="rId13">
+                    <a:blip r:embed="rId15">
                       <a:extLst>
                         <a:ext uri="{28A0092B-C50C-407E-A947-70E740481C1C}">
                           <a14:useLocalDpi xmlns:a14="http://schemas.microsoft.com/office/drawing/2010/main" val="0"/>
@@ -16848,6 +16834,2701 @@
         <w:t>%, czyli najlepszym wynikiem uzyskanym przez własnoręcznie napisaną sieć neuronową.</w:t>
       </w:r>
     </w:p>
+    <w:p>
+      <w:r>
+        <w:br w:type="page"/>
+      </w:r>
+    </w:p>
+    <w:p>
+      <w:pPr>
+        <w:pStyle w:val="Tytu"/>
+      </w:pPr>
+      <w:r>
+        <w:lastRenderedPageBreak/>
+        <w:t>Sztuczne sieci neuronowe, część 2.</w:t>
+      </w:r>
+    </w:p>
+    <w:p>
+      <w:pPr>
+        <w:pStyle w:val="Nagwek1"/>
+        <w:numPr>
+          <w:ilvl w:val="0"/>
+          <w:numId w:val="8"/>
+        </w:numPr>
+      </w:pPr>
+      <w:r>
+        <w:t>Opis problemu</w:t>
+      </w:r>
+    </w:p>
+    <w:p>
+      <w:pPr>
+        <w:jc w:val="both"/>
+      </w:pPr>
+      <w:r>
+        <w:t xml:space="preserve">Problemem podjętym w ramach projektu jest prognozowanie szeregów czasowych na przykładzie notowań giełdowych spółki </w:t>
+      </w:r>
+      <w:proofErr w:type="spellStart"/>
+      <w:r>
+        <w:t>PayPal</w:t>
+      </w:r>
+      <w:proofErr w:type="spellEnd"/>
+      <w:r>
+        <w:t xml:space="preserve"> Holdings, Inc. (PYPL). Zaimplementowano sieć neuronową typu MLP, na podstawie sieci do klasyfikacji z pierwszej części projektu, ze znaczącymi modyfikacjami, aby nadawała się do problemu regresji. Dane giełdowe, pobrane z serwisu Yahoo Finance, zawierają ceny: otwarcia, zamknięcia, najwyższą, najniższą oraz wolumen. Dane zawierają 2703 rekordy z zakresu od 6 czerwca 2015 do 2 kwietnia 2026.</w:t>
+      </w:r>
+      <w:r>
+        <w:t xml:space="preserve"> Na podstawie wyżej wymienionych zmiennych przewidywana jest cena zamknięcia na dzień następny.</w:t>
+      </w:r>
+    </w:p>
+    <w:p>
+      <w:pPr>
+        <w:pStyle w:val="Nagwek1"/>
+        <w:numPr>
+          <w:ilvl w:val="0"/>
+          <w:numId w:val="8"/>
+        </w:numPr>
+      </w:pPr>
+      <w:bookmarkStart w:id="0" w:name="_Inne_opracowania"/>
+      <w:bookmarkEnd w:id="0"/>
+      <w:r>
+        <w:t>Inne opracowania</w:t>
+      </w:r>
+    </w:p>
+    <w:p>
+      <w:pPr>
+        <w:jc w:val="both"/>
+      </w:pPr>
+      <w:r>
+        <w:t xml:space="preserve">Wyniki porównywane będą z </w:t>
+      </w:r>
+      <w:r>
+        <w:t xml:space="preserve">tymi z </w:t>
+      </w:r>
+      <w:r>
+        <w:t>opracowa</w:t>
+      </w:r>
+      <w:r>
+        <w:t xml:space="preserve">ń </w:t>
+      </w:r>
+      <w:hyperlink r:id="rId16" w:history="1">
+        <w:proofErr w:type="spellStart"/>
+        <w:r>
+          <w:rPr>
+            <w:rStyle w:val="Hipercze"/>
+            <w:i/>
+            <w:iCs/>
+          </w:rPr>
+          <w:t>Intro</w:t>
+        </w:r>
+        <w:proofErr w:type="spellEnd"/>
+        <w:r>
+          <w:rPr>
+            <w:rStyle w:val="Hipercze"/>
+            <w:i/>
+            <w:iCs/>
+          </w:rPr>
+          <w:t xml:space="preserve"> to </w:t>
+        </w:r>
+        <w:proofErr w:type="spellStart"/>
+        <w:r>
+          <w:rPr>
+            <w:rStyle w:val="Hipercze"/>
+            <w:i/>
+            <w:iCs/>
+          </w:rPr>
+          <w:t>Recurrent</w:t>
+        </w:r>
+        <w:proofErr w:type="spellEnd"/>
+        <w:r>
+          <w:rPr>
+            <w:rStyle w:val="Hipercze"/>
+            <w:i/>
+            <w:iCs/>
+          </w:rPr>
+          <w:t xml:space="preserve"> </w:t>
+        </w:r>
+        <w:proofErr w:type="spellStart"/>
+        <w:r>
+          <w:rPr>
+            <w:rStyle w:val="Hipercze"/>
+            <w:i/>
+            <w:iCs/>
+          </w:rPr>
+          <w:t>Neural</w:t>
+        </w:r>
+        <w:proofErr w:type="spellEnd"/>
+        <w:r>
+          <w:rPr>
+            <w:rStyle w:val="Hipercze"/>
+            <w:i/>
+            <w:iCs/>
+          </w:rPr>
+          <w:t xml:space="preserve"> Networks LSTM | GRU</w:t>
+        </w:r>
+      </w:hyperlink>
+      <w:r>
+        <w:t xml:space="preserve"> oraz </w:t>
+      </w:r>
+      <w:hyperlink r:id="rId17" w:history="1">
+        <w:r>
+          <w:rPr>
+            <w:rStyle w:val="Hipercze"/>
+            <w:i/>
+            <w:iCs/>
+          </w:rPr>
+          <w:t xml:space="preserve">Tesla Stock </w:t>
+        </w:r>
+        <w:proofErr w:type="spellStart"/>
+        <w:r>
+          <w:rPr>
+            <w:rStyle w:val="Hipercze"/>
+            <w:i/>
+            <w:iCs/>
+          </w:rPr>
+          <w:t>Forecasting</w:t>
+        </w:r>
+        <w:proofErr w:type="spellEnd"/>
+        <w:r>
+          <w:rPr>
+            <w:rStyle w:val="Hipercze"/>
+            <w:i/>
+            <w:iCs/>
+          </w:rPr>
+          <w:t xml:space="preserve"> </w:t>
+        </w:r>
+        <w:r>
+          <w:rPr>
+            <w:rStyle w:val="Hipercze"/>
+            <w:rFonts w:ascii="Segoe UI Emoji" w:hAnsi="Segoe UI Emoji" w:cs="Segoe UI Emoji"/>
+            <w:i/>
+            <w:iCs/>
+          </w:rPr>
+          <w:t>📈</w:t>
+        </w:r>
+        <w:r>
+          <w:rPr>
+            <w:rStyle w:val="Hipercze"/>
+            <w:i/>
+            <w:iCs/>
+          </w:rPr>
+          <w:t xml:space="preserve"> Multi-Step </w:t>
+        </w:r>
+        <w:proofErr w:type="spellStart"/>
+        <w:r>
+          <w:rPr>
+            <w:rStyle w:val="Hipercze"/>
+            <w:i/>
+            <w:iCs/>
+          </w:rPr>
+          <w:t>Stacked</w:t>
+        </w:r>
+        <w:proofErr w:type="spellEnd"/>
+        <w:r>
+          <w:rPr>
+            <w:rStyle w:val="Hipercze"/>
+            <w:i/>
+            <w:iCs/>
+          </w:rPr>
+          <w:t xml:space="preserve"> LSTM</w:t>
+        </w:r>
+      </w:hyperlink>
+      <w:r>
+        <w:t xml:space="preserve"> </w:t>
+      </w:r>
+      <w:r>
+        <w:t xml:space="preserve">z serwisu </w:t>
+      </w:r>
+      <w:proofErr w:type="spellStart"/>
+      <w:r>
+        <w:t>Kaggle</w:t>
+      </w:r>
+      <w:proofErr w:type="spellEnd"/>
+      <w:r>
+        <w:t>. Opracowania</w:t>
+      </w:r>
+      <w:r>
+        <w:t xml:space="preserve"> </w:t>
+      </w:r>
+      <w:r>
+        <w:t xml:space="preserve">te </w:t>
+      </w:r>
+      <w:r>
+        <w:t>opisuj</w:t>
+      </w:r>
+      <w:r>
+        <w:t>ą</w:t>
+      </w:r>
+      <w:r>
+        <w:t xml:space="preserve"> nieco</w:t>
+      </w:r>
+      <w:r>
+        <w:t xml:space="preserve"> inne, </w:t>
+      </w:r>
+      <w:r>
+        <w:t>również oparte na sieciach neuronowych, choć innego typu</w:t>
+      </w:r>
+      <w:r>
+        <w:t xml:space="preserve">, podejście do problemu przewidywania notowań giełdowych. </w:t>
+      </w:r>
+    </w:p>
+    <w:p>
+      <w:pPr>
+        <w:pStyle w:val="Nagwek1"/>
+        <w:numPr>
+          <w:ilvl w:val="0"/>
+          <w:numId w:val="8"/>
+        </w:numPr>
+      </w:pPr>
+      <w:r>
+        <w:t>Analiza</w:t>
+      </w:r>
+    </w:p>
+    <w:p>
+      <w:pPr>
+        <w:pStyle w:val="Nagwek2"/>
+      </w:pPr>
+      <w:r>
+        <w:t>Parametry</w:t>
+      </w:r>
+    </w:p>
+    <w:p>
+      <w:pPr>
+        <w:jc w:val="both"/>
+      </w:pPr>
+      <w:r>
+        <w:t>Testowanymi parametrami były:</w:t>
+      </w:r>
+    </w:p>
+    <w:p>
+      <w:pPr>
+        <w:pStyle w:val="Akapitzlist"/>
+        <w:numPr>
+          <w:ilvl w:val="0"/>
+          <w:numId w:val="10"/>
+        </w:numPr>
+        <w:jc w:val="both"/>
+      </w:pPr>
+      <w:r>
+        <w:t>Liczba neuronów pierwszej warstwy ukrytej (4, 8, 12, 16)</w:t>
+      </w:r>
+    </w:p>
+    <w:p>
+      <w:pPr>
+        <w:pStyle w:val="Akapitzlist"/>
+        <w:numPr>
+          <w:ilvl w:val="0"/>
+          <w:numId w:val="10"/>
+        </w:numPr>
+        <w:jc w:val="both"/>
+      </w:pPr>
+      <w:r>
+        <w:t>Szybkość uczenia (</w:t>
+      </w:r>
+      <w:r>
+        <w:rPr>
+          <w:i/>
+          <w:iCs/>
+        </w:rPr>
+        <w:t xml:space="preserve">learning </w:t>
+      </w:r>
+      <w:proofErr w:type="spellStart"/>
+      <w:r>
+        <w:rPr>
+          <w:i/>
+          <w:iCs/>
+        </w:rPr>
+        <w:t>rate</w:t>
+      </w:r>
+      <w:proofErr w:type="spellEnd"/>
+      <w:r>
+        <w:t>; 0.01, 0.05, 0.1, 0.3)</w:t>
+      </w:r>
+    </w:p>
+    <w:p>
+      <w:pPr>
+        <w:pStyle w:val="Akapitzlist"/>
+        <w:numPr>
+          <w:ilvl w:val="0"/>
+          <w:numId w:val="10"/>
+        </w:numPr>
+        <w:jc w:val="both"/>
+      </w:pPr>
+      <w:r>
+        <w:t>Liczba epok (</w:t>
+      </w:r>
+      <w:proofErr w:type="spellStart"/>
+      <w:r>
+        <w:rPr>
+          <w:i/>
+          <w:iCs/>
+        </w:rPr>
+        <w:t>epochs</w:t>
+      </w:r>
+      <w:proofErr w:type="spellEnd"/>
+      <w:r>
+        <w:t>; 500, 1000, 2000, 5000)</w:t>
+      </w:r>
+    </w:p>
+    <w:p>
+      <w:pPr>
+        <w:pStyle w:val="Akapitzlist"/>
+        <w:numPr>
+          <w:ilvl w:val="0"/>
+          <w:numId w:val="10"/>
+        </w:numPr>
+        <w:jc w:val="both"/>
+      </w:pPr>
+      <w:r>
+        <w:t>Zakres inicjalizacji wag (0.1, 0.3, 0.5, 1)</w:t>
+      </w:r>
+    </w:p>
+    <w:p>
+      <w:pPr>
+        <w:pStyle w:val="Akapitzlist"/>
+        <w:numPr>
+          <w:ilvl w:val="0"/>
+          <w:numId w:val="10"/>
+        </w:numPr>
+        <w:jc w:val="both"/>
+      </w:pPr>
+      <w:r>
+        <w:t>Podział zbioru na dane treningowe i testowe (</w:t>
+      </w:r>
+      <w:proofErr w:type="spellStart"/>
+      <w:r>
+        <w:rPr>
+          <w:i/>
+          <w:iCs/>
+        </w:rPr>
+        <w:t>train</w:t>
+      </w:r>
+      <w:proofErr w:type="spellEnd"/>
+      <w:r>
+        <w:rPr>
+          <w:i/>
+          <w:iCs/>
+        </w:rPr>
+        <w:t xml:space="preserve"> test </w:t>
+      </w:r>
+      <w:proofErr w:type="spellStart"/>
+      <w:r>
+        <w:rPr>
+          <w:i/>
+          <w:iCs/>
+        </w:rPr>
+        <w:t>split</w:t>
+      </w:r>
+      <w:proofErr w:type="spellEnd"/>
+      <w:r>
+        <w:t>; 60-40, 70-30, 80-20, 90-10)</w:t>
+      </w:r>
+    </w:p>
+    <w:p>
+      <w:pPr>
+        <w:pStyle w:val="Akapitzlist"/>
+        <w:numPr>
+          <w:ilvl w:val="0"/>
+          <w:numId w:val="10"/>
+        </w:numPr>
+        <w:jc w:val="both"/>
+      </w:pPr>
+      <w:r>
+        <w:t>Funkcje aktywacji (</w:t>
+      </w:r>
+      <w:proofErr w:type="spellStart"/>
+      <w:r>
+        <w:t>sigmoid</w:t>
+      </w:r>
+      <w:proofErr w:type="spellEnd"/>
+      <w:r>
+        <w:t xml:space="preserve">, </w:t>
+      </w:r>
+      <w:proofErr w:type="spellStart"/>
+      <w:r>
+        <w:t>tanh</w:t>
+      </w:r>
+      <w:proofErr w:type="spellEnd"/>
+      <w:r>
+        <w:t xml:space="preserve">, </w:t>
+      </w:r>
+      <w:proofErr w:type="spellStart"/>
+      <w:r>
+        <w:t>ReLU</w:t>
+      </w:r>
+      <w:proofErr w:type="spellEnd"/>
+      <w:r>
+        <w:t xml:space="preserve">, </w:t>
+      </w:r>
+      <w:proofErr w:type="spellStart"/>
+      <w:r>
+        <w:t>leaky</w:t>
+      </w:r>
+      <w:proofErr w:type="spellEnd"/>
+      <w:r>
+        <w:t xml:space="preserve"> </w:t>
+      </w:r>
+      <w:proofErr w:type="spellStart"/>
+      <w:r>
+        <w:t>ReLU</w:t>
+      </w:r>
+      <w:proofErr w:type="spellEnd"/>
+      <w:r>
+        <w:t>)</w:t>
+      </w:r>
+    </w:p>
+    <w:p>
+      <w:pPr>
+        <w:pStyle w:val="Akapitzlist"/>
+        <w:numPr>
+          <w:ilvl w:val="0"/>
+          <w:numId w:val="10"/>
+        </w:numPr>
+        <w:jc w:val="both"/>
+      </w:pPr>
+      <w:r>
+        <w:t>Liczba warstw ukrytych</w:t>
+      </w:r>
+      <w:r>
+        <w:t xml:space="preserve"> (1, 2)</w:t>
+      </w:r>
+    </w:p>
+    <w:p>
+      <w:pPr>
+        <w:pStyle w:val="Akapitzlist"/>
+        <w:numPr>
+          <w:ilvl w:val="0"/>
+          <w:numId w:val="10"/>
+        </w:numPr>
+        <w:jc w:val="both"/>
+      </w:pPr>
+      <w:r>
+        <w:t>Liczba neuronów drugiej warstwy ukrytej (4, 8, 12, 16)</w:t>
+      </w:r>
+    </w:p>
+    <w:p>
+      <w:pPr>
+        <w:jc w:val="both"/>
+      </w:pPr>
+      <w:r>
+        <w:t xml:space="preserve">Parametrami bazowymi były kolejno: 8, 0.1, 1000, 0.5, 80-20, </w:t>
+      </w:r>
+      <w:proofErr w:type="spellStart"/>
+      <w:r>
+        <w:t>sigmoid</w:t>
+      </w:r>
+      <w:proofErr w:type="spellEnd"/>
+      <w:r>
+        <w:t>, 1, 4 (nieistotne, gdyż w tym przypadku jest tylko 1 warstwa ukryta).</w:t>
+      </w:r>
+    </w:p>
+    <w:p>
+      <w:pPr>
+        <w:jc w:val="both"/>
+      </w:pPr>
+      <w:r>
+        <w:t>W przypadku sieci z dwiema warstwami ukrytymi zwiększono liczbę epok do 2000.</w:t>
+      </w:r>
+    </w:p>
+    <w:p>
+      <w:pPr>
+        <w:jc w:val="both"/>
+      </w:pPr>
+      <w:r>
+        <w:t>Ponieważ uczenie sieci neuronowej nie jest procesem deterministycznym, dla każdego zestawu parametrów sieć wyszkolono kilkukrotnie oraz przedstawiono</w:t>
+      </w:r>
+      <w:r>
+        <w:t xml:space="preserve"> na wykresach</w:t>
+      </w:r>
+      <w:r>
+        <w:t xml:space="preserve"> </w:t>
+      </w:r>
+      <w:r>
+        <w:t xml:space="preserve">słupkowych </w:t>
+      </w:r>
+      <w:r>
+        <w:t>wartości średnie</w:t>
+      </w:r>
+      <w:r>
+        <w:t xml:space="preserve"> MAPE predykcji na zbiorze testowym</w:t>
+      </w:r>
+      <w:r>
+        <w:t xml:space="preserve">, wraz z ich </w:t>
+      </w:r>
+      <w:r>
+        <w:t>błędem standardowym, oznaczonym „wąsem”.</w:t>
+      </w:r>
+    </w:p>
+    <w:p>
+      <w:pPr>
+        <w:pStyle w:val="Nagwek2"/>
+      </w:pPr>
+      <w:r>
+        <w:lastRenderedPageBreak/>
+        <w:t>Wyniki</w:t>
+      </w:r>
+    </w:p>
+    <w:p>
+      <w:pPr>
+        <w:pStyle w:val="Nagwek3"/>
+        <w:numPr>
+          <w:ilvl w:val="0"/>
+          <w:numId w:val="11"/>
+        </w:numPr>
+      </w:pPr>
+      <w:r>
+        <w:t>Liczba neuronów pierwszej warstwy ukrytej</w:t>
+      </w:r>
+    </w:p>
+    <w:p>
+      <w:r>
+        <w:rPr>
+          <w:noProof/>
+        </w:rPr>
+        <w:drawing>
+          <wp:inline distT="0" distB="0" distL="0" distR="0" wp14:anchorId="3D145467" wp14:editId="7ECD2274">
+            <wp:extent cx="5760720" cy="3596640"/>
+            <wp:effectExtent l="0" t="0" r="0" b="3810"/>
+            <wp:docPr id="2092438025" name="Obraz 1"/>
+            <wp:cNvGraphicFramePr>
+              <a:graphicFrameLocks xmlns:a="http://schemas.openxmlformats.org/drawingml/2006/main" noChangeAspect="1"/>
+            </wp:cNvGraphicFramePr>
+            <a:graphic xmlns:a="http://schemas.openxmlformats.org/drawingml/2006/main">
+              <a:graphicData uri="http://schemas.openxmlformats.org/drawingml/2006/picture">
+                <pic:pic xmlns:pic="http://schemas.openxmlformats.org/drawingml/2006/picture">
+                  <pic:nvPicPr>
+                    <pic:cNvPr id="0" name="Picture 1"/>
+                    <pic:cNvPicPr>
+                      <a:picLocks noChangeAspect="1" noChangeArrowheads="1"/>
+                    </pic:cNvPicPr>
+                  </pic:nvPicPr>
+                  <pic:blipFill>
+                    <a:blip r:embed="rId18" cstate="print">
+                      <a:extLst>
+                        <a:ext uri="{28A0092B-C50C-407E-A947-70E740481C1C}">
+                          <a14:useLocalDpi xmlns:a14="http://schemas.microsoft.com/office/drawing/2010/main" val="0"/>
+                        </a:ext>
+                      </a:extLst>
+                    </a:blip>
+                    <a:srcRect/>
+                    <a:stretch>
+                      <a:fillRect/>
+                    </a:stretch>
+                  </pic:blipFill>
+                  <pic:spPr bwMode="auto">
+                    <a:xfrm>
+                      <a:off x="0" y="0"/>
+                      <a:ext cx="5760720" cy="3596640"/>
+                    </a:xfrm>
+                    <a:prstGeom prst="rect">
+                      <a:avLst/>
+                    </a:prstGeom>
+                    <a:noFill/>
+                    <a:ln>
+                      <a:noFill/>
+                    </a:ln>
+                  </pic:spPr>
+                </pic:pic>
+              </a:graphicData>
+            </a:graphic>
+          </wp:inline>
+        </w:drawing>
+      </w:r>
+    </w:p>
+    <w:p>
+      <w:r>
+        <w:t xml:space="preserve">Widać wyraźnie, że dokładność modelu rośnie wraz ze wzrostem liczby neuronów, do pewnego momentu. Przy 12 neuronach zaobserwowano najniższą wartość MAPE, jak i najmniejszy rozrzut wartości tego błędu. Przy 16 neuronach błąd jest porównywalny do tego przy 8 neuronach. Może to być spowodowane zjawiskiem przeszkolenia sieci – sieć nauczyła się </w:t>
+      </w:r>
+      <w:r>
+        <w:t>szumu i detali charakterystycznych występujących w zbiorze treningowym, które są inne w zbiorze testowym, więc straciła zdolność generalizacji.</w:t>
+      </w:r>
+    </w:p>
+    <w:p>
+      <w:r>
+        <w:t xml:space="preserve">Wyjątkowo dla tego parametru przedstawione zostaną również </w:t>
+      </w:r>
+      <w:r>
+        <w:t xml:space="preserve">wartości MSE dla danych znormalizowanych, RMSE w dolarach oraz MAPE w tabeli. Dla pozostałych parametrów nie zostanie to zawarte w sprawozdaniu, gdyż zajmuje to dużo miejsca. Tabele takie można stworzyć za pomocą linii 227-230 w pliku </w:t>
+      </w:r>
+      <w:proofErr w:type="spellStart"/>
+      <w:r>
+        <w:t>R_Regression</w:t>
+      </w:r>
+      <w:proofErr w:type="spellEnd"/>
+      <w:r>
+        <w:t>/</w:t>
+      </w:r>
+      <w:proofErr w:type="spellStart"/>
+      <w:r>
+        <w:t>main.R</w:t>
+      </w:r>
+      <w:proofErr w:type="spellEnd"/>
+      <w:r>
+        <w:t>, zmieniając nazwę parametru w linii 228.</w:t>
+      </w:r>
+    </w:p>
+    <w:tbl>
+      <w:tblPr>
+        <w:tblStyle w:val="Tabela-Siatka"/>
+        <w:tblW w:w="0" w:type="auto"/>
+        <w:tblLook w:val="04A0" w:firstRow="1" w:lastRow="0" w:firstColumn="1" w:lastColumn="0" w:noHBand="0" w:noVBand="1"/>
+      </w:tblPr>
+      <w:tblGrid>
+        <w:gridCol w:w="990"/>
+        <w:gridCol w:w="727"/>
+        <w:gridCol w:w="1996"/>
+        <w:gridCol w:w="2087"/>
+        <w:gridCol w:w="1631"/>
+        <w:gridCol w:w="1631"/>
+      </w:tblGrid>
+      <w:tr>
+        <w:trPr>
+          <w:trHeight w:val="288"/>
+        </w:trPr>
+        <w:tc>
+          <w:tcPr>
+            <w:tcW w:w="876" w:type="dxa"/>
+            <w:noWrap/>
+            <w:hideMark/>
+          </w:tcPr>
+          <w:p>
+            <w:r>
+              <w:t>Param</w:t>
+            </w:r>
+          </w:p>
+        </w:tc>
+        <w:tc>
+          <w:tcPr>
+            <w:tcW w:w="875" w:type="dxa"/>
+            <w:noWrap/>
+            <w:hideMark/>
+          </w:tcPr>
+          <w:p>
+            <w:r>
+              <w:t>Val</w:t>
+            </w:r>
+          </w:p>
+        </w:tc>
+        <w:tc>
+          <w:tcPr>
+            <w:tcW w:w="2008" w:type="dxa"/>
+            <w:noWrap/>
+            <w:hideMark/>
+          </w:tcPr>
+          <w:p>
+            <w:proofErr w:type="spellStart"/>
+            <w:r>
+              <w:t>Train_MSE_norm</w:t>
+            </w:r>
+            <w:proofErr w:type="spellEnd"/>
+          </w:p>
+        </w:tc>
+        <w:tc>
+          <w:tcPr>
+            <w:tcW w:w="2109" w:type="dxa"/>
+            <w:noWrap/>
+            <w:hideMark/>
+          </w:tcPr>
+          <w:p>
+            <w:proofErr w:type="spellStart"/>
+            <w:r>
+              <w:t>Test_MSE_norm</w:t>
+            </w:r>
+            <w:proofErr w:type="spellEnd"/>
+          </w:p>
+        </w:tc>
+        <w:tc>
+          <w:tcPr>
+            <w:tcW w:w="1602" w:type="dxa"/>
+            <w:noWrap/>
+            <w:hideMark/>
+          </w:tcPr>
+          <w:p>
+            <w:proofErr w:type="spellStart"/>
+            <w:r>
+              <w:t>Test_RMSE_USD</w:t>
+            </w:r>
+            <w:proofErr w:type="spellEnd"/>
+          </w:p>
+        </w:tc>
+        <w:tc>
+          <w:tcPr>
+            <w:tcW w:w="1602" w:type="dxa"/>
+            <w:noWrap/>
+            <w:hideMark/>
+          </w:tcPr>
+          <w:p>
+            <w:proofErr w:type="spellStart"/>
+            <w:r>
+              <w:t>Test_MAPE_pct</w:t>
+            </w:r>
+            <w:proofErr w:type="spellEnd"/>
+          </w:p>
+        </w:tc>
+      </w:tr>
+      <w:tr>
+        <w:trPr>
+          <w:trHeight w:val="288"/>
+        </w:trPr>
+        <w:tc>
+          <w:tcPr>
+            <w:tcW w:w="876" w:type="dxa"/>
+            <w:noWrap/>
+            <w:hideMark/>
+          </w:tcPr>
+          <w:p>
+            <w:r>
+              <w:t>H1_Nodes</w:t>
+            </w:r>
+          </w:p>
+        </w:tc>
+        <w:tc>
+          <w:tcPr>
+            <w:tcW w:w="875" w:type="dxa"/>
+            <w:noWrap/>
+            <w:hideMark/>
+          </w:tcPr>
+          <w:p>
+            <w:r>
+              <w:t>16</w:t>
+            </w:r>
+          </w:p>
+        </w:tc>
+        <w:tc>
+          <w:tcPr>
+            <w:tcW w:w="2008" w:type="dxa"/>
+            <w:noWrap/>
+            <w:hideMark/>
+          </w:tcPr>
+          <w:p>
+            <w:r>
+              <w:t>0.00018217228633109</w:t>
+            </w:r>
+          </w:p>
+        </w:tc>
+        <w:tc>
+          <w:tcPr>
+            <w:tcW w:w="2109" w:type="dxa"/>
+            <w:noWrap/>
+            <w:hideMark/>
+          </w:tcPr>
+          <w:p>
+            <w:r>
+              <w:t>0.000043289046774501</w:t>
+            </w:r>
+          </w:p>
+        </w:tc>
+        <w:tc>
+          <w:tcPr>
+            <w:tcW w:w="1602" w:type="dxa"/>
+            <w:noWrap/>
+            <w:hideMark/>
+          </w:tcPr>
+          <w:p>
+            <w:r>
+              <w:t>1.82842671267737</w:t>
+            </w:r>
+          </w:p>
+        </w:tc>
+        <w:tc>
+          <w:tcPr>
+            <w:tcW w:w="1602" w:type="dxa"/>
+            <w:noWrap/>
+            <w:hideMark/>
+          </w:tcPr>
+          <w:p>
+            <w:r>
+              <w:t>2.02499103287133</w:t>
+            </w:r>
+          </w:p>
+        </w:tc>
+      </w:tr>
+      <w:tr>
+        <w:trPr>
+          <w:trHeight w:val="288"/>
+        </w:trPr>
+        <w:tc>
+          <w:tcPr>
+            <w:tcW w:w="876" w:type="dxa"/>
+            <w:noWrap/>
+            <w:hideMark/>
+          </w:tcPr>
+          <w:p>
+            <w:r>
+              <w:t>H1_Nodes</w:t>
+            </w:r>
+          </w:p>
+        </w:tc>
+        <w:tc>
+          <w:tcPr>
+            <w:tcW w:w="875" w:type="dxa"/>
+            <w:noWrap/>
+            <w:hideMark/>
+          </w:tcPr>
+          <w:p>
+            <w:r>
+              <w:t>8</w:t>
+            </w:r>
+          </w:p>
+        </w:tc>
+        <w:tc>
+          <w:tcPr>
+            <w:tcW w:w="2008" w:type="dxa"/>
+            <w:noWrap/>
+            <w:hideMark/>
+          </w:tcPr>
+          <w:p>
+            <w:r>
+              <w:t>0.000196193593375922</w:t>
+            </w:r>
+          </w:p>
+        </w:tc>
+        <w:tc>
+          <w:tcPr>
+            <w:tcW w:w="2109" w:type="dxa"/>
+            <w:noWrap/>
+            <w:hideMark/>
+          </w:tcPr>
+          <w:p>
+            <w:r>
+              <w:t>0.0000451851409388807</w:t>
+            </w:r>
+          </w:p>
+        </w:tc>
+        <w:tc>
+          <w:tcPr>
+            <w:tcW w:w="1602" w:type="dxa"/>
+            <w:noWrap/>
+            <w:hideMark/>
+          </w:tcPr>
+          <w:p>
+            <w:r>
+              <w:t>1.86804084022686</w:t>
+            </w:r>
+          </w:p>
+        </w:tc>
+        <w:tc>
+          <w:tcPr>
+            <w:tcW w:w="1602" w:type="dxa"/>
+            <w:noWrap/>
+            <w:hideMark/>
+          </w:tcPr>
+          <w:p>
+            <w:r>
+              <w:t>2.02710717227983</w:t>
+            </w:r>
+          </w:p>
+        </w:tc>
+      </w:tr>
+      <w:tr>
+        <w:trPr>
+          <w:trHeight w:val="288"/>
+        </w:trPr>
+        <w:tc>
+          <w:tcPr>
+            <w:tcW w:w="876" w:type="dxa"/>
+            <w:noWrap/>
+            <w:hideMark/>
+          </w:tcPr>
+          <w:p>
+            <w:r>
+              <w:t>H1_Nodes</w:t>
+            </w:r>
+          </w:p>
+        </w:tc>
+        <w:tc>
+          <w:tcPr>
+            <w:tcW w:w="875" w:type="dxa"/>
+            <w:noWrap/>
+            <w:hideMark/>
+          </w:tcPr>
+          <w:p>
+            <w:r>
+              <w:t>12</w:t>
+            </w:r>
+          </w:p>
+        </w:tc>
+        <w:tc>
+          <w:tcPr>
+            <w:tcW w:w="2008" w:type="dxa"/>
+            <w:noWrap/>
+            <w:hideMark/>
+          </w:tcPr>
+          <w:p>
+            <w:r>
+              <w:t>0.000225023802598007</w:t>
+            </w:r>
+          </w:p>
+        </w:tc>
+        <w:tc>
+          <w:tcPr>
+            <w:tcW w:w="2109" w:type="dxa"/>
+            <w:noWrap/>
+            <w:hideMark/>
+          </w:tcPr>
+          <w:p>
+            <w:r>
+              <w:t>0.0000529583936264053</w:t>
+            </w:r>
+          </w:p>
+        </w:tc>
+        <w:tc>
+          <w:tcPr>
+            <w:tcW w:w="1602" w:type="dxa"/>
+            <w:noWrap/>
+            <w:hideMark/>
+          </w:tcPr>
+          <w:p>
+            <w:r>
+              <w:t>2.02234826988161</w:t>
+            </w:r>
+          </w:p>
+        </w:tc>
+        <w:tc>
+          <w:tcPr>
+            <w:tcW w:w="1602" w:type="dxa"/>
+            <w:noWrap/>
+            <w:hideMark/>
+          </w:tcPr>
+          <w:p>
+            <w:r>
+              <w:t>2.07619935770612</w:t>
+            </w:r>
+          </w:p>
+        </w:tc>
+      </w:tr>
+      <w:tr>
+        <w:trPr>
+          <w:trHeight w:val="288"/>
+        </w:trPr>
+        <w:tc>
+          <w:tcPr>
+            <w:tcW w:w="876" w:type="dxa"/>
+            <w:noWrap/>
+            <w:hideMark/>
+          </w:tcPr>
+          <w:p>
+            <w:r>
+              <w:t>H1_Nodes</w:t>
+            </w:r>
+          </w:p>
+        </w:tc>
+        <w:tc>
+          <w:tcPr>
+            <w:tcW w:w="875" w:type="dxa"/>
+            <w:noWrap/>
+            <w:hideMark/>
+          </w:tcPr>
+          <w:p>
+            <w:r>
+              <w:t>8</w:t>
+            </w:r>
+          </w:p>
+        </w:tc>
+        <w:tc>
+          <w:tcPr>
+            <w:tcW w:w="2008" w:type="dxa"/>
+            <w:noWrap/>
+            <w:hideMark/>
+          </w:tcPr>
+          <w:p>
+            <w:r>
+              <w:t>0.00022071954485136</w:t>
+            </w:r>
+          </w:p>
+        </w:tc>
+        <w:tc>
+          <w:tcPr>
+            <w:tcW w:w="2109" w:type="dxa"/>
+            <w:noWrap/>
+            <w:hideMark/>
+          </w:tcPr>
+          <w:p>
+            <w:r>
+              <w:t>0.0000492473884552051</w:t>
+            </w:r>
+          </w:p>
+        </w:tc>
+        <w:tc>
+          <w:tcPr>
+            <w:tcW w:w="1602" w:type="dxa"/>
+            <w:noWrap/>
+            <w:hideMark/>
+          </w:tcPr>
+          <w:p>
+            <w:r>
+              <w:t>1.95020447558875</w:t>
+            </w:r>
+          </w:p>
+        </w:tc>
+        <w:tc>
+          <w:tcPr>
+            <w:tcW w:w="1602" w:type="dxa"/>
+            <w:noWrap/>
+            <w:hideMark/>
+          </w:tcPr>
+          <w:p>
+            <w:r>
+              <w:t>2.14450982151921</w:t>
+            </w:r>
+          </w:p>
+        </w:tc>
+      </w:tr>
+      <w:tr>
+        <w:trPr>
+          <w:trHeight w:val="288"/>
+        </w:trPr>
+        <w:tc>
+          <w:tcPr>
+            <w:tcW w:w="876" w:type="dxa"/>
+            <w:noWrap/>
+            <w:hideMark/>
+          </w:tcPr>
+          <w:p>
+            <w:r>
+              <w:t>H1_Nodes</w:t>
+            </w:r>
+          </w:p>
+        </w:tc>
+        <w:tc>
+          <w:tcPr>
+            <w:tcW w:w="875" w:type="dxa"/>
+            <w:noWrap/>
+            <w:hideMark/>
+          </w:tcPr>
+          <w:p>
+            <w:r>
+              <w:t>12</w:t>
+            </w:r>
+          </w:p>
+        </w:tc>
+        <w:tc>
+          <w:tcPr>
+            <w:tcW w:w="2008" w:type="dxa"/>
+            <w:noWrap/>
+            <w:hideMark/>
+          </w:tcPr>
+          <w:p>
+            <w:r>
+              <w:t>0.000183448140391339</w:t>
+            </w:r>
+          </w:p>
+        </w:tc>
+        <w:tc>
+          <w:tcPr>
+            <w:tcW w:w="2109" w:type="dxa"/>
+            <w:noWrap/>
+            <w:hideMark/>
+          </w:tcPr>
+          <w:p>
+            <w:r>
+              <w:t>0.0000645582520457059</w:t>
+            </w:r>
+          </w:p>
+        </w:tc>
+        <w:tc>
+          <w:tcPr>
+            <w:tcW w:w="1602" w:type="dxa"/>
+            <w:noWrap/>
+            <w:hideMark/>
+          </w:tcPr>
+          <w:p>
+            <w:r>
+              <w:t>2.23287508476883</w:t>
+            </w:r>
+          </w:p>
+        </w:tc>
+        <w:tc>
+          <w:tcPr>
+            <w:tcW w:w="1602" w:type="dxa"/>
+            <w:noWrap/>
+            <w:hideMark/>
+          </w:tcPr>
+          <w:p>
+            <w:r>
+              <w:t>2.41554243230323</w:t>
+            </w:r>
+          </w:p>
+        </w:tc>
+      </w:tr>
+      <w:tr>
+        <w:trPr>
+          <w:trHeight w:val="288"/>
+        </w:trPr>
+        <w:tc>
+          <w:tcPr>
+            <w:tcW w:w="876" w:type="dxa"/>
+            <w:noWrap/>
+            <w:hideMark/>
+          </w:tcPr>
+          <w:p>
+            <w:r>
+              <w:lastRenderedPageBreak/>
+              <w:t>H1_Nodes</w:t>
+            </w:r>
+          </w:p>
+        </w:tc>
+        <w:tc>
+          <w:tcPr>
+            <w:tcW w:w="875" w:type="dxa"/>
+            <w:noWrap/>
+            <w:hideMark/>
+          </w:tcPr>
+          <w:p>
+            <w:r>
+              <w:t>12</w:t>
+            </w:r>
+          </w:p>
+        </w:tc>
+        <w:tc>
+          <w:tcPr>
+            <w:tcW w:w="2008" w:type="dxa"/>
+            <w:noWrap/>
+            <w:hideMark/>
+          </w:tcPr>
+          <w:p>
+            <w:r>
+              <w:t>0.000193962905078159</w:t>
+            </w:r>
+          </w:p>
+        </w:tc>
+        <w:tc>
+          <w:tcPr>
+            <w:tcW w:w="2109" w:type="dxa"/>
+            <w:noWrap/>
+            <w:hideMark/>
+          </w:tcPr>
+          <w:p>
+            <w:r>
+              <w:t>0.0000690908781209053</w:t>
+            </w:r>
+          </w:p>
+        </w:tc>
+        <w:tc>
+          <w:tcPr>
+            <w:tcW w:w="1602" w:type="dxa"/>
+            <w:noWrap/>
+            <w:hideMark/>
+          </w:tcPr>
+          <w:p>
+            <w:r>
+              <w:t>2.3099304422715</w:t>
+            </w:r>
+          </w:p>
+        </w:tc>
+        <w:tc>
+          <w:tcPr>
+            <w:tcW w:w="1602" w:type="dxa"/>
+            <w:noWrap/>
+            <w:hideMark/>
+          </w:tcPr>
+          <w:p>
+            <w:r>
+              <w:t>2.44505631594917</w:t>
+            </w:r>
+          </w:p>
+        </w:tc>
+      </w:tr>
+      <w:tr>
+        <w:trPr>
+          <w:trHeight w:val="288"/>
+        </w:trPr>
+        <w:tc>
+          <w:tcPr>
+            <w:tcW w:w="876" w:type="dxa"/>
+            <w:noWrap/>
+            <w:hideMark/>
+          </w:tcPr>
+          <w:p>
+            <w:r>
+              <w:t>H1_Nodes</w:t>
+            </w:r>
+          </w:p>
+        </w:tc>
+        <w:tc>
+          <w:tcPr>
+            <w:tcW w:w="875" w:type="dxa"/>
+            <w:noWrap/>
+            <w:hideMark/>
+          </w:tcPr>
+          <w:p>
+            <w:r>
+              <w:t>4</w:t>
+            </w:r>
+          </w:p>
+        </w:tc>
+        <w:tc>
+          <w:tcPr>
+            <w:tcW w:w="2008" w:type="dxa"/>
+            <w:noWrap/>
+            <w:hideMark/>
+          </w:tcPr>
+          <w:p>
+            <w:r>
+              <w:t>0.00062288952681985</w:t>
+            </w:r>
+          </w:p>
+        </w:tc>
+        <w:tc>
+          <w:tcPr>
+            <w:tcW w:w="2109" w:type="dxa"/>
+            <w:noWrap/>
+            <w:hideMark/>
+          </w:tcPr>
+          <w:p>
+            <w:r>
+              <w:t>0.000120829193218885</w:t>
+            </w:r>
+          </w:p>
+        </w:tc>
+        <w:tc>
+          <w:tcPr>
+            <w:tcW w:w="1602" w:type="dxa"/>
+            <w:noWrap/>
+            <w:hideMark/>
+          </w:tcPr>
+          <w:p>
+            <w:r>
+              <w:t>3.05474163363433</w:t>
+            </w:r>
+          </w:p>
+        </w:tc>
+        <w:tc>
+          <w:tcPr>
+            <w:tcW w:w="1602" w:type="dxa"/>
+            <w:noWrap/>
+            <w:hideMark/>
+          </w:tcPr>
+          <w:p>
+            <w:r>
+              <w:t>3.6838605487176</w:t>
+            </w:r>
+          </w:p>
+        </w:tc>
+      </w:tr>
+      <w:tr>
+        <w:trPr>
+          <w:trHeight w:val="288"/>
+        </w:trPr>
+        <w:tc>
+          <w:tcPr>
+            <w:tcW w:w="876" w:type="dxa"/>
+            <w:noWrap/>
+            <w:hideMark/>
+          </w:tcPr>
+          <w:p>
+            <w:r>
+              <w:t>H1_Nodes</w:t>
+            </w:r>
+          </w:p>
+        </w:tc>
+        <w:tc>
+          <w:tcPr>
+            <w:tcW w:w="875" w:type="dxa"/>
+            <w:noWrap/>
+            <w:hideMark/>
+          </w:tcPr>
+          <w:p>
+            <w:r>
+              <w:t>16</w:t>
+            </w:r>
+          </w:p>
+        </w:tc>
+        <w:tc>
+          <w:tcPr>
+            <w:tcW w:w="2008" w:type="dxa"/>
+            <w:noWrap/>
+            <w:hideMark/>
+          </w:tcPr>
+          <w:p>
+            <w:r>
+              <w:t>0.000268412534409132</w:t>
+            </w:r>
+          </w:p>
+        </w:tc>
+        <w:tc>
+          <w:tcPr>
+            <w:tcW w:w="2109" w:type="dxa"/>
+            <w:noWrap/>
+            <w:hideMark/>
+          </w:tcPr>
+          <w:p>
+            <w:r>
+              <w:t>0.000223187864741963</w:t>
+            </w:r>
+          </w:p>
+        </w:tc>
+        <w:tc>
+          <w:tcPr>
+            <w:tcW w:w="1602" w:type="dxa"/>
+            <w:noWrap/>
+            <w:hideMark/>
+          </w:tcPr>
+          <w:p>
+            <w:r>
+              <w:t>4.15167964539611</w:t>
+            </w:r>
+          </w:p>
+        </w:tc>
+        <w:tc>
+          <w:tcPr>
+            <w:tcW w:w="1602" w:type="dxa"/>
+            <w:noWrap/>
+            <w:hideMark/>
+          </w:tcPr>
+          <w:p>
+            <w:r>
+              <w:t>3.76752889729248</w:t>
+            </w:r>
+          </w:p>
+        </w:tc>
+      </w:tr>
+      <w:tr>
+        <w:trPr>
+          <w:trHeight w:val="288"/>
+        </w:trPr>
+        <w:tc>
+          <w:tcPr>
+            <w:tcW w:w="876" w:type="dxa"/>
+            <w:noWrap/>
+            <w:hideMark/>
+          </w:tcPr>
+          <w:p>
+            <w:r>
+              <w:t>H1_Nodes</w:t>
+            </w:r>
+          </w:p>
+        </w:tc>
+        <w:tc>
+          <w:tcPr>
+            <w:tcW w:w="875" w:type="dxa"/>
+            <w:noWrap/>
+            <w:hideMark/>
+          </w:tcPr>
+          <w:p>
+            <w:r>
+              <w:t>16</w:t>
+            </w:r>
+          </w:p>
+        </w:tc>
+        <w:tc>
+          <w:tcPr>
+            <w:tcW w:w="2008" w:type="dxa"/>
+            <w:noWrap/>
+            <w:hideMark/>
+          </w:tcPr>
+          <w:p>
+            <w:r>
+              <w:t>0.000339066744342779</w:t>
+            </w:r>
+          </w:p>
+        </w:tc>
+        <w:tc>
+          <w:tcPr>
+            <w:tcW w:w="2109" w:type="dxa"/>
+            <w:noWrap/>
+            <w:hideMark/>
+          </w:tcPr>
+          <w:p>
+            <w:r>
+              <w:t>0.00042345956916731</w:t>
+            </w:r>
+          </w:p>
+        </w:tc>
+        <w:tc>
+          <w:tcPr>
+            <w:tcW w:w="1602" w:type="dxa"/>
+            <w:noWrap/>
+            <w:hideMark/>
+          </w:tcPr>
+          <w:p>
+            <w:r>
+              <w:t>5.71866322983738</w:t>
+            </w:r>
+          </w:p>
+        </w:tc>
+        <w:tc>
+          <w:tcPr>
+            <w:tcW w:w="1602" w:type="dxa"/>
+            <w:noWrap/>
+            <w:hideMark/>
+          </w:tcPr>
+          <w:p>
+            <w:r>
+              <w:t>5.03641976367896</w:t>
+            </w:r>
+          </w:p>
+        </w:tc>
+      </w:tr>
+      <w:tr>
+        <w:trPr>
+          <w:trHeight w:val="288"/>
+        </w:trPr>
+        <w:tc>
+          <w:tcPr>
+            <w:tcW w:w="876" w:type="dxa"/>
+            <w:noWrap/>
+            <w:hideMark/>
+          </w:tcPr>
+          <w:p>
+            <w:r>
+              <w:t>H1_Nodes</w:t>
+            </w:r>
+          </w:p>
+        </w:tc>
+        <w:tc>
+          <w:tcPr>
+            <w:tcW w:w="875" w:type="dxa"/>
+            <w:noWrap/>
+            <w:hideMark/>
+          </w:tcPr>
+          <w:p>
+            <w:r>
+              <w:t>8</w:t>
+            </w:r>
+          </w:p>
+        </w:tc>
+        <w:tc>
+          <w:tcPr>
+            <w:tcW w:w="2008" w:type="dxa"/>
+            <w:noWrap/>
+            <w:hideMark/>
+          </w:tcPr>
+          <w:p>
+            <w:r>
+              <w:t>0.0009774331005811</w:t>
+            </w:r>
+          </w:p>
+        </w:tc>
+        <w:tc>
+          <w:tcPr>
+            <w:tcW w:w="2109" w:type="dxa"/>
+            <w:noWrap/>
+            <w:hideMark/>
+          </w:tcPr>
+          <w:p>
+            <w:r>
+              <w:t>0.000286974477242099</w:t>
+            </w:r>
+          </w:p>
+        </w:tc>
+        <w:tc>
+          <w:tcPr>
+            <w:tcW w:w="1602" w:type="dxa"/>
+            <w:noWrap/>
+            <w:hideMark/>
+          </w:tcPr>
+          <w:p>
+            <w:r>
+              <w:t>4.70771521304591</w:t>
+            </w:r>
+          </w:p>
+        </w:tc>
+        <w:tc>
+          <w:tcPr>
+            <w:tcW w:w="1602" w:type="dxa"/>
+            <w:noWrap/>
+            <w:hideMark/>
+          </w:tcPr>
+          <w:p>
+            <w:r>
+              <w:t>6.17499041198896</w:t>
+            </w:r>
+          </w:p>
+        </w:tc>
+      </w:tr>
+      <w:tr>
+        <w:trPr>
+          <w:trHeight w:val="288"/>
+        </w:trPr>
+        <w:tc>
+          <w:tcPr>
+            <w:tcW w:w="876" w:type="dxa"/>
+            <w:noWrap/>
+            <w:hideMark/>
+          </w:tcPr>
+          <w:p>
+            <w:r>
+              <w:t>H1_Nodes</w:t>
+            </w:r>
+          </w:p>
+        </w:tc>
+        <w:tc>
+          <w:tcPr>
+            <w:tcW w:w="875" w:type="dxa"/>
+            <w:noWrap/>
+            <w:hideMark/>
+          </w:tcPr>
+          <w:p>
+            <w:r>
+              <w:t>4</w:t>
+            </w:r>
+          </w:p>
+        </w:tc>
+        <w:tc>
+          <w:tcPr>
+            <w:tcW w:w="2008" w:type="dxa"/>
+            <w:noWrap/>
+            <w:hideMark/>
+          </w:tcPr>
+          <w:p>
+            <w:r>
+              <w:t>0.00220486936732265</w:t>
+            </w:r>
+          </w:p>
+        </w:tc>
+        <w:tc>
+          <w:tcPr>
+            <w:tcW w:w="2109" w:type="dxa"/>
+            <w:noWrap/>
+            <w:hideMark/>
+          </w:tcPr>
+          <w:p>
+            <w:r>
+              <w:t>0.000419766893936549</w:t>
+            </w:r>
+          </w:p>
+        </w:tc>
+        <w:tc>
+          <w:tcPr>
+            <w:tcW w:w="1602" w:type="dxa"/>
+            <w:noWrap/>
+            <w:hideMark/>
+          </w:tcPr>
+          <w:p>
+            <w:r>
+              <w:t>5.6936745341088</w:t>
+            </w:r>
+          </w:p>
+        </w:tc>
+        <w:tc>
+          <w:tcPr>
+            <w:tcW w:w="1602" w:type="dxa"/>
+            <w:noWrap/>
+            <w:hideMark/>
+          </w:tcPr>
+          <w:p>
+            <w:r>
+              <w:t>8.05593099086231</w:t>
+            </w:r>
+          </w:p>
+        </w:tc>
+      </w:tr>
+      <w:tr>
+        <w:trPr>
+          <w:trHeight w:val="288"/>
+        </w:trPr>
+        <w:tc>
+          <w:tcPr>
+            <w:tcW w:w="876" w:type="dxa"/>
+            <w:noWrap/>
+            <w:hideMark/>
+          </w:tcPr>
+          <w:p>
+            <w:r>
+              <w:t>H1_Nodes</w:t>
+            </w:r>
+          </w:p>
+        </w:tc>
+        <w:tc>
+          <w:tcPr>
+            <w:tcW w:w="875" w:type="dxa"/>
+            <w:noWrap/>
+            <w:hideMark/>
+          </w:tcPr>
+          <w:p>
+            <w:r>
+              <w:t>4</w:t>
+            </w:r>
+          </w:p>
+        </w:tc>
+        <w:tc>
+          <w:tcPr>
+            <w:tcW w:w="2008" w:type="dxa"/>
+            <w:noWrap/>
+            <w:hideMark/>
+          </w:tcPr>
+          <w:p>
+            <w:r>
+              <w:t>0.00425380300109442</w:t>
+            </w:r>
+          </w:p>
+        </w:tc>
+        <w:tc>
+          <w:tcPr>
+            <w:tcW w:w="2109" w:type="dxa"/>
+            <w:noWrap/>
+            <w:hideMark/>
+          </w:tcPr>
+          <w:p>
+            <w:r>
+              <w:t>0.00132641444483971</w:t>
+            </w:r>
+          </w:p>
+        </w:tc>
+        <w:tc>
+          <w:tcPr>
+            <w:tcW w:w="1602" w:type="dxa"/>
+            <w:noWrap/>
+            <w:hideMark/>
+          </w:tcPr>
+          <w:p>
+            <w:r>
+              <w:t>10.1211105267543</w:t>
+            </w:r>
+          </w:p>
+        </w:tc>
+        <w:tc>
+          <w:tcPr>
+            <w:tcW w:w="1602" w:type="dxa"/>
+            <w:noWrap/>
+            <w:hideMark/>
+          </w:tcPr>
+          <w:p>
+            <w:r>
+              <w:t>15.5012571343031</w:t>
+            </w:r>
+          </w:p>
+        </w:tc>
+      </w:tr>
+    </w:tbl>
+    <w:p/>
+    <w:p>
+      <w:pPr>
+        <w:jc w:val="both"/>
+      </w:pPr>
+      <w:r>
+        <w:t xml:space="preserve">Można zaobserwować, że w większości przypadków średni błąd predykcji na zbiorze testowym jest mniejszy niż na </w:t>
+      </w:r>
+      <w:r>
+        <w:t>zbiorze treningowym, co przeczy intuicji. Może być to spowodowane potencjalnie bardziej wymagającymi i nieprzewidywalnymi danymi w zbiorze treningowym oraz łatwiejszymi do przewidywania w zbiorze testowym.</w:t>
+      </w:r>
+    </w:p>
+    <w:p>
+      <w:pPr>
+        <w:jc w:val="both"/>
+      </w:pPr>
+      <w:r>
+        <w:t xml:space="preserve">Najlepsza osiągnięta wartość RMSE równa około 1.828 jest niższa niż </w:t>
+      </w:r>
+      <w:r>
+        <w:t>w</w:t>
+      </w:r>
+      <w:r>
+        <w:t xml:space="preserve"> wyżej wspomniany</w:t>
+      </w:r>
+      <w:r>
+        <w:t>ch</w:t>
+      </w:r>
+      <w:r>
+        <w:t xml:space="preserve"> opracowa</w:t>
+      </w:r>
+      <w:r>
+        <w:t>niach</w:t>
+      </w:r>
+      <w:r>
+        <w:t>, gdzie wynos</w:t>
+      </w:r>
+      <w:r>
+        <w:t>zą</w:t>
+      </w:r>
+      <w:r>
+        <w:t xml:space="preserve"> on</w:t>
+      </w:r>
+      <w:r>
+        <w:t>e</w:t>
+      </w:r>
+      <w:r>
+        <w:t xml:space="preserve"> około 2.869 i</w:t>
+      </w:r>
+      <w:r>
+        <w:t xml:space="preserve"> </w:t>
+      </w:r>
+      <w:r>
+        <w:t>4.276</w:t>
+      </w:r>
+      <w:r>
+        <w:t xml:space="preserve">. </w:t>
+      </w:r>
+      <w:r>
+        <w:t>MAPE równe około 2.025 oznacza, że model myli się średnio o około 2%, co jest dobrym wynikiem.</w:t>
+      </w:r>
+    </w:p>
+    <w:p>
+      <w:pPr>
+        <w:jc w:val="both"/>
+      </w:pPr>
+      <w:r>
+        <w:t>Również wyjątkowo dla tego parametru pokazane będą wykresy wartości rzeczywistych i predykcji w zbiorze testowym</w:t>
+      </w:r>
+      <w:r>
+        <w:t xml:space="preserve"> na podstawie wybranych modeli</w:t>
+      </w:r>
+      <w:r>
+        <w:t>.</w:t>
+      </w:r>
+    </w:p>
+    <w:p>
+      <w:r>
+        <w:t>4 neurony:</w:t>
+      </w:r>
+    </w:p>
+    <w:p>
+      <w:r>
+        <w:rPr>
+          <w:noProof/>
+        </w:rPr>
+        <w:drawing>
+          <wp:inline distT="0" distB="0" distL="0" distR="0" wp14:anchorId="2410F784" wp14:editId="4A240F33">
+            <wp:extent cx="5730714" cy="3901440"/>
+            <wp:effectExtent l="0" t="0" r="3810" b="3810"/>
+            <wp:docPr id="525450690" name="Obraz 3"/>
+            <wp:cNvGraphicFramePr>
+              <a:graphicFrameLocks xmlns:a="http://schemas.openxmlformats.org/drawingml/2006/main" noChangeAspect="1"/>
+            </wp:cNvGraphicFramePr>
+            <a:graphic xmlns:a="http://schemas.openxmlformats.org/drawingml/2006/main">
+              <a:graphicData uri="http://schemas.openxmlformats.org/drawingml/2006/picture">
+                <pic:pic xmlns:pic="http://schemas.openxmlformats.org/drawingml/2006/picture">
+                  <pic:nvPicPr>
+                    <pic:cNvPr id="0" name="Picture 7"/>
+                    <pic:cNvPicPr>
+                      <a:picLocks noChangeAspect="1" noChangeArrowheads="1"/>
+                    </pic:cNvPicPr>
+                  </pic:nvPicPr>
+                  <pic:blipFill>
+                    <a:blip r:embed="rId19">
+                      <a:extLst>
+                        <a:ext uri="{28A0092B-C50C-407E-A947-70E740481C1C}">
+                          <a14:useLocalDpi xmlns:a14="http://schemas.microsoft.com/office/drawing/2010/main" val="0"/>
+                        </a:ext>
+                      </a:extLst>
+                    </a:blip>
+                    <a:srcRect/>
+                    <a:stretch>
+                      <a:fillRect/>
+                    </a:stretch>
+                  </pic:blipFill>
+                  <pic:spPr bwMode="auto">
+                    <a:xfrm>
+                      <a:off x="0" y="0"/>
+                      <a:ext cx="5733277" cy="3903185"/>
+                    </a:xfrm>
+                    <a:prstGeom prst="rect">
+                      <a:avLst/>
+                    </a:prstGeom>
+                    <a:noFill/>
+                    <a:ln>
+                      <a:noFill/>
+                    </a:ln>
+                  </pic:spPr>
+                </pic:pic>
+              </a:graphicData>
+            </a:graphic>
+          </wp:inline>
+        </w:drawing>
+      </w:r>
+    </w:p>
+    <w:p>
+      <w:r>
+        <w:br w:type="page"/>
+      </w:r>
+      <w:r>
+        <w:lastRenderedPageBreak/>
+        <w:t>8 neuronów:</w:t>
+      </w:r>
+    </w:p>
+    <w:p>
+      <w:r>
+        <w:rPr>
+          <w:noProof/>
+        </w:rPr>
+        <w:drawing>
+          <wp:inline distT="0" distB="0" distL="0" distR="0" wp14:anchorId="079CED43" wp14:editId="5E655D25">
+            <wp:extent cx="5753100" cy="3916680"/>
+            <wp:effectExtent l="0" t="0" r="0" b="7620"/>
+            <wp:docPr id="498836297" name="Obraz 4"/>
+            <wp:cNvGraphicFramePr>
+              <a:graphicFrameLocks xmlns:a="http://schemas.openxmlformats.org/drawingml/2006/main" noChangeAspect="1"/>
+            </wp:cNvGraphicFramePr>
+            <a:graphic xmlns:a="http://schemas.openxmlformats.org/drawingml/2006/main">
+              <a:graphicData uri="http://schemas.openxmlformats.org/drawingml/2006/picture">
+                <pic:pic xmlns:pic="http://schemas.openxmlformats.org/drawingml/2006/picture">
+                  <pic:nvPicPr>
+                    <pic:cNvPr id="0" name="Picture 8"/>
+                    <pic:cNvPicPr>
+                      <a:picLocks noChangeAspect="1" noChangeArrowheads="1"/>
+                    </pic:cNvPicPr>
+                  </pic:nvPicPr>
+                  <pic:blipFill>
+                    <a:blip r:embed="rId20">
+                      <a:extLst>
+                        <a:ext uri="{28A0092B-C50C-407E-A947-70E740481C1C}">
+                          <a14:useLocalDpi xmlns:a14="http://schemas.microsoft.com/office/drawing/2010/main" val="0"/>
+                        </a:ext>
+                      </a:extLst>
+                    </a:blip>
+                    <a:srcRect/>
+                    <a:stretch>
+                      <a:fillRect/>
+                    </a:stretch>
+                  </pic:blipFill>
+                  <pic:spPr bwMode="auto">
+                    <a:xfrm>
+                      <a:off x="0" y="0"/>
+                      <a:ext cx="5753100" cy="3916680"/>
+                    </a:xfrm>
+                    <a:prstGeom prst="rect">
+                      <a:avLst/>
+                    </a:prstGeom>
+                    <a:noFill/>
+                    <a:ln>
+                      <a:noFill/>
+                    </a:ln>
+                  </pic:spPr>
+                </pic:pic>
+              </a:graphicData>
+            </a:graphic>
+          </wp:inline>
+        </w:drawing>
+      </w:r>
+    </w:p>
+    <w:p>
+      <w:r>
+        <w:t>12 neuronów:</w:t>
+      </w:r>
+    </w:p>
+    <w:p>
+      <w:r>
+        <w:rPr>
+          <w:noProof/>
+        </w:rPr>
+        <w:drawing>
+          <wp:inline distT="0" distB="0" distL="0" distR="0" wp14:anchorId="684E556B" wp14:editId="4F013D80">
+            <wp:extent cx="5753100" cy="3916680"/>
+            <wp:effectExtent l="0" t="0" r="0" b="7620"/>
+            <wp:docPr id="1377702839" name="Obraz 5"/>
+            <wp:cNvGraphicFramePr>
+              <a:graphicFrameLocks xmlns:a="http://schemas.openxmlformats.org/drawingml/2006/main" noChangeAspect="1"/>
+            </wp:cNvGraphicFramePr>
+            <a:graphic xmlns:a="http://schemas.openxmlformats.org/drawingml/2006/main">
+              <a:graphicData uri="http://schemas.openxmlformats.org/drawingml/2006/picture">
+                <pic:pic xmlns:pic="http://schemas.openxmlformats.org/drawingml/2006/picture">
+                  <pic:nvPicPr>
+                    <pic:cNvPr id="0" name="Picture 9"/>
+                    <pic:cNvPicPr>
+                      <a:picLocks noChangeAspect="1" noChangeArrowheads="1"/>
+                    </pic:cNvPicPr>
+                  </pic:nvPicPr>
+                  <pic:blipFill>
+                    <a:blip r:embed="rId21">
+                      <a:extLst>
+                        <a:ext uri="{28A0092B-C50C-407E-A947-70E740481C1C}">
+                          <a14:useLocalDpi xmlns:a14="http://schemas.microsoft.com/office/drawing/2010/main" val="0"/>
+                        </a:ext>
+                      </a:extLst>
+                    </a:blip>
+                    <a:srcRect/>
+                    <a:stretch>
+                      <a:fillRect/>
+                    </a:stretch>
+                  </pic:blipFill>
+                  <pic:spPr bwMode="auto">
+                    <a:xfrm>
+                      <a:off x="0" y="0"/>
+                      <a:ext cx="5753100" cy="3916680"/>
+                    </a:xfrm>
+                    <a:prstGeom prst="rect">
+                      <a:avLst/>
+                    </a:prstGeom>
+                    <a:noFill/>
+                    <a:ln>
+                      <a:noFill/>
+                    </a:ln>
+                  </pic:spPr>
+                </pic:pic>
+              </a:graphicData>
+            </a:graphic>
+          </wp:inline>
+        </w:drawing>
+      </w:r>
+    </w:p>
+    <w:p>
+      <w:r>
+        <w:br w:type="page"/>
+      </w:r>
+    </w:p>
+    <w:p>
+      <w:r>
+        <w:lastRenderedPageBreak/>
+        <w:t>16 neuronów:</w:t>
+      </w:r>
+    </w:p>
+    <w:p>
+      <w:r>
+        <w:rPr>
+          <w:noProof/>
+        </w:rPr>
+        <w:drawing>
+          <wp:inline distT="0" distB="0" distL="0" distR="0" wp14:anchorId="18EE5300" wp14:editId="7DF22C18">
+            <wp:extent cx="5753100" cy="3916680"/>
+            <wp:effectExtent l="0" t="0" r="0" b="7620"/>
+            <wp:docPr id="652549691" name="Obraz 6"/>
+            <wp:cNvGraphicFramePr>
+              <a:graphicFrameLocks xmlns:a="http://schemas.openxmlformats.org/drawingml/2006/main" noChangeAspect="1"/>
+            </wp:cNvGraphicFramePr>
+            <a:graphic xmlns:a="http://schemas.openxmlformats.org/drawingml/2006/main">
+              <a:graphicData uri="http://schemas.openxmlformats.org/drawingml/2006/picture">
+                <pic:pic xmlns:pic="http://schemas.openxmlformats.org/drawingml/2006/picture">
+                  <pic:nvPicPr>
+                    <pic:cNvPr id="0" name="Picture 10"/>
+                    <pic:cNvPicPr>
+                      <a:picLocks noChangeAspect="1" noChangeArrowheads="1"/>
+                    </pic:cNvPicPr>
+                  </pic:nvPicPr>
+                  <pic:blipFill>
+                    <a:blip r:embed="rId22">
+                      <a:extLst>
+                        <a:ext uri="{28A0092B-C50C-407E-A947-70E740481C1C}">
+                          <a14:useLocalDpi xmlns:a14="http://schemas.microsoft.com/office/drawing/2010/main" val="0"/>
+                        </a:ext>
+                      </a:extLst>
+                    </a:blip>
+                    <a:srcRect/>
+                    <a:stretch>
+                      <a:fillRect/>
+                    </a:stretch>
+                  </pic:blipFill>
+                  <pic:spPr bwMode="auto">
+                    <a:xfrm>
+                      <a:off x="0" y="0"/>
+                      <a:ext cx="5753100" cy="3916680"/>
+                    </a:xfrm>
+                    <a:prstGeom prst="rect">
+                      <a:avLst/>
+                    </a:prstGeom>
+                    <a:noFill/>
+                    <a:ln>
+                      <a:noFill/>
+                    </a:ln>
+                  </pic:spPr>
+                </pic:pic>
+              </a:graphicData>
+            </a:graphic>
+          </wp:inline>
+        </w:drawing>
+      </w:r>
+    </w:p>
+    <w:p>
+      <w:pPr>
+        <w:pStyle w:val="Nagwek3"/>
+        <w:numPr>
+          <w:ilvl w:val="0"/>
+          <w:numId w:val="11"/>
+        </w:numPr>
+      </w:pPr>
+      <w:r>
+        <w:t>Szybkość uczenia</w:t>
+      </w:r>
+    </w:p>
+    <w:p>
+      <w:r>
+        <w:rPr>
+          <w:noProof/>
+        </w:rPr>
+        <w:drawing>
+          <wp:inline distT="0" distB="0" distL="0" distR="0" wp14:anchorId="7D7D7A4C" wp14:editId="22B42D03">
+            <wp:extent cx="5760720" cy="3596640"/>
+            <wp:effectExtent l="0" t="0" r="0" b="3810"/>
+            <wp:docPr id="189061201" name="Obraz 7"/>
+            <wp:cNvGraphicFramePr>
+              <a:graphicFrameLocks xmlns:a="http://schemas.openxmlformats.org/drawingml/2006/main" noChangeAspect="1"/>
+            </wp:cNvGraphicFramePr>
+            <a:graphic xmlns:a="http://schemas.openxmlformats.org/drawingml/2006/main">
+              <a:graphicData uri="http://schemas.openxmlformats.org/drawingml/2006/picture">
+                <pic:pic xmlns:pic="http://schemas.openxmlformats.org/drawingml/2006/picture">
+                  <pic:nvPicPr>
+                    <pic:cNvPr id="0" name="Picture 11"/>
+                    <pic:cNvPicPr>
+                      <a:picLocks noChangeAspect="1" noChangeArrowheads="1"/>
+                    </pic:cNvPicPr>
+                  </pic:nvPicPr>
+                  <pic:blipFill>
+                    <a:blip r:embed="rId23" cstate="print">
+                      <a:extLst>
+                        <a:ext uri="{28A0092B-C50C-407E-A947-70E740481C1C}">
+                          <a14:useLocalDpi xmlns:a14="http://schemas.microsoft.com/office/drawing/2010/main" val="0"/>
+                        </a:ext>
+                      </a:extLst>
+                    </a:blip>
+                    <a:srcRect/>
+                    <a:stretch>
+                      <a:fillRect/>
+                    </a:stretch>
+                  </pic:blipFill>
+                  <pic:spPr bwMode="auto">
+                    <a:xfrm>
+                      <a:off x="0" y="0"/>
+                      <a:ext cx="5760720" cy="3596640"/>
+                    </a:xfrm>
+                    <a:prstGeom prst="rect">
+                      <a:avLst/>
+                    </a:prstGeom>
+                    <a:noFill/>
+                    <a:ln>
+                      <a:noFill/>
+                    </a:ln>
+                  </pic:spPr>
+                </pic:pic>
+              </a:graphicData>
+            </a:graphic>
+          </wp:inline>
+        </w:drawing>
+      </w:r>
+    </w:p>
+    <w:p>
+      <w:r>
+        <w:t xml:space="preserve">Wartości błędu maleją wraz ze wzrostem wartości szybkości uczenia. Dla wartości 0.1 i 0.3 błąd jest podobny. </w:t>
+      </w:r>
+      <w:r>
+        <w:t>Wartości błędów dla najlepszego modelu (pod względem RMSE) z LR=0.3: RMSE=</w:t>
+      </w:r>
+      <w:r>
+        <w:t>1.873493</w:t>
+      </w:r>
+      <w:r>
+        <w:t>; MAPE=</w:t>
+      </w:r>
+      <w:r>
+        <w:t>1.949458</w:t>
+      </w:r>
+    </w:p>
+    <w:p>
+      <w:pPr>
+        <w:pStyle w:val="Nagwek3"/>
+        <w:numPr>
+          <w:ilvl w:val="0"/>
+          <w:numId w:val="11"/>
+        </w:numPr>
+      </w:pPr>
+      <w:r>
+        <w:lastRenderedPageBreak/>
+        <w:t>Liczba epok</w:t>
+      </w:r>
+    </w:p>
+    <w:p>
+      <w:r>
+        <w:rPr>
+          <w:noProof/>
+        </w:rPr>
+        <w:drawing>
+          <wp:inline distT="0" distB="0" distL="0" distR="0" wp14:anchorId="320841CA" wp14:editId="5781E658">
+            <wp:extent cx="5760720" cy="3596640"/>
+            <wp:effectExtent l="0" t="0" r="0" b="3810"/>
+            <wp:docPr id="695426926" name="Obraz 8"/>
+            <wp:cNvGraphicFramePr>
+              <a:graphicFrameLocks xmlns:a="http://schemas.openxmlformats.org/drawingml/2006/main" noChangeAspect="1"/>
+            </wp:cNvGraphicFramePr>
+            <a:graphic xmlns:a="http://schemas.openxmlformats.org/drawingml/2006/main">
+              <a:graphicData uri="http://schemas.openxmlformats.org/drawingml/2006/picture">
+                <pic:pic xmlns:pic="http://schemas.openxmlformats.org/drawingml/2006/picture">
+                  <pic:nvPicPr>
+                    <pic:cNvPr id="0" name="Picture 12"/>
+                    <pic:cNvPicPr>
+                      <a:picLocks noChangeAspect="1" noChangeArrowheads="1"/>
+                    </pic:cNvPicPr>
+                  </pic:nvPicPr>
+                  <pic:blipFill>
+                    <a:blip r:embed="rId24" cstate="print">
+                      <a:extLst>
+                        <a:ext uri="{28A0092B-C50C-407E-A947-70E740481C1C}">
+                          <a14:useLocalDpi xmlns:a14="http://schemas.microsoft.com/office/drawing/2010/main" val="0"/>
+                        </a:ext>
+                      </a:extLst>
+                    </a:blip>
+                    <a:srcRect/>
+                    <a:stretch>
+                      <a:fillRect/>
+                    </a:stretch>
+                  </pic:blipFill>
+                  <pic:spPr bwMode="auto">
+                    <a:xfrm>
+                      <a:off x="0" y="0"/>
+                      <a:ext cx="5760720" cy="3596640"/>
+                    </a:xfrm>
+                    <a:prstGeom prst="rect">
+                      <a:avLst/>
+                    </a:prstGeom>
+                    <a:noFill/>
+                    <a:ln>
+                      <a:noFill/>
+                    </a:ln>
+                  </pic:spPr>
+                </pic:pic>
+              </a:graphicData>
+            </a:graphic>
+          </wp:inline>
+        </w:drawing>
+      </w:r>
+    </w:p>
+    <w:p>
+      <w:r>
+        <w:t xml:space="preserve">Tu również dostrzegalne jest potencjalne przeszkolenie modelu przy wartości 5000. Najlepszy (pod względem RMSE) model z </w:t>
+      </w:r>
+      <w:proofErr w:type="spellStart"/>
+      <w:r>
+        <w:t>Epochs</w:t>
+      </w:r>
+      <w:proofErr w:type="spellEnd"/>
+      <w:r>
+        <w:t>=2000: RMSE=</w:t>
+      </w:r>
+      <w:r>
+        <w:t>2.022729</w:t>
+      </w:r>
+      <w:r>
+        <w:t>; MAPE=</w:t>
+      </w:r>
+      <w:r>
+        <w:t>2.268343</w:t>
+      </w:r>
+      <w:r>
+        <w:t>.</w:t>
+      </w:r>
+    </w:p>
+    <w:p>
+      <w:pPr>
+        <w:pStyle w:val="Nagwek3"/>
+        <w:numPr>
+          <w:ilvl w:val="0"/>
+          <w:numId w:val="11"/>
+        </w:numPr>
+      </w:pPr>
+      <w:r>
+        <w:t>Zakres inicjalizacji wag</w:t>
+      </w:r>
+    </w:p>
+    <w:p>
+      <w:r>
+        <w:rPr>
+          <w:noProof/>
+        </w:rPr>
+        <w:drawing>
+          <wp:inline distT="0" distB="0" distL="0" distR="0" wp14:anchorId="1FBDA6E8" wp14:editId="31244543">
+            <wp:extent cx="5760720" cy="3596640"/>
+            <wp:effectExtent l="0" t="0" r="0" b="3810"/>
+            <wp:docPr id="1996859238" name="Obraz 9"/>
+            <wp:cNvGraphicFramePr>
+              <a:graphicFrameLocks xmlns:a="http://schemas.openxmlformats.org/drawingml/2006/main" noChangeAspect="1"/>
+            </wp:cNvGraphicFramePr>
+            <a:graphic xmlns:a="http://schemas.openxmlformats.org/drawingml/2006/main">
+              <a:graphicData uri="http://schemas.openxmlformats.org/drawingml/2006/picture">
+                <pic:pic xmlns:pic="http://schemas.openxmlformats.org/drawingml/2006/picture">
+                  <pic:nvPicPr>
+                    <pic:cNvPr id="0" name="Picture 13"/>
+                    <pic:cNvPicPr>
+                      <a:picLocks noChangeAspect="1" noChangeArrowheads="1"/>
+                    </pic:cNvPicPr>
+                  </pic:nvPicPr>
+                  <pic:blipFill>
+                    <a:blip r:embed="rId25" cstate="print">
+                      <a:extLst>
+                        <a:ext uri="{28A0092B-C50C-407E-A947-70E740481C1C}">
+                          <a14:useLocalDpi xmlns:a14="http://schemas.microsoft.com/office/drawing/2010/main" val="0"/>
+                        </a:ext>
+                      </a:extLst>
+                    </a:blip>
+                    <a:srcRect/>
+                    <a:stretch>
+                      <a:fillRect/>
+                    </a:stretch>
+                  </pic:blipFill>
+                  <pic:spPr bwMode="auto">
+                    <a:xfrm>
+                      <a:off x="0" y="0"/>
+                      <a:ext cx="5760720" cy="3596640"/>
+                    </a:xfrm>
+                    <a:prstGeom prst="rect">
+                      <a:avLst/>
+                    </a:prstGeom>
+                    <a:noFill/>
+                    <a:ln>
+                      <a:noFill/>
+                    </a:ln>
+                  </pic:spPr>
+                </pic:pic>
+              </a:graphicData>
+            </a:graphic>
+          </wp:inline>
+        </w:drawing>
+      </w:r>
+    </w:p>
+    <w:p>
+      <w:r>
+        <w:lastRenderedPageBreak/>
+        <w:t xml:space="preserve">Podobnie jak poprzednio, dla najwyższej przyjętej wartości może występować przeszkolenie modelu, choć rozrzut wyników jest duży i najlepszy model udało się wyszkolić przy wartości </w:t>
+      </w:r>
+      <w:proofErr w:type="spellStart"/>
+      <w:r>
+        <w:t>Init_Range</w:t>
+      </w:r>
+      <w:proofErr w:type="spellEnd"/>
+      <w:r>
+        <w:t>=1: RMSE=</w:t>
+      </w:r>
+      <w:r>
+        <w:t>1.89050</w:t>
+      </w:r>
+      <w:r>
+        <w:t>; MAPE=</w:t>
+      </w:r>
+      <w:r>
+        <w:t>1.994306</w:t>
+      </w:r>
+      <w:r>
+        <w:t>.</w:t>
+      </w:r>
+    </w:p>
+    <w:p>
+      <w:pPr>
+        <w:pStyle w:val="Nagwek3"/>
+        <w:numPr>
+          <w:ilvl w:val="0"/>
+          <w:numId w:val="11"/>
+        </w:numPr>
+      </w:pPr>
+      <w:r>
+        <w:t>Podział zbioru na dane treningowe i testowe</w:t>
+      </w:r>
+    </w:p>
+    <w:p>
+      <w:r>
+        <w:rPr>
+          <w:noProof/>
+        </w:rPr>
+        <w:drawing>
+          <wp:inline distT="0" distB="0" distL="0" distR="0" wp14:anchorId="462261DF" wp14:editId="6D535657">
+            <wp:extent cx="5760720" cy="3596640"/>
+            <wp:effectExtent l="0" t="0" r="0" b="3810"/>
+            <wp:docPr id="1116831764" name="Obraz 10"/>
+            <wp:cNvGraphicFramePr>
+              <a:graphicFrameLocks xmlns:a="http://schemas.openxmlformats.org/drawingml/2006/main" noChangeAspect="1"/>
+            </wp:cNvGraphicFramePr>
+            <a:graphic xmlns:a="http://schemas.openxmlformats.org/drawingml/2006/main">
+              <a:graphicData uri="http://schemas.openxmlformats.org/drawingml/2006/picture">
+                <pic:pic xmlns:pic="http://schemas.openxmlformats.org/drawingml/2006/picture">
+                  <pic:nvPicPr>
+                    <pic:cNvPr id="0" name="Picture 14"/>
+                    <pic:cNvPicPr>
+                      <a:picLocks noChangeAspect="1" noChangeArrowheads="1"/>
+                    </pic:cNvPicPr>
+                  </pic:nvPicPr>
+                  <pic:blipFill>
+                    <a:blip r:embed="rId26" cstate="print">
+                      <a:extLst>
+                        <a:ext uri="{28A0092B-C50C-407E-A947-70E740481C1C}">
+                          <a14:useLocalDpi xmlns:a14="http://schemas.microsoft.com/office/drawing/2010/main" val="0"/>
+                        </a:ext>
+                      </a:extLst>
+                    </a:blip>
+                    <a:srcRect/>
+                    <a:stretch>
+                      <a:fillRect/>
+                    </a:stretch>
+                  </pic:blipFill>
+                  <pic:spPr bwMode="auto">
+                    <a:xfrm>
+                      <a:off x="0" y="0"/>
+                      <a:ext cx="5760720" cy="3596640"/>
+                    </a:xfrm>
+                    <a:prstGeom prst="rect">
+                      <a:avLst/>
+                    </a:prstGeom>
+                    <a:noFill/>
+                    <a:ln>
+                      <a:noFill/>
+                    </a:ln>
+                  </pic:spPr>
+                </pic:pic>
+              </a:graphicData>
+            </a:graphic>
+          </wp:inline>
+        </w:drawing>
+      </w:r>
+    </w:p>
+    <w:p>
+      <w:r>
+        <w:t>W tym przypadku nie widać wyraźnej zależności. Wpłynąć na to mógł charakter danych</w:t>
+      </w:r>
+      <w:r>
+        <w:t>, np. szumy losowe. Najlepszy model z Split=0.8 (podział 80-20): RMSE=</w:t>
+      </w:r>
+      <w:r>
+        <w:t>1.972612</w:t>
+      </w:r>
+      <w:r>
+        <w:t>; MAPE=</w:t>
+      </w:r>
+      <w:r>
+        <w:t>2.158708</w:t>
+      </w:r>
+      <w:r>
+        <w:t>.</w:t>
+      </w:r>
+    </w:p>
+    <w:p>
+      <w:pPr>
+        <w:pStyle w:val="Nagwek3"/>
+        <w:numPr>
+          <w:ilvl w:val="0"/>
+          <w:numId w:val="11"/>
+        </w:numPr>
+      </w:pPr>
+      <w:r>
+        <w:t>Funkcje aktywacji</w:t>
+      </w:r>
+    </w:p>
+    <w:p>
+      <w:r>
+        <w:rPr>
+          <w:noProof/>
+        </w:rPr>
+        <w:drawing>
+          <wp:inline distT="0" distB="0" distL="0" distR="0" wp14:anchorId="45761374" wp14:editId="673C1070">
+            <wp:extent cx="5524500" cy="3449159"/>
+            <wp:effectExtent l="0" t="0" r="0" b="0"/>
+            <wp:docPr id="702861474" name="Obraz 11"/>
+            <wp:cNvGraphicFramePr>
+              <a:graphicFrameLocks xmlns:a="http://schemas.openxmlformats.org/drawingml/2006/main" noChangeAspect="1"/>
+            </wp:cNvGraphicFramePr>
+            <a:graphic xmlns:a="http://schemas.openxmlformats.org/drawingml/2006/main">
+              <a:graphicData uri="http://schemas.openxmlformats.org/drawingml/2006/picture">
+                <pic:pic xmlns:pic="http://schemas.openxmlformats.org/drawingml/2006/picture">
+                  <pic:nvPicPr>
+                    <pic:cNvPr id="0" name="Picture 15"/>
+                    <pic:cNvPicPr>
+                      <a:picLocks noChangeAspect="1" noChangeArrowheads="1"/>
+                    </pic:cNvPicPr>
+                  </pic:nvPicPr>
+                  <pic:blipFill>
+                    <a:blip r:embed="rId27" cstate="print">
+                      <a:extLst>
+                        <a:ext uri="{28A0092B-C50C-407E-A947-70E740481C1C}">
+                          <a14:useLocalDpi xmlns:a14="http://schemas.microsoft.com/office/drawing/2010/main" val="0"/>
+                        </a:ext>
+                      </a:extLst>
+                    </a:blip>
+                    <a:srcRect/>
+                    <a:stretch>
+                      <a:fillRect/>
+                    </a:stretch>
+                  </pic:blipFill>
+                  <pic:spPr bwMode="auto">
+                    <a:xfrm>
+                      <a:off x="0" y="0"/>
+                      <a:ext cx="5548825" cy="3464346"/>
+                    </a:xfrm>
+                    <a:prstGeom prst="rect">
+                      <a:avLst/>
+                    </a:prstGeom>
+                    <a:noFill/>
+                    <a:ln>
+                      <a:noFill/>
+                    </a:ln>
+                  </pic:spPr>
+                </pic:pic>
+              </a:graphicData>
+            </a:graphic>
+          </wp:inline>
+        </w:drawing>
+      </w:r>
+    </w:p>
+    <w:p>
+      <w:r>
+        <w:lastRenderedPageBreak/>
+        <w:t xml:space="preserve">Najlepsze wyniki dały funkcje </w:t>
+      </w:r>
+      <w:proofErr w:type="spellStart"/>
+      <w:r>
+        <w:t>ReLU</w:t>
+      </w:r>
+      <w:proofErr w:type="spellEnd"/>
+      <w:r>
+        <w:t xml:space="preserve">  oraz tangens hiperboliczny. Najlepszy model z </w:t>
+      </w:r>
+      <w:proofErr w:type="spellStart"/>
+      <w:r>
+        <w:t>Activation</w:t>
+      </w:r>
+      <w:proofErr w:type="spellEnd"/>
+      <w:r>
+        <w:t>=”</w:t>
+      </w:r>
+      <w:proofErr w:type="spellStart"/>
+      <w:r>
+        <w:t>relu</w:t>
+      </w:r>
+      <w:proofErr w:type="spellEnd"/>
+      <w:r>
+        <w:t>”: RMSE=</w:t>
+      </w:r>
+      <w:r>
+        <w:t>1.949950</w:t>
+      </w:r>
+      <w:r>
+        <w:t>; MAPE=</w:t>
+      </w:r>
+      <w:r>
+        <w:t>2.075116</w:t>
+      </w:r>
+      <w:r>
+        <w:t>.</w:t>
+      </w:r>
+    </w:p>
+    <w:p>
+      <w:pPr>
+        <w:pStyle w:val="Nagwek3"/>
+        <w:numPr>
+          <w:ilvl w:val="0"/>
+          <w:numId w:val="11"/>
+        </w:numPr>
+      </w:pPr>
+      <w:r>
+        <w:t>Liczba warstw ukrytych</w:t>
+      </w:r>
+    </w:p>
+    <w:p>
+      <w:r>
+        <w:rPr>
+          <w:noProof/>
+        </w:rPr>
+        <w:drawing>
+          <wp:inline distT="0" distB="0" distL="0" distR="0" wp14:anchorId="2C049E39" wp14:editId="4111E99D">
+            <wp:extent cx="5760720" cy="3596640"/>
+            <wp:effectExtent l="0" t="0" r="0" b="3810"/>
+            <wp:docPr id="1511776162" name="Obraz 12"/>
+            <wp:cNvGraphicFramePr>
+              <a:graphicFrameLocks xmlns:a="http://schemas.openxmlformats.org/drawingml/2006/main" noChangeAspect="1"/>
+            </wp:cNvGraphicFramePr>
+            <a:graphic xmlns:a="http://schemas.openxmlformats.org/drawingml/2006/main">
+              <a:graphicData uri="http://schemas.openxmlformats.org/drawingml/2006/picture">
+                <pic:pic xmlns:pic="http://schemas.openxmlformats.org/drawingml/2006/picture">
+                  <pic:nvPicPr>
+                    <pic:cNvPr id="0" name="Picture 16"/>
+                    <pic:cNvPicPr>
+                      <a:picLocks noChangeAspect="1" noChangeArrowheads="1"/>
+                    </pic:cNvPicPr>
+                  </pic:nvPicPr>
+                  <pic:blipFill>
+                    <a:blip r:embed="rId28" cstate="print">
+                      <a:extLst>
+                        <a:ext uri="{28A0092B-C50C-407E-A947-70E740481C1C}">
+                          <a14:useLocalDpi xmlns:a14="http://schemas.microsoft.com/office/drawing/2010/main" val="0"/>
+                        </a:ext>
+                      </a:extLst>
+                    </a:blip>
+                    <a:srcRect/>
+                    <a:stretch>
+                      <a:fillRect/>
+                    </a:stretch>
+                  </pic:blipFill>
+                  <pic:spPr bwMode="auto">
+                    <a:xfrm>
+                      <a:off x="0" y="0"/>
+                      <a:ext cx="5760720" cy="3596640"/>
+                    </a:xfrm>
+                    <a:prstGeom prst="rect">
+                      <a:avLst/>
+                    </a:prstGeom>
+                    <a:noFill/>
+                    <a:ln>
+                      <a:noFill/>
+                    </a:ln>
+                  </pic:spPr>
+                </pic:pic>
+              </a:graphicData>
+            </a:graphic>
+          </wp:inline>
+        </w:drawing>
+      </w:r>
+    </w:p>
+    <w:p>
+      <w:r>
+        <w:t>Modele wyuczone z wykorzystaniem sieci z dwiema warstwami ukrytymi dają przeciętnie gorsze rezultaty, z dużo większym rozrzutem. Może to wynikać z tego, że pozostałe parametry, które były dobre w przypadku sieci z jedną warstwą ukrytą, niekoniecznie muszą być odpowiednie dla dwóch warstw ukrytych.</w:t>
+      </w:r>
+    </w:p>
+    <w:p>
+      <w:pPr>
+        <w:pStyle w:val="Nagwek3"/>
+        <w:numPr>
+          <w:ilvl w:val="0"/>
+          <w:numId w:val="11"/>
+        </w:numPr>
+      </w:pPr>
+      <w:r>
+        <w:t>Liczba neuronów drugiej warstwy ukrytej</w:t>
+      </w:r>
+    </w:p>
+    <w:p>
+      <w:r>
+        <w:rPr>
+          <w:noProof/>
+        </w:rPr>
+        <w:drawing>
+          <wp:inline distT="0" distB="0" distL="0" distR="0" wp14:anchorId="20F1EED9" wp14:editId="27714FDF">
+            <wp:extent cx="5284730" cy="3299460"/>
+            <wp:effectExtent l="0" t="0" r="0" b="0"/>
+            <wp:docPr id="2087728320" name="Obraz 13"/>
+            <wp:cNvGraphicFramePr>
+              <a:graphicFrameLocks xmlns:a="http://schemas.openxmlformats.org/drawingml/2006/main" noChangeAspect="1"/>
+            </wp:cNvGraphicFramePr>
+            <a:graphic xmlns:a="http://schemas.openxmlformats.org/drawingml/2006/main">
+              <a:graphicData uri="http://schemas.openxmlformats.org/drawingml/2006/picture">
+                <pic:pic xmlns:pic="http://schemas.openxmlformats.org/drawingml/2006/picture">
+                  <pic:nvPicPr>
+                    <pic:cNvPr id="0" name="Picture 17"/>
+                    <pic:cNvPicPr>
+                      <a:picLocks noChangeAspect="1" noChangeArrowheads="1"/>
+                    </pic:cNvPicPr>
+                  </pic:nvPicPr>
+                  <pic:blipFill>
+                    <a:blip r:embed="rId29" cstate="print">
+                      <a:extLst>
+                        <a:ext uri="{28A0092B-C50C-407E-A947-70E740481C1C}">
+                          <a14:useLocalDpi xmlns:a14="http://schemas.microsoft.com/office/drawing/2010/main" val="0"/>
+                        </a:ext>
+                      </a:extLst>
+                    </a:blip>
+                    <a:srcRect/>
+                    <a:stretch>
+                      <a:fillRect/>
+                    </a:stretch>
+                  </pic:blipFill>
+                  <pic:spPr bwMode="auto">
+                    <a:xfrm>
+                      <a:off x="0" y="0"/>
+                      <a:ext cx="5300532" cy="3309326"/>
+                    </a:xfrm>
+                    <a:prstGeom prst="rect">
+                      <a:avLst/>
+                    </a:prstGeom>
+                    <a:noFill/>
+                    <a:ln>
+                      <a:noFill/>
+                    </a:ln>
+                  </pic:spPr>
+                </pic:pic>
+              </a:graphicData>
+            </a:graphic>
+          </wp:inline>
+        </w:drawing>
+      </w:r>
+    </w:p>
+    <w:p>
+      <w:r>
+        <w:lastRenderedPageBreak/>
+        <w:t>Zwiększanie liczby neuronów w drugiej warstwie ukrytej wyraźnie poprawia jakość modelu. Najlepszy model z H2_Nodes=16: RMSE=</w:t>
+      </w:r>
+      <w:r>
+        <w:t>3.631074</w:t>
+      </w:r>
+      <w:r>
+        <w:t>; MAPE=</w:t>
+      </w:r>
+      <w:r>
+        <w:t>4.859652</w:t>
+      </w:r>
+      <w:r>
+        <w:t>.</w:t>
+      </w:r>
+    </w:p>
+    <w:p>
+      <w:pPr>
+        <w:pStyle w:val="Nagwek1"/>
+      </w:pPr>
+      <w:r>
+        <w:t>Wnioski</w:t>
+      </w:r>
+    </w:p>
+    <w:p>
+      <w:pPr>
+        <w:pStyle w:val="Akapitzlist"/>
+        <w:numPr>
+          <w:ilvl w:val="0"/>
+          <w:numId w:val="12"/>
+        </w:numPr>
+      </w:pPr>
+      <w:r>
+        <w:t xml:space="preserve">Samodzielnie napisana sieć neuronowa, przy odpowiednim doborze parametrów, potrafi przewidywać notowania giełdowe ze średnim błędem </w:t>
+      </w:r>
+      <w:r>
+        <w:t xml:space="preserve">niższym niż w obu </w:t>
+      </w:r>
+      <w:hyperlink w:anchor="_Inne_opracowania" w:history="1">
+        <w:r>
+          <w:rPr>
+            <w:rStyle w:val="Hipercze"/>
+          </w:rPr>
+          <w:t>wyżej wspomnianych opracowaniach</w:t>
+        </w:r>
+      </w:hyperlink>
+      <w:r>
+        <w:t>.</w:t>
+      </w:r>
+    </w:p>
+    <w:p>
+      <w:pPr>
+        <w:pStyle w:val="Akapitzlist"/>
+        <w:numPr>
+          <w:ilvl w:val="0"/>
+          <w:numId w:val="12"/>
+        </w:numPr>
+      </w:pPr>
+      <w:r>
+        <w:t>Dla tego problemu sieci z jedną warstwą ukrytą okazały się lepsze, niż te z dwiema, choć na podstawie przeprowadzonych testów trudno powiedzieć, czy wynika to z nieodpowiedniego doboru pozostały parametrów, czy z charakteru danych.</w:t>
+      </w:r>
+    </w:p>
+    <w:p>
+      <w:pPr>
+        <w:pStyle w:val="Akapitzlist"/>
+        <w:numPr>
+          <w:ilvl w:val="0"/>
+          <w:numId w:val="12"/>
+        </w:numPr>
+      </w:pPr>
+      <w:r>
+        <w:t>Zwiększanie parametrów takich jak liczba neuronów, liczba epok, szybkość uczenia, zakres inicjalizacji wag może przynieść korzyści, jednak należy uważać, gdyż zbyt wysokie wartości mogą prowadzić do przeszkolenia modelu.</w:t>
+      </w:r>
+    </w:p>
+    <w:p>
+      <w:pPr>
+        <w:pStyle w:val="Akapitzlist"/>
+        <w:numPr>
+          <w:ilvl w:val="0"/>
+          <w:numId w:val="12"/>
+        </w:numPr>
+      </w:pPr>
+      <w:r>
+        <w:t xml:space="preserve">Najlepszą funkcją aktywacji do tego problemu okazała się funkcja </w:t>
+      </w:r>
+      <w:proofErr w:type="spellStart"/>
+      <w:r>
+        <w:t>ReLU</w:t>
+      </w:r>
+      <w:proofErr w:type="spellEnd"/>
+      <w:r>
+        <w:t>.</w:t>
+      </w:r>
+    </w:p>
+    <w:p>
+      <w:pPr>
+        <w:pStyle w:val="Akapitzlist"/>
+        <w:numPr>
+          <w:ilvl w:val="0"/>
+          <w:numId w:val="12"/>
+        </w:numPr>
+      </w:pPr>
+      <w:r>
+        <w:t>Najlepszym podziałem zbioru danych w tym przypadku było 80-20.</w:t>
+      </w:r>
+    </w:p>
     <w:p/>
     <w:sectPr>
       <w:pgSz w:w="11906" w:h="16838"/>
@@ -16857,6 +19538,56 @@
     </w:sectPr>
   </w:body>
 </w:document>
+</file>
+
+<file path=word/endnotes.xml><?xml version="1.0" encoding="utf-8"?>
+<w:endnotes xmlns:wpc="http://schemas.microsoft.com/office/word/2010/wordprocessingCanvas" xmlns:cx="http://schemas.microsoft.com/office/drawing/2014/chartex" xmlns:cx1="http://schemas.microsoft.com/office/drawing/2015/9/8/chartex" xmlns:cx2="http://schemas.microsoft.com/office/drawing/2015/10/21/chartex" xmlns:cx3="http://schemas.microsoft.com/office/drawing/2016/5/9/chartex" xmlns:cx4="http://schemas.microsoft.com/office/drawing/2016/5/10/chartex" xmlns:cx5="http://schemas.microsoft.com/office/drawing/2016/5/11/chartex" xmlns:cx6="http://schemas.microsoft.com/office/drawing/2016/5/12/chartex" xmlns:cx7="http://schemas.microsoft.com/office/drawing/2016/5/13/chartex" xmlns:cx8="http://schemas.microsoft.com/office/drawing/2016/5/14/chartex" xmlns:mc="http://schemas.openxmlformats.org/markup-compatibility/2006" xmlns:aink="http://schemas.microsoft.com/office/drawing/2016/ink" xmlns:am3d="http://schemas.microsoft.com/office/drawing/2017/model3d" xmlns:o="urn:schemas-microsoft-com:office:office" xmlns:oel="http://schemas.microsoft.com/office/2019/extlst" xmlns:r="http://schemas.openxmlformats.org/officeDocument/2006/relationships" xmlns:m="http://schemas.openxmlformats.org/officeDocument/2006/math" xmlns:v="urn:schemas-microsoft-com:vml" xmlns:wp14="http://schemas.microsoft.com/office/word/2010/wordprocessingDrawing" xmlns:wp="http://schemas.openxmlformats.org/drawingml/2006/wordprocessingDrawing" xmlns:w10="urn:schemas-microsoft-com:office:word" xmlns:w="http://schemas.openxmlformats.org/wordprocessingml/2006/main" xmlns:w14="http://schemas.microsoft.com/office/word/2010/wordml" xmlns:w15="http://schemas.microsoft.com/office/word/2012/wordml" xmlns:w16cex="http://schemas.microsoft.com/office/word/2018/wordml/cex" xmlns:w16cid="http://schemas.microsoft.com/office/word/2016/wordml/cid" xmlns:w16="http://schemas.microsoft.com/office/word/2018/wordml" xmlns:w16du="http://schemas.microsoft.com/office/word/2023/wordml/word16du" xmlns:w16sdtdh="http://schemas.microsoft.com/office/word/2020/wordml/sdtdatahash" xmlns:w16sdtfl="http://schemas.microsoft.com/office/word/2024/wordml/sdtformatlock" xmlns:w16se="http://schemas.microsoft.com/office/word/2015/wordml/symex" xmlns:wpg="http://schemas.microsoft.com/office/word/2010/wordprocessingGroup" xmlns:wpi="http://schemas.microsoft.com/office/word/2010/wordprocessingInk" xmlns:wne="http://schemas.microsoft.com/office/word/2006/wordml" xmlns:wps="http://schemas.microsoft.com/office/word/2010/wordprocessingShape" mc:Ignorable="w14 w15 w16se w16cid w16 w16cex w16sdtdh w16sdtfl w16du wp14">
+  <w:endnote w:type="separator" w:id="-1">
+    <w:p>
+      <w:pPr>
+        <w:spacing w:after="0" w:line="240" w:lineRule="auto"/>
+      </w:pPr>
+      <w:r>
+        <w:separator/>
+      </w:r>
+    </w:p>
+  </w:endnote>
+  <w:endnote w:type="continuationSeparator" w:id="0">
+    <w:p>
+      <w:pPr>
+        <w:spacing w:after="0" w:line="240" w:lineRule="auto"/>
+      </w:pPr>
+      <w:r>
+        <w:continuationSeparator/>
+      </w:r>
+    </w:p>
+  </w:endnote>
+</w:endnotes>
+</file>
+
+<file path=word/footnotes.xml><?xml version="1.0" encoding="utf-8"?>
+<w:footnotes xmlns:wpc="http://schemas.microsoft.com/office/word/2010/wordprocessingCanvas" xmlns:cx="http://schemas.microsoft.com/office/drawing/2014/chartex" xmlns:cx1="http://schemas.microsoft.com/office/drawing/2015/9/8/chartex" xmlns:cx2="http://schemas.microsoft.com/office/drawing/2015/10/21/chartex" xmlns:cx3="http://schemas.microsoft.com/office/drawing/2016/5/9/chartex" xmlns:cx4="http://schemas.microsoft.com/office/drawing/2016/5/10/chartex" xmlns:cx5="http://schemas.microsoft.com/office/drawing/2016/5/11/chartex" xmlns:cx6="http://schemas.microsoft.com/office/drawing/2016/5/12/chartex" xmlns:cx7="http://schemas.microsoft.com/office/drawing/2016/5/13/chartex" xmlns:cx8="http://schemas.microsoft.com/office/drawing/2016/5/14/chartex" xmlns:mc="http://schemas.openxmlformats.org/markup-compatibility/2006" xmlns:aink="http://schemas.microsoft.com/office/drawing/2016/ink" xmlns:am3d="http://schemas.microsoft.com/office/drawing/2017/model3d" xmlns:o="urn:schemas-microsoft-com:office:office" xmlns:oel="http://schemas.microsoft.com/office/2019/extlst" xmlns:r="http://schemas.openxmlformats.org/officeDocument/2006/relationships" xmlns:m="http://schemas.openxmlformats.org/officeDocument/2006/math" xmlns:v="urn:schemas-microsoft-com:vml" xmlns:wp14="http://schemas.microsoft.com/office/word/2010/wordprocessingDrawing" xmlns:wp="http://schemas.openxmlformats.org/drawingml/2006/wordprocessingDrawing" xmlns:w10="urn:schemas-microsoft-com:office:word" xmlns:w="http://schemas.openxmlformats.org/wordprocessingml/2006/main" xmlns:w14="http://schemas.microsoft.com/office/word/2010/wordml" xmlns:w15="http://schemas.microsoft.com/office/word/2012/wordml" xmlns:w16cex="http://schemas.microsoft.com/office/word/2018/wordml/cex" xmlns:w16cid="http://schemas.microsoft.com/office/word/2016/wordml/cid" xmlns:w16="http://schemas.microsoft.com/office/word/2018/wordml" xmlns:w16du="http://schemas.microsoft.com/office/word/2023/wordml/word16du" xmlns:w16sdtdh="http://schemas.microsoft.com/office/word/2020/wordml/sdtdatahash" xmlns:w16sdtfl="http://schemas.microsoft.com/office/word/2024/wordml/sdtformatlock" xmlns:w16se="http://schemas.microsoft.com/office/word/2015/wordml/symex" xmlns:wpg="http://schemas.microsoft.com/office/word/2010/wordprocessingGroup" xmlns:wpi="http://schemas.microsoft.com/office/word/2010/wordprocessingInk" xmlns:wne="http://schemas.microsoft.com/office/word/2006/wordml" xmlns:wps="http://schemas.microsoft.com/office/word/2010/wordprocessingShape" mc:Ignorable="w14 w15 w16se w16cid w16 w16cex w16sdtdh w16sdtfl w16du wp14">
+  <w:footnote w:type="separator" w:id="-1">
+    <w:p>
+      <w:pPr>
+        <w:spacing w:after="0" w:line="240" w:lineRule="auto"/>
+      </w:pPr>
+      <w:r>
+        <w:separator/>
+      </w:r>
+    </w:p>
+  </w:footnote>
+  <w:footnote w:type="continuationSeparator" w:id="0">
+    <w:p>
+      <w:pPr>
+        <w:spacing w:after="0" w:line="240" w:lineRule="auto"/>
+      </w:pPr>
+      <w:r>
+        <w:continuationSeparator/>
+      </w:r>
+    </w:p>
+  </w:footnote>
+</w:footnotes>
 </file>
 
 <file path=word/numbering.xml><?xml version="1.0" encoding="utf-8"?>
@@ -16951,6 +19682,95 @@
     </w:lvl>
   </w:abstractNum>
   <w:abstractNum w:abstractNumId="1" w15:restartNumberingAfterBreak="0">
+    <w:nsid w:val="18B63793"/>
+    <w:multiLevelType w:val="hybridMultilevel"/>
+    <w:tmpl w:val="1A08F69E"/>
+    <w:lvl w:ilvl="0" w:tplc="75ACB4F2">
+      <w:start w:val="1"/>
+      <w:numFmt w:val="upperRoman"/>
+      <w:lvlText w:val="%1."/>
+      <w:lvlJc w:val="left"/>
+      <w:pPr>
+        <w:ind w:left="1080" w:hanging="720"/>
+      </w:pPr>
+      <w:rPr>
+        <w:rFonts w:hint="default"/>
+      </w:rPr>
+    </w:lvl>
+    <w:lvl w:ilvl="1" w:tplc="04150019" w:tentative="1">
+      <w:start w:val="1"/>
+      <w:numFmt w:val="lowerLetter"/>
+      <w:lvlText w:val="%2."/>
+      <w:lvlJc w:val="left"/>
+      <w:pPr>
+        <w:ind w:left="1440" w:hanging="360"/>
+      </w:pPr>
+    </w:lvl>
+    <w:lvl w:ilvl="2" w:tplc="0415001B" w:tentative="1">
+      <w:start w:val="1"/>
+      <w:numFmt w:val="lowerRoman"/>
+      <w:lvlText w:val="%3."/>
+      <w:lvlJc w:val="right"/>
+      <w:pPr>
+        <w:ind w:left="2160" w:hanging="180"/>
+      </w:pPr>
+    </w:lvl>
+    <w:lvl w:ilvl="3" w:tplc="0415000F" w:tentative="1">
+      <w:start w:val="1"/>
+      <w:numFmt w:val="decimal"/>
+      <w:lvlText w:val="%4."/>
+      <w:lvlJc w:val="left"/>
+      <w:pPr>
+        <w:ind w:left="2880" w:hanging="360"/>
+      </w:pPr>
+    </w:lvl>
+    <w:lvl w:ilvl="4" w:tplc="04150019" w:tentative="1">
+      <w:start w:val="1"/>
+      <w:numFmt w:val="lowerLetter"/>
+      <w:lvlText w:val="%5."/>
+      <w:lvlJc w:val="left"/>
+      <w:pPr>
+        <w:ind w:left="3600" w:hanging="360"/>
+      </w:pPr>
+    </w:lvl>
+    <w:lvl w:ilvl="5" w:tplc="0415001B" w:tentative="1">
+      <w:start w:val="1"/>
+      <w:numFmt w:val="lowerRoman"/>
+      <w:lvlText w:val="%6."/>
+      <w:lvlJc w:val="right"/>
+      <w:pPr>
+        <w:ind w:left="4320" w:hanging="180"/>
+      </w:pPr>
+    </w:lvl>
+    <w:lvl w:ilvl="6" w:tplc="0415000F" w:tentative="1">
+      <w:start w:val="1"/>
+      <w:numFmt w:val="decimal"/>
+      <w:lvlText w:val="%7."/>
+      <w:lvlJc w:val="left"/>
+      <w:pPr>
+        <w:ind w:left="5040" w:hanging="360"/>
+      </w:pPr>
+    </w:lvl>
+    <w:lvl w:ilvl="7" w:tplc="04150019" w:tentative="1">
+      <w:start w:val="1"/>
+      <w:numFmt w:val="lowerLetter"/>
+      <w:lvlText w:val="%8."/>
+      <w:lvlJc w:val="left"/>
+      <w:pPr>
+        <w:ind w:left="5760" w:hanging="360"/>
+      </w:pPr>
+    </w:lvl>
+    <w:lvl w:ilvl="8" w:tplc="0415001B" w:tentative="1">
+      <w:start w:val="1"/>
+      <w:numFmt w:val="lowerRoman"/>
+      <w:lvlText w:val="%9."/>
+      <w:lvlJc w:val="right"/>
+      <w:pPr>
+        <w:ind w:left="6480" w:hanging="180"/>
+      </w:pPr>
+    </w:lvl>
+  </w:abstractNum>
+  <w:abstractNum w:abstractNumId="2" w15:restartNumberingAfterBreak="0">
     <w:nsid w:val="1FBC3847"/>
     <w:multiLevelType w:val="hybridMultilevel"/>
     <w:tmpl w:val="57A01188"/>
@@ -17036,7 +19856,7 @@
       </w:pPr>
     </w:lvl>
   </w:abstractNum>
-  <w:abstractNum w:abstractNumId="2" w15:restartNumberingAfterBreak="0">
+  <w:abstractNum w:abstractNumId="3" w15:restartNumberingAfterBreak="0">
     <w:nsid w:val="28D23B5D"/>
     <w:multiLevelType w:val="multilevel"/>
     <w:tmpl w:val="513E3E0C"/>
@@ -17185,7 +20005,209 @@
       </w:rPr>
     </w:lvl>
   </w:abstractNum>
-  <w:abstractNum w:abstractNumId="3" w15:restartNumberingAfterBreak="0">
+  <w:abstractNum w:abstractNumId="4" w15:restartNumberingAfterBreak="0">
+    <w:nsid w:val="2DD45EA4"/>
+    <w:multiLevelType w:val="hybridMultilevel"/>
+    <w:tmpl w:val="49C21D70"/>
+    <w:lvl w:ilvl="0" w:tplc="0415000F">
+      <w:start w:val="1"/>
+      <w:numFmt w:val="decimal"/>
+      <w:lvlText w:val="%1."/>
+      <w:lvlJc w:val="left"/>
+      <w:pPr>
+        <w:ind w:left="720" w:hanging="360"/>
+      </w:pPr>
+      <w:rPr>
+        <w:rFonts w:hint="default"/>
+      </w:rPr>
+    </w:lvl>
+    <w:lvl w:ilvl="1" w:tplc="04150019" w:tentative="1">
+      <w:start w:val="1"/>
+      <w:numFmt w:val="lowerLetter"/>
+      <w:lvlText w:val="%2."/>
+      <w:lvlJc w:val="left"/>
+      <w:pPr>
+        <w:ind w:left="1440" w:hanging="360"/>
+      </w:pPr>
+    </w:lvl>
+    <w:lvl w:ilvl="2" w:tplc="0415001B" w:tentative="1">
+      <w:start w:val="1"/>
+      <w:numFmt w:val="lowerRoman"/>
+      <w:lvlText w:val="%3."/>
+      <w:lvlJc w:val="right"/>
+      <w:pPr>
+        <w:ind w:left="2160" w:hanging="180"/>
+      </w:pPr>
+    </w:lvl>
+    <w:lvl w:ilvl="3" w:tplc="0415000F" w:tentative="1">
+      <w:start w:val="1"/>
+      <w:numFmt w:val="decimal"/>
+      <w:lvlText w:val="%4."/>
+      <w:lvlJc w:val="left"/>
+      <w:pPr>
+        <w:ind w:left="2880" w:hanging="360"/>
+      </w:pPr>
+    </w:lvl>
+    <w:lvl w:ilvl="4" w:tplc="04150019" w:tentative="1">
+      <w:start w:val="1"/>
+      <w:numFmt w:val="lowerLetter"/>
+      <w:lvlText w:val="%5."/>
+      <w:lvlJc w:val="left"/>
+      <w:pPr>
+        <w:ind w:left="3600" w:hanging="360"/>
+      </w:pPr>
+    </w:lvl>
+    <w:lvl w:ilvl="5" w:tplc="0415001B" w:tentative="1">
+      <w:start w:val="1"/>
+      <w:numFmt w:val="lowerRoman"/>
+      <w:lvlText w:val="%6."/>
+      <w:lvlJc w:val="right"/>
+      <w:pPr>
+        <w:ind w:left="4320" w:hanging="180"/>
+      </w:pPr>
+    </w:lvl>
+    <w:lvl w:ilvl="6" w:tplc="0415000F" w:tentative="1">
+      <w:start w:val="1"/>
+      <w:numFmt w:val="decimal"/>
+      <w:lvlText w:val="%7."/>
+      <w:lvlJc w:val="left"/>
+      <w:pPr>
+        <w:ind w:left="5040" w:hanging="360"/>
+      </w:pPr>
+    </w:lvl>
+    <w:lvl w:ilvl="7" w:tplc="04150019" w:tentative="1">
+      <w:start w:val="1"/>
+      <w:numFmt w:val="lowerLetter"/>
+      <w:lvlText w:val="%8."/>
+      <w:lvlJc w:val="left"/>
+      <w:pPr>
+        <w:ind w:left="5760" w:hanging="360"/>
+      </w:pPr>
+    </w:lvl>
+    <w:lvl w:ilvl="8" w:tplc="0415001B" w:tentative="1">
+      <w:start w:val="1"/>
+      <w:numFmt w:val="lowerRoman"/>
+      <w:lvlText w:val="%9."/>
+      <w:lvlJc w:val="right"/>
+      <w:pPr>
+        <w:ind w:left="6480" w:hanging="180"/>
+      </w:pPr>
+    </w:lvl>
+  </w:abstractNum>
+  <w:abstractNum w:abstractNumId="5" w15:restartNumberingAfterBreak="0">
+    <w:nsid w:val="38F83E07"/>
+    <w:multiLevelType w:val="hybridMultilevel"/>
+    <w:tmpl w:val="A970D106"/>
+    <w:lvl w:ilvl="0" w:tplc="04150001">
+      <w:start w:val="1"/>
+      <w:numFmt w:val="bullet"/>
+      <w:lvlText w:val=""/>
+      <w:lvlJc w:val="left"/>
+      <w:pPr>
+        <w:ind w:left="720" w:hanging="360"/>
+      </w:pPr>
+      <w:rPr>
+        <w:rFonts w:ascii="Symbol" w:hAnsi="Symbol" w:hint="default"/>
+      </w:rPr>
+    </w:lvl>
+    <w:lvl w:ilvl="1" w:tplc="04150003" w:tentative="1">
+      <w:start w:val="1"/>
+      <w:numFmt w:val="bullet"/>
+      <w:lvlText w:val="o"/>
+      <w:lvlJc w:val="left"/>
+      <w:pPr>
+        <w:ind w:left="1440" w:hanging="360"/>
+      </w:pPr>
+      <w:rPr>
+        <w:rFonts w:ascii="Courier New" w:hAnsi="Courier New" w:cs="Courier New" w:hint="default"/>
+      </w:rPr>
+    </w:lvl>
+    <w:lvl w:ilvl="2" w:tplc="04150005" w:tentative="1">
+      <w:start w:val="1"/>
+      <w:numFmt w:val="bullet"/>
+      <w:lvlText w:val=""/>
+      <w:lvlJc w:val="left"/>
+      <w:pPr>
+        <w:ind w:left="2160" w:hanging="360"/>
+      </w:pPr>
+      <w:rPr>
+        <w:rFonts w:ascii="Wingdings" w:hAnsi="Wingdings" w:hint="default"/>
+      </w:rPr>
+    </w:lvl>
+    <w:lvl w:ilvl="3" w:tplc="04150001" w:tentative="1">
+      <w:start w:val="1"/>
+      <w:numFmt w:val="bullet"/>
+      <w:lvlText w:val=""/>
+      <w:lvlJc w:val="left"/>
+      <w:pPr>
+        <w:ind w:left="2880" w:hanging="360"/>
+      </w:pPr>
+      <w:rPr>
+        <w:rFonts w:ascii="Symbol" w:hAnsi="Symbol" w:hint="default"/>
+      </w:rPr>
+    </w:lvl>
+    <w:lvl w:ilvl="4" w:tplc="04150003" w:tentative="1">
+      <w:start w:val="1"/>
+      <w:numFmt w:val="bullet"/>
+      <w:lvlText w:val="o"/>
+      <w:lvlJc w:val="left"/>
+      <w:pPr>
+        <w:ind w:left="3600" w:hanging="360"/>
+      </w:pPr>
+      <w:rPr>
+        <w:rFonts w:ascii="Courier New" w:hAnsi="Courier New" w:cs="Courier New" w:hint="default"/>
+      </w:rPr>
+    </w:lvl>
+    <w:lvl w:ilvl="5" w:tplc="04150005" w:tentative="1">
+      <w:start w:val="1"/>
+      <w:numFmt w:val="bullet"/>
+      <w:lvlText w:val=""/>
+      <w:lvlJc w:val="left"/>
+      <w:pPr>
+        <w:ind w:left="4320" w:hanging="360"/>
+      </w:pPr>
+      <w:rPr>
+        <w:rFonts w:ascii="Wingdings" w:hAnsi="Wingdings" w:hint="default"/>
+      </w:rPr>
+    </w:lvl>
+    <w:lvl w:ilvl="6" w:tplc="04150001" w:tentative="1">
+      <w:start w:val="1"/>
+      <w:numFmt w:val="bullet"/>
+      <w:lvlText w:val=""/>
+      <w:lvlJc w:val="left"/>
+      <w:pPr>
+        <w:ind w:left="5040" w:hanging="360"/>
+      </w:pPr>
+      <w:rPr>
+        <w:rFonts w:ascii="Symbol" w:hAnsi="Symbol" w:hint="default"/>
+      </w:rPr>
+    </w:lvl>
+    <w:lvl w:ilvl="7" w:tplc="04150003" w:tentative="1">
+      <w:start w:val="1"/>
+      <w:numFmt w:val="bullet"/>
+      <w:lvlText w:val="o"/>
+      <w:lvlJc w:val="left"/>
+      <w:pPr>
+        <w:ind w:left="5760" w:hanging="360"/>
+      </w:pPr>
+      <w:rPr>
+        <w:rFonts w:ascii="Courier New" w:hAnsi="Courier New" w:cs="Courier New" w:hint="default"/>
+      </w:rPr>
+    </w:lvl>
+    <w:lvl w:ilvl="8" w:tplc="04150005" w:tentative="1">
+      <w:start w:val="1"/>
+      <w:numFmt w:val="bullet"/>
+      <w:lvlText w:val=""/>
+      <w:lvlJc w:val="left"/>
+      <w:pPr>
+        <w:ind w:left="6480" w:hanging="360"/>
+      </w:pPr>
+      <w:rPr>
+        <w:rFonts w:ascii="Wingdings" w:hAnsi="Wingdings" w:hint="default"/>
+      </w:rPr>
+    </w:lvl>
+  </w:abstractNum>
+  <w:abstractNum w:abstractNumId="6" w15:restartNumberingAfterBreak="0">
     <w:nsid w:val="507141F3"/>
     <w:multiLevelType w:val="hybridMultilevel"/>
     <w:tmpl w:val="BE58C780"/>
@@ -17274,7 +20296,209 @@
       </w:pPr>
     </w:lvl>
   </w:abstractNum>
-  <w:abstractNum w:abstractNumId="4" w15:restartNumberingAfterBreak="0">
+  <w:abstractNum w:abstractNumId="7" w15:restartNumberingAfterBreak="0">
+    <w:nsid w:val="7270754D"/>
+    <w:multiLevelType w:val="hybridMultilevel"/>
+    <w:tmpl w:val="D694A776"/>
+    <w:lvl w:ilvl="0" w:tplc="04150001">
+      <w:start w:val="1"/>
+      <w:numFmt w:val="bullet"/>
+      <w:lvlText w:val=""/>
+      <w:lvlJc w:val="left"/>
+      <w:pPr>
+        <w:ind w:left="720" w:hanging="360"/>
+      </w:pPr>
+      <w:rPr>
+        <w:rFonts w:ascii="Symbol" w:hAnsi="Symbol" w:hint="default"/>
+      </w:rPr>
+    </w:lvl>
+    <w:lvl w:ilvl="1" w:tplc="04150003" w:tentative="1">
+      <w:start w:val="1"/>
+      <w:numFmt w:val="bullet"/>
+      <w:lvlText w:val="o"/>
+      <w:lvlJc w:val="left"/>
+      <w:pPr>
+        <w:ind w:left="1440" w:hanging="360"/>
+      </w:pPr>
+      <w:rPr>
+        <w:rFonts w:ascii="Courier New" w:hAnsi="Courier New" w:cs="Courier New" w:hint="default"/>
+      </w:rPr>
+    </w:lvl>
+    <w:lvl w:ilvl="2" w:tplc="04150005" w:tentative="1">
+      <w:start w:val="1"/>
+      <w:numFmt w:val="bullet"/>
+      <w:lvlText w:val=""/>
+      <w:lvlJc w:val="left"/>
+      <w:pPr>
+        <w:ind w:left="2160" w:hanging="360"/>
+      </w:pPr>
+      <w:rPr>
+        <w:rFonts w:ascii="Wingdings" w:hAnsi="Wingdings" w:hint="default"/>
+      </w:rPr>
+    </w:lvl>
+    <w:lvl w:ilvl="3" w:tplc="04150001" w:tentative="1">
+      <w:start w:val="1"/>
+      <w:numFmt w:val="bullet"/>
+      <w:lvlText w:val=""/>
+      <w:lvlJc w:val="left"/>
+      <w:pPr>
+        <w:ind w:left="2880" w:hanging="360"/>
+      </w:pPr>
+      <w:rPr>
+        <w:rFonts w:ascii="Symbol" w:hAnsi="Symbol" w:hint="default"/>
+      </w:rPr>
+    </w:lvl>
+    <w:lvl w:ilvl="4" w:tplc="04150003" w:tentative="1">
+      <w:start w:val="1"/>
+      <w:numFmt w:val="bullet"/>
+      <w:lvlText w:val="o"/>
+      <w:lvlJc w:val="left"/>
+      <w:pPr>
+        <w:ind w:left="3600" w:hanging="360"/>
+      </w:pPr>
+      <w:rPr>
+        <w:rFonts w:ascii="Courier New" w:hAnsi="Courier New" w:cs="Courier New" w:hint="default"/>
+      </w:rPr>
+    </w:lvl>
+    <w:lvl w:ilvl="5" w:tplc="04150005" w:tentative="1">
+      <w:start w:val="1"/>
+      <w:numFmt w:val="bullet"/>
+      <w:lvlText w:val=""/>
+      <w:lvlJc w:val="left"/>
+      <w:pPr>
+        <w:ind w:left="4320" w:hanging="360"/>
+      </w:pPr>
+      <w:rPr>
+        <w:rFonts w:ascii="Wingdings" w:hAnsi="Wingdings" w:hint="default"/>
+      </w:rPr>
+    </w:lvl>
+    <w:lvl w:ilvl="6" w:tplc="04150001" w:tentative="1">
+      <w:start w:val="1"/>
+      <w:numFmt w:val="bullet"/>
+      <w:lvlText w:val=""/>
+      <w:lvlJc w:val="left"/>
+      <w:pPr>
+        <w:ind w:left="5040" w:hanging="360"/>
+      </w:pPr>
+      <w:rPr>
+        <w:rFonts w:ascii="Symbol" w:hAnsi="Symbol" w:hint="default"/>
+      </w:rPr>
+    </w:lvl>
+    <w:lvl w:ilvl="7" w:tplc="04150003" w:tentative="1">
+      <w:start w:val="1"/>
+      <w:numFmt w:val="bullet"/>
+      <w:lvlText w:val="o"/>
+      <w:lvlJc w:val="left"/>
+      <w:pPr>
+        <w:ind w:left="5760" w:hanging="360"/>
+      </w:pPr>
+      <w:rPr>
+        <w:rFonts w:ascii="Courier New" w:hAnsi="Courier New" w:cs="Courier New" w:hint="default"/>
+      </w:rPr>
+    </w:lvl>
+    <w:lvl w:ilvl="8" w:tplc="04150005" w:tentative="1">
+      <w:start w:val="1"/>
+      <w:numFmt w:val="bullet"/>
+      <w:lvlText w:val=""/>
+      <w:lvlJc w:val="left"/>
+      <w:pPr>
+        <w:ind w:left="6480" w:hanging="360"/>
+      </w:pPr>
+      <w:rPr>
+        <w:rFonts w:ascii="Wingdings" w:hAnsi="Wingdings" w:hint="default"/>
+      </w:rPr>
+    </w:lvl>
+  </w:abstractNum>
+  <w:abstractNum w:abstractNumId="8" w15:restartNumberingAfterBreak="0">
+    <w:nsid w:val="77B53D50"/>
+    <w:multiLevelType w:val="hybridMultilevel"/>
+    <w:tmpl w:val="67B29D2C"/>
+    <w:lvl w:ilvl="0" w:tplc="999C9396">
+      <w:start w:val="1"/>
+      <w:numFmt w:val="upperRoman"/>
+      <w:lvlText w:val="%1."/>
+      <w:lvlJc w:val="left"/>
+      <w:pPr>
+        <w:ind w:left="1080" w:hanging="720"/>
+      </w:pPr>
+      <w:rPr>
+        <w:rFonts w:hint="default"/>
+      </w:rPr>
+    </w:lvl>
+    <w:lvl w:ilvl="1" w:tplc="04150019" w:tentative="1">
+      <w:start w:val="1"/>
+      <w:numFmt w:val="lowerLetter"/>
+      <w:lvlText w:val="%2."/>
+      <w:lvlJc w:val="left"/>
+      <w:pPr>
+        <w:ind w:left="1440" w:hanging="360"/>
+      </w:pPr>
+    </w:lvl>
+    <w:lvl w:ilvl="2" w:tplc="0415001B" w:tentative="1">
+      <w:start w:val="1"/>
+      <w:numFmt w:val="lowerRoman"/>
+      <w:lvlText w:val="%3."/>
+      <w:lvlJc w:val="right"/>
+      <w:pPr>
+        <w:ind w:left="2160" w:hanging="180"/>
+      </w:pPr>
+    </w:lvl>
+    <w:lvl w:ilvl="3" w:tplc="0415000F" w:tentative="1">
+      <w:start w:val="1"/>
+      <w:numFmt w:val="decimal"/>
+      <w:lvlText w:val="%4."/>
+      <w:lvlJc w:val="left"/>
+      <w:pPr>
+        <w:ind w:left="2880" w:hanging="360"/>
+      </w:pPr>
+    </w:lvl>
+    <w:lvl w:ilvl="4" w:tplc="04150019" w:tentative="1">
+      <w:start w:val="1"/>
+      <w:numFmt w:val="lowerLetter"/>
+      <w:lvlText w:val="%5."/>
+      <w:lvlJc w:val="left"/>
+      <w:pPr>
+        <w:ind w:left="3600" w:hanging="360"/>
+      </w:pPr>
+    </w:lvl>
+    <w:lvl w:ilvl="5" w:tplc="0415001B" w:tentative="1">
+      <w:start w:val="1"/>
+      <w:numFmt w:val="lowerRoman"/>
+      <w:lvlText w:val="%6."/>
+      <w:lvlJc w:val="right"/>
+      <w:pPr>
+        <w:ind w:left="4320" w:hanging="180"/>
+      </w:pPr>
+    </w:lvl>
+    <w:lvl w:ilvl="6" w:tplc="0415000F" w:tentative="1">
+      <w:start w:val="1"/>
+      <w:numFmt w:val="decimal"/>
+      <w:lvlText w:val="%7."/>
+      <w:lvlJc w:val="left"/>
+      <w:pPr>
+        <w:ind w:left="5040" w:hanging="360"/>
+      </w:pPr>
+    </w:lvl>
+    <w:lvl w:ilvl="7" w:tplc="04150019" w:tentative="1">
+      <w:start w:val="1"/>
+      <w:numFmt w:val="lowerLetter"/>
+      <w:lvlText w:val="%8."/>
+      <w:lvlJc w:val="left"/>
+      <w:pPr>
+        <w:ind w:left="5760" w:hanging="360"/>
+      </w:pPr>
+    </w:lvl>
+    <w:lvl w:ilvl="8" w:tplc="0415001B" w:tentative="1">
+      <w:start w:val="1"/>
+      <w:numFmt w:val="lowerRoman"/>
+      <w:lvlText w:val="%9."/>
+      <w:lvlJc w:val="right"/>
+      <w:pPr>
+        <w:ind w:left="6480" w:hanging="180"/>
+      </w:pPr>
+    </w:lvl>
+  </w:abstractNum>
+  <w:abstractNum w:abstractNumId="9" w15:restartNumberingAfterBreak="0">
     <w:nsid w:val="7B123DF6"/>
     <w:multiLevelType w:val="hybridMultilevel"/>
     <w:tmpl w:val="F6D4B244"/>
@@ -17363,7 +20587,7 @@
       </w:pPr>
     </w:lvl>
   </w:abstractNum>
-  <w:abstractNum w:abstractNumId="5" w15:restartNumberingAfterBreak="0">
+  <w:abstractNum w:abstractNumId="10" w15:restartNumberingAfterBreak="0">
     <w:nsid w:val="7D1B3D0C"/>
     <w:multiLevelType w:val="multilevel"/>
     <w:tmpl w:val="5CD60646"/>
@@ -17512,7 +20736,7 @@
       </w:rPr>
     </w:lvl>
   </w:abstractNum>
-  <w:abstractNum w:abstractNumId="6" w15:restartNumberingAfterBreak="0">
+  <w:abstractNum w:abstractNumId="11" w15:restartNumberingAfterBreak="0">
     <w:nsid w:val="7D7D7FE4"/>
     <w:multiLevelType w:val="hybridMultilevel"/>
     <w:tmpl w:val="6126809C"/>
@@ -17626,25 +20850,40 @@
     </w:lvl>
   </w:abstractNum>
   <w:num w:numId="1" w16cid:durableId="1328820740">
-    <w:abstractNumId w:val="6"/>
+    <w:abstractNumId w:val="11"/>
   </w:num>
   <w:num w:numId="2" w16cid:durableId="511535952">
-    <w:abstractNumId w:val="1"/>
+    <w:abstractNumId w:val="2"/>
   </w:num>
   <w:num w:numId="3" w16cid:durableId="245306335">
     <w:abstractNumId w:val="0"/>
   </w:num>
   <w:num w:numId="4" w16cid:durableId="471180">
+    <w:abstractNumId w:val="9"/>
+  </w:num>
+  <w:num w:numId="5" w16cid:durableId="1252275187">
+    <w:abstractNumId w:val="6"/>
+  </w:num>
+  <w:num w:numId="6" w16cid:durableId="170796616">
+    <w:abstractNumId w:val="10"/>
+  </w:num>
+  <w:num w:numId="7" w16cid:durableId="1423187062">
+    <w:abstractNumId w:val="3"/>
+  </w:num>
+  <w:num w:numId="8" w16cid:durableId="1513841604">
     <w:abstractNumId w:val="4"/>
   </w:num>
-  <w:num w:numId="5" w16cid:durableId="1252275187">
-    <w:abstractNumId w:val="3"/>
+  <w:num w:numId="9" w16cid:durableId="696661223">
+    <w:abstractNumId w:val="1"/>
   </w:num>
-  <w:num w:numId="6" w16cid:durableId="170796616">
+  <w:num w:numId="10" w16cid:durableId="1558543336">
     <w:abstractNumId w:val="5"/>
   </w:num>
-  <w:num w:numId="7" w16cid:durableId="1423187062">
-    <w:abstractNumId w:val="2"/>
+  <w:num w:numId="11" w16cid:durableId="1372877169">
+    <w:abstractNumId w:val="8"/>
+  </w:num>
+  <w:num w:numId="12" w16cid:durableId="1886016583">
+    <w:abstractNumId w:val="7"/>
   </w:num>
 </w:numbering>
 </file>
@@ -18045,15 +21284,15 @@
     <w:lsdException w:name="Unresolved Mention" w:semiHidden="1" w:unhideWhenUsed="1"/>
     <w:lsdException w:name="Smart Link" w:semiHidden="1" w:unhideWhenUsed="1"/>
   </w:latentStyles>
-  <w:style w:type="paragraph" w:default="1" w:styleId="Normal">
+  <w:style w:type="paragraph" w:default="1" w:styleId="Normalny">
     <w:name w:val="Normal"/>
     <w:qFormat/>
   </w:style>
-  <w:style w:type="paragraph" w:styleId="Heading1">
+  <w:style w:type="paragraph" w:styleId="Nagwek1">
     <w:name w:val="heading 1"/>
-    <w:basedOn w:val="Normal"/>
-    <w:next w:val="Normal"/>
-    <w:link w:val="Heading1Char"/>
+    <w:basedOn w:val="Normalny"/>
+    <w:next w:val="Normalny"/>
+    <w:link w:val="Nagwek1Znak"/>
     <w:uiPriority w:val="9"/>
     <w:qFormat/>
     <w:rsid w:val="007B07D8"/>
@@ -18070,11 +21309,11 @@
       <w:szCs w:val="40"/>
     </w:rPr>
   </w:style>
-  <w:style w:type="paragraph" w:styleId="Heading2">
+  <w:style w:type="paragraph" w:styleId="Nagwek2">
     <w:name w:val="heading 2"/>
-    <w:basedOn w:val="Normal"/>
-    <w:next w:val="Normal"/>
-    <w:link w:val="Heading2Char"/>
+    <w:basedOn w:val="Normalny"/>
+    <w:next w:val="Normalny"/>
+    <w:link w:val="Nagwek2Znak"/>
     <w:uiPriority w:val="9"/>
     <w:unhideWhenUsed/>
     <w:qFormat/>
@@ -18092,13 +21331,12 @@
       <w:szCs w:val="32"/>
     </w:rPr>
   </w:style>
-  <w:style w:type="paragraph" w:styleId="Heading3">
+  <w:style w:type="paragraph" w:styleId="Nagwek3">
     <w:name w:val="heading 3"/>
-    <w:basedOn w:val="Normal"/>
-    <w:next w:val="Normal"/>
-    <w:link w:val="Heading3Char"/>
+    <w:basedOn w:val="Normalny"/>
+    <w:next w:val="Normalny"/>
+    <w:link w:val="Nagwek3Znak"/>
     <w:uiPriority w:val="9"/>
-    <w:semiHidden/>
     <w:unhideWhenUsed/>
     <w:qFormat/>
     <w:rsid w:val="007B07D8"/>
@@ -18115,11 +21353,11 @@
       <w:szCs w:val="28"/>
     </w:rPr>
   </w:style>
-  <w:style w:type="paragraph" w:styleId="Heading4">
+  <w:style w:type="paragraph" w:styleId="Nagwek4">
     <w:name w:val="heading 4"/>
-    <w:basedOn w:val="Normal"/>
-    <w:next w:val="Normal"/>
-    <w:link w:val="Heading4Char"/>
+    <w:basedOn w:val="Normalny"/>
+    <w:next w:val="Normalny"/>
+    <w:link w:val="Nagwek4Znak"/>
     <w:uiPriority w:val="9"/>
     <w:semiHidden/>
     <w:unhideWhenUsed/>
@@ -18138,11 +21376,11 @@
       <w:color w:val="0F4761" w:themeColor="accent1" w:themeShade="BF"/>
     </w:rPr>
   </w:style>
-  <w:style w:type="paragraph" w:styleId="Heading5">
+  <w:style w:type="paragraph" w:styleId="Nagwek5">
     <w:name w:val="heading 5"/>
-    <w:basedOn w:val="Normal"/>
-    <w:next w:val="Normal"/>
-    <w:link w:val="Heading5Char"/>
+    <w:basedOn w:val="Normalny"/>
+    <w:next w:val="Normalny"/>
+    <w:link w:val="Nagwek5Znak"/>
     <w:uiPriority w:val="9"/>
     <w:semiHidden/>
     <w:unhideWhenUsed/>
@@ -18159,11 +21397,11 @@
       <w:color w:val="0F4761" w:themeColor="accent1" w:themeShade="BF"/>
     </w:rPr>
   </w:style>
-  <w:style w:type="paragraph" w:styleId="Heading6">
+  <w:style w:type="paragraph" w:styleId="Nagwek6">
     <w:name w:val="heading 6"/>
-    <w:basedOn w:val="Normal"/>
-    <w:next w:val="Normal"/>
-    <w:link w:val="Heading6Char"/>
+    <w:basedOn w:val="Normalny"/>
+    <w:next w:val="Normalny"/>
+    <w:link w:val="Nagwek6Znak"/>
     <w:uiPriority w:val="9"/>
     <w:semiHidden/>
     <w:unhideWhenUsed/>
@@ -18182,11 +21420,11 @@
       <w:color w:val="595959" w:themeColor="text1" w:themeTint="A6"/>
     </w:rPr>
   </w:style>
-  <w:style w:type="paragraph" w:styleId="Heading7">
+  <w:style w:type="paragraph" w:styleId="Nagwek7">
     <w:name w:val="heading 7"/>
-    <w:basedOn w:val="Normal"/>
-    <w:next w:val="Normal"/>
-    <w:link w:val="Heading7Char"/>
+    <w:basedOn w:val="Normalny"/>
+    <w:next w:val="Normalny"/>
+    <w:link w:val="Nagwek7Znak"/>
     <w:uiPriority w:val="9"/>
     <w:semiHidden/>
     <w:unhideWhenUsed/>
@@ -18203,11 +21441,11 @@
       <w:color w:val="595959" w:themeColor="text1" w:themeTint="A6"/>
     </w:rPr>
   </w:style>
-  <w:style w:type="paragraph" w:styleId="Heading8">
+  <w:style w:type="paragraph" w:styleId="Nagwek8">
     <w:name w:val="heading 8"/>
-    <w:basedOn w:val="Normal"/>
-    <w:next w:val="Normal"/>
-    <w:link w:val="Heading8Char"/>
+    <w:basedOn w:val="Normalny"/>
+    <w:next w:val="Normalny"/>
+    <w:link w:val="Nagwek8Znak"/>
     <w:uiPriority w:val="9"/>
     <w:semiHidden/>
     <w:unhideWhenUsed/>
@@ -18226,11 +21464,11 @@
       <w:color w:val="272727" w:themeColor="text1" w:themeTint="D8"/>
     </w:rPr>
   </w:style>
-  <w:style w:type="paragraph" w:styleId="Heading9">
+  <w:style w:type="paragraph" w:styleId="Nagwek9">
     <w:name w:val="heading 9"/>
-    <w:basedOn w:val="Normal"/>
-    <w:next w:val="Normal"/>
-    <w:link w:val="Heading9Char"/>
+    <w:basedOn w:val="Normalny"/>
+    <w:next w:val="Normalny"/>
+    <w:link w:val="Nagwek9Znak"/>
     <w:uiPriority w:val="9"/>
     <w:semiHidden/>
     <w:unhideWhenUsed/>
@@ -18247,13 +21485,12 @@
       <w:color w:val="272727" w:themeColor="text1" w:themeTint="D8"/>
     </w:rPr>
   </w:style>
-  <w:style w:type="character" w:default="1" w:styleId="DefaultParagraphFont">
+  <w:style w:type="character" w:default="1" w:styleId="Domylnaczcionkaakapitu">
     <w:name w:val="Default Paragraph Font"/>
     <w:uiPriority w:val="1"/>
-    <w:semiHidden/>
     <w:unhideWhenUsed/>
   </w:style>
-  <w:style w:type="table" w:default="1" w:styleId="TableNormal">
+  <w:style w:type="table" w:default="1" w:styleId="Standardowy">
     <w:name w:val="Normal Table"/>
     <w:uiPriority w:val="99"/>
     <w:semiHidden/>
@@ -18268,16 +21505,16 @@
       </w:tblCellMar>
     </w:tblPr>
   </w:style>
-  <w:style w:type="numbering" w:default="1" w:styleId="NoList">
+  <w:style w:type="numbering" w:default="1" w:styleId="Bezlisty">
     <w:name w:val="No List"/>
     <w:uiPriority w:val="99"/>
     <w:semiHidden/>
     <w:unhideWhenUsed/>
   </w:style>
-  <w:style w:type="character" w:customStyle="1" w:styleId="Heading1Char">
-    <w:name w:val="Heading 1 Char"/>
-    <w:basedOn w:val="DefaultParagraphFont"/>
-    <w:link w:val="Heading1"/>
+  <w:style w:type="character" w:customStyle="1" w:styleId="Nagwek1Znak">
+    <w:name w:val="Nagłówek 1 Znak"/>
+    <w:basedOn w:val="Domylnaczcionkaakapitu"/>
+    <w:link w:val="Nagwek1"/>
     <w:uiPriority w:val="9"/>
     <w:rsid w:val="007B07D8"/>
     <w:rPr>
@@ -18287,10 +21524,10 @@
       <w:szCs w:val="40"/>
     </w:rPr>
   </w:style>
-  <w:style w:type="character" w:customStyle="1" w:styleId="Heading2Char">
-    <w:name w:val="Heading 2 Char"/>
-    <w:basedOn w:val="DefaultParagraphFont"/>
-    <w:link w:val="Heading2"/>
+  <w:style w:type="character" w:customStyle="1" w:styleId="Nagwek2Znak">
+    <w:name w:val="Nagłówek 2 Znak"/>
+    <w:basedOn w:val="Domylnaczcionkaakapitu"/>
+    <w:link w:val="Nagwek2"/>
     <w:uiPriority w:val="9"/>
     <w:rsid w:val="007B07D8"/>
     <w:rPr>
@@ -18300,12 +21537,11 @@
       <w:szCs w:val="32"/>
     </w:rPr>
   </w:style>
-  <w:style w:type="character" w:customStyle="1" w:styleId="Heading3Char">
-    <w:name w:val="Heading 3 Char"/>
-    <w:basedOn w:val="DefaultParagraphFont"/>
-    <w:link w:val="Heading3"/>
+  <w:style w:type="character" w:customStyle="1" w:styleId="Nagwek3Znak">
+    <w:name w:val="Nagłówek 3 Znak"/>
+    <w:basedOn w:val="Domylnaczcionkaakapitu"/>
+    <w:link w:val="Nagwek3"/>
     <w:uiPriority w:val="9"/>
-    <w:semiHidden/>
     <w:rsid w:val="007B07D8"/>
     <w:rPr>
       <w:rFonts w:eastAsiaTheme="majorEastAsia" w:cstheme="majorBidi"/>
@@ -18314,10 +21550,10 @@
       <w:szCs w:val="28"/>
     </w:rPr>
   </w:style>
-  <w:style w:type="character" w:customStyle="1" w:styleId="Heading4Char">
-    <w:name w:val="Heading 4 Char"/>
-    <w:basedOn w:val="DefaultParagraphFont"/>
-    <w:link w:val="Heading4"/>
+  <w:style w:type="character" w:customStyle="1" w:styleId="Nagwek4Znak">
+    <w:name w:val="Nagłówek 4 Znak"/>
+    <w:basedOn w:val="Domylnaczcionkaakapitu"/>
+    <w:link w:val="Nagwek4"/>
     <w:uiPriority w:val="9"/>
     <w:semiHidden/>
     <w:rsid w:val="007B07D8"/>
@@ -18328,10 +21564,10 @@
       <w:color w:val="0F4761" w:themeColor="accent1" w:themeShade="BF"/>
     </w:rPr>
   </w:style>
-  <w:style w:type="character" w:customStyle="1" w:styleId="Heading5Char">
-    <w:name w:val="Heading 5 Char"/>
-    <w:basedOn w:val="DefaultParagraphFont"/>
-    <w:link w:val="Heading5"/>
+  <w:style w:type="character" w:customStyle="1" w:styleId="Nagwek5Znak">
+    <w:name w:val="Nagłówek 5 Znak"/>
+    <w:basedOn w:val="Domylnaczcionkaakapitu"/>
+    <w:link w:val="Nagwek5"/>
     <w:uiPriority w:val="9"/>
     <w:semiHidden/>
     <w:rsid w:val="007B07D8"/>
@@ -18340,10 +21576,10 @@
       <w:color w:val="0F4761" w:themeColor="accent1" w:themeShade="BF"/>
     </w:rPr>
   </w:style>
-  <w:style w:type="character" w:customStyle="1" w:styleId="Heading6Char">
-    <w:name w:val="Heading 6 Char"/>
-    <w:basedOn w:val="DefaultParagraphFont"/>
-    <w:link w:val="Heading6"/>
+  <w:style w:type="character" w:customStyle="1" w:styleId="Nagwek6Znak">
+    <w:name w:val="Nagłówek 6 Znak"/>
+    <w:basedOn w:val="Domylnaczcionkaakapitu"/>
+    <w:link w:val="Nagwek6"/>
     <w:uiPriority w:val="9"/>
     <w:semiHidden/>
     <w:rsid w:val="007B07D8"/>
@@ -18354,10 +21590,10 @@
       <w:color w:val="595959" w:themeColor="text1" w:themeTint="A6"/>
     </w:rPr>
   </w:style>
-  <w:style w:type="character" w:customStyle="1" w:styleId="Heading7Char">
-    <w:name w:val="Heading 7 Char"/>
-    <w:basedOn w:val="DefaultParagraphFont"/>
-    <w:link w:val="Heading7"/>
+  <w:style w:type="character" w:customStyle="1" w:styleId="Nagwek7Znak">
+    <w:name w:val="Nagłówek 7 Znak"/>
+    <w:basedOn w:val="Domylnaczcionkaakapitu"/>
+    <w:link w:val="Nagwek7"/>
     <w:uiPriority w:val="9"/>
     <w:semiHidden/>
     <w:rsid w:val="007B07D8"/>
@@ -18366,10 +21602,10 @@
       <w:color w:val="595959" w:themeColor="text1" w:themeTint="A6"/>
     </w:rPr>
   </w:style>
-  <w:style w:type="character" w:customStyle="1" w:styleId="Heading8Char">
-    <w:name w:val="Heading 8 Char"/>
-    <w:basedOn w:val="DefaultParagraphFont"/>
-    <w:link w:val="Heading8"/>
+  <w:style w:type="character" w:customStyle="1" w:styleId="Nagwek8Znak">
+    <w:name w:val="Nagłówek 8 Znak"/>
+    <w:basedOn w:val="Domylnaczcionkaakapitu"/>
+    <w:link w:val="Nagwek8"/>
     <w:uiPriority w:val="9"/>
     <w:semiHidden/>
     <w:rsid w:val="007B07D8"/>
@@ -18380,10 +21616,10 @@
       <w:color w:val="272727" w:themeColor="text1" w:themeTint="D8"/>
     </w:rPr>
   </w:style>
-  <w:style w:type="character" w:customStyle="1" w:styleId="Heading9Char">
-    <w:name w:val="Heading 9 Char"/>
-    <w:basedOn w:val="DefaultParagraphFont"/>
-    <w:link w:val="Heading9"/>
+  <w:style w:type="character" w:customStyle="1" w:styleId="Nagwek9Znak">
+    <w:name w:val="Nagłówek 9 Znak"/>
+    <w:basedOn w:val="Domylnaczcionkaakapitu"/>
+    <w:link w:val="Nagwek9"/>
     <w:uiPriority w:val="9"/>
     <w:semiHidden/>
     <w:rsid w:val="007B07D8"/>
@@ -18392,11 +21628,11 @@
       <w:color w:val="272727" w:themeColor="text1" w:themeTint="D8"/>
     </w:rPr>
   </w:style>
-  <w:style w:type="paragraph" w:styleId="Title">
+  <w:style w:type="paragraph" w:styleId="Tytu">
     <w:name w:val="Title"/>
-    <w:basedOn w:val="Normal"/>
-    <w:next w:val="Normal"/>
-    <w:link w:val="TitleChar"/>
+    <w:basedOn w:val="Normalny"/>
+    <w:next w:val="Normalny"/>
+    <w:link w:val="TytuZnak"/>
     <w:uiPriority w:val="10"/>
     <w:qFormat/>
     <w:rsid w:val="007B07D8"/>
@@ -18412,10 +21648,10 @@
       <w:szCs w:val="56"/>
     </w:rPr>
   </w:style>
-  <w:style w:type="character" w:customStyle="1" w:styleId="TitleChar">
-    <w:name w:val="Title Char"/>
-    <w:basedOn w:val="DefaultParagraphFont"/>
-    <w:link w:val="Title"/>
+  <w:style w:type="character" w:customStyle="1" w:styleId="TytuZnak">
+    <w:name w:val="Tytuł Znak"/>
+    <w:basedOn w:val="Domylnaczcionkaakapitu"/>
+    <w:link w:val="Tytu"/>
     <w:uiPriority w:val="10"/>
     <w:rsid w:val="007B07D8"/>
     <w:rPr>
@@ -18426,11 +21662,11 @@
       <w:szCs w:val="56"/>
     </w:rPr>
   </w:style>
-  <w:style w:type="paragraph" w:styleId="Subtitle">
+  <w:style w:type="paragraph" w:styleId="Podtytu">
     <w:name w:val="Subtitle"/>
-    <w:basedOn w:val="Normal"/>
-    <w:next w:val="Normal"/>
-    <w:link w:val="SubtitleChar"/>
+    <w:basedOn w:val="Normalny"/>
+    <w:next w:val="Normalny"/>
+    <w:link w:val="PodtytuZnak"/>
     <w:uiPriority w:val="11"/>
     <w:qFormat/>
     <w:rsid w:val="007B07D8"/>
@@ -18447,10 +21683,10 @@
       <w:szCs w:val="28"/>
     </w:rPr>
   </w:style>
-  <w:style w:type="character" w:customStyle="1" w:styleId="SubtitleChar">
-    <w:name w:val="Subtitle Char"/>
-    <w:basedOn w:val="DefaultParagraphFont"/>
-    <w:link w:val="Subtitle"/>
+  <w:style w:type="character" w:customStyle="1" w:styleId="PodtytuZnak">
+    <w:name w:val="Podtytuł Znak"/>
+    <w:basedOn w:val="Domylnaczcionkaakapitu"/>
+    <w:link w:val="Podtytu"/>
     <w:uiPriority w:val="11"/>
     <w:rsid w:val="007B07D8"/>
     <w:rPr>
@@ -18461,11 +21697,11 @@
       <w:szCs w:val="28"/>
     </w:rPr>
   </w:style>
-  <w:style w:type="paragraph" w:styleId="Quote">
+  <w:style w:type="paragraph" w:styleId="Cytat">
     <w:name w:val="Quote"/>
-    <w:basedOn w:val="Normal"/>
-    <w:next w:val="Normal"/>
-    <w:link w:val="QuoteChar"/>
+    <w:basedOn w:val="Normalny"/>
+    <w:next w:val="Normalny"/>
+    <w:link w:val="CytatZnak"/>
     <w:uiPriority w:val="29"/>
     <w:qFormat/>
     <w:rsid w:val="007B07D8"/>
@@ -18479,10 +21715,10 @@
       <w:color w:val="404040" w:themeColor="text1" w:themeTint="BF"/>
     </w:rPr>
   </w:style>
-  <w:style w:type="character" w:customStyle="1" w:styleId="QuoteChar">
-    <w:name w:val="Quote Char"/>
-    <w:basedOn w:val="DefaultParagraphFont"/>
-    <w:link w:val="Quote"/>
+  <w:style w:type="character" w:customStyle="1" w:styleId="CytatZnak">
+    <w:name w:val="Cytat Znak"/>
+    <w:basedOn w:val="Domylnaczcionkaakapitu"/>
+    <w:link w:val="Cytat"/>
     <w:uiPriority w:val="29"/>
     <w:rsid w:val="007B07D8"/>
     <w:rPr>
@@ -18491,9 +21727,9 @@
       <w:color w:val="404040" w:themeColor="text1" w:themeTint="BF"/>
     </w:rPr>
   </w:style>
-  <w:style w:type="paragraph" w:styleId="ListParagraph">
+  <w:style w:type="paragraph" w:styleId="Akapitzlist">
     <w:name w:val="List Paragraph"/>
-    <w:basedOn w:val="Normal"/>
+    <w:basedOn w:val="Normalny"/>
     <w:uiPriority w:val="34"/>
     <w:qFormat/>
     <w:rsid w:val="007B07D8"/>
@@ -18502,9 +21738,9 @@
       <w:contextualSpacing/>
     </w:pPr>
   </w:style>
-  <w:style w:type="character" w:styleId="IntenseEmphasis">
+  <w:style w:type="character" w:styleId="Wyrnienieintensywne">
     <w:name w:val="Intense Emphasis"/>
-    <w:basedOn w:val="DefaultParagraphFont"/>
+    <w:basedOn w:val="Domylnaczcionkaakapitu"/>
     <w:uiPriority w:val="21"/>
     <w:qFormat/>
     <w:rsid w:val="007B07D8"/>
@@ -18514,11 +21750,11 @@
       <w:color w:val="0F4761" w:themeColor="accent1" w:themeShade="BF"/>
     </w:rPr>
   </w:style>
-  <w:style w:type="paragraph" w:styleId="IntenseQuote">
+  <w:style w:type="paragraph" w:styleId="Cytatintensywny">
     <w:name w:val="Intense Quote"/>
-    <w:basedOn w:val="Normal"/>
-    <w:next w:val="Normal"/>
-    <w:link w:val="IntenseQuoteChar"/>
+    <w:basedOn w:val="Normalny"/>
+    <w:next w:val="Normalny"/>
+    <w:link w:val="CytatintensywnyZnak"/>
     <w:uiPriority w:val="30"/>
     <w:qFormat/>
     <w:rsid w:val="007B07D8"/>
@@ -18537,10 +21773,10 @@
       <w:color w:val="0F4761" w:themeColor="accent1" w:themeShade="BF"/>
     </w:rPr>
   </w:style>
-  <w:style w:type="character" w:customStyle="1" w:styleId="IntenseQuoteChar">
-    <w:name w:val="Intense Quote Char"/>
-    <w:basedOn w:val="DefaultParagraphFont"/>
-    <w:link w:val="IntenseQuote"/>
+  <w:style w:type="character" w:customStyle="1" w:styleId="CytatintensywnyZnak">
+    <w:name w:val="Cytat intensywny Znak"/>
+    <w:basedOn w:val="Domylnaczcionkaakapitu"/>
+    <w:link w:val="Cytatintensywny"/>
     <w:uiPriority w:val="30"/>
     <w:rsid w:val="007B07D8"/>
     <w:rPr>
@@ -18549,9 +21785,9 @@
       <w:color w:val="0F4761" w:themeColor="accent1" w:themeShade="BF"/>
     </w:rPr>
   </w:style>
-  <w:style w:type="character" w:styleId="IntenseReference">
+  <w:style w:type="character" w:styleId="Odwoanieintensywne">
     <w:name w:val="Intense Reference"/>
-    <w:basedOn w:val="DefaultParagraphFont"/>
+    <w:basedOn w:val="Domylnaczcionkaakapitu"/>
     <w:uiPriority w:val="32"/>
     <w:qFormat/>
     <w:rsid w:val="007B07D8"/>
@@ -18563,9 +21799,9 @@
       <w:spacing w:val="5"/>
     </w:rPr>
   </w:style>
-  <w:style w:type="paragraph" w:styleId="NormalWeb">
+  <w:style w:type="paragraph" w:styleId="NormalnyWeb">
     <w:name w:val="Normal (Web)"/>
-    <w:basedOn w:val="Normal"/>
+    <w:basedOn w:val="Normalny"/>
     <w:uiPriority w:val="99"/>
     <w:semiHidden/>
     <w:unhideWhenUsed/>
@@ -18579,6 +21815,99 @@
       <w:szCs w:val="24"/>
       <w:lang w:eastAsia="pl-PL"/>
       <w14:ligatures w14:val="none"/>
+    </w:rPr>
+  </w:style>
+  <w:style w:type="character" w:styleId="Hipercze">
+    <w:name w:val="Hyperlink"/>
+    <w:basedOn w:val="Domylnaczcionkaakapitu"/>
+    <w:uiPriority w:val="99"/>
+    <w:unhideWhenUsed/>
+    <w:rsid w:val="00E7764E"/>
+    <w:rPr>
+      <w:color w:val="467886" w:themeColor="hyperlink"/>
+      <w:u w:val="single"/>
+    </w:rPr>
+  </w:style>
+  <w:style w:type="character" w:styleId="Nierozpoznanawzmianka">
+    <w:name w:val="Unresolved Mention"/>
+    <w:basedOn w:val="Domylnaczcionkaakapitu"/>
+    <w:uiPriority w:val="99"/>
+    <w:semiHidden/>
+    <w:unhideWhenUsed/>
+    <w:rsid w:val="00E7764E"/>
+    <w:rPr>
+      <w:color w:val="605E5C"/>
+      <w:shd w:val="clear" w:color="auto" w:fill="E1DFDD"/>
+    </w:rPr>
+  </w:style>
+  <w:style w:type="character" w:styleId="UyteHipercze">
+    <w:name w:val="FollowedHyperlink"/>
+    <w:basedOn w:val="Domylnaczcionkaakapitu"/>
+    <w:uiPriority w:val="99"/>
+    <w:semiHidden/>
+    <w:unhideWhenUsed/>
+    <w:rsid w:val="00E7764E"/>
+    <w:rPr>
+      <w:color w:val="96607D" w:themeColor="followedHyperlink"/>
+      <w:u w:val="single"/>
+    </w:rPr>
+  </w:style>
+  <w:style w:type="table" w:styleId="Tabela-Siatka">
+    <w:name w:val="Table Grid"/>
+    <w:basedOn w:val="Standardowy"/>
+    <w:uiPriority w:val="39"/>
+    <w:rsid w:val="00743362"/>
+    <w:pPr>
+      <w:spacing w:after="0" w:line="240" w:lineRule="auto"/>
+    </w:pPr>
+    <w:tblPr>
+      <w:tblBorders>
+        <w:top w:val="single" w:sz="4" w:space="0" w:color="auto"/>
+        <w:left w:val="single" w:sz="4" w:space="0" w:color="auto"/>
+        <w:bottom w:val="single" w:sz="4" w:space="0" w:color="auto"/>
+        <w:right w:val="single" w:sz="4" w:space="0" w:color="auto"/>
+        <w:insideH w:val="single" w:sz="4" w:space="0" w:color="auto"/>
+        <w:insideV w:val="single" w:sz="4" w:space="0" w:color="auto"/>
+      </w:tblBorders>
+    </w:tblPr>
+  </w:style>
+  <w:style w:type="paragraph" w:styleId="Tekstprzypisukocowego">
+    <w:name w:val="endnote text"/>
+    <w:basedOn w:val="Normalny"/>
+    <w:link w:val="TekstprzypisukocowegoZnak"/>
+    <w:uiPriority w:val="99"/>
+    <w:semiHidden/>
+    <w:unhideWhenUsed/>
+    <w:rsid w:val="00F17653"/>
+    <w:pPr>
+      <w:spacing w:after="0" w:line="240" w:lineRule="auto"/>
+    </w:pPr>
+    <w:rPr>
+      <w:sz w:val="20"/>
+      <w:szCs w:val="20"/>
+    </w:rPr>
+  </w:style>
+  <w:style w:type="character" w:customStyle="1" w:styleId="TekstprzypisukocowegoZnak">
+    <w:name w:val="Tekst przypisu końcowego Znak"/>
+    <w:basedOn w:val="Domylnaczcionkaakapitu"/>
+    <w:link w:val="Tekstprzypisukocowego"/>
+    <w:uiPriority w:val="99"/>
+    <w:semiHidden/>
+    <w:rsid w:val="00F17653"/>
+    <w:rPr>
+      <w:sz w:val="20"/>
+      <w:szCs w:val="20"/>
+    </w:rPr>
+  </w:style>
+  <w:style w:type="character" w:styleId="Odwoanieprzypisukocowego">
+    <w:name w:val="endnote reference"/>
+    <w:basedOn w:val="Domylnaczcionkaakapitu"/>
+    <w:uiPriority w:val="99"/>
+    <w:semiHidden/>
+    <w:unhideWhenUsed/>
+    <w:rsid w:val="00F17653"/>
+    <w:rPr>
+      <w:vertAlign w:val="superscript"/>
     </w:rPr>
   </w:style>
 </w:styles>

--- a/ESI - sprawozdanie.docx
+++ b/ESI - sprawozdanie.docx
@@ -7,12 +7,14 @@
         <w:pStyle w:val="Tytu"/>
         <w:jc w:val="both"/>
         <w:rPr>
-          <w:rFonts w:asciiTheme="minorHAnsi" w:hAnsiTheme="minorHAnsi"/>
+          <w:b/>
+          <w:bCs/>
         </w:rPr>
       </w:pPr>
       <w:r>
         <w:rPr>
-          <w:rFonts w:asciiTheme="minorHAnsi" w:hAnsiTheme="minorHAnsi"/>
+          <w:b/>
+          <w:bCs/>
         </w:rPr>
         <w:t>Uczenie Maszynowe</w:t>
       </w:r>
@@ -20,18 +22,16 @@
     <w:p>
       <w:pPr>
         <w:pStyle w:val="Nagwek1"/>
-        <w:numPr>
-          <w:ilvl w:val="0"/>
-          <w:numId w:val="3"/>
-        </w:numPr>
         <w:jc w:val="both"/>
         <w:rPr>
-          <w:rFonts w:asciiTheme="minorHAnsi" w:hAnsiTheme="minorHAnsi"/>
+          <w:b/>
+          <w:bCs/>
         </w:rPr>
       </w:pPr>
       <w:r>
         <w:rPr>
-          <w:rFonts w:asciiTheme="minorHAnsi" w:hAnsiTheme="minorHAnsi"/>
+          <w:b/>
+          <w:bCs/>
         </w:rPr>
         <w:t>Opis wybranych metod</w:t>
       </w:r>
@@ -40,6 +40,7 @@
       <w:pPr>
         <w:jc w:val="both"/>
         <w:rPr>
+          <w:rFonts w:asciiTheme="majorHAnsi" w:hAnsiTheme="majorHAnsi"/>
           <w:b/>
           <w:bCs/>
           <w:sz w:val="28"/>
@@ -48,6 +49,7 @@
       </w:pPr>
       <w:r>
         <w:rPr>
+          <w:rFonts w:asciiTheme="majorHAnsi" w:hAnsiTheme="majorHAnsi"/>
           <w:b/>
           <w:bCs/>
           <w:sz w:val="28"/>
@@ -61,108 +63,35 @@
         <w:jc w:val="both"/>
       </w:pPr>
       <w:r>
-        <w:t xml:space="preserve">Metoda Random Forest opiera swoje działanie na zbiorze drzew decyzyjnych. Końcowy wynik bazuje na połączeniu wyników wielu niezależnych drzew, które uczą się na losowych fragmentach danych używając losowo dobranych cech (zmiennych objaśniających).  Z racji, iż każde drzewo podejmuję własne decyzje na koniec odbywa się głosowanie, inaczej mówiąc wynikiem końcowym jest wynik, na który zagłosowała większość drzew. </w:t>
+        <w:t xml:space="preserve">Metoda Random Forest opiera swoje działanie na zbiorze drzew decyzyjnych. Końcowy wynik bazuje na połączeniu wyników wielu niezależnych drzew, które uczą się na losowych fragmentach danych używając losowo dobranych cech (zmiennych objaśniających).  </w:t>
+      </w:r>
+      <w:r>
+        <w:t xml:space="preserve">Dla problemu klasyfikacji </w:t>
+      </w:r>
+      <w:r>
+        <w:t>każde drzewo podejmuj</w:t>
+      </w:r>
+      <w:r>
+        <w:t>e</w:t>
+      </w:r>
+      <w:r>
+        <w:t xml:space="preserve"> własne decyzje</w:t>
+      </w:r>
+      <w:r>
+        <w:t xml:space="preserve"> a</w:t>
+      </w:r>
+      <w:r>
+        <w:t xml:space="preserve"> na koniec odbywa się głosowanie, inaczej mówiąc wynikiem końcowym jest wynik, na który zagłosowała większość drzew. </w:t>
+      </w:r>
+      <w:r>
+        <w:t xml:space="preserve"> Jeśli chodzi o problem regresji to wynikiem jest średnia arytmetyczna z wyników liczbowych jakie dało każde z drzew.</w:t>
       </w:r>
     </w:p>
     <w:p>
       <w:pPr>
         <w:jc w:val="both"/>
         <w:rPr>
-          <w:sz w:val="28"/>
-          <w:szCs w:val="28"/>
-        </w:rPr>
-      </w:pPr>
-      <w:r>
-        <w:rPr>
-          <w:sz w:val="28"/>
-          <w:szCs w:val="28"/>
-        </w:rPr>
-        <w:t xml:space="preserve">Badane parametry: </w:t>
-      </w:r>
-    </w:p>
-    <w:p>
-      <w:pPr>
-        <w:jc w:val="both"/>
-      </w:pPr>
-      <w:r>
-        <w:t xml:space="preserve">- </w:t>
-      </w:r>
-      <w:r>
-        <w:t>n_estimators</w:t>
-      </w:r>
-      <w:r>
-        <w:rPr>
-          <w:b/>
-          <w:bCs/>
-        </w:rPr>
-        <w:t xml:space="preserve"> </w:t>
-      </w:r>
-      <w:r>
-        <w:t>(liczba estymatorów) określa całkowitą liczbę drzew decyzyjnych, które zostaną utworzone przez algorytm. W przypadku Lasu Losowego będzie to fizyczna liczba drzew wchodzących w skład lasu</w:t>
-      </w:r>
-      <w:r>
-        <w:t xml:space="preserve"> </w:t>
-      </w:r>
-    </w:p>
-    <w:p>
-      <w:pPr>
-        <w:jc w:val="both"/>
-      </w:pPr>
-      <w:r>
-        <w:t xml:space="preserve">- </w:t>
-      </w:r>
-      <w:r>
-        <w:t>max_depth</w:t>
-      </w:r>
-      <w:r>
-        <w:rPr>
-          <w:b/>
-          <w:bCs/>
-        </w:rPr>
-        <w:t xml:space="preserve"> </w:t>
-      </w:r>
-      <w:r>
-        <w:t>(maksymalna głębokość) określa, jak bardzo może rozrosnąć się pojedyncze drzewo decyzyjne w modelu, wyznaczając jego maksymalną głębokość</w:t>
-      </w:r>
-    </w:p>
-    <w:p>
-      <w:pPr>
-        <w:jc w:val="both"/>
-      </w:pPr>
-      <w:r>
-        <w:t xml:space="preserve">- </w:t>
-      </w:r>
-      <w:r>
-        <w:t xml:space="preserve">min_samples_split (minimalna liczba obserwacji do podziału) określa, </w:t>
-      </w:r>
-      <w:r>
-        <w:t>minimalną liczbę</w:t>
-      </w:r>
-      <w:r>
-        <w:t xml:space="preserve"> próbek</w:t>
-      </w:r>
-      <w:r>
-        <w:t>, która</w:t>
-      </w:r>
-      <w:r>
-        <w:t xml:space="preserve"> musi znajdować się w danym węźle drzewa, aby algorytm mógł go podzielić na kolejne gałęzie. Wyższe wartości zapobiegają zbytniemu rozrostowi drzewa, chroniąc model przed przeuczeniem.</w:t>
-      </w:r>
-    </w:p>
-    <w:p>
-      <w:pPr>
-        <w:jc w:val="both"/>
-      </w:pPr>
-      <w:r>
-        <w:t xml:space="preserve">- </w:t>
-      </w:r>
-      <w:r>
-        <w:t>min_samples_leaf (minimalna liczba obserwacji w liściu) określa minimalną liczbę próbek, jakie muszą znaleźć się w końcowym węźle decyzyjnym (liściu). Zwiększenie tej wartości wygładza model i sprawia, że staje się on mniej podatny na specyficzny szum w danych.</w:t>
-      </w:r>
-    </w:p>
-    <w:p>
-      <w:pPr>
-        <w:jc w:val="both"/>
-        <w:rPr>
+          <w:rFonts w:asciiTheme="majorHAnsi" w:hAnsiTheme="majorHAnsi"/>
           <w:b/>
           <w:bCs/>
           <w:sz w:val="28"/>
@@ -171,6 +100,111 @@
       </w:pPr>
       <w:r>
         <w:rPr>
+          <w:rFonts w:asciiTheme="majorHAnsi" w:hAnsiTheme="majorHAnsi"/>
+          <w:b/>
+          <w:bCs/>
+          <w:sz w:val="28"/>
+          <w:szCs w:val="28"/>
+        </w:rPr>
+        <w:t xml:space="preserve">Badane parametry: </w:t>
+      </w:r>
+    </w:p>
+    <w:p>
+      <w:pPr>
+        <w:jc w:val="both"/>
+      </w:pPr>
+      <w:r>
+        <w:t xml:space="preserve">- </w:t>
+      </w:r>
+      <w:r>
+        <w:t>n_estimators</w:t>
+      </w:r>
+      <w:r>
+        <w:rPr>
+          <w:b/>
+          <w:bCs/>
+        </w:rPr>
+        <w:t xml:space="preserve"> </w:t>
+      </w:r>
+      <w:r>
+        <w:t>(liczba estymatorów) określa całkowitą liczbę drzew decyzyjnych, które zostaną utworzone przez algorytm. W przypadku Lasu Losowego będzie to fizyczna liczba drzew wchodzących w skład lasu</w:t>
+      </w:r>
+      <w:r>
+        <w:t xml:space="preserve"> </w:t>
+      </w:r>
+    </w:p>
+    <w:p>
+      <w:pPr>
+        <w:jc w:val="both"/>
+      </w:pPr>
+      <w:r>
+        <w:t xml:space="preserve">- </w:t>
+      </w:r>
+      <w:r>
+        <w:t>max_depth</w:t>
+      </w:r>
+      <w:r>
+        <w:rPr>
+          <w:b/>
+          <w:bCs/>
+        </w:rPr>
+        <w:t xml:space="preserve"> </w:t>
+      </w:r>
+      <w:r>
+        <w:t>(maksymalna głębokość) określa, jak bardzo może rozrosnąć się pojedyncze drzewo decyzyjne w modelu, wyznaczając jego maksymalną głębokość</w:t>
+      </w:r>
+    </w:p>
+    <w:p>
+      <w:pPr>
+        <w:jc w:val="both"/>
+      </w:pPr>
+      <w:r>
+        <w:t xml:space="preserve">- </w:t>
+      </w:r>
+      <w:r>
+        <w:t xml:space="preserve">min_samples_split (minimalna liczba obserwacji do podziału) określa, </w:t>
+      </w:r>
+      <w:r>
+        <w:t>minimalną liczbę</w:t>
+      </w:r>
+      <w:r>
+        <w:t xml:space="preserve"> próbek</w:t>
+      </w:r>
+      <w:r>
+        <w:t>, która</w:t>
+      </w:r>
+      <w:r>
+        <w:t xml:space="preserve"> musi znajdować się w danym węźle drzewa, aby algorytm mógł go podzielić na kolejne gałęzie. Wyższe wartości zapobiegają zbytniemu rozrostowi drzewa, chroniąc model przed przeuczeniem</w:t>
+      </w:r>
+    </w:p>
+    <w:p>
+      <w:pPr>
+        <w:jc w:val="both"/>
+      </w:pPr>
+      <w:r>
+        <w:t xml:space="preserve">- </w:t>
+      </w:r>
+      <w:r>
+        <w:t>min_samples_leaf (minimalna liczba obserwacji w liściu) określa minimalną liczbę próbek, jakie muszą znaleźć się w końcowym węźle decyzyjnym (liściu). Zwiększenie tej wartości wygładza model i sprawia, że staje się on mniej podatny na specyficzny szum w danych</w:t>
+      </w:r>
+      <w:r>
+        <w:t>.</w:t>
+      </w:r>
+    </w:p>
+    <w:p>
+      <w:pPr>
+        <w:jc w:val="both"/>
+        <w:rPr>
+          <w:rFonts w:asciiTheme="majorHAnsi" w:hAnsiTheme="majorHAnsi"/>
+          <w:b/>
+          <w:bCs/>
+          <w:sz w:val="28"/>
+          <w:szCs w:val="28"/>
+        </w:rPr>
+      </w:pPr>
+      <w:r>
+        <w:rPr>
+          <w:rFonts w:asciiTheme="majorHAnsi" w:hAnsiTheme="majorHAnsi"/>
           <w:b/>
           <w:bCs/>
           <w:sz w:val="28"/>
@@ -180,6 +214,7 @@
       </w:r>
       <w:r>
         <w:rPr>
+          <w:rFonts w:asciiTheme="majorHAnsi" w:hAnsiTheme="majorHAnsi"/>
           <w:b/>
           <w:bCs/>
           <w:sz w:val="28"/>
@@ -199,19 +234,25 @@
         <w:t>ing</w:t>
       </w:r>
       <w:r>
-        <w:t xml:space="preserve"> również opiera swoje działanie na drzewach decyzyjnych, jednakże działa nieco inaczej. Drzewa tworzone są po kolei, a każde kolejne stara się poprawić błędy swojego poprzednika. Algorytm ten krok po kroku poprawia ogólną skuteczność predykcji, minimalizując błąd całego modelu.</w:t>
+        <w:t xml:space="preserve"> również opiera swoje działanie na drzewach decyzyjnych, jednakże działa nieco inaczej. Drzewa tworzone są po kolei, a każde kolejne stara się poprawić błędy swojego poprzednika. Algorytm ten krok po kroku poprawia ogólną skuteczność predykcji, minimalizując błąd całego modelu</w:t>
       </w:r>
     </w:p>
     <w:p>
       <w:pPr>
         <w:jc w:val="both"/>
         <w:rPr>
+          <w:rFonts w:asciiTheme="majorHAnsi" w:hAnsiTheme="majorHAnsi"/>
+          <w:b/>
+          <w:bCs/>
           <w:sz w:val="28"/>
           <w:szCs w:val="28"/>
         </w:rPr>
       </w:pPr>
       <w:r>
         <w:rPr>
+          <w:rFonts w:asciiTheme="majorHAnsi" w:hAnsiTheme="majorHAnsi"/>
+          <w:b/>
+          <w:bCs/>
           <w:sz w:val="28"/>
           <w:szCs w:val="28"/>
         </w:rPr>
@@ -282,9 +323,6 @@
       <w:r>
         <w:t>całego zbioru treningowego, który jest losowo wybierany do budowy każdego kolejnego drzewa w sekwencji. Zastosowanie wartości mniejszej niż 1.0 (np. 0.9) wprowadza do algorytmu element losowości, co dodatkowo chroni model przed przeuczeniem się</w:t>
       </w:r>
-      <w:r>
-        <w:t>.</w:t>
-      </w:r>
     </w:p>
     <w:p>
       <w:pPr>
@@ -315,30 +353,29 @@
       <w:r>
         <w:t>), ponieważ siła tego algorytmu tkwi w sekwencyjnym poprawianiu błędów</w:t>
       </w:r>
-      <w:r>
-        <w:t>.</w:t>
-      </w:r>
-      <w:r>
-        <w:t xml:space="preserve"> </w:t>
-      </w:r>
     </w:p>
     <w:p>
       <w:pPr>
         <w:pStyle w:val="Nagwek1"/>
-        <w:numPr>
-          <w:ilvl w:val="0"/>
-          <w:numId w:val="5"/>
-        </w:numPr>
         <w:jc w:val="both"/>
         <w:rPr>
-          <w:rFonts w:asciiTheme="minorHAnsi" w:hAnsiTheme="minorHAnsi"/>
+          <w:b/>
+          <w:bCs/>
         </w:rPr>
       </w:pPr>
       <w:r>
         <w:rPr>
-          <w:rFonts w:asciiTheme="minorHAnsi" w:hAnsiTheme="minorHAnsi"/>
+          <w:b/>
+          <w:bCs/>
         </w:rPr>
         <w:t>Metodologia</w:t>
+      </w:r>
+      <w:r>
+        <w:rPr>
+          <w:b/>
+          <w:bCs/>
+        </w:rPr>
+        <w:t xml:space="preserve"> oraz opis danych</w:t>
       </w:r>
     </w:p>
     <w:p>
@@ -364,120 +401,370 @@
         <w:pStyle w:val="NormalnyWeb"/>
         <w:rPr>
           <w:rFonts w:asciiTheme="minorHAnsi" w:hAnsiTheme="minorHAnsi"/>
+          <w:sz w:val="22"/>
+          <w:szCs w:val="22"/>
         </w:rPr>
       </w:pPr>
+      <w:r>
+        <w:rPr>
+          <w:rFonts w:asciiTheme="minorHAnsi" w:hAnsiTheme="minorHAnsi"/>
+          <w:sz w:val="22"/>
+          <w:szCs w:val="22"/>
+        </w:rPr>
+        <w:t xml:space="preserve">We wszystkich eksperymentach parametr </w:t>
+      </w:r>
+      <w:proofErr w:type="spellStart"/>
+      <w:r>
+        <w:rPr>
+          <w:rFonts w:asciiTheme="minorHAnsi" w:hAnsiTheme="minorHAnsi"/>
+          <w:sz w:val="22"/>
+          <w:szCs w:val="22"/>
+        </w:rPr>
+        <w:t>random_state</w:t>
+      </w:r>
+      <w:proofErr w:type="spellEnd"/>
+      <w:r>
+        <w:rPr>
+          <w:rFonts w:asciiTheme="minorHAnsi" w:hAnsiTheme="minorHAnsi"/>
+          <w:sz w:val="22"/>
+          <w:szCs w:val="22"/>
+        </w:rPr>
+        <w:t xml:space="preserve"> ustawiono na wartość 42, aby zapewnić powtarzalność wyników. Dzięki temu proces losowania danych</w:t>
+      </w:r>
+      <w:r>
+        <w:rPr>
+          <w:rFonts w:asciiTheme="minorHAnsi" w:hAnsiTheme="minorHAnsi"/>
+          <w:sz w:val="22"/>
+          <w:szCs w:val="22"/>
+        </w:rPr>
+        <w:t xml:space="preserve"> oraz</w:t>
+      </w:r>
+      <w:r>
+        <w:rPr>
+          <w:rFonts w:asciiTheme="minorHAnsi" w:hAnsiTheme="minorHAnsi"/>
+          <w:sz w:val="22"/>
+          <w:szCs w:val="22"/>
+        </w:rPr>
+        <w:t xml:space="preserve"> budowy modeli przebiegał identycznie przy każdym uruchomieniu programu.</w:t>
+      </w:r>
+    </w:p>
+    <w:p>
+      <w:pPr>
+        <w:pStyle w:val="NormalnyWeb"/>
+        <w:rPr>
+          <w:rFonts w:asciiTheme="majorHAnsi" w:hAnsiTheme="majorHAnsi"/>
+          <w:b/>
+          <w:bCs/>
+          <w:sz w:val="28"/>
+          <w:szCs w:val="28"/>
+        </w:rPr>
+      </w:pPr>
+      <w:r>
+        <w:rPr>
+          <w:rFonts w:asciiTheme="majorHAnsi" w:hAnsiTheme="majorHAnsi"/>
+          <w:b/>
+          <w:bCs/>
+          <w:sz w:val="28"/>
+          <w:szCs w:val="28"/>
+        </w:rPr>
+        <w:t xml:space="preserve">Dane dla problemu klasyfikacji </w:t>
+      </w:r>
     </w:p>
     <w:p>
       <w:pPr>
         <w:pStyle w:val="NormalnyWeb"/>
         <w:rPr>
           <w:rFonts w:asciiTheme="minorHAnsi" w:hAnsiTheme="minorHAnsi"/>
+          <w:sz w:val="22"/>
+          <w:szCs w:val="22"/>
         </w:rPr>
       </w:pPr>
+      <w:r>
+        <w:rPr>
+          <w:rFonts w:asciiTheme="minorHAnsi" w:hAnsiTheme="minorHAnsi"/>
+          <w:sz w:val="22"/>
+          <w:szCs w:val="22"/>
+        </w:rPr>
+        <w:t>Zbiór danych pochodzi z</w:t>
+      </w:r>
+      <w:r>
+        <w:rPr>
+          <w:rFonts w:asciiTheme="minorHAnsi" w:hAnsiTheme="minorHAnsi"/>
+          <w:sz w:val="22"/>
+          <w:szCs w:val="22"/>
+        </w:rPr>
+        <w:t xml:space="preserve">e strony </w:t>
+      </w:r>
+      <w:proofErr w:type="spellStart"/>
+      <w:r>
+        <w:rPr>
+          <w:rFonts w:asciiTheme="minorHAnsi" w:hAnsiTheme="minorHAnsi"/>
+          <w:sz w:val="22"/>
+          <w:szCs w:val="22"/>
+        </w:rPr>
+        <w:t>Kaggle</w:t>
+      </w:r>
+      <w:proofErr w:type="spellEnd"/>
+      <w:r>
+        <w:rPr>
+          <w:rFonts w:asciiTheme="minorHAnsi" w:hAnsiTheme="minorHAnsi"/>
+          <w:sz w:val="22"/>
+          <w:szCs w:val="22"/>
+        </w:rPr>
+        <w:t xml:space="preserve"> i opisuje zadowolenie</w:t>
+      </w:r>
+      <w:r>
+        <w:rPr>
+          <w:rFonts w:asciiTheme="minorHAnsi" w:hAnsiTheme="minorHAnsi"/>
+          <w:sz w:val="22"/>
+          <w:szCs w:val="22"/>
+        </w:rPr>
+        <w:t xml:space="preserve"> pasażerów linii lotniczych</w:t>
+      </w:r>
+      <w:r>
+        <w:rPr>
+          <w:rFonts w:asciiTheme="minorHAnsi" w:hAnsiTheme="minorHAnsi"/>
+          <w:sz w:val="22"/>
+          <w:szCs w:val="22"/>
+        </w:rPr>
+        <w:t>. Z</w:t>
+      </w:r>
+      <w:r>
+        <w:rPr>
+          <w:rFonts w:asciiTheme="minorHAnsi" w:hAnsiTheme="minorHAnsi"/>
+          <w:sz w:val="22"/>
+          <w:szCs w:val="22"/>
+        </w:rPr>
+        <w:t xml:space="preserve">awiera 103 904 obserwacji w zbiorze treningowym oraz odpowiadający mu zbiór testowy. Każda obserwacja opisuje jednego pasażera za pomocą 22 zmiennych objaśniających, obejmujących cechy demograficzne (płeć, wiek), informacje o podróży (typ klienta, cel podróży, klasa, dystans lotu) oraz oceny 14 aspektów usługi lotniczej w skali 0–5 (m.in. Wi-Fi na pokładzie, komfort siedzeń, obsługa, czystość, catering). Uzupełnieniem są opóźnienia przy odlocie i przylocie wyrażone w minutach. Zmienna objaśniana </w:t>
+      </w:r>
+      <w:proofErr w:type="spellStart"/>
+      <w:r>
+        <w:rPr>
+          <w:rFonts w:asciiTheme="minorHAnsi" w:hAnsiTheme="minorHAnsi"/>
+          <w:sz w:val="22"/>
+          <w:szCs w:val="22"/>
+        </w:rPr>
+        <w:t>satisfaction</w:t>
+      </w:r>
+      <w:proofErr w:type="spellEnd"/>
+      <w:r>
+        <w:rPr>
+          <w:rFonts w:asciiTheme="minorHAnsi" w:hAnsiTheme="minorHAnsi"/>
+          <w:sz w:val="22"/>
+          <w:szCs w:val="22"/>
+        </w:rPr>
+        <w:t xml:space="preserve"> jest binarna — przyjmuje wartość </w:t>
+      </w:r>
+      <w:proofErr w:type="spellStart"/>
+      <w:r>
+        <w:rPr>
+          <w:rFonts w:asciiTheme="minorHAnsi" w:hAnsiTheme="minorHAnsi"/>
+          <w:sz w:val="22"/>
+          <w:szCs w:val="22"/>
+        </w:rPr>
+        <w:t>satisfied</w:t>
+      </w:r>
+      <w:proofErr w:type="spellEnd"/>
+      <w:r>
+        <w:rPr>
+          <w:rFonts w:asciiTheme="minorHAnsi" w:hAnsiTheme="minorHAnsi"/>
+          <w:sz w:val="22"/>
+          <w:szCs w:val="22"/>
+        </w:rPr>
+        <w:t xml:space="preserve"> lub </w:t>
+      </w:r>
+      <w:proofErr w:type="spellStart"/>
+      <w:r>
+        <w:rPr>
+          <w:rFonts w:asciiTheme="minorHAnsi" w:hAnsiTheme="minorHAnsi"/>
+          <w:sz w:val="22"/>
+          <w:szCs w:val="22"/>
+        </w:rPr>
+        <w:t>neutral</w:t>
+      </w:r>
+      <w:proofErr w:type="spellEnd"/>
+      <w:r>
+        <w:rPr>
+          <w:rFonts w:asciiTheme="minorHAnsi" w:hAnsiTheme="minorHAnsi"/>
+          <w:sz w:val="22"/>
+          <w:szCs w:val="22"/>
+        </w:rPr>
+        <w:t xml:space="preserve"> </w:t>
+      </w:r>
+      <w:proofErr w:type="spellStart"/>
+      <w:r>
+        <w:rPr>
+          <w:rFonts w:asciiTheme="minorHAnsi" w:hAnsiTheme="minorHAnsi"/>
+          <w:sz w:val="22"/>
+          <w:szCs w:val="22"/>
+        </w:rPr>
+        <w:t>or</w:t>
+      </w:r>
+      <w:proofErr w:type="spellEnd"/>
+      <w:r>
+        <w:rPr>
+          <w:rFonts w:asciiTheme="minorHAnsi" w:hAnsiTheme="minorHAnsi"/>
+          <w:sz w:val="22"/>
+          <w:szCs w:val="22"/>
+        </w:rPr>
+        <w:t xml:space="preserve"> </w:t>
+      </w:r>
+      <w:proofErr w:type="spellStart"/>
+      <w:r>
+        <w:rPr>
+          <w:rFonts w:asciiTheme="minorHAnsi" w:hAnsiTheme="minorHAnsi"/>
+          <w:sz w:val="22"/>
+          <w:szCs w:val="22"/>
+        </w:rPr>
+        <w:t>dissatisfied</w:t>
+      </w:r>
+      <w:proofErr w:type="spellEnd"/>
+      <w:r>
+        <w:rPr>
+          <w:rFonts w:asciiTheme="minorHAnsi" w:hAnsiTheme="minorHAnsi"/>
+          <w:sz w:val="22"/>
+          <w:szCs w:val="22"/>
+        </w:rPr>
+        <w:t>, zakodowaną na potrzeby modelowania jako 1 i 0. Dane były już wstępnie podzielone na zbiór treningowy i testowy.</w:t>
+      </w:r>
     </w:p>
     <w:p>
       <w:pPr>
         <w:pStyle w:val="NormalnyWeb"/>
         <w:rPr>
           <w:rFonts w:asciiTheme="minorHAnsi" w:hAnsiTheme="minorHAnsi"/>
+          <w:b/>
+          <w:bCs/>
+          <w:sz w:val="28"/>
+          <w:szCs w:val="28"/>
         </w:rPr>
       </w:pPr>
+      <w:r>
+        <w:rPr>
+          <w:rFonts w:asciiTheme="minorHAnsi" w:hAnsiTheme="minorHAnsi"/>
+          <w:b/>
+          <w:bCs/>
+          <w:sz w:val="28"/>
+          <w:szCs w:val="28"/>
+        </w:rPr>
+        <w:t>Dane dla problemu regresji</w:t>
+      </w:r>
     </w:p>
     <w:p>
       <w:pPr>
         <w:pStyle w:val="NormalnyWeb"/>
         <w:rPr>
           <w:rFonts w:asciiTheme="minorHAnsi" w:hAnsiTheme="minorHAnsi"/>
+          <w:sz w:val="22"/>
+          <w:szCs w:val="22"/>
         </w:rPr>
       </w:pPr>
-    </w:p>
-    <w:p>
-      <w:pPr>
-        <w:pStyle w:val="NormalnyWeb"/>
+      <w:r>
         <w:rPr>
           <w:rFonts w:asciiTheme="minorHAnsi" w:hAnsiTheme="minorHAnsi"/>
+          <w:sz w:val="22"/>
+          <w:szCs w:val="22"/>
         </w:rPr>
-      </w:pPr>
-    </w:p>
-    <w:p>
-      <w:pPr>
-        <w:pStyle w:val="NormalnyWeb"/>
+        <w:t xml:space="preserve">Dane pobrane za pomocą biblioteki </w:t>
+      </w:r>
+      <w:proofErr w:type="spellStart"/>
+      <w:r>
         <w:rPr>
           <w:rFonts w:asciiTheme="minorHAnsi" w:hAnsiTheme="minorHAnsi"/>
+          <w:sz w:val="22"/>
+          <w:szCs w:val="22"/>
         </w:rPr>
-      </w:pPr>
-    </w:p>
-    <w:p>
-      <w:pPr>
-        <w:pStyle w:val="NormalnyWeb"/>
+        <w:t>yfinance</w:t>
+      </w:r>
+      <w:proofErr w:type="spellEnd"/>
+      <w:r>
         <w:rPr>
           <w:rFonts w:asciiTheme="minorHAnsi" w:hAnsiTheme="minorHAnsi"/>
+          <w:sz w:val="22"/>
+          <w:szCs w:val="22"/>
         </w:rPr>
-      </w:pPr>
-    </w:p>
-    <w:p>
-      <w:pPr>
-        <w:pStyle w:val="NormalnyWeb"/>
+        <w:t xml:space="preserve"> zawierają historyczne notowania akcji spółki </w:t>
+      </w:r>
+      <w:proofErr w:type="spellStart"/>
+      <w:r>
         <w:rPr>
           <w:rFonts w:asciiTheme="minorHAnsi" w:hAnsiTheme="minorHAnsi"/>
+          <w:sz w:val="22"/>
+          <w:szCs w:val="22"/>
         </w:rPr>
-      </w:pPr>
-    </w:p>
-    <w:p>
-      <w:pPr>
-        <w:pStyle w:val="NormalnyWeb"/>
+        <w:t>PayPal</w:t>
+      </w:r>
+      <w:proofErr w:type="spellEnd"/>
+      <w:r>
         <w:rPr>
           <w:rFonts w:asciiTheme="minorHAnsi" w:hAnsiTheme="minorHAnsi"/>
+          <w:sz w:val="22"/>
+          <w:szCs w:val="22"/>
         </w:rPr>
-      </w:pPr>
-    </w:p>
-    <w:p>
-      <w:pPr>
-        <w:pStyle w:val="NormalnyWeb"/>
+        <w:t xml:space="preserve">. </w:t>
+      </w:r>
+      <w:r>
         <w:rPr>
           <w:rFonts w:asciiTheme="minorHAnsi" w:hAnsiTheme="minorHAnsi"/>
+          <w:sz w:val="22"/>
+          <w:szCs w:val="22"/>
         </w:rPr>
-      </w:pPr>
-    </w:p>
-    <w:p>
-      <w:pPr>
-        <w:pStyle w:val="NormalnyWeb"/>
+        <w:t xml:space="preserve">Każda obserwacja odpowiada jednemu dniu handlowemu i zawiera kolumny: Open, High, </w:t>
+      </w:r>
+      <w:proofErr w:type="spellStart"/>
+      <w:r>
         <w:rPr>
           <w:rFonts w:asciiTheme="minorHAnsi" w:hAnsiTheme="minorHAnsi"/>
+          <w:sz w:val="22"/>
+          <w:szCs w:val="22"/>
         </w:rPr>
-      </w:pPr>
-    </w:p>
-    <w:p>
-      <w:pPr>
-        <w:pStyle w:val="NormalnyWeb"/>
+        <w:t>Low</w:t>
+      </w:r>
+      <w:proofErr w:type="spellEnd"/>
+      <w:r>
         <w:rPr>
           <w:rFonts w:asciiTheme="minorHAnsi" w:hAnsiTheme="minorHAnsi"/>
+          <w:sz w:val="22"/>
+          <w:szCs w:val="22"/>
         </w:rPr>
-      </w:pPr>
-    </w:p>
-    <w:p>
-      <w:pPr>
-        <w:pStyle w:val="NormalnyWeb"/>
+        <w:t>, Close, Volume. Zmienna objaśniana (target) to cena zamknięcia z następnego dnia (Close przesunięte o jeden wiersz), co oznacza, że model ma za zadanie przewidzieć jutrzejszą cenę zamknięcia na podstawie dzisiejszych danych. Podział na zbiór treningowy i testowy odbywa się bez tasowania (</w:t>
+      </w:r>
+      <w:proofErr w:type="spellStart"/>
+      <w:r>
         <w:rPr>
           <w:rFonts w:asciiTheme="minorHAnsi" w:hAnsiTheme="minorHAnsi"/>
+          <w:sz w:val="22"/>
+          <w:szCs w:val="22"/>
         </w:rPr>
-      </w:pPr>
-    </w:p>
-    <w:p>
-      <w:pPr>
-        <w:pStyle w:val="NormalnyWeb"/>
+        <w:t>shuffle</w:t>
+      </w:r>
+      <w:proofErr w:type="spellEnd"/>
+      <w:r>
         <w:rPr>
           <w:rFonts w:asciiTheme="minorHAnsi" w:hAnsiTheme="minorHAnsi"/>
+          <w:sz w:val="22"/>
+          <w:szCs w:val="22"/>
         </w:rPr>
-      </w:pPr>
-    </w:p>
-    <w:p>
-      <w:pPr>
-        <w:pStyle w:val="NormalnyWeb"/>
+        <w:t>=</w:t>
+      </w:r>
+      <w:proofErr w:type="spellStart"/>
+      <w:r>
         <w:rPr>
           <w:rFonts w:asciiTheme="minorHAnsi" w:hAnsiTheme="minorHAnsi"/>
+          <w:sz w:val="22"/>
+          <w:szCs w:val="22"/>
         </w:rPr>
-      </w:pPr>
+        <w:t>False</w:t>
+      </w:r>
+      <w:proofErr w:type="spellEnd"/>
+      <w:r>
+        <w:rPr>
+          <w:rFonts w:asciiTheme="minorHAnsi" w:hAnsiTheme="minorHAnsi"/>
+          <w:sz w:val="22"/>
+          <w:szCs w:val="22"/>
+        </w:rPr>
+        <w:t>), co jest poprawnym podejściem dla danych szeregów czasowych — dane testowe są chronologicznie późniejsze niż treningowe.</w:t>
+      </w:r>
     </w:p>
     <w:p>
       <w:pPr>
@@ -490,19 +777,18 @@
     <w:p>
       <w:pPr>
         <w:pStyle w:val="Nagwek1"/>
-        <w:numPr>
-          <w:ilvl w:val="0"/>
-          <w:numId w:val="5"/>
-        </w:numPr>
         <w:jc w:val="both"/>
         <w:rPr>
-          <w:rFonts w:asciiTheme="minorHAnsi" w:hAnsiTheme="minorHAnsi"/>
+          <w:b/>
+          <w:bCs/>
         </w:rPr>
       </w:pPr>
       <w:r>
         <w:rPr>
-          <w:rFonts w:asciiTheme="minorHAnsi" w:hAnsiTheme="minorHAnsi"/>
+          <w:b/>
+          <w:bCs/>
         </w:rPr>
+        <w:lastRenderedPageBreak/>
         <w:t>Analiza wyników predykcji w problemie klasyfikacji</w:t>
       </w:r>
     </w:p>
@@ -510,10 +796,40 @@
       <w:pPr>
         <w:pStyle w:val="Podtytu"/>
         <w:jc w:val="both"/>
+        <w:rPr>
+          <w:rFonts w:asciiTheme="majorHAnsi" w:hAnsiTheme="majorHAnsi"/>
+          <w:b/>
+          <w:bCs/>
+        </w:rPr>
       </w:pPr>
-      <w:r>
-        <w:t>Random Forest</w:t>
-      </w:r>
+      <w:proofErr w:type="spellStart"/>
+      <w:r>
+        <w:rPr>
+          <w:rFonts w:asciiTheme="majorHAnsi" w:hAnsiTheme="majorHAnsi"/>
+          <w:b/>
+          <w:bCs/>
+        </w:rPr>
+        <w:t>Random</w:t>
+      </w:r>
+      <w:proofErr w:type="spellEnd"/>
+      <w:r>
+        <w:rPr>
+          <w:rFonts w:asciiTheme="majorHAnsi" w:hAnsiTheme="majorHAnsi"/>
+          <w:b/>
+          <w:bCs/>
+        </w:rPr>
+        <w:t xml:space="preserve"> </w:t>
+      </w:r>
+      <w:proofErr w:type="spellStart"/>
+      <w:r>
+        <w:rPr>
+          <w:rFonts w:asciiTheme="majorHAnsi" w:hAnsiTheme="majorHAnsi"/>
+          <w:b/>
+          <w:bCs/>
+        </w:rPr>
+        <w:t>Forest</w:t>
+      </w:r>
+      <w:proofErr w:type="spellEnd"/>
     </w:p>
     <w:tbl>
       <w:tblPr>
@@ -722,6 +1038,7 @@
                 <w14:ligatures w14:val="none"/>
               </w:rPr>
             </w:pPr>
+            <w:proofErr w:type="gramStart"/>
             <w:r>
               <w:rPr>
                 <w:rFonts w:eastAsia="Times New Roman" w:cs="Times New Roman"/>
@@ -731,7 +1048,19 @@
                 <w:lang w:eastAsia="pl-PL"/>
                 <w14:ligatures w14:val="none"/>
               </w:rPr>
-              <w:t>accuracy[%]</w:t>
+              <w:t>accuracy[</w:t>
+            </w:r>
+            <w:proofErr w:type="gramEnd"/>
+            <w:r>
+              <w:rPr>
+                <w:rFonts w:eastAsia="Times New Roman" w:cs="Times New Roman"/>
+                <w:b/>
+                <w:bCs/>
+                <w:color w:val="FFFFFF"/>
+                <w:lang w:eastAsia="pl-PL"/>
+                <w14:ligatures w14:val="none"/>
+              </w:rPr>
+              <w:t>%]</w:t>
             </w:r>
           </w:p>
         </w:tc>
@@ -3691,7 +4020,13 @@
         <w:t>Zwiększanie</w:t>
       </w:r>
       <w:r>
-        <w:t xml:space="preserve"> liczby obserwacji potrzebnych do podziału węzła (z 2 do 20) lub do utworzenia liścia (z 1 do 10) wpłynęły negatywnie na wyniki, stopniowo obniżając dokładność modelu.</w:t>
+        <w:t xml:space="preserve"> liczby obserwacji potrzebnych do podziału węzła (z 2 do 20) lub do utworzenia liścia (z 1 do 10) wpłynęł</w:t>
+      </w:r>
+      <w:r>
+        <w:t>o</w:t>
+      </w:r>
+      <w:r>
+        <w:t xml:space="preserve"> negatywnie na wyniki, stopniowo obniżając dokładność modelu.</w:t>
       </w:r>
     </w:p>
     <w:p>
@@ -3718,20 +4053,69 @@
     <w:p>
       <w:pPr>
         <w:pStyle w:val="Podtytu"/>
+        <w:rPr>
+          <w:rFonts w:asciiTheme="majorHAnsi" w:hAnsiTheme="majorHAnsi"/>
+          <w:b/>
+          <w:bCs/>
+        </w:rPr>
       </w:pPr>
     </w:p>
     <w:p>
       <w:pPr>
         <w:pStyle w:val="Podtytu"/>
+        <w:rPr>
+          <w:rFonts w:asciiTheme="majorHAnsi" w:hAnsiTheme="majorHAnsi"/>
+          <w:b/>
+          <w:bCs/>
+        </w:rPr>
       </w:pPr>
     </w:p>
     <w:p>
       <w:pPr>
         <w:pStyle w:val="Podtytu"/>
+        <w:rPr>
+          <w:rFonts w:asciiTheme="majorHAnsi" w:hAnsiTheme="majorHAnsi"/>
+          <w:b/>
+          <w:bCs/>
+        </w:rPr>
       </w:pPr>
-      <w:r>
-        <w:t>Gradient Booster</w:t>
-      </w:r>
+    </w:p>
+    <w:p>
+      <w:pPr>
+        <w:pStyle w:val="Podtytu"/>
+        <w:rPr>
+          <w:rFonts w:asciiTheme="majorHAnsi" w:hAnsiTheme="majorHAnsi"/>
+          <w:b/>
+          <w:bCs/>
+        </w:rPr>
+      </w:pPr>
+      <w:r>
+        <w:rPr>
+          <w:rFonts w:asciiTheme="majorHAnsi" w:hAnsiTheme="majorHAnsi"/>
+          <w:b/>
+          <w:bCs/>
+        </w:rPr>
+        <w:lastRenderedPageBreak/>
+        <w:t xml:space="preserve">Gradient </w:t>
+      </w:r>
+      <w:proofErr w:type="spellStart"/>
+      <w:r>
+        <w:rPr>
+          <w:rFonts w:asciiTheme="majorHAnsi" w:hAnsiTheme="majorHAnsi"/>
+          <w:b/>
+          <w:bCs/>
+        </w:rPr>
+        <w:t>Boos</w:t>
+      </w:r>
+      <w:r>
+        <w:rPr>
+          <w:rFonts w:asciiTheme="majorHAnsi" w:hAnsiTheme="majorHAnsi"/>
+          <w:b/>
+          <w:bCs/>
+        </w:rPr>
+        <w:t>ting</w:t>
+      </w:r>
+      <w:proofErr w:type="spellEnd"/>
     </w:p>
     <w:tbl>
       <w:tblPr>
@@ -3940,6 +4324,7 @@
                 <w14:ligatures w14:val="none"/>
               </w:rPr>
             </w:pPr>
+            <w:proofErr w:type="gramStart"/>
             <w:r>
               <w:rPr>
                 <w:rFonts w:eastAsia="Times New Roman" w:cs="Times New Roman"/>
@@ -3949,7 +4334,19 @@
                 <w:lang w:eastAsia="pl-PL"/>
                 <w14:ligatures w14:val="none"/>
               </w:rPr>
-              <w:t>accuracy[%]</w:t>
+              <w:t>accuracy[</w:t>
+            </w:r>
+            <w:proofErr w:type="gramEnd"/>
+            <w:r>
+              <w:rPr>
+                <w:rFonts w:eastAsia="Times New Roman" w:cs="Times New Roman"/>
+                <w:b/>
+                <w:bCs/>
+                <w:color w:val="FFFFFF"/>
+                <w:lang w:eastAsia="pl-PL"/>
+                <w14:ligatures w14:val="none"/>
+              </w:rPr>
+              <w:t>%]</w:t>
             </w:r>
           </w:p>
         </w:tc>
@@ -6912,7 +7309,30 @@
         <w:jc w:val="both"/>
       </w:pPr>
       <w:r>
-        <w:t>Parametr learning_rate miał ogromny wpływ na model. Domyślna wartość 0,1 dała najlepszy rezultat. Ustawienie zbyt niskiego tempa (0,001) sprawiło, że algorytm uczył się za wolno i przy 100 drzewach osiągnął zaledwie 56,11%. Zbyt szybkie uczenie (1,0) wprowadziło chaos i lekko obniżyło wynik.</w:t>
+        <w:t>Domyślna wartość</w:t>
+      </w:r>
+      <w:r>
+        <w:t xml:space="preserve"> parametru </w:t>
+      </w:r>
+      <w:proofErr w:type="spellStart"/>
+      <w:r>
+        <w:t>learning_rate</w:t>
+      </w:r>
+      <w:proofErr w:type="spellEnd"/>
+      <w:r>
+        <w:t xml:space="preserve"> </w:t>
+      </w:r>
+      <w:r>
+        <w:t>(</w:t>
+      </w:r>
+      <w:r>
+        <w:t>0,1</w:t>
+      </w:r>
+      <w:r>
+        <w:t>)</w:t>
+      </w:r>
+      <w:r>
+        <w:t xml:space="preserve"> dała najlepszy rezultat. Ustawienie zbyt niskiego tempa (0,001) sprawiło, że algorytm uczył się za wolno i przy 100 drzewach osiągnął zaledwie 56,11%. Zbyt szybkie uczenie (1,0) lekko obniżyło wynik.</w:t>
       </w:r>
     </w:p>
     <w:p>
@@ -6931,7 +7351,15 @@
         <w:jc w:val="both"/>
       </w:pPr>
       <w:r>
-        <w:t>Gradient Boosting uzyskał nieco wyższą skuteczność niż badany wcześniej Las Losowy (96,43% w porównaniu do 96,37%), ale okazał się dużo bardziej wrażliwy na dobór parametrów. Najlepszy model to ten składający się ze 100 drzew o głębokości 10, z szybkością uczenia 0,1, trenowany na 90% danych.</w:t>
+        <w:t xml:space="preserve">Gradient Boosting uzyskał nieco wyższą skuteczność niż badany wcześniej Las Losowy (96,43% w porównaniu do 96,37%). </w:t>
+      </w:r>
+    </w:p>
+    <w:p>
+      <w:pPr>
+        <w:jc w:val="both"/>
+      </w:pPr>
+      <w:r>
+        <w:t>Najlepszy model to ten składający się ze 100 drzew o głębokości 10, z szybkością uczenia 0,1, trenowany na 90% danych.</w:t>
       </w:r>
     </w:p>
     <w:p>
@@ -6942,17 +7370,15 @@
     <w:p>
       <w:pPr>
         <w:pStyle w:val="Nagwek1"/>
-        <w:numPr>
-          <w:ilvl w:val="0"/>
-          <w:numId w:val="5"/>
-        </w:numPr>
         <w:rPr>
-          <w:rFonts w:asciiTheme="minorHAnsi" w:hAnsiTheme="minorHAnsi"/>
+          <w:b/>
+          <w:bCs/>
         </w:rPr>
       </w:pPr>
       <w:r>
         <w:rPr>
-          <w:rFonts w:asciiTheme="minorHAnsi" w:hAnsiTheme="minorHAnsi"/>
+          <w:b/>
+          <w:bCs/>
         </w:rPr>
         <w:lastRenderedPageBreak/>
         <w:t>Analiza wyników predykcji dla problemu regresji</w:t>
@@ -6961,10 +7387,40 @@
     <w:p>
       <w:pPr>
         <w:pStyle w:val="Podtytu"/>
+        <w:rPr>
+          <w:rFonts w:asciiTheme="majorHAnsi" w:hAnsiTheme="majorHAnsi"/>
+          <w:b/>
+          <w:bCs/>
+        </w:rPr>
       </w:pPr>
-      <w:r>
-        <w:t>Random Forest</w:t>
-      </w:r>
+      <w:proofErr w:type="spellStart"/>
+      <w:r>
+        <w:rPr>
+          <w:rFonts w:asciiTheme="majorHAnsi" w:hAnsiTheme="majorHAnsi"/>
+          <w:b/>
+          <w:bCs/>
+        </w:rPr>
+        <w:t>Random</w:t>
+      </w:r>
+      <w:proofErr w:type="spellEnd"/>
+      <w:r>
+        <w:rPr>
+          <w:rFonts w:asciiTheme="majorHAnsi" w:hAnsiTheme="majorHAnsi"/>
+          <w:b/>
+          <w:bCs/>
+        </w:rPr>
+        <w:t xml:space="preserve"> </w:t>
+      </w:r>
+      <w:proofErr w:type="spellStart"/>
+      <w:r>
+        <w:rPr>
+          <w:rFonts w:asciiTheme="majorHAnsi" w:hAnsiTheme="majorHAnsi"/>
+          <w:b/>
+          <w:bCs/>
+        </w:rPr>
+        <w:t>Forest</w:t>
+      </w:r>
+      <w:proofErr w:type="spellEnd"/>
     </w:p>
     <w:tbl>
       <w:tblPr>
@@ -7255,6 +7711,7 @@
                 <w14:ligatures w14:val="none"/>
               </w:rPr>
             </w:pPr>
+            <w:proofErr w:type="gramStart"/>
             <w:r>
               <w:rPr>
                 <w:rFonts w:eastAsia="Times New Roman" w:cs="Times New Roman"/>
@@ -7264,7 +7721,19 @@
                 <w:lang w:eastAsia="pl-PL"/>
                 <w14:ligatures w14:val="none"/>
               </w:rPr>
-              <w:t>mape[%]</w:t>
+              <w:t>mape[</w:t>
+            </w:r>
+            <w:proofErr w:type="gramEnd"/>
+            <w:r>
+              <w:rPr>
+                <w:rFonts w:eastAsia="Times New Roman" w:cs="Times New Roman"/>
+                <w:b/>
+                <w:bCs/>
+                <w:color w:val="FFFFFF"/>
+                <w:lang w:eastAsia="pl-PL"/>
+                <w14:ligatures w14:val="none"/>
+              </w:rPr>
+              <w:t>%]</w:t>
             </w:r>
           </w:p>
         </w:tc>
@@ -11335,7 +11804,19 @@
         <w:t>(</w:t>
       </w:r>
       <w:r>
-        <w:t>MAPE) systematycznie malał wraz z dodawaniem drzew, osiągając najlepszy wynik 1,70% przy 50 drzewach. Co ciekawe, dołożenie kolejnych drzew (do 100) delikatnie pogorszyło rezultat (wzrost błędu do 1,78%). Oznacza to, że 50 estymatorów to optymalna wielkość lasu dla tego problemu.</w:t>
+        <w:t xml:space="preserve">MAPE) systematycznie malał wraz z dodawaniem drzew, osiągając najlepszy wynik 1,70% przy 50 drzewach. Co ciekawe, dołożenie kolejnych drzew (do 100) delikatnie pogorszyło rezultat (wzrost błędu do 1,78%). Oznacza to, że </w:t>
+      </w:r>
+      <w:r>
+        <w:t xml:space="preserve">w tym przypadku </w:t>
+      </w:r>
+      <w:r>
+        <w:t>50 estymatorów to optymalna wielkość</w:t>
+      </w:r>
+      <w:r>
+        <w:t xml:space="preserve"> lasu</w:t>
+      </w:r>
+      <w:r>
+        <w:t>.</w:t>
       </w:r>
     </w:p>
     <w:p>
@@ -11348,13 +11829,30 @@
     </w:p>
     <w:p>
       <w:r>
-        <w:t xml:space="preserve">Zwiększanie liczby próbek potrzebnych do podziału węzła (min_samples_split) powyżej 2 przynosiło same straty, wyraźnie zwiększając błędy. Jednak na samym końcu bardzo opłaciło się delikatnie wygładzić model parametrem min_samples_leaf. Ustawienie go na wartość 2 pozwoliło osiągnąć najlepszy wynik w </w:t>
+        <w:t xml:space="preserve">Zwiększanie liczby próbek potrzebnych do podziału węzła (min_samples_split) powyżej 2 przynosiło same straty, wyraźnie zwiększając błędy. </w:t>
+      </w:r>
+      <w:r>
+        <w:t>N</w:t>
+      </w:r>
+      <w:r>
+        <w:t xml:space="preserve">iewielkie zwiększenie parametru </w:t>
+      </w:r>
+      <w:proofErr w:type="spellStart"/>
+      <w:r>
+        <w:t>min_samples_leaf</w:t>
+      </w:r>
+      <w:proofErr w:type="spellEnd"/>
+      <w:r>
+        <w:t xml:space="preserve"> poprawiło jakość predykcji</w:t>
+      </w:r>
+      <w:r>
+        <w:t xml:space="preserve">. Ustawienie go na wartość 2 pozwoliło osiągnąć najlepszy wynik w </w:t>
       </w:r>
       <w:r>
         <w:t>zbiorze</w:t>
       </w:r>
       <w:r>
-        <w:t>: MAPE = 1,61% (przy najniższych błędach MAE = 0,71 i RMSE = 1,00). Zbyt mocne wygładzenie (np. wartość 10) drastycznie psuło skuteczność.</w:t>
+        <w:t>: MAPE = 1,61% (przy najniższych błędach MAE = 0,71 i RMSE = 1,00). Zbyt mocne wygładzenie (np. wartość 10) psuło skuteczność.</w:t>
       </w:r>
     </w:p>
     <w:p>
@@ -11371,11 +11869,39 @@
     <w:p>
       <w:pPr>
         <w:pStyle w:val="Podtytu"/>
+        <w:rPr>
+          <w:rFonts w:asciiTheme="majorHAnsi" w:hAnsiTheme="majorHAnsi"/>
+          <w:b/>
+          <w:bCs/>
+        </w:rPr>
       </w:pPr>
       <w:r>
+        <w:rPr>
+          <w:rFonts w:asciiTheme="majorHAnsi" w:hAnsiTheme="majorHAnsi"/>
+          <w:b/>
+          <w:bCs/>
+        </w:rPr>
         <w:lastRenderedPageBreak/>
-        <w:t>Gradient Booster</w:t>
-      </w:r>
+        <w:t xml:space="preserve">Gradient </w:t>
+      </w:r>
+      <w:proofErr w:type="spellStart"/>
+      <w:r>
+        <w:rPr>
+          <w:rFonts w:asciiTheme="majorHAnsi" w:hAnsiTheme="majorHAnsi"/>
+          <w:b/>
+          <w:bCs/>
+        </w:rPr>
+        <w:t>Boos</w:t>
+      </w:r>
+      <w:r>
+        <w:rPr>
+          <w:rFonts w:asciiTheme="majorHAnsi" w:hAnsiTheme="majorHAnsi"/>
+          <w:b/>
+          <w:bCs/>
+        </w:rPr>
+        <w:t>ting</w:t>
+      </w:r>
+      <w:proofErr w:type="spellEnd"/>
     </w:p>
     <w:tbl>
       <w:tblPr>
@@ -11666,6 +12192,7 @@
                 <w14:ligatures w14:val="none"/>
               </w:rPr>
             </w:pPr>
+            <w:proofErr w:type="gramStart"/>
             <w:r>
               <w:rPr>
                 <w:rFonts w:eastAsia="Times New Roman" w:cs="Times New Roman"/>
@@ -11675,7 +12202,19 @@
                 <w:lang w:eastAsia="pl-PL"/>
                 <w14:ligatures w14:val="none"/>
               </w:rPr>
-              <w:t>mape[%]</w:t>
+              <w:t>mape[</w:t>
+            </w:r>
+            <w:proofErr w:type="gramEnd"/>
+            <w:r>
+              <w:rPr>
+                <w:rFonts w:eastAsia="Times New Roman" w:cs="Times New Roman"/>
+                <w:b/>
+                <w:bCs/>
+                <w:color w:val="FFFFFF"/>
+                <w:lang w:eastAsia="pl-PL"/>
+                <w14:ligatures w14:val="none"/>
+              </w:rPr>
+              <w:t>%]</w:t>
             </w:r>
           </w:p>
         </w:tc>
@@ -15779,12 +16318,29 @@
         <w:t>właściwe</w:t>
       </w:r>
       <w:r>
-        <w:t>. Ograniczenie danych treningowych dla każdego drzewa do losowych 90% (subsample = 0.9) świetnie uchroniło model przed przeuczeniem. Błąd MAPE drastycznie spadł, dając najlepszy wynik dla tej metody: 1,79% (przy najniższym MAE = 0,79).</w:t>
+        <w:t>. Ograniczenie danych treningowych dla każdego drzewa do losowych 90% (</w:t>
+      </w:r>
+      <w:proofErr w:type="spellStart"/>
+      <w:r>
+        <w:t>subsample</w:t>
+      </w:r>
+      <w:proofErr w:type="spellEnd"/>
+      <w:r>
+        <w:t xml:space="preserve"> = 0.9) uchroniło model przed przeuczeniem. Błąd MAPE drastycznie spadł, dając najlepszy wynik dla tej metody: 1,79% (przy najniższym MAE = 0,79).</w:t>
       </w:r>
     </w:p>
     <w:p>
       <w:r>
-        <w:t>Gradient Boosting na danych giełdowych poradził sobie odrobinę gorzej niż Las Losowy (najlepsze MAPE: 1,79% vs 1,61%). Eksperyment udowodnił, że przewidywanie cen akcji wymaga bardzo "lekkich" i prostych modeli – w tym przypadku wystarczyło zaledwie 10 płytkich drzew. Kluczowym ratunkiem przed przeuczeniem okazało się dodanie losowości (trenowanie na 90% próbek).</w:t>
+        <w:t xml:space="preserve">Gradient Boosting na danych giełdowych poradził sobie odrobinę gorzej niż Las Losowy (najlepsze MAPE: 1,79% vs 1,61%). </w:t>
+      </w:r>
+      <w:r>
+        <w:t xml:space="preserve">W tym przypadku lepiej poradziły sobie proste modele, albowiem najlepszy wynik został uzyskany przy 10 drzewach oraz przy </w:t>
+      </w:r>
+      <w:r>
+        <w:t>głębokości =</w:t>
+      </w:r>
+      <w:r>
+        <w:t xml:space="preserve"> 3.</w:t>
       </w:r>
     </w:p>
     <w:p/>
@@ -16200,11 +16756,16 @@
         <w:t>, rozkład jednostajny na przedziale</w:t>
       </w:r>
       <w:r>
-        <w:t xml:space="preserve"> [-0,5; 0,5]</w:t>
+        <w:t xml:space="preserve"> [-0,5; 0,5</w:t>
+      </w:r>
+      <w:proofErr w:type="gramStart"/>
+      <w:r>
+        <w:t>]</w:t>
       </w:r>
       <w:r>
         <w:t>  oraz</w:t>
       </w:r>
+      <w:proofErr w:type="gramEnd"/>
       <w:r>
         <w:t xml:space="preserve"> przy użyciu</w:t>
       </w:r>
@@ -16429,7 +16990,15 @@
     </w:p>
     <w:p>
       <w:r>
-        <w:t>Normalizacja do rozkładu normalnego o parametrach  i  okazała się optymalnym wyborem, który znacznie zmniejszał błąd sieci.</w:t>
+        <w:t xml:space="preserve">Normalizacja do rozkładu normalnego o </w:t>
+      </w:r>
+      <w:proofErr w:type="gramStart"/>
+      <w:r>
+        <w:t>parametrach  i</w:t>
+      </w:r>
+      <w:proofErr w:type="gramEnd"/>
+      <w:r>
+        <w:t>  okazała się optymalnym wyborem, który znacznie zmniejszał błąd sieci.</w:t>
       </w:r>
     </w:p>
     <w:p>
@@ -16497,7 +17066,21 @@
         <w:rPr>
           <w:lang w:val="en-GB"/>
         </w:rPr>
-        <w:t xml:space="preserve"> to: 1. Class, online boarding, seat comfort, inflight entertainment </w:t>
+        <w:t xml:space="preserve"> </w:t>
+      </w:r>
+      <w:proofErr w:type="gramStart"/>
+      <w:r>
+        <w:rPr>
+          <w:lang w:val="en-GB"/>
+        </w:rPr>
+        <w:t>to:</w:t>
+      </w:r>
+      <w:proofErr w:type="gramEnd"/>
+      <w:r>
+        <w:rPr>
+          <w:lang w:val="en-GB"/>
+        </w:rPr>
+        <w:t xml:space="preserve"> 1. Class, online boarding, seat comfort, inflight entertainment </w:t>
       </w:r>
       <w:proofErr w:type="spellStart"/>
       <w:r>
@@ -16649,10 +17232,18 @@
         <w:t xml:space="preserve">. Zmiana progu pozwala na balansowanie między precyzją (Precision) a czułością (Recall). Poniżej znajduje się porównanie dla wartości odcięcia </w:t>
       </w:r>
       <w:r>
-        <w:t>0,3</w:t>
-      </w:r>
-      <w:r>
-        <w:t>  oraz </w:t>
+        <w:t>0,</w:t>
+      </w:r>
+      <w:proofErr w:type="gramStart"/>
+      <w:r>
+        <w:t>3</w:t>
+      </w:r>
+      <w:r>
+        <w:t>  oraz</w:t>
+      </w:r>
+      <w:proofErr w:type="gramEnd"/>
+      <w:r>
+        <w:t> </w:t>
       </w:r>
       <w:r>
         <w:t>0,7</w:t>
@@ -16873,7 +17464,15 @@
       </w:r>
       <w:proofErr w:type="spellEnd"/>
       <w:r>
-        <w:t xml:space="preserve"> Holdings, Inc. (PYPL). Zaimplementowano sieć neuronową typu MLP, na podstawie sieci do klasyfikacji z pierwszej części projektu, ze znaczącymi modyfikacjami, aby nadawała się do problemu regresji. Dane giełdowe, pobrane z serwisu Yahoo Finance, zawierają ceny: otwarcia, zamknięcia, najwyższą, najniższą oraz wolumen. Dane zawierają 2703 rekordy z zakresu od 6 czerwca 2015 do 2 kwietnia 2026.</w:t>
+        <w:t xml:space="preserve"> Holdings, Inc. (PYPL). Zaimplementowano sieć neuronową typu MLP, na podstawie sieci do klasyfikacji z pierwszej części projektu, </w:t>
+      </w:r>
+      <w:proofErr w:type="gramStart"/>
+      <w:r>
+        <w:t>ze</w:t>
+      </w:r>
+      <w:proofErr w:type="gramEnd"/>
+      <w:r>
+        <w:t xml:space="preserve"> znaczącymi modyfikacjami, aby nadawała się do problemu regresji. Dane giełdowe, pobrane z serwisu Yahoo Finance, zawierają ceny: otwarcia, zamknięcia, najwyższą, najniższą oraz wolumen. Dane zawierają 2703 rekordy z zakresu od 6 czerwca 2015 do 2 kwietnia 2026.</w:t>
       </w:r>
       <w:r>
         <w:t xml:space="preserve"> Na podstawie wyżej wymienionych zmiennych przewidywana jest cena zamknięcia na dzień następny.</w:t>
@@ -17457,10 +18056,12 @@
         <w:t>/</w:t>
       </w:r>
       <w:proofErr w:type="spellStart"/>
+      <w:proofErr w:type="gramStart"/>
       <w:r>
         <w:t>main.R</w:t>
       </w:r>
       <w:proofErr w:type="spellEnd"/>
+      <w:proofErr w:type="gramEnd"/>
       <w:r>
         <w:t>, zmieniając nazwę parametru w linii 228.</w:t>
       </w:r>
@@ -19246,18 +19847,24 @@
         <w:t xml:space="preserve">Najlepsze wyniki dały funkcje </w:t>
       </w:r>
       <w:proofErr w:type="spellStart"/>
+      <w:proofErr w:type="gramStart"/>
       <w:r>
         <w:t>ReLU</w:t>
       </w:r>
       <w:proofErr w:type="spellEnd"/>
       <w:r>
-        <w:t xml:space="preserve">  oraz tangens hiperboliczny. Najlepszy model z </w:t>
+        <w:t xml:space="preserve">  oraz</w:t>
+      </w:r>
+      <w:proofErr w:type="gramEnd"/>
+      <w:r>
+        <w:t xml:space="preserve"> tangens hiperboliczny. Najlepszy model z </w:t>
       </w:r>
       <w:proofErr w:type="spellStart"/>
       <w:r>
         <w:t>Activation</w:t>
       </w:r>
       <w:proofErr w:type="spellEnd"/>
+      <w:proofErr w:type="gramStart"/>
       <w:r>
         <w:t>=”</w:t>
       </w:r>
@@ -19266,6 +19873,7 @@
         <w:t>relu</w:t>
       </w:r>
       <w:proofErr w:type="spellEnd"/>
+      <w:proofErr w:type="gramEnd"/>
       <w:r>
         <w:t>”: RMSE=</w:t>
       </w:r>
@@ -20297,6 +20905,95 @@
     </w:lvl>
   </w:abstractNum>
   <w:abstractNum w:abstractNumId="7" w15:restartNumberingAfterBreak="0">
+    <w:nsid w:val="5F714D04"/>
+    <w:multiLevelType w:val="hybridMultilevel"/>
+    <w:tmpl w:val="ED1AB81C"/>
+    <w:lvl w:ilvl="0" w:tplc="999C9396">
+      <w:start w:val="1"/>
+      <w:numFmt w:val="upperRoman"/>
+      <w:lvlText w:val="%1."/>
+      <w:lvlJc w:val="left"/>
+      <w:pPr>
+        <w:ind w:left="720" w:hanging="360"/>
+      </w:pPr>
+      <w:rPr>
+        <w:rFonts w:hint="default"/>
+      </w:rPr>
+    </w:lvl>
+    <w:lvl w:ilvl="1" w:tplc="FFFFFFFF" w:tentative="1">
+      <w:start w:val="1"/>
+      <w:numFmt w:val="lowerLetter"/>
+      <w:lvlText w:val="%2."/>
+      <w:lvlJc w:val="left"/>
+      <w:pPr>
+        <w:ind w:left="1440" w:hanging="360"/>
+      </w:pPr>
+    </w:lvl>
+    <w:lvl w:ilvl="2" w:tplc="FFFFFFFF" w:tentative="1">
+      <w:start w:val="1"/>
+      <w:numFmt w:val="lowerRoman"/>
+      <w:lvlText w:val="%3."/>
+      <w:lvlJc w:val="right"/>
+      <w:pPr>
+        <w:ind w:left="2160" w:hanging="180"/>
+      </w:pPr>
+    </w:lvl>
+    <w:lvl w:ilvl="3" w:tplc="FFFFFFFF" w:tentative="1">
+      <w:start w:val="1"/>
+      <w:numFmt w:val="decimal"/>
+      <w:lvlText w:val="%4."/>
+      <w:lvlJc w:val="left"/>
+      <w:pPr>
+        <w:ind w:left="2880" w:hanging="360"/>
+      </w:pPr>
+    </w:lvl>
+    <w:lvl w:ilvl="4" w:tplc="FFFFFFFF" w:tentative="1">
+      <w:start w:val="1"/>
+      <w:numFmt w:val="lowerLetter"/>
+      <w:lvlText w:val="%5."/>
+      <w:lvlJc w:val="left"/>
+      <w:pPr>
+        <w:ind w:left="3600" w:hanging="360"/>
+      </w:pPr>
+    </w:lvl>
+    <w:lvl w:ilvl="5" w:tplc="FFFFFFFF" w:tentative="1">
+      <w:start w:val="1"/>
+      <w:numFmt w:val="lowerRoman"/>
+      <w:lvlText w:val="%6."/>
+      <w:lvlJc w:val="right"/>
+      <w:pPr>
+        <w:ind w:left="4320" w:hanging="180"/>
+      </w:pPr>
+    </w:lvl>
+    <w:lvl w:ilvl="6" w:tplc="FFFFFFFF" w:tentative="1">
+      <w:start w:val="1"/>
+      <w:numFmt w:val="decimal"/>
+      <w:lvlText w:val="%7."/>
+      <w:lvlJc w:val="left"/>
+      <w:pPr>
+        <w:ind w:left="5040" w:hanging="360"/>
+      </w:pPr>
+    </w:lvl>
+    <w:lvl w:ilvl="7" w:tplc="FFFFFFFF" w:tentative="1">
+      <w:start w:val="1"/>
+      <w:numFmt w:val="lowerLetter"/>
+      <w:lvlText w:val="%8."/>
+      <w:lvlJc w:val="left"/>
+      <w:pPr>
+        <w:ind w:left="5760" w:hanging="360"/>
+      </w:pPr>
+    </w:lvl>
+    <w:lvl w:ilvl="8" w:tplc="FFFFFFFF" w:tentative="1">
+      <w:start w:val="1"/>
+      <w:numFmt w:val="lowerRoman"/>
+      <w:lvlText w:val="%9."/>
+      <w:lvlJc w:val="right"/>
+      <w:pPr>
+        <w:ind w:left="6480" w:hanging="180"/>
+      </w:pPr>
+    </w:lvl>
+  </w:abstractNum>
+  <w:abstractNum w:abstractNumId="8" w15:restartNumberingAfterBreak="0">
     <w:nsid w:val="7270754D"/>
     <w:multiLevelType w:val="hybridMultilevel"/>
     <w:tmpl w:val="D694A776"/>
@@ -20409,7 +21106,7 @@
       </w:rPr>
     </w:lvl>
   </w:abstractNum>
-  <w:abstractNum w:abstractNumId="8" w15:restartNumberingAfterBreak="0">
+  <w:abstractNum w:abstractNumId="9" w15:restartNumberingAfterBreak="0">
     <w:nsid w:val="77B53D50"/>
     <w:multiLevelType w:val="hybridMultilevel"/>
     <w:tmpl w:val="67B29D2C"/>
@@ -20498,7 +21195,7 @@
       </w:pPr>
     </w:lvl>
   </w:abstractNum>
-  <w:abstractNum w:abstractNumId="9" w15:restartNumberingAfterBreak="0">
+  <w:abstractNum w:abstractNumId="10" w15:restartNumberingAfterBreak="0">
     <w:nsid w:val="7B123DF6"/>
     <w:multiLevelType w:val="hybridMultilevel"/>
     <w:tmpl w:val="F6D4B244"/>
@@ -20587,7 +21284,7 @@
       </w:pPr>
     </w:lvl>
   </w:abstractNum>
-  <w:abstractNum w:abstractNumId="10" w15:restartNumberingAfterBreak="0">
+  <w:abstractNum w:abstractNumId="11" w15:restartNumberingAfterBreak="0">
     <w:nsid w:val="7D1B3D0C"/>
     <w:multiLevelType w:val="multilevel"/>
     <w:tmpl w:val="5CD60646"/>
@@ -20736,7 +21433,7 @@
       </w:rPr>
     </w:lvl>
   </w:abstractNum>
-  <w:abstractNum w:abstractNumId="11" w15:restartNumberingAfterBreak="0">
+  <w:abstractNum w:abstractNumId="12" w15:restartNumberingAfterBreak="0">
     <w:nsid w:val="7D7D7FE4"/>
     <w:multiLevelType w:val="hybridMultilevel"/>
     <w:tmpl w:val="6126809C"/>
@@ -20850,7 +21547,7 @@
     </w:lvl>
   </w:abstractNum>
   <w:num w:numId="1" w16cid:durableId="1328820740">
-    <w:abstractNumId w:val="11"/>
+    <w:abstractNumId w:val="12"/>
   </w:num>
   <w:num w:numId="2" w16cid:durableId="511535952">
     <w:abstractNumId w:val="2"/>
@@ -20859,13 +21556,13 @@
     <w:abstractNumId w:val="0"/>
   </w:num>
   <w:num w:numId="4" w16cid:durableId="471180">
-    <w:abstractNumId w:val="9"/>
+    <w:abstractNumId w:val="10"/>
   </w:num>
   <w:num w:numId="5" w16cid:durableId="1252275187">
     <w:abstractNumId w:val="6"/>
   </w:num>
   <w:num w:numId="6" w16cid:durableId="170796616">
-    <w:abstractNumId w:val="10"/>
+    <w:abstractNumId w:val="11"/>
   </w:num>
   <w:num w:numId="7" w16cid:durableId="1423187062">
     <w:abstractNumId w:val="3"/>
@@ -20880,9 +21577,12 @@
     <w:abstractNumId w:val="5"/>
   </w:num>
   <w:num w:numId="11" w16cid:durableId="1372877169">
+    <w:abstractNumId w:val="9"/>
+  </w:num>
+  <w:num w:numId="12" w16cid:durableId="1886016583">
     <w:abstractNumId w:val="8"/>
   </w:num>
-  <w:num w:numId="12" w16cid:durableId="1886016583">
+  <w:num w:numId="13" w16cid:durableId="1483889437">
     <w:abstractNumId w:val="7"/>
   </w:num>
 </w:numbering>

--- a/ESI - sprawozdanie.docx
+++ b/ESI - sprawozdanie.docx
@@ -4,7 +4,7 @@
   <w:body>
     <w:p>
       <w:pPr>
-        <w:pStyle w:val="Tytu"/>
+        <w:pStyle w:val="Title"/>
         <w:jc w:val="both"/>
         <w:rPr>
           <w:b/>
@@ -21,7 +21,7 @@
     </w:p>
     <w:p>
       <w:pPr>
-        <w:pStyle w:val="Nagwek1"/>
+        <w:pStyle w:val="Heading1"/>
         <w:jc w:val="both"/>
         <w:rPr>
           <w:b/>
@@ -356,7 +356,7 @@
     </w:p>
     <w:p>
       <w:pPr>
-        <w:pStyle w:val="Nagwek1"/>
+        <w:pStyle w:val="Heading1"/>
         <w:jc w:val="both"/>
         <w:rPr>
           <w:b/>
@@ -380,7 +380,7 @@
     </w:p>
     <w:p>
       <w:pPr>
-        <w:pStyle w:val="NormalnyWeb"/>
+        <w:pStyle w:val="NormalWeb"/>
         <w:rPr>
           <w:rFonts w:asciiTheme="minorHAnsi" w:hAnsiTheme="minorHAnsi"/>
           <w:sz w:val="22"/>
@@ -398,7 +398,7 @@
     </w:p>
     <w:p>
       <w:pPr>
-        <w:pStyle w:val="NormalnyWeb"/>
+        <w:pStyle w:val="NormalWeb"/>
         <w:rPr>
           <w:rFonts w:asciiTheme="minorHAnsi" w:hAnsiTheme="minorHAnsi"/>
           <w:sz w:val="22"/>
@@ -411,25 +411,7 @@
           <w:sz w:val="22"/>
           <w:szCs w:val="22"/>
         </w:rPr>
-        <w:t xml:space="preserve">We wszystkich eksperymentach parametr </w:t>
-      </w:r>
-      <w:proofErr w:type="spellStart"/>
-      <w:r>
-        <w:rPr>
-          <w:rFonts w:asciiTheme="minorHAnsi" w:hAnsiTheme="minorHAnsi"/>
-          <w:sz w:val="22"/>
-          <w:szCs w:val="22"/>
-        </w:rPr>
-        <w:t>random_state</w:t>
-      </w:r>
-      <w:proofErr w:type="spellEnd"/>
-      <w:r>
-        <w:rPr>
-          <w:rFonts w:asciiTheme="minorHAnsi" w:hAnsiTheme="minorHAnsi"/>
-          <w:sz w:val="22"/>
-          <w:szCs w:val="22"/>
-        </w:rPr>
-        <w:t xml:space="preserve"> ustawiono na wartość 42, aby zapewnić powtarzalność wyników. Dzięki temu proces losowania danych</w:t>
+        <w:t>We wszystkich eksperymentach parametr random_state ustawiono na wartość 42, aby zapewnić powtarzalność wyników. Dzięki temu proces losowania danych</w:t>
       </w:r>
       <w:r>
         <w:rPr>
@@ -450,7 +432,7 @@
     </w:p>
     <w:p>
       <w:pPr>
-        <w:pStyle w:val="NormalnyWeb"/>
+        <w:pStyle w:val="NormalWeb"/>
         <w:rPr>
           <w:rFonts w:asciiTheme="majorHAnsi" w:hAnsiTheme="majorHAnsi"/>
           <w:b/>
@@ -472,7 +454,7 @@
     </w:p>
     <w:p>
       <w:pPr>
-        <w:pStyle w:val="NormalnyWeb"/>
+        <w:pStyle w:val="NormalWeb"/>
         <w:rPr>
           <w:rFonts w:asciiTheme="minorHAnsi" w:hAnsiTheme="minorHAnsi"/>
           <w:sz w:val="22"/>
@@ -493,25 +475,7 @@
           <w:sz w:val="22"/>
           <w:szCs w:val="22"/>
         </w:rPr>
-        <w:t xml:space="preserve">e strony </w:t>
-      </w:r>
-      <w:proofErr w:type="spellStart"/>
-      <w:r>
-        <w:rPr>
-          <w:rFonts w:asciiTheme="minorHAnsi" w:hAnsiTheme="minorHAnsi"/>
-          <w:sz w:val="22"/>
-          <w:szCs w:val="22"/>
-        </w:rPr>
-        <w:t>Kaggle</w:t>
-      </w:r>
-      <w:proofErr w:type="spellEnd"/>
-      <w:r>
-        <w:rPr>
-          <w:rFonts w:asciiTheme="minorHAnsi" w:hAnsiTheme="minorHAnsi"/>
-          <w:sz w:val="22"/>
-          <w:szCs w:val="22"/>
-        </w:rPr>
-        <w:t xml:space="preserve"> i opisuje zadowolenie</w:t>
+        <w:t>e strony Kaggle i opisuje zadowolenie</w:t>
       </w:r>
       <w:r>
         <w:rPr>
@@ -535,102 +499,12 @@
           <w:sz w:val="22"/>
           <w:szCs w:val="22"/>
         </w:rPr>
-        <w:t xml:space="preserve">awiera 103 904 obserwacji w zbiorze treningowym oraz odpowiadający mu zbiór testowy. Każda obserwacja opisuje jednego pasażera za pomocą 22 zmiennych objaśniających, obejmujących cechy demograficzne (płeć, wiek), informacje o podróży (typ klienta, cel podróży, klasa, dystans lotu) oraz oceny 14 aspektów usługi lotniczej w skali 0–5 (m.in. Wi-Fi na pokładzie, komfort siedzeń, obsługa, czystość, catering). Uzupełnieniem są opóźnienia przy odlocie i przylocie wyrażone w minutach. Zmienna objaśniana </w:t>
-      </w:r>
-      <w:proofErr w:type="spellStart"/>
-      <w:r>
-        <w:rPr>
-          <w:rFonts w:asciiTheme="minorHAnsi" w:hAnsiTheme="minorHAnsi"/>
-          <w:sz w:val="22"/>
-          <w:szCs w:val="22"/>
-        </w:rPr>
-        <w:t>satisfaction</w:t>
-      </w:r>
-      <w:proofErr w:type="spellEnd"/>
-      <w:r>
-        <w:rPr>
-          <w:rFonts w:asciiTheme="minorHAnsi" w:hAnsiTheme="minorHAnsi"/>
-          <w:sz w:val="22"/>
-          <w:szCs w:val="22"/>
-        </w:rPr>
-        <w:t xml:space="preserve"> jest binarna — przyjmuje wartość </w:t>
-      </w:r>
-      <w:proofErr w:type="spellStart"/>
-      <w:r>
-        <w:rPr>
-          <w:rFonts w:asciiTheme="minorHAnsi" w:hAnsiTheme="minorHAnsi"/>
-          <w:sz w:val="22"/>
-          <w:szCs w:val="22"/>
-        </w:rPr>
-        <w:t>satisfied</w:t>
-      </w:r>
-      <w:proofErr w:type="spellEnd"/>
-      <w:r>
-        <w:rPr>
-          <w:rFonts w:asciiTheme="minorHAnsi" w:hAnsiTheme="minorHAnsi"/>
-          <w:sz w:val="22"/>
-          <w:szCs w:val="22"/>
-        </w:rPr>
-        <w:t xml:space="preserve"> lub </w:t>
-      </w:r>
-      <w:proofErr w:type="spellStart"/>
-      <w:r>
-        <w:rPr>
-          <w:rFonts w:asciiTheme="minorHAnsi" w:hAnsiTheme="minorHAnsi"/>
-          <w:sz w:val="22"/>
-          <w:szCs w:val="22"/>
-        </w:rPr>
-        <w:t>neutral</w:t>
-      </w:r>
-      <w:proofErr w:type="spellEnd"/>
-      <w:r>
-        <w:rPr>
-          <w:rFonts w:asciiTheme="minorHAnsi" w:hAnsiTheme="minorHAnsi"/>
-          <w:sz w:val="22"/>
-          <w:szCs w:val="22"/>
-        </w:rPr>
-        <w:t xml:space="preserve"> </w:t>
-      </w:r>
-      <w:proofErr w:type="spellStart"/>
-      <w:r>
-        <w:rPr>
-          <w:rFonts w:asciiTheme="minorHAnsi" w:hAnsiTheme="minorHAnsi"/>
-          <w:sz w:val="22"/>
-          <w:szCs w:val="22"/>
-        </w:rPr>
-        <w:t>or</w:t>
-      </w:r>
-      <w:proofErr w:type="spellEnd"/>
-      <w:r>
-        <w:rPr>
-          <w:rFonts w:asciiTheme="minorHAnsi" w:hAnsiTheme="minorHAnsi"/>
-          <w:sz w:val="22"/>
-          <w:szCs w:val="22"/>
-        </w:rPr>
-        <w:t xml:space="preserve"> </w:t>
-      </w:r>
-      <w:proofErr w:type="spellStart"/>
-      <w:r>
-        <w:rPr>
-          <w:rFonts w:asciiTheme="minorHAnsi" w:hAnsiTheme="minorHAnsi"/>
-          <w:sz w:val="22"/>
-          <w:szCs w:val="22"/>
-        </w:rPr>
-        <w:t>dissatisfied</w:t>
-      </w:r>
-      <w:proofErr w:type="spellEnd"/>
-      <w:r>
-        <w:rPr>
-          <w:rFonts w:asciiTheme="minorHAnsi" w:hAnsiTheme="minorHAnsi"/>
-          <w:sz w:val="22"/>
-          <w:szCs w:val="22"/>
-        </w:rPr>
-        <w:t>, zakodowaną na potrzeby modelowania jako 1 i 0. Dane były już wstępnie podzielone na zbiór treningowy i testowy.</w:t>
+        <w:t>awiera 103 904 obserwacji w zbiorze treningowym oraz odpowiadający mu zbiór testowy. Każda obserwacja opisuje jednego pasażera za pomocą 22 zmiennych objaśniających, obejmujących cechy demograficzne (płeć, wiek), informacje o podróży (typ klienta, cel podróży, klasa, dystans lotu) oraz oceny 14 aspektów usługi lotniczej w skali 0–5 (m.in. Wi-Fi na pokładzie, komfort siedzeń, obsługa, czystość, catering). Uzupełnieniem są opóźnienia przy odlocie i przylocie wyrażone w minutach. Zmienna objaśniana satisfaction jest binarna — przyjmuje wartość satisfied lub neutral or dissatisfied, zakodowaną na potrzeby modelowania jako 1 i 0. Dane były już wstępnie podzielone na zbiór treningowy i testowy.</w:t>
       </w:r>
     </w:p>
     <w:p>
       <w:pPr>
-        <w:pStyle w:val="NormalnyWeb"/>
+        <w:pStyle w:val="NormalWeb"/>
         <w:rPr>
           <w:rFonts w:asciiTheme="minorHAnsi" w:hAnsiTheme="minorHAnsi"/>
           <w:b/>
@@ -652,7 +526,7 @@
     </w:p>
     <w:p>
       <w:pPr>
-        <w:pStyle w:val="NormalnyWeb"/>
+        <w:pStyle w:val="NormalWeb"/>
         <w:rPr>
           <w:rFonts w:asciiTheme="minorHAnsi" w:hAnsiTheme="minorHAnsi"/>
           <w:sz w:val="22"/>
@@ -665,110 +539,12 @@
           <w:sz w:val="22"/>
           <w:szCs w:val="22"/>
         </w:rPr>
-        <w:t xml:space="preserve">Dane pobrane za pomocą biblioteki </w:t>
-      </w:r>
-      <w:proofErr w:type="spellStart"/>
-      <w:r>
-        <w:rPr>
-          <w:rFonts w:asciiTheme="minorHAnsi" w:hAnsiTheme="minorHAnsi"/>
-          <w:sz w:val="22"/>
-          <w:szCs w:val="22"/>
-        </w:rPr>
-        <w:t>yfinance</w:t>
-      </w:r>
-      <w:proofErr w:type="spellEnd"/>
-      <w:r>
-        <w:rPr>
-          <w:rFonts w:asciiTheme="minorHAnsi" w:hAnsiTheme="minorHAnsi"/>
-          <w:sz w:val="22"/>
-          <w:szCs w:val="22"/>
-        </w:rPr>
-        <w:t xml:space="preserve"> zawierają historyczne notowania akcji spółki </w:t>
-      </w:r>
-      <w:proofErr w:type="spellStart"/>
-      <w:r>
-        <w:rPr>
-          <w:rFonts w:asciiTheme="minorHAnsi" w:hAnsiTheme="minorHAnsi"/>
-          <w:sz w:val="22"/>
-          <w:szCs w:val="22"/>
-        </w:rPr>
-        <w:t>PayPal</w:t>
-      </w:r>
-      <w:proofErr w:type="spellEnd"/>
-      <w:r>
-        <w:rPr>
-          <w:rFonts w:asciiTheme="minorHAnsi" w:hAnsiTheme="minorHAnsi"/>
-          <w:sz w:val="22"/>
-          <w:szCs w:val="22"/>
-        </w:rPr>
-        <w:t xml:space="preserve">. </w:t>
-      </w:r>
-      <w:r>
-        <w:rPr>
-          <w:rFonts w:asciiTheme="minorHAnsi" w:hAnsiTheme="minorHAnsi"/>
-          <w:sz w:val="22"/>
-          <w:szCs w:val="22"/>
-        </w:rPr>
-        <w:t xml:space="preserve">Każda obserwacja odpowiada jednemu dniu handlowemu i zawiera kolumny: Open, High, </w:t>
-      </w:r>
-      <w:proofErr w:type="spellStart"/>
-      <w:r>
-        <w:rPr>
-          <w:rFonts w:asciiTheme="minorHAnsi" w:hAnsiTheme="minorHAnsi"/>
-          <w:sz w:val="22"/>
-          <w:szCs w:val="22"/>
-        </w:rPr>
-        <w:t>Low</w:t>
-      </w:r>
-      <w:proofErr w:type="spellEnd"/>
-      <w:r>
-        <w:rPr>
-          <w:rFonts w:asciiTheme="minorHAnsi" w:hAnsiTheme="minorHAnsi"/>
-          <w:sz w:val="22"/>
-          <w:szCs w:val="22"/>
-        </w:rPr>
-        <w:t>, Close, Volume. Zmienna objaśniana (target) to cena zamknięcia z następnego dnia (Close przesunięte o jeden wiersz), co oznacza, że model ma za zadanie przewidzieć jutrzejszą cenę zamknięcia na podstawie dzisiejszych danych. Podział na zbiór treningowy i testowy odbywa się bez tasowania (</w:t>
-      </w:r>
-      <w:proofErr w:type="spellStart"/>
-      <w:r>
-        <w:rPr>
-          <w:rFonts w:asciiTheme="minorHAnsi" w:hAnsiTheme="minorHAnsi"/>
-          <w:sz w:val="22"/>
-          <w:szCs w:val="22"/>
-        </w:rPr>
-        <w:t>shuffle</w:t>
-      </w:r>
-      <w:proofErr w:type="spellEnd"/>
-      <w:r>
-        <w:rPr>
-          <w:rFonts w:asciiTheme="minorHAnsi" w:hAnsiTheme="minorHAnsi"/>
-          <w:sz w:val="22"/>
-          <w:szCs w:val="22"/>
-        </w:rPr>
-        <w:t>=</w:t>
-      </w:r>
-      <w:proofErr w:type="spellStart"/>
-      <w:r>
-        <w:rPr>
-          <w:rFonts w:asciiTheme="minorHAnsi" w:hAnsiTheme="minorHAnsi"/>
-          <w:sz w:val="22"/>
-          <w:szCs w:val="22"/>
-        </w:rPr>
-        <w:t>False</w:t>
-      </w:r>
-      <w:proofErr w:type="spellEnd"/>
-      <w:r>
-        <w:rPr>
-          <w:rFonts w:asciiTheme="minorHAnsi" w:hAnsiTheme="minorHAnsi"/>
-          <w:sz w:val="22"/>
-          <w:szCs w:val="22"/>
-        </w:rPr>
-        <w:t>), co jest poprawnym podejściem dla danych szeregów czasowych — dane testowe są chronologicznie późniejsze niż treningowe.</w:t>
+        <w:t>Dane pobrane za pomocą biblioteki yfinance zawierają historyczne notowania akcji spółki PayPal. Każda obserwacja odpowiada jednemu dniu handlowemu i zawiera kolumny: Open, High, Low, Close, Volume. Zmienna objaśniana (target) to cena zamknięcia z następnego dnia (Close przesunięte o jeden wiersz), co oznacza, że model ma za zadanie przewidzieć jutrzejszą cenę zamknięcia na podstawie dzisiejszych danych. Podział na zbiór treningowy i testowy odbywa się bez tasowania (shuffle=False), co jest poprawnym podejściem dla danych szeregów czasowych — dane testowe są chronologicznie późniejsze niż treningowe.</w:t>
       </w:r>
     </w:p>
     <w:p>
       <w:pPr>
-        <w:pStyle w:val="NormalnyWeb"/>
+        <w:pStyle w:val="NormalWeb"/>
         <w:rPr>
           <w:rFonts w:asciiTheme="minorHAnsi" w:hAnsiTheme="minorHAnsi"/>
         </w:rPr>
@@ -776,7 +552,7 @@
     </w:p>
     <w:p>
       <w:pPr>
-        <w:pStyle w:val="Nagwek1"/>
+        <w:pStyle w:val="Heading1"/>
         <w:jc w:val="both"/>
         <w:rPr>
           <w:b/>
@@ -794,7 +570,7 @@
     </w:p>
     <w:p>
       <w:pPr>
-        <w:pStyle w:val="Podtytu"/>
+        <w:pStyle w:val="Subtitle"/>
         <w:jc w:val="both"/>
         <w:rPr>
           <w:rFonts w:asciiTheme="majorHAnsi" w:hAnsiTheme="majorHAnsi"/>
@@ -802,34 +578,14 @@
           <w:bCs/>
         </w:rPr>
       </w:pPr>
-      <w:proofErr w:type="spellStart"/>
       <w:r>
         <w:rPr>
           <w:rFonts w:asciiTheme="majorHAnsi" w:hAnsiTheme="majorHAnsi"/>
           <w:b/>
           <w:bCs/>
         </w:rPr>
-        <w:t>Random</w:t>
-      </w:r>
-      <w:proofErr w:type="spellEnd"/>
-      <w:r>
-        <w:rPr>
-          <w:rFonts w:asciiTheme="majorHAnsi" w:hAnsiTheme="majorHAnsi"/>
-          <w:b/>
-          <w:bCs/>
-        </w:rPr>
-        <w:t xml:space="preserve"> </w:t>
-      </w:r>
-      <w:proofErr w:type="spellStart"/>
-      <w:r>
-        <w:rPr>
-          <w:rFonts w:asciiTheme="majorHAnsi" w:hAnsiTheme="majorHAnsi"/>
-          <w:b/>
-          <w:bCs/>
-        </w:rPr>
-        <w:t>Forest</w:t>
-      </w:r>
-      <w:proofErr w:type="spellEnd"/>
+        <w:t>Random Forest</w:t>
+      </w:r>
     </w:p>
     <w:tbl>
       <w:tblPr>
@@ -1038,7 +794,6 @@
                 <w14:ligatures w14:val="none"/>
               </w:rPr>
             </w:pPr>
-            <w:proofErr w:type="gramStart"/>
             <w:r>
               <w:rPr>
                 <w:rFonts w:eastAsia="Times New Roman" w:cs="Times New Roman"/>
@@ -1048,19 +803,7 @@
                 <w:lang w:eastAsia="pl-PL"/>
                 <w14:ligatures w14:val="none"/>
               </w:rPr>
-              <w:t>accuracy[</w:t>
-            </w:r>
-            <w:proofErr w:type="gramEnd"/>
-            <w:r>
-              <w:rPr>
-                <w:rFonts w:eastAsia="Times New Roman" w:cs="Times New Roman"/>
-                <w:b/>
-                <w:bCs/>
-                <w:color w:val="FFFFFF"/>
-                <w:lang w:eastAsia="pl-PL"/>
-                <w14:ligatures w14:val="none"/>
-              </w:rPr>
-              <w:t>%]</w:t>
+              <w:t>accuracy[%]</w:t>
             </w:r>
           </w:p>
         </w:tc>
@@ -4037,22 +3780,22 @@
     <w:p/>
     <w:p>
       <w:pPr>
-        <w:pStyle w:val="Podtytu"/>
+        <w:pStyle w:val="Subtitle"/>
       </w:pPr>
     </w:p>
     <w:p>
       <w:pPr>
-        <w:pStyle w:val="Podtytu"/>
+        <w:pStyle w:val="Subtitle"/>
       </w:pPr>
     </w:p>
     <w:p>
       <w:pPr>
-        <w:pStyle w:val="Podtytu"/>
+        <w:pStyle w:val="Subtitle"/>
       </w:pPr>
     </w:p>
     <w:p>
       <w:pPr>
-        <w:pStyle w:val="Podtytu"/>
+        <w:pStyle w:val="Subtitle"/>
         <w:rPr>
           <w:rFonts w:asciiTheme="majorHAnsi" w:hAnsiTheme="majorHAnsi"/>
           <w:b/>
@@ -4062,7 +3805,7 @@
     </w:p>
     <w:p>
       <w:pPr>
-        <w:pStyle w:val="Podtytu"/>
+        <w:pStyle w:val="Subtitle"/>
         <w:rPr>
           <w:rFonts w:asciiTheme="majorHAnsi" w:hAnsiTheme="majorHAnsi"/>
           <w:b/>
@@ -4072,7 +3815,7 @@
     </w:p>
     <w:p>
       <w:pPr>
-        <w:pStyle w:val="Podtytu"/>
+        <w:pStyle w:val="Subtitle"/>
         <w:rPr>
           <w:rFonts w:asciiTheme="majorHAnsi" w:hAnsiTheme="majorHAnsi"/>
           <w:b/>
@@ -4082,7 +3825,7 @@
     </w:p>
     <w:p>
       <w:pPr>
-        <w:pStyle w:val="Podtytu"/>
+        <w:pStyle w:val="Subtitle"/>
         <w:rPr>
           <w:rFonts w:asciiTheme="majorHAnsi" w:hAnsiTheme="majorHAnsi"/>
           <w:b/>
@@ -4096,16 +3839,7 @@
           <w:bCs/>
         </w:rPr>
         <w:lastRenderedPageBreak/>
-        <w:t xml:space="preserve">Gradient </w:t>
-      </w:r>
-      <w:proofErr w:type="spellStart"/>
-      <w:r>
-        <w:rPr>
-          <w:rFonts w:asciiTheme="majorHAnsi" w:hAnsiTheme="majorHAnsi"/>
-          <w:b/>
-          <w:bCs/>
-        </w:rPr>
-        <w:t>Boos</w:t>
+        <w:t>Gradient Boos</w:t>
       </w:r>
       <w:r>
         <w:rPr>
@@ -4115,7 +3849,6 @@
         </w:rPr>
         <w:t>ting</w:t>
       </w:r>
-      <w:proofErr w:type="spellEnd"/>
     </w:p>
     <w:tbl>
       <w:tblPr>
@@ -4324,7 +4057,6 @@
                 <w14:ligatures w14:val="none"/>
               </w:rPr>
             </w:pPr>
-            <w:proofErr w:type="gramStart"/>
             <w:r>
               <w:rPr>
                 <w:rFonts w:eastAsia="Times New Roman" w:cs="Times New Roman"/>
@@ -4334,19 +4066,7 @@
                 <w:lang w:eastAsia="pl-PL"/>
                 <w14:ligatures w14:val="none"/>
               </w:rPr>
-              <w:t>accuracy[</w:t>
-            </w:r>
-            <w:proofErr w:type="gramEnd"/>
-            <w:r>
-              <w:rPr>
-                <w:rFonts w:eastAsia="Times New Roman" w:cs="Times New Roman"/>
-                <w:b/>
-                <w:bCs/>
-                <w:color w:val="FFFFFF"/>
-                <w:lang w:eastAsia="pl-PL"/>
-                <w14:ligatures w14:val="none"/>
-              </w:rPr>
-              <w:t>%]</w:t>
+              <w:t>accuracy[%]</w:t>
             </w:r>
           </w:p>
         </w:tc>
@@ -7312,13 +7032,8 @@
         <w:t>Domyślna wartość</w:t>
       </w:r>
       <w:r>
-        <w:t xml:space="preserve"> parametru </w:t>
-      </w:r>
-      <w:proofErr w:type="spellStart"/>
-      <w:r>
-        <w:t>learning_rate</w:t>
-      </w:r>
-      <w:proofErr w:type="spellEnd"/>
+        <w:t xml:space="preserve"> parametru learning_rate</w:t>
+      </w:r>
       <w:r>
         <w:t xml:space="preserve"> </w:t>
       </w:r>
@@ -7369,7 +7084,7 @@
     </w:p>
     <w:p>
       <w:pPr>
-        <w:pStyle w:val="Nagwek1"/>
+        <w:pStyle w:val="Heading1"/>
         <w:rPr>
           <w:b/>
           <w:bCs/>
@@ -7386,41 +7101,21 @@
     </w:p>
     <w:p>
       <w:pPr>
-        <w:pStyle w:val="Podtytu"/>
+        <w:pStyle w:val="Subtitle"/>
         <w:rPr>
           <w:rFonts w:asciiTheme="majorHAnsi" w:hAnsiTheme="majorHAnsi"/>
           <w:b/>
           <w:bCs/>
         </w:rPr>
       </w:pPr>
-      <w:proofErr w:type="spellStart"/>
       <w:r>
         <w:rPr>
           <w:rFonts w:asciiTheme="majorHAnsi" w:hAnsiTheme="majorHAnsi"/>
           <w:b/>
           <w:bCs/>
         </w:rPr>
-        <w:t>Random</w:t>
-      </w:r>
-      <w:proofErr w:type="spellEnd"/>
-      <w:r>
-        <w:rPr>
-          <w:rFonts w:asciiTheme="majorHAnsi" w:hAnsiTheme="majorHAnsi"/>
-          <w:b/>
-          <w:bCs/>
-        </w:rPr>
-        <w:t xml:space="preserve"> </w:t>
-      </w:r>
-      <w:proofErr w:type="spellStart"/>
-      <w:r>
-        <w:rPr>
-          <w:rFonts w:asciiTheme="majorHAnsi" w:hAnsiTheme="majorHAnsi"/>
-          <w:b/>
-          <w:bCs/>
-        </w:rPr>
-        <w:t>Forest</w:t>
-      </w:r>
-      <w:proofErr w:type="spellEnd"/>
+        <w:t>Random Forest</w:t>
+      </w:r>
     </w:p>
     <w:tbl>
       <w:tblPr>
@@ -7711,7 +7406,6 @@
                 <w14:ligatures w14:val="none"/>
               </w:rPr>
             </w:pPr>
-            <w:proofErr w:type="gramStart"/>
             <w:r>
               <w:rPr>
                 <w:rFonts w:eastAsia="Times New Roman" w:cs="Times New Roman"/>
@@ -7721,19 +7415,7 @@
                 <w:lang w:eastAsia="pl-PL"/>
                 <w14:ligatures w14:val="none"/>
               </w:rPr>
-              <w:t>mape[</w:t>
-            </w:r>
-            <w:proofErr w:type="gramEnd"/>
-            <w:r>
-              <w:rPr>
-                <w:rFonts w:eastAsia="Times New Roman" w:cs="Times New Roman"/>
-                <w:b/>
-                <w:bCs/>
-                <w:color w:val="FFFFFF"/>
-                <w:lang w:eastAsia="pl-PL"/>
-                <w14:ligatures w14:val="none"/>
-              </w:rPr>
-              <w:t>%]</w:t>
+              <w:t>mape[%]</w:t>
             </w:r>
           </w:p>
         </w:tc>
@@ -11835,15 +11517,7 @@
         <w:t>N</w:t>
       </w:r>
       <w:r>
-        <w:t xml:space="preserve">iewielkie zwiększenie parametru </w:t>
-      </w:r>
-      <w:proofErr w:type="spellStart"/>
-      <w:r>
-        <w:t>min_samples_leaf</w:t>
-      </w:r>
-      <w:proofErr w:type="spellEnd"/>
-      <w:r>
-        <w:t xml:space="preserve"> poprawiło jakość predykcji</w:t>
+        <w:t>iewielkie zwiększenie parametru min_samples_leaf poprawiło jakość predykcji</w:t>
       </w:r>
       <w:r>
         <w:t xml:space="preserve">. Ustawienie go na wartość 2 pozwoliło osiągnąć najlepszy wynik w </w:t>
@@ -11868,7 +11542,7 @@
     </w:p>
     <w:p>
       <w:pPr>
-        <w:pStyle w:val="Podtytu"/>
+        <w:pStyle w:val="Subtitle"/>
         <w:rPr>
           <w:rFonts w:asciiTheme="majorHAnsi" w:hAnsiTheme="majorHAnsi"/>
           <w:b/>
@@ -11882,16 +11556,7 @@
           <w:bCs/>
         </w:rPr>
         <w:lastRenderedPageBreak/>
-        <w:t xml:space="preserve">Gradient </w:t>
-      </w:r>
-      <w:proofErr w:type="spellStart"/>
-      <w:r>
-        <w:rPr>
-          <w:rFonts w:asciiTheme="majorHAnsi" w:hAnsiTheme="majorHAnsi"/>
-          <w:b/>
-          <w:bCs/>
-        </w:rPr>
-        <w:t>Boos</w:t>
+        <w:t>Gradient Boos</w:t>
       </w:r>
       <w:r>
         <w:rPr>
@@ -11901,7 +11566,6 @@
         </w:rPr>
         <w:t>ting</w:t>
       </w:r>
-      <w:proofErr w:type="spellEnd"/>
     </w:p>
     <w:tbl>
       <w:tblPr>
@@ -12192,7 +11856,6 @@
                 <w14:ligatures w14:val="none"/>
               </w:rPr>
             </w:pPr>
-            <w:proofErr w:type="gramStart"/>
             <w:r>
               <w:rPr>
                 <w:rFonts w:eastAsia="Times New Roman" w:cs="Times New Roman"/>
@@ -12202,19 +11865,7 @@
                 <w:lang w:eastAsia="pl-PL"/>
                 <w14:ligatures w14:val="none"/>
               </w:rPr>
-              <w:t>mape[</w:t>
-            </w:r>
-            <w:proofErr w:type="gramEnd"/>
-            <w:r>
-              <w:rPr>
-                <w:rFonts w:eastAsia="Times New Roman" w:cs="Times New Roman"/>
-                <w:b/>
-                <w:bCs/>
-                <w:color w:val="FFFFFF"/>
-                <w:lang w:eastAsia="pl-PL"/>
-                <w14:ligatures w14:val="none"/>
-              </w:rPr>
-              <w:t>%]</w:t>
+              <w:t>mape[%]</w:t>
             </w:r>
           </w:p>
         </w:tc>
@@ -16318,15 +15969,7 @@
         <w:t>właściwe</w:t>
       </w:r>
       <w:r>
-        <w:t>. Ograniczenie danych treningowych dla każdego drzewa do losowych 90% (</w:t>
-      </w:r>
-      <w:proofErr w:type="spellStart"/>
-      <w:r>
-        <w:t>subsample</w:t>
-      </w:r>
-      <w:proofErr w:type="spellEnd"/>
-      <w:r>
-        <w:t xml:space="preserve"> = 0.9) uchroniło model przed przeuczeniem. Błąd MAPE drastycznie spadł, dając najlepszy wynik dla tej metody: 1,79% (przy najniższym MAE = 0,79).</w:t>
+        <w:t>. Ograniczenie danych treningowych dla każdego drzewa do losowych 90% (subsample = 0.9) uchroniło model przed przeuczeniem. Błąd MAPE drastycznie spadł, dając najlepszy wynik dla tej metody: 1,79% (przy najniższym MAE = 0,79).</w:t>
       </w:r>
     </w:p>
     <w:p>
@@ -16349,7 +15992,7 @@
     <w:p/>
     <w:p>
       <w:pPr>
-        <w:pStyle w:val="Tytu"/>
+        <w:pStyle w:val="Title"/>
       </w:pPr>
       <w:r>
         <w:lastRenderedPageBreak/>
@@ -16358,7 +16001,7 @@
     </w:p>
     <w:p>
       <w:pPr>
-        <w:pStyle w:val="Nagwek1"/>
+        <w:pStyle w:val="Heading1"/>
         <w:rPr>
           <w:b/>
           <w:bCs/>
@@ -16379,7 +16022,7 @@
     </w:p>
     <w:p>
       <w:pPr>
-        <w:pStyle w:val="Nagwek1"/>
+        <w:pStyle w:val="Heading1"/>
         <w:rPr>
           <w:b/>
           <w:bCs/>
@@ -16395,7 +16038,7 @@
     </w:p>
     <w:p>
       <w:pPr>
-        <w:pStyle w:val="Nagwek2"/>
+        <w:pStyle w:val="Heading2"/>
         <w:rPr>
           <w:b/>
           <w:bCs/>
@@ -16482,15 +16125,59 @@
       </w:r>
     </w:p>
     <w:p>
+      <w:pPr>
+        <w:numPr>
+          <w:ilvl w:val="0"/>
+          <w:numId w:val="6"/>
+        </w:numPr>
+        <w:rPr>
+          <w:lang w:val="en-GB"/>
+        </w:rPr>
+      </w:pPr>
+      <w:proofErr w:type="spellStart"/>
+      <w:r>
+        <w:rPr>
+          <w:lang w:val="en-GB"/>
+        </w:rPr>
+        <w:t>liniową</w:t>
+      </w:r>
+      <w:proofErr w:type="spellEnd"/>
+    </w:p>
+    <w:p>
+      <w:pPr>
+        <w:numPr>
+          <w:ilvl w:val="0"/>
+          <w:numId w:val="6"/>
+        </w:numPr>
+        <w:rPr>
+          <w:lang w:val="en-GB"/>
+        </w:rPr>
+      </w:pPr>
+      <w:proofErr w:type="spellStart"/>
+      <w:r>
+        <w:rPr>
+          <w:lang w:val="en-GB"/>
+        </w:rPr>
+        <w:t>relu</w:t>
+      </w:r>
+      <w:proofErr w:type="spellEnd"/>
+    </w:p>
+    <w:p>
+      <w:pPr>
+        <w:jc w:val="center"/>
+        <w:rPr>
+          <w:noProof/>
+        </w:rPr>
+      </w:pPr>
       <w:r>
         <w:rPr>
           <w:noProof/>
         </w:rPr>
         <w:drawing>
-          <wp:inline distT="0" distB="0" distL="0" distR="0" wp14:anchorId="01B8A256" wp14:editId="23387E5B">
+          <wp:inline distT="0" distB="0" distL="0" distR="0" wp14:anchorId="7BD595CC" wp14:editId="1EEB949C">
             <wp:extent cx="5760720" cy="3830320"/>
             <wp:effectExtent l="0" t="0" r="0" b="0"/>
-            <wp:docPr id="45117909" name="Picture 1"/>
+            <wp:docPr id="317963424" name="Picture 4"/>
             <wp:cNvGraphicFramePr>
               <a:graphicFrameLocks xmlns:a="http://schemas.openxmlformats.org/drawingml/2006/main" noChangeAspect="1"/>
             </wp:cNvGraphicFramePr>
@@ -16498,7 +16185,7 @@
               <a:graphicData uri="http://schemas.openxmlformats.org/drawingml/2006/picture">
                 <pic:pic xmlns:pic="http://schemas.openxmlformats.org/drawingml/2006/picture">
                   <pic:nvPicPr>
-                    <pic:cNvPr id="0" name="Picture 1"/>
+                    <pic:cNvPr id="0" name="Picture 10"/>
                     <pic:cNvPicPr>
                       <a:picLocks noChangeAspect="1" noChangeArrowheads="1"/>
                     </pic:cNvPicPr>
@@ -16535,14 +16222,22 @@
           </wp:inline>
         </w:drawing>
       </w:r>
-      <w:r>
-        <w:t>Jak widać na powyższym wykresie tanh wykazuje się mniejszym błędem MSE na przestrzeni 500 epoch. Sigmoid uczy się szybciej, lecz wraz ze zmniejszaniem się błędu, tempo nauki spada.</w:t>
+    </w:p>
+    <w:p>
+      <w:r>
+        <w:t xml:space="preserve">Jak widać na powyższym wykresie </w:t>
+      </w:r>
+      <w:r>
+        <w:t>tanh i relu są najlepsze w swoich grupach funkcji</w:t>
+      </w:r>
+      <w:r>
+        <w:t>.</w:t>
       </w:r>
     </w:p>
     <w:p/>
     <w:p>
       <w:pPr>
-        <w:pStyle w:val="Nagwek2"/>
+        <w:pStyle w:val="Heading2"/>
         <w:rPr>
           <w:b/>
           <w:bCs/>
@@ -16553,6 +16248,7 @@
           <w:b/>
           <w:bCs/>
         </w:rPr>
+        <w:lastRenderedPageBreak/>
         <w:t>Liczba neuronów w warstwach ukrytych</w:t>
       </w:r>
     </w:p>
@@ -16565,11 +16261,13 @@
       </w:r>
     </w:p>
     <w:p>
+      <w:pPr>
+        <w:jc w:val="center"/>
+      </w:pPr>
       <w:r>
         <w:rPr>
           <w:noProof/>
         </w:rPr>
-        <w:lastRenderedPageBreak/>
         <w:drawing>
           <wp:inline distT="0" distB="0" distL="0" distR="0" wp14:anchorId="49543CFB" wp14:editId="3FB44472">
             <wp:extent cx="5760720" cy="3830320"/>
@@ -16630,7 +16328,7 @@
     </w:p>
     <w:p>
       <w:pPr>
-        <w:pStyle w:val="Nagwek2"/>
+        <w:pStyle w:val="Heading2"/>
         <w:rPr>
           <w:b/>
           <w:bCs/>
@@ -16648,12 +16346,22 @@
       <w:r>
         <w:t>Zwiększenie głębokości sieci pozwala na tworzenie bardziej złożonych abstrakcji, ale niesie ryzyko przeuczenia (overfitting).</w:t>
       </w:r>
+      <w:r>
+        <w:t xml:space="preserve"> Zwiększa też złożoność obliczeniową. Sieć może potrzebować więcej czasu na naukę. W tym przypadku można spodziewać się, że płytka sieć sprawdzi się lepiej ze względu na to, że złożoność problemu jest niska, a zależności między zmiennymi, a wynikiem nie są </w:t>
+      </w:r>
+      <w:r>
+        <w:t>skomplikowane.</w:t>
+      </w:r>
     </w:p>
     <w:p>
+      <w:pPr>
+        <w:jc w:val="center"/>
+      </w:pPr>
       <w:r>
         <w:rPr>
           <w:noProof/>
         </w:rPr>
+        <w:lastRenderedPageBreak/>
         <w:drawing>
           <wp:inline distT="0" distB="0" distL="0" distR="0" wp14:anchorId="01B2AC66" wp14:editId="3E8C7682">
             <wp:extent cx="5065461" cy="3368040"/>
@@ -16706,94 +16414,27 @@
     </w:p>
     <w:p>
       <w:r>
-        <w:lastRenderedPageBreak/>
         <w:t>Wszystkie konfiguracje neuronów w dwóch warstwach ukrytych osiągały gorsze wyniki od sieci z jedną dwunastoneuronową warstwą. Z tego względu uznane zostało, że jedna warstwa z dwunastoma neuronami jest optymalnym układem sieci.</w:t>
       </w:r>
     </w:p>
     <w:p>
-      <w:pPr>
-        <w:pStyle w:val="Nagwek2"/>
-        <w:rPr>
-          <w:b/>
-          <w:bCs/>
-        </w:rPr>
-      </w:pPr>
-      <w:r>
-        <w:rPr>
-          <w:b/>
-          <w:bCs/>
-        </w:rPr>
-        <w:t>Sposób inicjalizacji wag</w:t>
+      <w:r>
+        <w:t>Na powyższym wykresie sieci wyglądają na niedouczone, dlatego zwiększono dwukrotnie liczbę epoch. Wyniki wciąż są gorsze od jedej dwunastoneuronowej sieci, lecz są zdecydowanie bliższe (wyniki są znacznie niższe ze względu na to, że inne parametry sieci takie jak sposób normalizacji danych, wybór danych wejściowych, funkcja aktywacji itp. zostały ustawione na optymalne w porównaniu do uczenia na przestrzeni 500 epoch, kiedy to parametry te były losowe).</w:t>
       </w:r>
     </w:p>
     <w:p>
-      <w:r>
-        <w:t>Porównano inicjalizację losową na podstawie rozkładu normalnego o parametrach</w:t>
-      </w:r>
-      <w:r>
-        <w:t xml:space="preserve"> </w:t>
-      </w:r>
-      <m:oMath>
-        <m:r>
-          <w:rPr>
-            <w:rFonts w:ascii="Cambria Math" w:hAnsi="Cambria Math"/>
-          </w:rPr>
-          <m:t>μ=0</m:t>
-        </m:r>
-      </m:oMath>
-      <w:r>
-        <w:t>  i </w:t>
-      </w:r>
-      <m:oMath>
-        <m:r>
-          <w:rPr>
-            <w:rFonts w:ascii="Cambria Math" w:hAnsi="Cambria Math"/>
-          </w:rPr>
-          <m:t>σ=1</m:t>
-        </m:r>
-      </m:oMath>
-      <w:r>
-        <w:t>, rozkład jednostajny na przedziale</w:t>
-      </w:r>
-      <w:r>
-        <w:t xml:space="preserve"> [-0,5; 0,5</w:t>
-      </w:r>
-      <w:proofErr w:type="gramStart"/>
-      <w:r>
-        <w:t>]</w:t>
-      </w:r>
-      <w:r>
-        <w:t>  oraz</w:t>
-      </w:r>
-      <w:proofErr w:type="gramEnd"/>
-      <w:r>
-        <w:t xml:space="preserve"> przy użyciu</w:t>
-      </w:r>
-      <w:r>
-        <w:t xml:space="preserve"> metod</w:t>
-      </w:r>
-      <w:r>
-        <w:t>y</w:t>
-      </w:r>
-      <w:r>
-        <w:t xml:space="preserve"> Xaviera.</w:t>
-      </w:r>
-    </w:p>
-    <w:p>
-      <w:pPr>
-        <w:rPr>
-          <w:rFonts w:eastAsiaTheme="minorEastAsia"/>
-        </w:rPr>
+      <w:pPr>
+        <w:jc w:val="center"/>
       </w:pPr>
       <w:r>
         <w:rPr>
           <w:noProof/>
         </w:rPr>
         <w:drawing>
-          <wp:inline distT="0" distB="0" distL="0" distR="0" wp14:anchorId="2DAB2E93" wp14:editId="1B26839D">
-            <wp:extent cx="5760720" cy="3830320"/>
+          <wp:inline distT="0" distB="0" distL="0" distR="0" wp14:anchorId="7343C5DE" wp14:editId="537EAD35">
+            <wp:extent cx="4838700" cy="3530120"/>
             <wp:effectExtent l="0" t="0" r="0" b="0"/>
-            <wp:docPr id="1317223542" name="Picture 4"/>
+            <wp:docPr id="317766686" name="Picture 1"/>
             <wp:cNvGraphicFramePr>
               <a:graphicFrameLocks xmlns:a="http://schemas.openxmlformats.org/drawingml/2006/main" noChangeAspect="1"/>
             </wp:cNvGraphicFramePr>
@@ -16801,7 +16442,7 @@
               <a:graphicData uri="http://schemas.openxmlformats.org/drawingml/2006/picture">
                 <pic:pic xmlns:pic="http://schemas.openxmlformats.org/drawingml/2006/picture">
                   <pic:nvPicPr>
-                    <pic:cNvPr id="0" name="Picture 7"/>
+                    <pic:cNvPr id="0" name="Picture 1"/>
                     <pic:cNvPicPr>
                       <a:picLocks noChangeAspect="1" noChangeArrowheads="1"/>
                     </pic:cNvPicPr>
@@ -16822,7 +16463,7 @@
                   <pic:spPr bwMode="auto">
                     <a:xfrm>
                       <a:off x="0" y="0"/>
-                      <a:ext cx="5760720" cy="3830320"/>
+                      <a:ext cx="4852455" cy="3540155"/>
                     </a:xfrm>
                     <a:prstGeom prst="rect">
                       <a:avLst/>
@@ -16839,20 +16480,10 @@
         </w:drawing>
       </w:r>
     </w:p>
+    <w:p/>
     <w:p>
-      <w:r>
-        <w:t>Z powyższego wykresu wynika, iż rozkład jednostajny jest optymalną metodą. Na wykresie nie ma zawartego rozkładu na przedziale </w:t>
-      </w:r>
-      <w:r>
-        <w:t>[-1;1]</w:t>
-      </w:r>
-      <w:r>
-        <w:t>, lecz on również został pobity przez wyniki rozkładu oznaczonego czerwoną linią.</w:t>
-      </w:r>
-    </w:p>
-    <w:p>
-      <w:pPr>
-        <w:pStyle w:val="Nagwek2"/>
+      <w:pPr>
+        <w:pStyle w:val="Heading2"/>
         <w:rPr>
           <w:b/>
           <w:bCs/>
@@ -16863,86 +16494,73 @@
           <w:b/>
           <w:bCs/>
         </w:rPr>
-        <w:t>Sposób normalizacji danych wejściowych</w:t>
+        <w:t>Sposób inicjalizacji wag</w:t>
       </w:r>
     </w:p>
     <w:p>
-      <w:pPr>
-        <w:rPr>
-          <w:lang w:val="en-GB"/>
-        </w:rPr>
-      </w:pPr>
-      <w:r>
-        <w:t xml:space="preserve">Sieci neuronowe są wrażliwe na skalę danych wejściowych. </w:t>
-      </w:r>
-      <w:proofErr w:type="spellStart"/>
-      <w:r>
-        <w:rPr>
-          <w:lang w:val="en-GB"/>
-        </w:rPr>
-        <w:t>Porównano</w:t>
-      </w:r>
-      <w:proofErr w:type="spellEnd"/>
-      <w:r>
-        <w:rPr>
-          <w:lang w:val="en-GB"/>
-        </w:rPr>
-        <w:t>:</w:t>
+      <w:r>
+        <w:t>Porównano inicjalizację losową na podstawie rozkładu normalnego o parametrach</w:t>
+      </w:r>
+      <w:r>
+        <w:t xml:space="preserve"> </w:t>
+      </w:r>
+      <m:oMath>
+        <m:r>
+          <w:rPr>
+            <w:rFonts w:ascii="Cambria Math" w:hAnsi="Cambria Math"/>
+          </w:rPr>
+          <m:t>μ=0</m:t>
+        </m:r>
+      </m:oMath>
+      <w:r>
+        <w:t>  i </w:t>
+      </w:r>
+      <m:oMath>
+        <m:r>
+          <w:rPr>
+            <w:rFonts w:ascii="Cambria Math" w:hAnsi="Cambria Math"/>
+          </w:rPr>
+          <m:t>σ=1</m:t>
+        </m:r>
+      </m:oMath>
+      <w:r>
+        <w:t>, rozkład jednostajny na przedziale</w:t>
+      </w:r>
+      <w:r>
+        <w:t xml:space="preserve"> [-0,5; 0,5]</w:t>
+      </w:r>
+      <w:r>
+        <w:t>  oraz</w:t>
+      </w:r>
+      <w:r>
+        <w:t xml:space="preserve"> przy użyciu</w:t>
+      </w:r>
+      <w:r>
+        <w:t xml:space="preserve"> metod</w:t>
+      </w:r>
+      <w:r>
+        <w:t>y</w:t>
+      </w:r>
+      <w:r>
+        <w:t xml:space="preserve"> Xaviera.</w:t>
       </w:r>
     </w:p>
     <w:p>
       <w:pPr>
-        <w:numPr>
-          <w:ilvl w:val="0"/>
-          <w:numId w:val="7"/>
-        </w:numPr>
-      </w:pPr>
-      <w:r>
-        <w:t>Min-Max Scaling (przesunięcie do zakresu </w:t>
-      </w:r>
-      <w:r>
-        <w:t>[0; 1]</w:t>
-      </w:r>
-      <w:r>
-        <w:t>)</w:t>
-      </w:r>
-    </w:p>
-    <w:p>
-      <w:pPr>
-        <w:numPr>
-          <w:ilvl w:val="0"/>
-          <w:numId w:val="7"/>
-        </w:numPr>
+        <w:jc w:val="center"/>
         <w:rPr>
-          <w:lang w:val="en-GB"/>
+          <w:rFonts w:eastAsiaTheme="minorEastAsia"/>
         </w:rPr>
       </w:pPr>
-      <w:proofErr w:type="spellStart"/>
-      <w:r>
-        <w:rPr>
-          <w:lang w:val="en-GB"/>
-        </w:rPr>
-        <w:t>Standaryzację</w:t>
-      </w:r>
-      <w:proofErr w:type="spellEnd"/>
-      <w:r>
-        <w:rPr>
-          <w:lang w:val="en-GB"/>
-        </w:rPr>
-        <w:t xml:space="preserve"> (Z-score normalization).</w:t>
-      </w:r>
-    </w:p>
-    <w:p>
       <w:r>
         <w:rPr>
           <w:noProof/>
         </w:rPr>
-        <w:lastRenderedPageBreak/>
         <w:drawing>
-          <wp:inline distT="0" distB="0" distL="0" distR="0" wp14:anchorId="2F93D914" wp14:editId="55FBB333">
+          <wp:inline distT="0" distB="0" distL="0" distR="0" wp14:anchorId="2DAB2E93" wp14:editId="1B26839D">
             <wp:extent cx="5760720" cy="3830320"/>
             <wp:effectExtent l="0" t="0" r="0" b="0"/>
-            <wp:docPr id="541020092" name="Picture 5"/>
+            <wp:docPr id="1317223542" name="Picture 4"/>
             <wp:cNvGraphicFramePr>
               <a:graphicFrameLocks xmlns:a="http://schemas.openxmlformats.org/drawingml/2006/main" noChangeAspect="1"/>
             </wp:cNvGraphicFramePr>
@@ -16950,7 +16568,7 @@
               <a:graphicData uri="http://schemas.openxmlformats.org/drawingml/2006/picture">
                 <pic:pic xmlns:pic="http://schemas.openxmlformats.org/drawingml/2006/picture">
                   <pic:nvPicPr>
-                    <pic:cNvPr id="0" name="Picture 9"/>
+                    <pic:cNvPr id="0" name="Picture 7"/>
                     <pic:cNvPicPr>
                       <a:picLocks noChangeAspect="1" noChangeArrowheads="1"/>
                     </pic:cNvPicPr>
@@ -16990,20 +16608,192 @@
     </w:p>
     <w:p>
       <w:r>
-        <w:t xml:space="preserve">Normalizacja do rozkładu normalnego o </w:t>
-      </w:r>
-      <w:proofErr w:type="gramStart"/>
-      <w:r>
-        <w:t>parametrach  i</w:t>
-      </w:r>
-      <w:proofErr w:type="gramEnd"/>
-      <w:r>
-        <w:t>  okazała się optymalnym wyborem, który znacznie zmniejszał błąd sieci.</w:t>
+        <w:t>Z powyższego wykresu wynika, iż rozkład jednostajny jest optymalną metodą. Na wykresie nie ma zawartego rozkładu na przedziale </w:t>
+      </w:r>
+      <w:r>
+        <w:t>[-1;1]</w:t>
+      </w:r>
+      <w:r>
+        <w:t>, lecz on również został pobity przez wyniki rozkładu oznaczonego czerwoną linią.</w:t>
       </w:r>
     </w:p>
     <w:p>
       <w:pPr>
-        <w:pStyle w:val="Nagwek2"/>
+        <w:pStyle w:val="Heading2"/>
+        <w:rPr>
+          <w:b/>
+          <w:bCs/>
+        </w:rPr>
+      </w:pPr>
+      <w:r>
+        <w:rPr>
+          <w:b/>
+          <w:bCs/>
+        </w:rPr>
+        <w:t>Sposób normalizacji danych wejściowych</w:t>
+      </w:r>
+    </w:p>
+    <w:p>
+      <w:pPr>
+        <w:rPr>
+          <w:lang w:val="en-GB"/>
+        </w:rPr>
+      </w:pPr>
+      <w:r>
+        <w:t xml:space="preserve">Sieci neuronowe są wrażliwe na skalę danych wejściowych. </w:t>
+      </w:r>
+      <w:proofErr w:type="spellStart"/>
+      <w:r>
+        <w:rPr>
+          <w:lang w:val="en-GB"/>
+        </w:rPr>
+        <w:t>Porównano</w:t>
+      </w:r>
+      <w:proofErr w:type="spellEnd"/>
+      <w:r>
+        <w:rPr>
+          <w:lang w:val="en-GB"/>
+        </w:rPr>
+        <w:t>:</w:t>
+      </w:r>
+    </w:p>
+    <w:p>
+      <w:pPr>
+        <w:numPr>
+          <w:ilvl w:val="0"/>
+          <w:numId w:val="7"/>
+        </w:numPr>
+      </w:pPr>
+      <w:r>
+        <w:t>Min-Max Scaling (przesunięcie do zakresu </w:t>
+      </w:r>
+      <w:r>
+        <w:t>[0; 1]</w:t>
+      </w:r>
+      <w:r>
+        <w:t>)</w:t>
+      </w:r>
+    </w:p>
+    <w:p>
+      <w:pPr>
+        <w:numPr>
+          <w:ilvl w:val="0"/>
+          <w:numId w:val="7"/>
+        </w:numPr>
+        <w:rPr>
+          <w:lang w:val="en-GB"/>
+        </w:rPr>
+      </w:pPr>
+      <w:proofErr w:type="spellStart"/>
+      <w:r>
+        <w:rPr>
+          <w:lang w:val="en-GB"/>
+        </w:rPr>
+        <w:t>Standaryzację</w:t>
+      </w:r>
+      <w:proofErr w:type="spellEnd"/>
+      <w:r>
+        <w:rPr>
+          <w:lang w:val="en-GB"/>
+        </w:rPr>
+        <w:t xml:space="preserve"> (Z-score normalization)</w:t>
+      </w:r>
+    </w:p>
+    <w:p>
+      <w:pPr>
+        <w:numPr>
+          <w:ilvl w:val="0"/>
+          <w:numId w:val="7"/>
+        </w:numPr>
+      </w:pPr>
+      <w:r>
+        <w:t>Podzielenie wartości przez wartość m</w:t>
+      </w:r>
+      <w:r>
+        <w:t>aksymalną (div_max)</w:t>
+      </w:r>
+    </w:p>
+    <w:p>
+      <w:r>
+        <w:t>Dzięki ich zastosowaniu sieci powinny się szybciej uczyć oraz pozwala unikać nasycenia przy funkcjach typu sigmoid czy tangens hiperboliczny, a ta ostatnia została uznana za optymalną przy początkowych testach.</w:t>
+      </w:r>
+    </w:p>
+    <w:p>
+      <w:pPr>
+        <w:jc w:val="center"/>
+      </w:pPr>
+      <w:r>
+        <w:rPr>
+          <w:noProof/>
+        </w:rPr>
+        <w:lastRenderedPageBreak/>
+        <w:drawing>
+          <wp:inline distT="0" distB="0" distL="0" distR="0" wp14:anchorId="769C2C8E" wp14:editId="3C98D3A4">
+            <wp:extent cx="5523875" cy="3672840"/>
+            <wp:effectExtent l="0" t="0" r="635" b="3810"/>
+            <wp:docPr id="2102668764" name="Picture 2"/>
+            <wp:cNvGraphicFramePr>
+              <a:graphicFrameLocks xmlns:a="http://schemas.openxmlformats.org/drawingml/2006/main" noChangeAspect="1"/>
+            </wp:cNvGraphicFramePr>
+            <a:graphic xmlns:a="http://schemas.openxmlformats.org/drawingml/2006/main">
+              <a:graphicData uri="http://schemas.openxmlformats.org/drawingml/2006/picture">
+                <pic:pic xmlns:pic="http://schemas.openxmlformats.org/drawingml/2006/picture">
+                  <pic:nvPicPr>
+                    <pic:cNvPr id="0" name="Picture 3"/>
+                    <pic:cNvPicPr>
+                      <a:picLocks noChangeAspect="1" noChangeArrowheads="1"/>
+                    </pic:cNvPicPr>
+                  </pic:nvPicPr>
+                  <pic:blipFill>
+                    <a:blip r:embed="rId13">
+                      <a:extLst>
+                        <a:ext uri="{28A0092B-C50C-407E-A947-70E740481C1C}">
+                          <a14:useLocalDpi xmlns:a14="http://schemas.microsoft.com/office/drawing/2010/main" val="0"/>
+                        </a:ext>
+                      </a:extLst>
+                    </a:blip>
+                    <a:srcRect/>
+                    <a:stretch>
+                      <a:fillRect/>
+                    </a:stretch>
+                  </pic:blipFill>
+                  <pic:spPr bwMode="auto">
+                    <a:xfrm>
+                      <a:off x="0" y="0"/>
+                      <a:ext cx="5538627" cy="3682649"/>
+                    </a:xfrm>
+                    <a:prstGeom prst="rect">
+                      <a:avLst/>
+                    </a:prstGeom>
+                    <a:noFill/>
+                    <a:ln>
+                      <a:noFill/>
+                    </a:ln>
+                  </pic:spPr>
+                </pic:pic>
+              </a:graphicData>
+            </a:graphic>
+          </wp:inline>
+        </w:drawing>
+      </w:r>
+    </w:p>
+    <w:p>
+      <w:r>
+        <w:t xml:space="preserve">Normalizacja </w:t>
+      </w:r>
+      <w:r>
+        <w:t>za pomocą metody min-max</w:t>
+      </w:r>
+      <w:r>
+        <w:t xml:space="preserve"> </w:t>
+      </w:r>
+      <w:r>
+        <w:t>okazała się optymalnym wyborem, który znacznie zmniejszał błąd sieci.</w:t>
+      </w:r>
+    </w:p>
+    <w:p>
+      <w:pPr>
+        <w:pStyle w:val="Heading2"/>
         <w:rPr>
           <w:b/>
           <w:bCs/>
@@ -17145,6 +16935,9 @@
       </w:r>
     </w:p>
     <w:p>
+      <w:pPr>
+        <w:jc w:val="center"/>
+      </w:pPr>
       <w:r>
         <w:rPr>
           <w:noProof/>
@@ -17168,7 +16961,7 @@
                     </pic:cNvPicPr>
                   </pic:nvPicPr>
                   <pic:blipFill>
-                    <a:blip r:embed="rId13">
+                    <a:blip r:embed="rId14">
                       <a:extLst>
                         <a:ext uri="{28A0092B-C50C-407E-A947-70E740481C1C}">
                           <a14:useLocalDpi xmlns:a14="http://schemas.microsoft.com/office/drawing/2010/main" val="0"/>
@@ -17207,7 +17000,7 @@
     </w:p>
     <w:p>
       <w:pPr>
-        <w:pStyle w:val="Nagwek2"/>
+        <w:pStyle w:val="Heading2"/>
         <w:rPr>
           <w:b/>
           <w:bCs/>
@@ -17232,18 +17025,10 @@
         <w:t xml:space="preserve">. Zmiana progu pozwala na balansowanie między precyzją (Precision) a czułością (Recall). Poniżej znajduje się porównanie dla wartości odcięcia </w:t>
       </w:r>
       <w:r>
-        <w:t>0,</w:t>
-      </w:r>
-      <w:proofErr w:type="gramStart"/>
-      <w:r>
-        <w:t>3</w:t>
-      </w:r>
-      <w:r>
-        <w:t>  oraz</w:t>
-      </w:r>
-      <w:proofErr w:type="gramEnd"/>
-      <w:r>
-        <w:t> </w:t>
+        <w:t>0,3</w:t>
+      </w:r>
+      <w:r>
+        <w:t>  oraz </w:t>
       </w:r>
       <w:r>
         <w:t>0,7</w:t>
@@ -17253,6 +17038,9 @@
       </w:r>
     </w:p>
     <w:p>
+      <w:pPr>
+        <w:jc w:val="center"/>
+      </w:pPr>
       <w:r>
         <w:rPr>
           <w:noProof/>
@@ -17275,7 +17063,7 @@
                     </pic:cNvPicPr>
                   </pic:nvPicPr>
                   <pic:blipFill>
-                    <a:blip r:embed="rId14">
+                    <a:blip r:embed="rId15">
                       <a:extLst>
                         <a:ext uri="{28A0092B-C50C-407E-A947-70E740481C1C}">
                           <a14:useLocalDpi xmlns:a14="http://schemas.microsoft.com/office/drawing/2010/main" val="0"/>
@@ -17334,7 +17122,7 @@
     <w:p/>
     <w:p>
       <w:pPr>
-        <w:pStyle w:val="Nagwek2"/>
+        <w:pStyle w:val="Heading2"/>
         <w:rPr>
           <w:b/>
           <w:bCs/>
@@ -17354,6 +17142,9 @@
       </w:r>
     </w:p>
     <w:p>
+      <w:pPr>
+        <w:jc w:val="center"/>
+      </w:pPr>
       <w:r>
         <w:rPr>
           <w:noProof/>
@@ -17376,7 +17167,7 @@
                     </pic:cNvPicPr>
                   </pic:nvPicPr>
                   <pic:blipFill>
-                    <a:blip r:embed="rId15">
+                    <a:blip r:embed="rId16">
                       <a:extLst>
                         <a:ext uri="{28A0092B-C50C-407E-A947-70E740481C1C}">
                           <a14:useLocalDpi xmlns:a14="http://schemas.microsoft.com/office/drawing/2010/main" val="0"/>
@@ -17432,7 +17223,7 @@
     </w:p>
     <w:p>
       <w:pPr>
-        <w:pStyle w:val="Tytu"/>
+        <w:pStyle w:val="Title"/>
       </w:pPr>
       <w:r>
         <w:lastRenderedPageBreak/>
@@ -17441,7 +17232,7 @@
     </w:p>
     <w:p>
       <w:pPr>
-        <w:pStyle w:val="Nagwek1"/>
+        <w:pStyle w:val="Heading1"/>
         <w:numPr>
           <w:ilvl w:val="0"/>
           <w:numId w:val="8"/>
@@ -17456,23 +17247,7 @@
         <w:jc w:val="both"/>
       </w:pPr>
       <w:r>
-        <w:t xml:space="preserve">Problemem podjętym w ramach projektu jest prognozowanie szeregów czasowych na przykładzie notowań giełdowych spółki </w:t>
-      </w:r>
-      <w:proofErr w:type="spellStart"/>
-      <w:r>
-        <w:t>PayPal</w:t>
-      </w:r>
-      <w:proofErr w:type="spellEnd"/>
-      <w:r>
-        <w:t xml:space="preserve"> Holdings, Inc. (PYPL). Zaimplementowano sieć neuronową typu MLP, na podstawie sieci do klasyfikacji z pierwszej części projektu, </w:t>
-      </w:r>
-      <w:proofErr w:type="gramStart"/>
-      <w:r>
-        <w:t>ze</w:t>
-      </w:r>
-      <w:proofErr w:type="gramEnd"/>
-      <w:r>
-        <w:t xml:space="preserve"> znaczącymi modyfikacjami, aby nadawała się do problemu regresji. Dane giełdowe, pobrane z serwisu Yahoo Finance, zawierają ceny: otwarcia, zamknięcia, najwyższą, najniższą oraz wolumen. Dane zawierają 2703 rekordy z zakresu od 6 czerwca 2015 do 2 kwietnia 2026.</w:t>
+        <w:t>Problemem podjętym w ramach projektu jest prognozowanie szeregów czasowych na przykładzie notowań giełdowych spółki PayPal Holdings, Inc. (PYPL). Zaimplementowano sieć neuronową typu MLP, na podstawie sieci do klasyfikacji z pierwszej części projektu, ze znaczącymi modyfikacjami, aby nadawała się do problemu regresji. Dane giełdowe, pobrane z serwisu Yahoo Finance, zawierają ceny: otwarcia, zamknięcia, najwyższą, najniższą oraz wolumen. Dane zawierają 2703 rekordy z zakresu od 6 czerwca 2015 do 2 kwietnia 2026.</w:t>
       </w:r>
       <w:r>
         <w:t xml:space="preserve"> Na podstawie wyżej wymienionych zmiennych przewidywana jest cena zamknięcia na dzień następny.</w:t>
@@ -17480,7 +17255,7 @@
     </w:p>
     <w:p>
       <w:pPr>
-        <w:pStyle w:val="Nagwek1"/>
+        <w:pStyle w:val="Heading1"/>
         <w:numPr>
           <w:ilvl w:val="0"/>
           <w:numId w:val="8"/>
@@ -17508,95 +17283,31 @@
       <w:r>
         <w:t xml:space="preserve">ń </w:t>
       </w:r>
-      <w:hyperlink r:id="rId16" w:history="1">
-        <w:proofErr w:type="spellStart"/>
+      <w:hyperlink r:id="rId17" w:history="1">
         <w:r>
           <w:rPr>
-            <w:rStyle w:val="Hipercze"/>
+            <w:rStyle w:val="Hyperlink"/>
             <w:i/>
             <w:iCs/>
           </w:rPr>
-          <w:t>Intro</w:t>
+          <w:t>Intro to Recurrent Neural Networks LSTM | GRU</w:t>
         </w:r>
-        <w:proofErr w:type="spellEnd"/>
+      </w:hyperlink>
+      <w:r>
+        <w:t xml:space="preserve"> oraz </w:t>
+      </w:r>
+      <w:hyperlink r:id="rId18" w:history="1">
         <w:r>
           <w:rPr>
-            <w:rStyle w:val="Hipercze"/>
+            <w:rStyle w:val="Hyperlink"/>
             <w:i/>
             <w:iCs/>
           </w:rPr>
-          <w:t xml:space="preserve"> to </w:t>
-        </w:r>
-        <w:proofErr w:type="spellStart"/>
-        <w:r>
-          <w:rPr>
-            <w:rStyle w:val="Hipercze"/>
-            <w:i/>
-            <w:iCs/>
-          </w:rPr>
-          <w:t>Recurrent</w:t>
-        </w:r>
-        <w:proofErr w:type="spellEnd"/>
-        <w:r>
-          <w:rPr>
-            <w:rStyle w:val="Hipercze"/>
-            <w:i/>
-            <w:iCs/>
-          </w:rPr>
-          <w:t xml:space="preserve"> </w:t>
-        </w:r>
-        <w:proofErr w:type="spellStart"/>
-        <w:r>
-          <w:rPr>
-            <w:rStyle w:val="Hipercze"/>
-            <w:i/>
-            <w:iCs/>
-          </w:rPr>
-          <w:t>Neural</w:t>
-        </w:r>
-        <w:proofErr w:type="spellEnd"/>
-        <w:r>
-          <w:rPr>
-            <w:rStyle w:val="Hipercze"/>
-            <w:i/>
-            <w:iCs/>
-          </w:rPr>
-          <w:t xml:space="preserve"> Networks LSTM | GRU</w:t>
-        </w:r>
-      </w:hyperlink>
-      <w:r>
-        <w:t xml:space="preserve"> oraz </w:t>
-      </w:r>
-      <w:hyperlink r:id="rId17" w:history="1">
-        <w:r>
-          <w:rPr>
-            <w:rStyle w:val="Hipercze"/>
-            <w:i/>
-            <w:iCs/>
-          </w:rPr>
-          <w:t xml:space="preserve">Tesla Stock </w:t>
-        </w:r>
-        <w:proofErr w:type="spellStart"/>
-        <w:r>
-          <w:rPr>
-            <w:rStyle w:val="Hipercze"/>
-            <w:i/>
-            <w:iCs/>
-          </w:rPr>
-          <w:t>Forecasting</w:t>
-        </w:r>
-        <w:proofErr w:type="spellEnd"/>
-        <w:r>
-          <w:rPr>
-            <w:rStyle w:val="Hipercze"/>
-            <w:i/>
-            <w:iCs/>
-          </w:rPr>
-          <w:t xml:space="preserve"> </w:t>
+          <w:t xml:space="preserve">Tesla Stock Forecasting </w:t>
         </w:r>
         <w:r>
           <w:rPr>
-            <w:rStyle w:val="Hipercze"/>
+            <w:rStyle w:val="Hyperlink"/>
             <w:rFonts w:ascii="Segoe UI Emoji" w:hAnsi="Segoe UI Emoji" w:cs="Segoe UI Emoji"/>
             <w:i/>
             <w:iCs/>
@@ -17605,42 +17316,19 @@
         </w:r>
         <w:r>
           <w:rPr>
-            <w:rStyle w:val="Hipercze"/>
+            <w:rStyle w:val="Hyperlink"/>
             <w:i/>
             <w:iCs/>
           </w:rPr>
-          <w:t xml:space="preserve"> Multi-Step </w:t>
-        </w:r>
-        <w:proofErr w:type="spellStart"/>
-        <w:r>
-          <w:rPr>
-            <w:rStyle w:val="Hipercze"/>
-            <w:i/>
-            <w:iCs/>
-          </w:rPr>
-          <w:t>Stacked</w:t>
-        </w:r>
-        <w:proofErr w:type="spellEnd"/>
-        <w:r>
-          <w:rPr>
-            <w:rStyle w:val="Hipercze"/>
-            <w:i/>
-            <w:iCs/>
-          </w:rPr>
-          <w:t xml:space="preserve"> LSTM</w:t>
+          <w:t xml:space="preserve"> Multi-Step Stacked LSTM</w:t>
         </w:r>
       </w:hyperlink>
       <w:r>
         <w:t xml:space="preserve"> </w:t>
       </w:r>
       <w:r>
-        <w:t xml:space="preserve">z serwisu </w:t>
-      </w:r>
-      <w:proofErr w:type="spellStart"/>
-      <w:r>
-        <w:t>Kaggle</w:t>
-      </w:r>
-      <w:proofErr w:type="spellEnd"/>
+        <w:t>z serwisu Kaggle</w:t>
+      </w:r>
       <w:r>
         <w:t>. Opracowania</w:t>
       </w:r>
@@ -17671,7 +17359,7 @@
     </w:p>
     <w:p>
       <w:pPr>
-        <w:pStyle w:val="Nagwek1"/>
+        <w:pStyle w:val="Heading1"/>
         <w:numPr>
           <w:ilvl w:val="0"/>
           <w:numId w:val="8"/>
@@ -17683,7 +17371,7 @@
     </w:p>
     <w:p>
       <w:pPr>
-        <w:pStyle w:val="Nagwek2"/>
+        <w:pStyle w:val="Heading2"/>
       </w:pPr>
       <w:r>
         <w:t>Parametry</w:t>
@@ -17699,7 +17387,7 @@
     </w:p>
     <w:p>
       <w:pPr>
-        <w:pStyle w:val="Akapitzlist"/>
+        <w:pStyle w:val="ListParagraph"/>
         <w:numPr>
           <w:ilvl w:val="0"/>
           <w:numId w:val="10"/>
@@ -17712,7 +17400,7 @@
     </w:p>
     <w:p>
       <w:pPr>
-        <w:pStyle w:val="Akapitzlist"/>
+        <w:pStyle w:val="ListParagraph"/>
         <w:numPr>
           <w:ilvl w:val="0"/>
           <w:numId w:val="10"/>
@@ -17727,24 +17415,15 @@
           <w:i/>
           <w:iCs/>
         </w:rPr>
-        <w:t xml:space="preserve">learning </w:t>
-      </w:r>
-      <w:proofErr w:type="spellStart"/>
-      <w:r>
-        <w:rPr>
-          <w:i/>
-          <w:iCs/>
-        </w:rPr>
-        <w:t>rate</w:t>
-      </w:r>
-      <w:proofErr w:type="spellEnd"/>
+        <w:t>learning rate</w:t>
+      </w:r>
       <w:r>
         <w:t>; 0.01, 0.05, 0.1, 0.3)</w:t>
       </w:r>
     </w:p>
     <w:p>
       <w:pPr>
-        <w:pStyle w:val="Akapitzlist"/>
+        <w:pStyle w:val="ListParagraph"/>
         <w:numPr>
           <w:ilvl w:val="0"/>
           <w:numId w:val="10"/>
@@ -17754,7 +17433,6 @@
       <w:r>
         <w:t>Liczba epok (</w:t>
       </w:r>
-      <w:proofErr w:type="spellStart"/>
       <w:r>
         <w:rPr>
           <w:i/>
@@ -17762,14 +17440,13 @@
         </w:rPr>
         <w:t>epochs</w:t>
       </w:r>
-      <w:proofErr w:type="spellEnd"/>
       <w:r>
         <w:t>; 500, 1000, 2000, 5000)</w:t>
       </w:r>
     </w:p>
     <w:p>
       <w:pPr>
-        <w:pStyle w:val="Akapitzlist"/>
+        <w:pStyle w:val="ListParagraph"/>
         <w:numPr>
           <w:ilvl w:val="0"/>
           <w:numId w:val="10"/>
@@ -17782,7 +17459,7 @@
     </w:p>
     <w:p>
       <w:pPr>
-        <w:pStyle w:val="Akapitzlist"/>
+        <w:pStyle w:val="ListParagraph"/>
         <w:numPr>
           <w:ilvl w:val="0"/>
           <w:numId w:val="10"/>
@@ -17792,38 +17469,20 @@
       <w:r>
         <w:t>Podział zbioru na dane treningowe i testowe (</w:t>
       </w:r>
-      <w:proofErr w:type="spellStart"/>
       <w:r>
         <w:rPr>
           <w:i/>
           <w:iCs/>
         </w:rPr>
-        <w:t>train</w:t>
-      </w:r>
-      <w:proofErr w:type="spellEnd"/>
-      <w:r>
-        <w:rPr>
-          <w:i/>
-          <w:iCs/>
-        </w:rPr>
-        <w:t xml:space="preserve"> test </w:t>
-      </w:r>
-      <w:proofErr w:type="spellStart"/>
-      <w:r>
-        <w:rPr>
-          <w:i/>
-          <w:iCs/>
-        </w:rPr>
-        <w:t>split</w:t>
-      </w:r>
-      <w:proofErr w:type="spellEnd"/>
+        <w:t>train test split</w:t>
+      </w:r>
       <w:r>
         <w:t>; 60-40, 70-30, 80-20, 90-10)</w:t>
       </w:r>
     </w:p>
     <w:p>
       <w:pPr>
-        <w:pStyle w:val="Akapitzlist"/>
+        <w:pStyle w:val="ListParagraph"/>
         <w:numPr>
           <w:ilvl w:val="0"/>
           <w:numId w:val="10"/>
@@ -17831,52 +17490,21 @@
         <w:jc w:val="both"/>
       </w:pPr>
       <w:r>
-        <w:t>Funkcje aktywacji (</w:t>
-      </w:r>
-      <w:proofErr w:type="spellStart"/>
-      <w:r>
-        <w:t>sigmoid</w:t>
-      </w:r>
-      <w:proofErr w:type="spellEnd"/>
+        <w:t xml:space="preserve">Funkcje aktywacji (sigmoid, tanh, </w:t>
+      </w:r>
+      <w:r>
+        <w:t>ReLU</w:t>
+      </w:r>
       <w:r>
         <w:t xml:space="preserve">, </w:t>
       </w:r>
-      <w:proofErr w:type="spellStart"/>
-      <w:r>
-        <w:t>tanh</w:t>
-      </w:r>
-      <w:proofErr w:type="spellEnd"/>
-      <w:r>
-        <w:t xml:space="preserve">, </w:t>
-      </w:r>
-      <w:proofErr w:type="spellStart"/>
-      <w:r>
-        <w:t>ReLU</w:t>
-      </w:r>
-      <w:proofErr w:type="spellEnd"/>
-      <w:r>
-        <w:t xml:space="preserve">, </w:t>
-      </w:r>
-      <w:proofErr w:type="spellStart"/>
-      <w:r>
-        <w:t>leaky</w:t>
-      </w:r>
-      <w:proofErr w:type="spellEnd"/>
-      <w:r>
-        <w:t xml:space="preserve"> </w:t>
-      </w:r>
-      <w:proofErr w:type="spellStart"/>
-      <w:r>
-        <w:t>ReLU</w:t>
-      </w:r>
-      <w:proofErr w:type="spellEnd"/>
-      <w:r>
-        <w:t>)</w:t>
+      <w:r>
+        <w:t>leaky ReLU)</w:t>
       </w:r>
     </w:p>
     <w:p>
       <w:pPr>
-        <w:pStyle w:val="Akapitzlist"/>
+        <w:pStyle w:val="ListParagraph"/>
         <w:numPr>
           <w:ilvl w:val="0"/>
           <w:numId w:val="10"/>
@@ -17892,7 +17520,7 @@
     </w:p>
     <w:p>
       <w:pPr>
-        <w:pStyle w:val="Akapitzlist"/>
+        <w:pStyle w:val="ListParagraph"/>
         <w:numPr>
           <w:ilvl w:val="0"/>
           <w:numId w:val="10"/>
@@ -17908,15 +17536,7 @@
         <w:jc w:val="both"/>
       </w:pPr>
       <w:r>
-        <w:t xml:space="preserve">Parametrami bazowymi były kolejno: 8, 0.1, 1000, 0.5, 80-20, </w:t>
-      </w:r>
-      <w:proofErr w:type="spellStart"/>
-      <w:r>
-        <w:t>sigmoid</w:t>
-      </w:r>
-      <w:proofErr w:type="spellEnd"/>
-      <w:r>
-        <w:t>, 1, 4 (nieistotne, gdyż w tym przypadku jest tylko 1 warstwa ukryta).</w:t>
+        <w:t>Parametrami bazowymi były kolejno: 8, 0.1, 1000, 0.5, 80-20, sigmoid, 1, 4 (nieistotne, gdyż w tym przypadku jest tylko 1 warstwa ukryta).</w:t>
       </w:r>
     </w:p>
     <w:p>
@@ -17958,7 +17578,7 @@
     </w:p>
     <w:p>
       <w:pPr>
-        <w:pStyle w:val="Nagwek2"/>
+        <w:pStyle w:val="Heading2"/>
       </w:pPr>
       <w:r>
         <w:lastRenderedPageBreak/>
@@ -17967,7 +17587,7 @@
     </w:p>
     <w:p>
       <w:pPr>
-        <w:pStyle w:val="Nagwek3"/>
+        <w:pStyle w:val="Heading3"/>
         <w:numPr>
           <w:ilvl w:val="0"/>
           <w:numId w:val="11"/>
@@ -18000,7 +17620,7 @@
                     </pic:cNvPicPr>
                   </pic:nvPicPr>
                   <pic:blipFill>
-                    <a:blip r:embed="rId18" cstate="print">
+                    <a:blip r:embed="rId19" cstate="print">
                       <a:extLst>
                         <a:ext uri="{28A0092B-C50C-407E-A947-70E740481C1C}">
                           <a14:useLocalDpi xmlns:a14="http://schemas.microsoft.com/office/drawing/2010/main" val="0"/>
@@ -18045,30 +17665,12 @@
         <w:t xml:space="preserve">Wyjątkowo dla tego parametru przedstawione zostaną również </w:t>
       </w:r>
       <w:r>
-        <w:t xml:space="preserve">wartości MSE dla danych znormalizowanych, RMSE w dolarach oraz MAPE w tabeli. Dla pozostałych parametrów nie zostanie to zawarte w sprawozdaniu, gdyż zajmuje to dużo miejsca. Tabele takie można stworzyć za pomocą linii 227-230 w pliku </w:t>
-      </w:r>
-      <w:proofErr w:type="spellStart"/>
-      <w:r>
-        <w:t>R_Regression</w:t>
-      </w:r>
-      <w:proofErr w:type="spellEnd"/>
-      <w:r>
-        <w:t>/</w:t>
-      </w:r>
-      <w:proofErr w:type="spellStart"/>
-      <w:proofErr w:type="gramStart"/>
-      <w:r>
-        <w:t>main.R</w:t>
-      </w:r>
-      <w:proofErr w:type="spellEnd"/>
-      <w:proofErr w:type="gramEnd"/>
-      <w:r>
-        <w:t>, zmieniając nazwę parametru w linii 228.</w:t>
+        <w:t>wartości MSE dla danych znormalizowanych, RMSE w dolarach oraz MAPE w tabeli. Dla pozostałych parametrów nie zostanie to zawarte w sprawozdaniu, gdyż zajmuje to dużo miejsca. Tabele takie można stworzyć za pomocą linii 227-230 w pliku R_Regression/main.R, zmieniając nazwę parametru w linii 228.</w:t>
       </w:r>
     </w:p>
     <w:tbl>
       <w:tblPr>
-        <w:tblStyle w:val="Tabela-Siatka"/>
+        <w:tblStyle w:val="TableGrid"/>
         <w:tblW w:w="0" w:type="auto"/>
         <w:tblLook w:val="04A0" w:firstRow="1" w:lastRow="0" w:firstColumn="1" w:lastColumn="0" w:noHBand="0" w:noVBand="1"/>
       </w:tblPr>
@@ -18115,11 +17717,9 @@
             <w:hideMark/>
           </w:tcPr>
           <w:p>
-            <w:proofErr w:type="spellStart"/>
             <w:r>
               <w:t>Train_MSE_norm</w:t>
             </w:r>
-            <w:proofErr w:type="spellEnd"/>
           </w:p>
         </w:tc>
         <w:tc>
@@ -18129,11 +17729,9 @@
             <w:hideMark/>
           </w:tcPr>
           <w:p>
-            <w:proofErr w:type="spellStart"/>
             <w:r>
               <w:t>Test_MSE_norm</w:t>
             </w:r>
-            <w:proofErr w:type="spellEnd"/>
           </w:p>
         </w:tc>
         <w:tc>
@@ -18143,11 +17741,9 @@
             <w:hideMark/>
           </w:tcPr>
           <w:p>
-            <w:proofErr w:type="spellStart"/>
             <w:r>
               <w:t>Test_RMSE_USD</w:t>
             </w:r>
-            <w:proofErr w:type="spellEnd"/>
           </w:p>
         </w:tc>
         <w:tc>
@@ -18157,11 +17753,9 @@
             <w:hideMark/>
           </w:tcPr>
           <w:p>
-            <w:proofErr w:type="spellStart"/>
             <w:r>
               <w:t>Test_MAPE_pct</w:t>
             </w:r>
-            <w:proofErr w:type="spellEnd"/>
           </w:p>
         </w:tc>
       </w:tr>
@@ -19195,7 +18789,7 @@
                     </pic:cNvPicPr>
                   </pic:nvPicPr>
                   <pic:blipFill>
-                    <a:blip r:embed="rId19">
+                    <a:blip r:embed="rId20">
                       <a:extLst>
                         <a:ext uri="{28A0092B-C50C-407E-A947-70E740481C1C}">
                           <a14:useLocalDpi xmlns:a14="http://schemas.microsoft.com/office/drawing/2010/main" val="0"/>
@@ -19254,66 +18848,6 @@
                 <pic:pic xmlns:pic="http://schemas.openxmlformats.org/drawingml/2006/picture">
                   <pic:nvPicPr>
                     <pic:cNvPr id="0" name="Picture 8"/>
-                    <pic:cNvPicPr>
-                      <a:picLocks noChangeAspect="1" noChangeArrowheads="1"/>
-                    </pic:cNvPicPr>
-                  </pic:nvPicPr>
-                  <pic:blipFill>
-                    <a:blip r:embed="rId20">
-                      <a:extLst>
-                        <a:ext uri="{28A0092B-C50C-407E-A947-70E740481C1C}">
-                          <a14:useLocalDpi xmlns:a14="http://schemas.microsoft.com/office/drawing/2010/main" val="0"/>
-                        </a:ext>
-                      </a:extLst>
-                    </a:blip>
-                    <a:srcRect/>
-                    <a:stretch>
-                      <a:fillRect/>
-                    </a:stretch>
-                  </pic:blipFill>
-                  <pic:spPr bwMode="auto">
-                    <a:xfrm>
-                      <a:off x="0" y="0"/>
-                      <a:ext cx="5753100" cy="3916680"/>
-                    </a:xfrm>
-                    <a:prstGeom prst="rect">
-                      <a:avLst/>
-                    </a:prstGeom>
-                    <a:noFill/>
-                    <a:ln>
-                      <a:noFill/>
-                    </a:ln>
-                  </pic:spPr>
-                </pic:pic>
-              </a:graphicData>
-            </a:graphic>
-          </wp:inline>
-        </w:drawing>
-      </w:r>
-    </w:p>
-    <w:p>
-      <w:r>
-        <w:t>12 neuronów:</w:t>
-      </w:r>
-    </w:p>
-    <w:p>
-      <w:r>
-        <w:rPr>
-          <w:noProof/>
-        </w:rPr>
-        <w:drawing>
-          <wp:inline distT="0" distB="0" distL="0" distR="0" wp14:anchorId="684E556B" wp14:editId="4F013D80">
-            <wp:extent cx="5753100" cy="3916680"/>
-            <wp:effectExtent l="0" t="0" r="0" b="7620"/>
-            <wp:docPr id="1377702839" name="Obraz 5"/>
-            <wp:cNvGraphicFramePr>
-              <a:graphicFrameLocks xmlns:a="http://schemas.openxmlformats.org/drawingml/2006/main" noChangeAspect="1"/>
-            </wp:cNvGraphicFramePr>
-            <a:graphic xmlns:a="http://schemas.openxmlformats.org/drawingml/2006/main">
-              <a:graphicData uri="http://schemas.openxmlformats.org/drawingml/2006/picture">
-                <pic:pic xmlns:pic="http://schemas.openxmlformats.org/drawingml/2006/picture">
-                  <pic:nvPicPr>
-                    <pic:cNvPr id="0" name="Picture 9"/>
                     <pic:cNvPicPr>
                       <a:picLocks noChangeAspect="1" noChangeArrowheads="1"/>
                     </pic:cNvPicPr>
@@ -19353,13 +18887,7 @@
     </w:p>
     <w:p>
       <w:r>
-        <w:br w:type="page"/>
-      </w:r>
-    </w:p>
-    <w:p>
-      <w:r>
-        <w:lastRenderedPageBreak/>
-        <w:t>16 neuronów:</w:t>
+        <w:t>12 neuronów:</w:t>
       </w:r>
     </w:p>
     <w:p>
@@ -19368,10 +18896,10 @@
           <w:noProof/>
         </w:rPr>
         <w:drawing>
-          <wp:inline distT="0" distB="0" distL="0" distR="0" wp14:anchorId="18EE5300" wp14:editId="7DF22C18">
+          <wp:inline distT="0" distB="0" distL="0" distR="0" wp14:anchorId="684E556B" wp14:editId="4F013D80">
             <wp:extent cx="5753100" cy="3916680"/>
             <wp:effectExtent l="0" t="0" r="0" b="7620"/>
-            <wp:docPr id="652549691" name="Obraz 6"/>
+            <wp:docPr id="1377702839" name="Obraz 5"/>
             <wp:cNvGraphicFramePr>
               <a:graphicFrameLocks xmlns:a="http://schemas.openxmlformats.org/drawingml/2006/main" noChangeAspect="1"/>
             </wp:cNvGraphicFramePr>
@@ -19379,7 +18907,7 @@
               <a:graphicData uri="http://schemas.openxmlformats.org/drawingml/2006/picture">
                 <pic:pic xmlns:pic="http://schemas.openxmlformats.org/drawingml/2006/picture">
                   <pic:nvPicPr>
-                    <pic:cNvPr id="0" name="Picture 10"/>
+                    <pic:cNvPr id="0" name="Picture 9"/>
                     <pic:cNvPicPr>
                       <a:picLocks noChangeAspect="1" noChangeArrowheads="1"/>
                     </pic:cNvPicPr>
@@ -19418,8 +18946,74 @@
       </w:r>
     </w:p>
     <w:p>
-      <w:pPr>
-        <w:pStyle w:val="Nagwek3"/>
+      <w:r>
+        <w:br w:type="page"/>
+      </w:r>
+    </w:p>
+    <w:p>
+      <w:r>
+        <w:lastRenderedPageBreak/>
+        <w:t>16 neuronów:</w:t>
+      </w:r>
+    </w:p>
+    <w:p>
+      <w:r>
+        <w:rPr>
+          <w:noProof/>
+        </w:rPr>
+        <w:drawing>
+          <wp:inline distT="0" distB="0" distL="0" distR="0" wp14:anchorId="18EE5300" wp14:editId="7DF22C18">
+            <wp:extent cx="5753100" cy="3916680"/>
+            <wp:effectExtent l="0" t="0" r="0" b="7620"/>
+            <wp:docPr id="652549691" name="Obraz 6"/>
+            <wp:cNvGraphicFramePr>
+              <a:graphicFrameLocks xmlns:a="http://schemas.openxmlformats.org/drawingml/2006/main" noChangeAspect="1"/>
+            </wp:cNvGraphicFramePr>
+            <a:graphic xmlns:a="http://schemas.openxmlformats.org/drawingml/2006/main">
+              <a:graphicData uri="http://schemas.openxmlformats.org/drawingml/2006/picture">
+                <pic:pic xmlns:pic="http://schemas.openxmlformats.org/drawingml/2006/picture">
+                  <pic:nvPicPr>
+                    <pic:cNvPr id="0" name="Picture 10"/>
+                    <pic:cNvPicPr>
+                      <a:picLocks noChangeAspect="1" noChangeArrowheads="1"/>
+                    </pic:cNvPicPr>
+                  </pic:nvPicPr>
+                  <pic:blipFill>
+                    <a:blip r:embed="rId23">
+                      <a:extLst>
+                        <a:ext uri="{28A0092B-C50C-407E-A947-70E740481C1C}">
+                          <a14:useLocalDpi xmlns:a14="http://schemas.microsoft.com/office/drawing/2010/main" val="0"/>
+                        </a:ext>
+                      </a:extLst>
+                    </a:blip>
+                    <a:srcRect/>
+                    <a:stretch>
+                      <a:fillRect/>
+                    </a:stretch>
+                  </pic:blipFill>
+                  <pic:spPr bwMode="auto">
+                    <a:xfrm>
+                      <a:off x="0" y="0"/>
+                      <a:ext cx="5753100" cy="3916680"/>
+                    </a:xfrm>
+                    <a:prstGeom prst="rect">
+                      <a:avLst/>
+                    </a:prstGeom>
+                    <a:noFill/>
+                    <a:ln>
+                      <a:noFill/>
+                    </a:ln>
+                  </pic:spPr>
+                </pic:pic>
+              </a:graphicData>
+            </a:graphic>
+          </wp:inline>
+        </w:drawing>
+      </w:r>
+    </w:p>
+    <w:p>
+      <w:pPr>
+        <w:pStyle w:val="Heading3"/>
         <w:numPr>
           <w:ilvl w:val="0"/>
           <w:numId w:val="11"/>
@@ -19447,91 +19041,6 @@
                 <pic:pic xmlns:pic="http://schemas.openxmlformats.org/drawingml/2006/picture">
                   <pic:nvPicPr>
                     <pic:cNvPr id="0" name="Picture 11"/>
-                    <pic:cNvPicPr>
-                      <a:picLocks noChangeAspect="1" noChangeArrowheads="1"/>
-                    </pic:cNvPicPr>
-                  </pic:nvPicPr>
-                  <pic:blipFill>
-                    <a:blip r:embed="rId23" cstate="print">
-                      <a:extLst>
-                        <a:ext uri="{28A0092B-C50C-407E-A947-70E740481C1C}">
-                          <a14:useLocalDpi xmlns:a14="http://schemas.microsoft.com/office/drawing/2010/main" val="0"/>
-                        </a:ext>
-                      </a:extLst>
-                    </a:blip>
-                    <a:srcRect/>
-                    <a:stretch>
-                      <a:fillRect/>
-                    </a:stretch>
-                  </pic:blipFill>
-                  <pic:spPr bwMode="auto">
-                    <a:xfrm>
-                      <a:off x="0" y="0"/>
-                      <a:ext cx="5760720" cy="3596640"/>
-                    </a:xfrm>
-                    <a:prstGeom prst="rect">
-                      <a:avLst/>
-                    </a:prstGeom>
-                    <a:noFill/>
-                    <a:ln>
-                      <a:noFill/>
-                    </a:ln>
-                  </pic:spPr>
-                </pic:pic>
-              </a:graphicData>
-            </a:graphic>
-          </wp:inline>
-        </w:drawing>
-      </w:r>
-    </w:p>
-    <w:p>
-      <w:r>
-        <w:t xml:space="preserve">Wartości błędu maleją wraz ze wzrostem wartości szybkości uczenia. Dla wartości 0.1 i 0.3 błąd jest podobny. </w:t>
-      </w:r>
-      <w:r>
-        <w:t>Wartości błędów dla najlepszego modelu (pod względem RMSE) z LR=0.3: RMSE=</w:t>
-      </w:r>
-      <w:r>
-        <w:t>1.873493</w:t>
-      </w:r>
-      <w:r>
-        <w:t>; MAPE=</w:t>
-      </w:r>
-      <w:r>
-        <w:t>1.949458</w:t>
-      </w:r>
-    </w:p>
-    <w:p>
-      <w:pPr>
-        <w:pStyle w:val="Nagwek3"/>
-        <w:numPr>
-          <w:ilvl w:val="0"/>
-          <w:numId w:val="11"/>
-        </w:numPr>
-      </w:pPr>
-      <w:r>
-        <w:lastRenderedPageBreak/>
-        <w:t>Liczba epok</w:t>
-      </w:r>
-    </w:p>
-    <w:p>
-      <w:r>
-        <w:rPr>
-          <w:noProof/>
-        </w:rPr>
-        <w:drawing>
-          <wp:inline distT="0" distB="0" distL="0" distR="0" wp14:anchorId="320841CA" wp14:editId="5781E658">
-            <wp:extent cx="5760720" cy="3596640"/>
-            <wp:effectExtent l="0" t="0" r="0" b="3810"/>
-            <wp:docPr id="695426926" name="Obraz 8"/>
-            <wp:cNvGraphicFramePr>
-              <a:graphicFrameLocks xmlns:a="http://schemas.openxmlformats.org/drawingml/2006/main" noChangeAspect="1"/>
-            </wp:cNvGraphicFramePr>
-            <a:graphic xmlns:a="http://schemas.openxmlformats.org/drawingml/2006/main">
-              <a:graphicData uri="http://schemas.openxmlformats.org/drawingml/2006/picture">
-                <pic:pic xmlns:pic="http://schemas.openxmlformats.org/drawingml/2006/picture">
-                  <pic:nvPicPr>
-                    <pic:cNvPr id="0" name="Picture 12"/>
                     <pic:cNvPicPr>
                       <a:picLocks noChangeAspect="1" noChangeArrowheads="1"/>
                     </pic:cNvPicPr>
@@ -19571,39 +19080,32 @@
     </w:p>
     <w:p>
       <w:r>
-        <w:t xml:space="preserve">Tu również dostrzegalne jest potencjalne przeszkolenie modelu przy wartości 5000. Najlepszy (pod względem RMSE) model z </w:t>
-      </w:r>
-      <w:proofErr w:type="spellStart"/>
-      <w:r>
-        <w:t>Epochs</w:t>
-      </w:r>
-      <w:proofErr w:type="spellEnd"/>
-      <w:r>
-        <w:t>=2000: RMSE=</w:t>
-      </w:r>
-      <w:r>
-        <w:t>2.022729</w:t>
+        <w:t xml:space="preserve">Wartości błędu maleją wraz ze wzrostem wartości szybkości uczenia. Dla wartości 0.1 i 0.3 błąd jest podobny. </w:t>
+      </w:r>
+      <w:r>
+        <w:t>Wartości błędów dla najlepszego modelu (pod względem RMSE) z LR=0.3: RMSE=</w:t>
+      </w:r>
+      <w:r>
+        <w:t>1.873493</w:t>
       </w:r>
       <w:r>
         <w:t>; MAPE=</w:t>
       </w:r>
       <w:r>
-        <w:t>2.268343</w:t>
-      </w:r>
-      <w:r>
-        <w:t>.</w:t>
+        <w:t>1.949458</w:t>
       </w:r>
     </w:p>
     <w:p>
       <w:pPr>
-        <w:pStyle w:val="Nagwek3"/>
+        <w:pStyle w:val="Heading3"/>
         <w:numPr>
           <w:ilvl w:val="0"/>
           <w:numId w:val="11"/>
         </w:numPr>
       </w:pPr>
       <w:r>
-        <w:t>Zakres inicjalizacji wag</w:t>
+        <w:lastRenderedPageBreak/>
+        <w:t>Liczba epok</w:t>
       </w:r>
     </w:p>
     <w:p>
@@ -19612,10 +19114,10 @@
           <w:noProof/>
         </w:rPr>
         <w:drawing>
-          <wp:inline distT="0" distB="0" distL="0" distR="0" wp14:anchorId="1FBDA6E8" wp14:editId="31244543">
+          <wp:inline distT="0" distB="0" distL="0" distR="0" wp14:anchorId="320841CA" wp14:editId="5781E658">
             <wp:extent cx="5760720" cy="3596640"/>
             <wp:effectExtent l="0" t="0" r="0" b="3810"/>
-            <wp:docPr id="1996859238" name="Obraz 9"/>
+            <wp:docPr id="695426926" name="Obraz 8"/>
             <wp:cNvGraphicFramePr>
               <a:graphicFrameLocks xmlns:a="http://schemas.openxmlformats.org/drawingml/2006/main" noChangeAspect="1"/>
             </wp:cNvGraphicFramePr>
@@ -19623,7 +19125,7 @@
               <a:graphicData uri="http://schemas.openxmlformats.org/drawingml/2006/picture">
                 <pic:pic xmlns:pic="http://schemas.openxmlformats.org/drawingml/2006/picture">
                   <pic:nvPicPr>
-                    <pic:cNvPr id="0" name="Picture 13"/>
+                    <pic:cNvPr id="0" name="Picture 12"/>
                     <pic:cNvPicPr>
                       <a:picLocks noChangeAspect="1" noChangeArrowheads="1"/>
                     </pic:cNvPicPr>
@@ -19663,25 +19165,16 @@
     </w:p>
     <w:p>
       <w:r>
-        <w:lastRenderedPageBreak/>
-        <w:t xml:space="preserve">Podobnie jak poprzednio, dla najwyższej przyjętej wartości może występować przeszkolenie modelu, choć rozrzut wyników jest duży i najlepszy model udało się wyszkolić przy wartości </w:t>
-      </w:r>
-      <w:proofErr w:type="spellStart"/>
-      <w:r>
-        <w:t>Init_Range</w:t>
-      </w:r>
-      <w:proofErr w:type="spellEnd"/>
-      <w:r>
-        <w:t>=1: RMSE=</w:t>
-      </w:r>
-      <w:r>
-        <w:t>1.89050</w:t>
+        <w:t>Tu również dostrzegalne jest potencjalne przeszkolenie modelu przy wartości 5000. Najlepszy (pod względem RMSE) model z Epochs=2000: RMSE=</w:t>
+      </w:r>
+      <w:r>
+        <w:t>2.022729</w:t>
       </w:r>
       <w:r>
         <w:t>; MAPE=</w:t>
       </w:r>
       <w:r>
-        <w:t>1.994306</w:t>
+        <w:t>2.268343</w:t>
       </w:r>
       <w:r>
         <w:t>.</w:t>
@@ -19689,14 +19182,14 @@
     </w:p>
     <w:p>
       <w:pPr>
-        <w:pStyle w:val="Nagwek3"/>
+        <w:pStyle w:val="Heading3"/>
         <w:numPr>
           <w:ilvl w:val="0"/>
           <w:numId w:val="11"/>
         </w:numPr>
       </w:pPr>
       <w:r>
-        <w:t>Podział zbioru na dane treningowe i testowe</w:t>
+        <w:t>Zakres inicjalizacji wag</w:t>
       </w:r>
     </w:p>
     <w:p>
@@ -19705,10 +19198,10 @@
           <w:noProof/>
         </w:rPr>
         <w:drawing>
-          <wp:inline distT="0" distB="0" distL="0" distR="0" wp14:anchorId="462261DF" wp14:editId="6D535657">
+          <wp:inline distT="0" distB="0" distL="0" distR="0" wp14:anchorId="1FBDA6E8" wp14:editId="31244543">
             <wp:extent cx="5760720" cy="3596640"/>
             <wp:effectExtent l="0" t="0" r="0" b="3810"/>
-            <wp:docPr id="1116831764" name="Obraz 10"/>
+            <wp:docPr id="1996859238" name="Obraz 9"/>
             <wp:cNvGraphicFramePr>
               <a:graphicFrameLocks xmlns:a="http://schemas.openxmlformats.org/drawingml/2006/main" noChangeAspect="1"/>
             </wp:cNvGraphicFramePr>
@@ -19716,7 +19209,7 @@
               <a:graphicData uri="http://schemas.openxmlformats.org/drawingml/2006/picture">
                 <pic:pic xmlns:pic="http://schemas.openxmlformats.org/drawingml/2006/picture">
                   <pic:nvPicPr>
-                    <pic:cNvPr id="0" name="Picture 14"/>
+                    <pic:cNvPr id="0" name="Picture 13"/>
                     <pic:cNvPicPr>
                       <a:picLocks noChangeAspect="1" noChangeArrowheads="1"/>
                     </pic:cNvPicPr>
@@ -19756,19 +19249,17 @@
     </w:p>
     <w:p>
       <w:r>
-        <w:t>W tym przypadku nie widać wyraźnej zależności. Wpłynąć na to mógł charakter danych</w:t>
-      </w:r>
-      <w:r>
-        <w:t>, np. szumy losowe. Najlepszy model z Split=0.8 (podział 80-20): RMSE=</w:t>
-      </w:r>
-      <w:r>
-        <w:t>1.972612</w:t>
+        <w:lastRenderedPageBreak/>
+        <w:t>Podobnie jak poprzednio, dla najwyższej przyjętej wartości może występować przeszkolenie modelu, choć rozrzut wyników jest duży i najlepszy model udało się wyszkolić przy wartości Init_Range=1: RMSE=</w:t>
+      </w:r>
+      <w:r>
+        <w:t>1.89050</w:t>
       </w:r>
       <w:r>
         <w:t>; MAPE=</w:t>
       </w:r>
       <w:r>
-        <w:t>2.158708</w:t>
+        <w:t>1.994306</w:t>
       </w:r>
       <w:r>
         <w:t>.</w:t>
@@ -19776,7 +19267,94 @@
     </w:p>
     <w:p>
       <w:pPr>
-        <w:pStyle w:val="Nagwek3"/>
+        <w:pStyle w:val="Heading3"/>
+        <w:numPr>
+          <w:ilvl w:val="0"/>
+          <w:numId w:val="11"/>
+        </w:numPr>
+      </w:pPr>
+      <w:r>
+        <w:t>Podział zbioru na dane treningowe i testowe</w:t>
+      </w:r>
+    </w:p>
+    <w:p>
+      <w:r>
+        <w:rPr>
+          <w:noProof/>
+        </w:rPr>
+        <w:drawing>
+          <wp:inline distT="0" distB="0" distL="0" distR="0" wp14:anchorId="462261DF" wp14:editId="6D535657">
+            <wp:extent cx="5760720" cy="3596640"/>
+            <wp:effectExtent l="0" t="0" r="0" b="3810"/>
+            <wp:docPr id="1116831764" name="Obraz 10"/>
+            <wp:cNvGraphicFramePr>
+              <a:graphicFrameLocks xmlns:a="http://schemas.openxmlformats.org/drawingml/2006/main" noChangeAspect="1"/>
+            </wp:cNvGraphicFramePr>
+            <a:graphic xmlns:a="http://schemas.openxmlformats.org/drawingml/2006/main">
+              <a:graphicData uri="http://schemas.openxmlformats.org/drawingml/2006/picture">
+                <pic:pic xmlns:pic="http://schemas.openxmlformats.org/drawingml/2006/picture">
+                  <pic:nvPicPr>
+                    <pic:cNvPr id="0" name="Picture 14"/>
+                    <pic:cNvPicPr>
+                      <a:picLocks noChangeAspect="1" noChangeArrowheads="1"/>
+                    </pic:cNvPicPr>
+                  </pic:nvPicPr>
+                  <pic:blipFill>
+                    <a:blip r:embed="rId27" cstate="print">
+                      <a:extLst>
+                        <a:ext uri="{28A0092B-C50C-407E-A947-70E740481C1C}">
+                          <a14:useLocalDpi xmlns:a14="http://schemas.microsoft.com/office/drawing/2010/main" val="0"/>
+                        </a:ext>
+                      </a:extLst>
+                    </a:blip>
+                    <a:srcRect/>
+                    <a:stretch>
+                      <a:fillRect/>
+                    </a:stretch>
+                  </pic:blipFill>
+                  <pic:spPr bwMode="auto">
+                    <a:xfrm>
+                      <a:off x="0" y="0"/>
+                      <a:ext cx="5760720" cy="3596640"/>
+                    </a:xfrm>
+                    <a:prstGeom prst="rect">
+                      <a:avLst/>
+                    </a:prstGeom>
+                    <a:noFill/>
+                    <a:ln>
+                      <a:noFill/>
+                    </a:ln>
+                  </pic:spPr>
+                </pic:pic>
+              </a:graphicData>
+            </a:graphic>
+          </wp:inline>
+        </w:drawing>
+      </w:r>
+    </w:p>
+    <w:p>
+      <w:r>
+        <w:t>W tym przypadku nie widać wyraźnej zależności. Wpłynąć na to mógł charakter danych</w:t>
+      </w:r>
+      <w:r>
+        <w:t>, np. szumy losowe. Najlepszy model z Split=0.8 (podział 80-20): RMSE=</w:t>
+      </w:r>
+      <w:r>
+        <w:t>1.972612</w:t>
+      </w:r>
+      <w:r>
+        <w:t>; MAPE=</w:t>
+      </w:r>
+      <w:r>
+        <w:t>2.158708</w:t>
+      </w:r>
+      <w:r>
+        <w:t>.</w:t>
+      </w:r>
+    </w:p>
+    <w:p>
+      <w:pPr>
+        <w:pStyle w:val="Heading3"/>
         <w:numPr>
           <w:ilvl w:val="0"/>
           <w:numId w:val="11"/>
@@ -19809,7 +19387,7 @@
                     </pic:cNvPicPr>
                   </pic:nvPicPr>
                   <pic:blipFill>
-                    <a:blip r:embed="rId27" cstate="print">
+                    <a:blip r:embed="rId28" cstate="print">
                       <a:extLst>
                         <a:ext uri="{28A0092B-C50C-407E-A947-70E740481C1C}">
                           <a14:useLocalDpi xmlns:a14="http://schemas.microsoft.com/office/drawing/2010/main" val="0"/>
@@ -19844,38 +19422,7 @@
     <w:p>
       <w:r>
         <w:lastRenderedPageBreak/>
-        <w:t xml:space="preserve">Najlepsze wyniki dały funkcje </w:t>
-      </w:r>
-      <w:proofErr w:type="spellStart"/>
-      <w:proofErr w:type="gramStart"/>
-      <w:r>
-        <w:t>ReLU</w:t>
-      </w:r>
-      <w:proofErr w:type="spellEnd"/>
-      <w:r>
-        <w:t xml:space="preserve">  oraz</w:t>
-      </w:r>
-      <w:proofErr w:type="gramEnd"/>
-      <w:r>
-        <w:t xml:space="preserve"> tangens hiperboliczny. Najlepszy model z </w:t>
-      </w:r>
-      <w:proofErr w:type="spellStart"/>
-      <w:r>
-        <w:t>Activation</w:t>
-      </w:r>
-      <w:proofErr w:type="spellEnd"/>
-      <w:proofErr w:type="gramStart"/>
-      <w:r>
-        <w:t>=”</w:t>
-      </w:r>
-      <w:proofErr w:type="spellStart"/>
-      <w:r>
-        <w:t>relu</w:t>
-      </w:r>
-      <w:proofErr w:type="spellEnd"/>
-      <w:proofErr w:type="gramEnd"/>
-      <w:r>
-        <w:t>”: RMSE=</w:t>
+        <w:t>Najlepsze wyniki dały funkcje ReLU  oraz tangens hiperboliczny. Najlepszy model z Activation=”relu”: RMSE=</w:t>
       </w:r>
       <w:r>
         <w:t>1.949950</w:t>
@@ -19892,7 +19439,7 @@
     </w:p>
     <w:p>
       <w:pPr>
-        <w:pStyle w:val="Nagwek3"/>
+        <w:pStyle w:val="Heading3"/>
         <w:numPr>
           <w:ilvl w:val="0"/>
           <w:numId w:val="11"/>
@@ -19925,7 +19472,7 @@
                     </pic:cNvPicPr>
                   </pic:nvPicPr>
                   <pic:blipFill>
-                    <a:blip r:embed="rId28" cstate="print">
+                    <a:blip r:embed="rId29" cstate="print">
                       <a:extLst>
                         <a:ext uri="{28A0092B-C50C-407E-A947-70E740481C1C}">
                           <a14:useLocalDpi xmlns:a14="http://schemas.microsoft.com/office/drawing/2010/main" val="0"/>
@@ -19964,7 +19511,7 @@
     </w:p>
     <w:p>
       <w:pPr>
-        <w:pStyle w:val="Nagwek3"/>
+        <w:pStyle w:val="Heading3"/>
         <w:numPr>
           <w:ilvl w:val="0"/>
           <w:numId w:val="11"/>
@@ -19997,7 +19544,7 @@
                     </pic:cNvPicPr>
                   </pic:nvPicPr>
                   <pic:blipFill>
-                    <a:blip r:embed="rId29" cstate="print">
+                    <a:blip r:embed="rId30" cstate="print">
                       <a:extLst>
                         <a:ext uri="{28A0092B-C50C-407E-A947-70E740481C1C}">
                           <a14:useLocalDpi xmlns:a14="http://schemas.microsoft.com/office/drawing/2010/main" val="0"/>
@@ -20049,7 +19596,7 @@
     </w:p>
     <w:p>
       <w:pPr>
-        <w:pStyle w:val="Nagwek1"/>
+        <w:pStyle w:val="Heading1"/>
       </w:pPr>
       <w:r>
         <w:t>Wnioski</w:t>
@@ -20057,7 +19604,7 @@
     </w:p>
     <w:p>
       <w:pPr>
-        <w:pStyle w:val="Akapitzlist"/>
+        <w:pStyle w:val="ListParagraph"/>
         <w:numPr>
           <w:ilvl w:val="0"/>
           <w:numId w:val="12"/>
@@ -20072,7 +19619,7 @@
       <w:hyperlink w:anchor="_Inne_opracowania" w:history="1">
         <w:r>
           <w:rPr>
-            <w:rStyle w:val="Hipercze"/>
+            <w:rStyle w:val="Hyperlink"/>
           </w:rPr>
           <w:t>wyżej wspomnianych opracowaniach</w:t>
         </w:r>
@@ -20083,7 +19630,7 @@
     </w:p>
     <w:p>
       <w:pPr>
-        <w:pStyle w:val="Akapitzlist"/>
+        <w:pStyle w:val="ListParagraph"/>
         <w:numPr>
           <w:ilvl w:val="0"/>
           <w:numId w:val="12"/>
@@ -20095,7 +19642,7 @@
     </w:p>
     <w:p>
       <w:pPr>
-        <w:pStyle w:val="Akapitzlist"/>
+        <w:pStyle w:val="ListParagraph"/>
         <w:numPr>
           <w:ilvl w:val="0"/>
           <w:numId w:val="12"/>
@@ -20107,27 +19654,19 @@
     </w:p>
     <w:p>
       <w:pPr>
-        <w:pStyle w:val="Akapitzlist"/>
+        <w:pStyle w:val="ListParagraph"/>
         <w:numPr>
           <w:ilvl w:val="0"/>
           <w:numId w:val="12"/>
         </w:numPr>
       </w:pPr>
       <w:r>
-        <w:t xml:space="preserve">Najlepszą funkcją aktywacji do tego problemu okazała się funkcja </w:t>
-      </w:r>
-      <w:proofErr w:type="spellStart"/>
-      <w:r>
-        <w:t>ReLU</w:t>
-      </w:r>
-      <w:proofErr w:type="spellEnd"/>
-      <w:r>
-        <w:t>.</w:t>
+        <w:t>Najlepszą funkcją aktywacji do tego problemu okazała się funkcja ReLU.</w:t>
       </w:r>
     </w:p>
     <w:p>
       <w:pPr>
-        <w:pStyle w:val="Akapitzlist"/>
+        <w:pStyle w:val="ListParagraph"/>
         <w:numPr>
           <w:ilvl w:val="0"/>
           <w:numId w:val="12"/>
@@ -21984,15 +21523,15 @@
     <w:lsdException w:name="Unresolved Mention" w:semiHidden="1" w:unhideWhenUsed="1"/>
     <w:lsdException w:name="Smart Link" w:semiHidden="1" w:unhideWhenUsed="1"/>
   </w:latentStyles>
-  <w:style w:type="paragraph" w:default="1" w:styleId="Normalny">
+  <w:style w:type="paragraph" w:default="1" w:styleId="Normal">
     <w:name w:val="Normal"/>
     <w:qFormat/>
   </w:style>
-  <w:style w:type="paragraph" w:styleId="Nagwek1">
+  <w:style w:type="paragraph" w:styleId="Heading1">
     <w:name w:val="heading 1"/>
-    <w:basedOn w:val="Normalny"/>
-    <w:next w:val="Normalny"/>
-    <w:link w:val="Nagwek1Znak"/>
+    <w:basedOn w:val="Normal"/>
+    <w:next w:val="Normal"/>
+    <w:link w:val="Heading1Char"/>
     <w:uiPriority w:val="9"/>
     <w:qFormat/>
     <w:rsid w:val="007B07D8"/>
@@ -22009,11 +21548,11 @@
       <w:szCs w:val="40"/>
     </w:rPr>
   </w:style>
-  <w:style w:type="paragraph" w:styleId="Nagwek2">
+  <w:style w:type="paragraph" w:styleId="Heading2">
     <w:name w:val="heading 2"/>
-    <w:basedOn w:val="Normalny"/>
-    <w:next w:val="Normalny"/>
-    <w:link w:val="Nagwek2Znak"/>
+    <w:basedOn w:val="Normal"/>
+    <w:next w:val="Normal"/>
+    <w:link w:val="Heading2Char"/>
     <w:uiPriority w:val="9"/>
     <w:unhideWhenUsed/>
     <w:qFormat/>
@@ -22031,11 +21570,11 @@
       <w:szCs w:val="32"/>
     </w:rPr>
   </w:style>
-  <w:style w:type="paragraph" w:styleId="Nagwek3">
+  <w:style w:type="paragraph" w:styleId="Heading3">
     <w:name w:val="heading 3"/>
-    <w:basedOn w:val="Normalny"/>
-    <w:next w:val="Normalny"/>
-    <w:link w:val="Nagwek3Znak"/>
+    <w:basedOn w:val="Normal"/>
+    <w:next w:val="Normal"/>
+    <w:link w:val="Heading3Char"/>
     <w:uiPriority w:val="9"/>
     <w:unhideWhenUsed/>
     <w:qFormat/>
@@ -22053,11 +21592,11 @@
       <w:szCs w:val="28"/>
     </w:rPr>
   </w:style>
-  <w:style w:type="paragraph" w:styleId="Nagwek4">
+  <w:style w:type="paragraph" w:styleId="Heading4">
     <w:name w:val="heading 4"/>
-    <w:basedOn w:val="Normalny"/>
-    <w:next w:val="Normalny"/>
-    <w:link w:val="Nagwek4Znak"/>
+    <w:basedOn w:val="Normal"/>
+    <w:next w:val="Normal"/>
+    <w:link w:val="Heading4Char"/>
     <w:uiPriority w:val="9"/>
     <w:semiHidden/>
     <w:unhideWhenUsed/>
@@ -22076,11 +21615,11 @@
       <w:color w:val="0F4761" w:themeColor="accent1" w:themeShade="BF"/>
     </w:rPr>
   </w:style>
-  <w:style w:type="paragraph" w:styleId="Nagwek5">
+  <w:style w:type="paragraph" w:styleId="Heading5">
     <w:name w:val="heading 5"/>
-    <w:basedOn w:val="Normalny"/>
-    <w:next w:val="Normalny"/>
-    <w:link w:val="Nagwek5Znak"/>
+    <w:basedOn w:val="Normal"/>
+    <w:next w:val="Normal"/>
+    <w:link w:val="Heading5Char"/>
     <w:uiPriority w:val="9"/>
     <w:semiHidden/>
     <w:unhideWhenUsed/>
@@ -22097,11 +21636,11 @@
       <w:color w:val="0F4761" w:themeColor="accent1" w:themeShade="BF"/>
     </w:rPr>
   </w:style>
-  <w:style w:type="paragraph" w:styleId="Nagwek6">
+  <w:style w:type="paragraph" w:styleId="Heading6">
     <w:name w:val="heading 6"/>
-    <w:basedOn w:val="Normalny"/>
-    <w:next w:val="Normalny"/>
-    <w:link w:val="Nagwek6Znak"/>
+    <w:basedOn w:val="Normal"/>
+    <w:next w:val="Normal"/>
+    <w:link w:val="Heading6Char"/>
     <w:uiPriority w:val="9"/>
     <w:semiHidden/>
     <w:unhideWhenUsed/>
@@ -22120,11 +21659,11 @@
       <w:color w:val="595959" w:themeColor="text1" w:themeTint="A6"/>
     </w:rPr>
   </w:style>
-  <w:style w:type="paragraph" w:styleId="Nagwek7">
+  <w:style w:type="paragraph" w:styleId="Heading7">
     <w:name w:val="heading 7"/>
-    <w:basedOn w:val="Normalny"/>
-    <w:next w:val="Normalny"/>
-    <w:link w:val="Nagwek7Znak"/>
+    <w:basedOn w:val="Normal"/>
+    <w:next w:val="Normal"/>
+    <w:link w:val="Heading7Char"/>
     <w:uiPriority w:val="9"/>
     <w:semiHidden/>
     <w:unhideWhenUsed/>
@@ -22141,11 +21680,11 @@
       <w:color w:val="595959" w:themeColor="text1" w:themeTint="A6"/>
     </w:rPr>
   </w:style>
-  <w:style w:type="paragraph" w:styleId="Nagwek8">
+  <w:style w:type="paragraph" w:styleId="Heading8">
     <w:name w:val="heading 8"/>
-    <w:basedOn w:val="Normalny"/>
-    <w:next w:val="Normalny"/>
-    <w:link w:val="Nagwek8Znak"/>
+    <w:basedOn w:val="Normal"/>
+    <w:next w:val="Normal"/>
+    <w:link w:val="Heading8Char"/>
     <w:uiPriority w:val="9"/>
     <w:semiHidden/>
     <w:unhideWhenUsed/>
@@ -22164,11 +21703,11 @@
       <w:color w:val="272727" w:themeColor="text1" w:themeTint="D8"/>
     </w:rPr>
   </w:style>
-  <w:style w:type="paragraph" w:styleId="Nagwek9">
+  <w:style w:type="paragraph" w:styleId="Heading9">
     <w:name w:val="heading 9"/>
-    <w:basedOn w:val="Normalny"/>
-    <w:next w:val="Normalny"/>
-    <w:link w:val="Nagwek9Znak"/>
+    <w:basedOn w:val="Normal"/>
+    <w:next w:val="Normal"/>
+    <w:link w:val="Heading9Char"/>
     <w:uiPriority w:val="9"/>
     <w:semiHidden/>
     <w:unhideWhenUsed/>
@@ -22185,12 +21724,13 @@
       <w:color w:val="272727" w:themeColor="text1" w:themeTint="D8"/>
     </w:rPr>
   </w:style>
-  <w:style w:type="character" w:default="1" w:styleId="Domylnaczcionkaakapitu">
+  <w:style w:type="character" w:default="1" w:styleId="DefaultParagraphFont">
     <w:name w:val="Default Paragraph Font"/>
     <w:uiPriority w:val="1"/>
+    <w:semiHidden/>
     <w:unhideWhenUsed/>
   </w:style>
-  <w:style w:type="table" w:default="1" w:styleId="Standardowy">
+  <w:style w:type="table" w:default="1" w:styleId="TableNormal">
     <w:name w:val="Normal Table"/>
     <w:uiPriority w:val="99"/>
     <w:semiHidden/>
@@ -22205,16 +21745,16 @@
       </w:tblCellMar>
     </w:tblPr>
   </w:style>
-  <w:style w:type="numbering" w:default="1" w:styleId="Bezlisty">
+  <w:style w:type="numbering" w:default="1" w:styleId="NoList">
     <w:name w:val="No List"/>
     <w:uiPriority w:val="99"/>
     <w:semiHidden/>
     <w:unhideWhenUsed/>
   </w:style>
-  <w:style w:type="character" w:customStyle="1" w:styleId="Nagwek1Znak">
-    <w:name w:val="Nagłówek 1 Znak"/>
-    <w:basedOn w:val="Domylnaczcionkaakapitu"/>
-    <w:link w:val="Nagwek1"/>
+  <w:style w:type="character" w:customStyle="1" w:styleId="Heading1Char">
+    <w:name w:val="Heading 1 Char"/>
+    <w:basedOn w:val="DefaultParagraphFont"/>
+    <w:link w:val="Heading1"/>
     <w:uiPriority w:val="9"/>
     <w:rsid w:val="007B07D8"/>
     <w:rPr>
@@ -22224,10 +21764,10 @@
       <w:szCs w:val="40"/>
     </w:rPr>
   </w:style>
-  <w:style w:type="character" w:customStyle="1" w:styleId="Nagwek2Znak">
-    <w:name w:val="Nagłówek 2 Znak"/>
-    <w:basedOn w:val="Domylnaczcionkaakapitu"/>
-    <w:link w:val="Nagwek2"/>
+  <w:style w:type="character" w:customStyle="1" w:styleId="Heading2Char">
+    <w:name w:val="Heading 2 Char"/>
+    <w:basedOn w:val="DefaultParagraphFont"/>
+    <w:link w:val="Heading2"/>
     <w:uiPriority w:val="9"/>
     <w:rsid w:val="007B07D8"/>
     <w:rPr>
@@ -22237,10 +21777,10 @@
       <w:szCs w:val="32"/>
     </w:rPr>
   </w:style>
-  <w:style w:type="character" w:customStyle="1" w:styleId="Nagwek3Znak">
-    <w:name w:val="Nagłówek 3 Znak"/>
-    <w:basedOn w:val="Domylnaczcionkaakapitu"/>
-    <w:link w:val="Nagwek3"/>
+  <w:style w:type="character" w:customStyle="1" w:styleId="Heading3Char">
+    <w:name w:val="Heading 3 Char"/>
+    <w:basedOn w:val="DefaultParagraphFont"/>
+    <w:link w:val="Heading3"/>
     <w:uiPriority w:val="9"/>
     <w:rsid w:val="007B07D8"/>
     <w:rPr>
@@ -22250,10 +21790,10 @@
       <w:szCs w:val="28"/>
     </w:rPr>
   </w:style>
-  <w:style w:type="character" w:customStyle="1" w:styleId="Nagwek4Znak">
-    <w:name w:val="Nagłówek 4 Znak"/>
-    <w:basedOn w:val="Domylnaczcionkaakapitu"/>
-    <w:link w:val="Nagwek4"/>
+  <w:style w:type="character" w:customStyle="1" w:styleId="Heading4Char">
+    <w:name w:val="Heading 4 Char"/>
+    <w:basedOn w:val="DefaultParagraphFont"/>
+    <w:link w:val="Heading4"/>
     <w:uiPriority w:val="9"/>
     <w:semiHidden/>
     <w:rsid w:val="007B07D8"/>
@@ -22264,10 +21804,10 @@
       <w:color w:val="0F4761" w:themeColor="accent1" w:themeShade="BF"/>
     </w:rPr>
   </w:style>
-  <w:style w:type="character" w:customStyle="1" w:styleId="Nagwek5Znak">
-    <w:name w:val="Nagłówek 5 Znak"/>
-    <w:basedOn w:val="Domylnaczcionkaakapitu"/>
-    <w:link w:val="Nagwek5"/>
+  <w:style w:type="character" w:customStyle="1" w:styleId="Heading5Char">
+    <w:name w:val="Heading 5 Char"/>
+    <w:basedOn w:val="DefaultParagraphFont"/>
+    <w:link w:val="Heading5"/>
     <w:uiPriority w:val="9"/>
     <w:semiHidden/>
     <w:rsid w:val="007B07D8"/>
@@ -22276,10 +21816,10 @@
       <w:color w:val="0F4761" w:themeColor="accent1" w:themeShade="BF"/>
     </w:rPr>
   </w:style>
-  <w:style w:type="character" w:customStyle="1" w:styleId="Nagwek6Znak">
-    <w:name w:val="Nagłówek 6 Znak"/>
-    <w:basedOn w:val="Domylnaczcionkaakapitu"/>
-    <w:link w:val="Nagwek6"/>
+  <w:style w:type="character" w:customStyle="1" w:styleId="Heading6Char">
+    <w:name w:val="Heading 6 Char"/>
+    <w:basedOn w:val="DefaultParagraphFont"/>
+    <w:link w:val="Heading6"/>
     <w:uiPriority w:val="9"/>
     <w:semiHidden/>
     <w:rsid w:val="007B07D8"/>
@@ -22290,10 +21830,10 @@
       <w:color w:val="595959" w:themeColor="text1" w:themeTint="A6"/>
     </w:rPr>
   </w:style>
-  <w:style w:type="character" w:customStyle="1" w:styleId="Nagwek7Znak">
-    <w:name w:val="Nagłówek 7 Znak"/>
-    <w:basedOn w:val="Domylnaczcionkaakapitu"/>
-    <w:link w:val="Nagwek7"/>
+  <w:style w:type="character" w:customStyle="1" w:styleId="Heading7Char">
+    <w:name w:val="Heading 7 Char"/>
+    <w:basedOn w:val="DefaultParagraphFont"/>
+    <w:link w:val="Heading7"/>
     <w:uiPriority w:val="9"/>
     <w:semiHidden/>
     <w:rsid w:val="007B07D8"/>
@@ -22302,10 +21842,10 @@
       <w:color w:val="595959" w:themeColor="text1" w:themeTint="A6"/>
     </w:rPr>
   </w:style>
-  <w:style w:type="character" w:customStyle="1" w:styleId="Nagwek8Znak">
-    <w:name w:val="Nagłówek 8 Znak"/>
-    <w:basedOn w:val="Domylnaczcionkaakapitu"/>
-    <w:link w:val="Nagwek8"/>
+  <w:style w:type="character" w:customStyle="1" w:styleId="Heading8Char">
+    <w:name w:val="Heading 8 Char"/>
+    <w:basedOn w:val="DefaultParagraphFont"/>
+    <w:link w:val="Heading8"/>
     <w:uiPriority w:val="9"/>
     <w:semiHidden/>
     <w:rsid w:val="007B07D8"/>
@@ -22316,10 +21856,10 @@
       <w:color w:val="272727" w:themeColor="text1" w:themeTint="D8"/>
     </w:rPr>
   </w:style>
-  <w:style w:type="character" w:customStyle="1" w:styleId="Nagwek9Znak">
-    <w:name w:val="Nagłówek 9 Znak"/>
-    <w:basedOn w:val="Domylnaczcionkaakapitu"/>
-    <w:link w:val="Nagwek9"/>
+  <w:style w:type="character" w:customStyle="1" w:styleId="Heading9Char">
+    <w:name w:val="Heading 9 Char"/>
+    <w:basedOn w:val="DefaultParagraphFont"/>
+    <w:link w:val="Heading9"/>
     <w:uiPriority w:val="9"/>
     <w:semiHidden/>
     <w:rsid w:val="007B07D8"/>
@@ -22328,11 +21868,11 @@
       <w:color w:val="272727" w:themeColor="text1" w:themeTint="D8"/>
     </w:rPr>
   </w:style>
-  <w:style w:type="paragraph" w:styleId="Tytu">
+  <w:style w:type="paragraph" w:styleId="Title">
     <w:name w:val="Title"/>
-    <w:basedOn w:val="Normalny"/>
-    <w:next w:val="Normalny"/>
-    <w:link w:val="TytuZnak"/>
+    <w:basedOn w:val="Normal"/>
+    <w:next w:val="Normal"/>
+    <w:link w:val="TitleChar"/>
     <w:uiPriority w:val="10"/>
     <w:qFormat/>
     <w:rsid w:val="007B07D8"/>
@@ -22348,10 +21888,10 @@
       <w:szCs w:val="56"/>
     </w:rPr>
   </w:style>
-  <w:style w:type="character" w:customStyle="1" w:styleId="TytuZnak">
-    <w:name w:val="Tytuł Znak"/>
-    <w:basedOn w:val="Domylnaczcionkaakapitu"/>
-    <w:link w:val="Tytu"/>
+  <w:style w:type="character" w:customStyle="1" w:styleId="TitleChar">
+    <w:name w:val="Title Char"/>
+    <w:basedOn w:val="DefaultParagraphFont"/>
+    <w:link w:val="Title"/>
     <w:uiPriority w:val="10"/>
     <w:rsid w:val="007B07D8"/>
     <w:rPr>
@@ -22362,11 +21902,11 @@
       <w:szCs w:val="56"/>
     </w:rPr>
   </w:style>
-  <w:style w:type="paragraph" w:styleId="Podtytu">
+  <w:style w:type="paragraph" w:styleId="Subtitle">
     <w:name w:val="Subtitle"/>
-    <w:basedOn w:val="Normalny"/>
-    <w:next w:val="Normalny"/>
-    <w:link w:val="PodtytuZnak"/>
+    <w:basedOn w:val="Normal"/>
+    <w:next w:val="Normal"/>
+    <w:link w:val="SubtitleChar"/>
     <w:uiPriority w:val="11"/>
     <w:qFormat/>
     <w:rsid w:val="007B07D8"/>
@@ -22383,10 +21923,10 @@
       <w:szCs w:val="28"/>
     </w:rPr>
   </w:style>
-  <w:style w:type="character" w:customStyle="1" w:styleId="PodtytuZnak">
-    <w:name w:val="Podtytuł Znak"/>
-    <w:basedOn w:val="Domylnaczcionkaakapitu"/>
-    <w:link w:val="Podtytu"/>
+  <w:style w:type="character" w:customStyle="1" w:styleId="SubtitleChar">
+    <w:name w:val="Subtitle Char"/>
+    <w:basedOn w:val="DefaultParagraphFont"/>
+    <w:link w:val="Subtitle"/>
     <w:uiPriority w:val="11"/>
     <w:rsid w:val="007B07D8"/>
     <w:rPr>
@@ -22397,11 +21937,11 @@
       <w:szCs w:val="28"/>
     </w:rPr>
   </w:style>
-  <w:style w:type="paragraph" w:styleId="Cytat">
+  <w:style w:type="paragraph" w:styleId="Quote">
     <w:name w:val="Quote"/>
-    <w:basedOn w:val="Normalny"/>
-    <w:next w:val="Normalny"/>
-    <w:link w:val="CytatZnak"/>
+    <w:basedOn w:val="Normal"/>
+    <w:next w:val="Normal"/>
+    <w:link w:val="QuoteChar"/>
     <w:uiPriority w:val="29"/>
     <w:qFormat/>
     <w:rsid w:val="007B07D8"/>
@@ -22415,10 +21955,10 @@
       <w:color w:val="404040" w:themeColor="text1" w:themeTint="BF"/>
     </w:rPr>
   </w:style>
-  <w:style w:type="character" w:customStyle="1" w:styleId="CytatZnak">
-    <w:name w:val="Cytat Znak"/>
-    <w:basedOn w:val="Domylnaczcionkaakapitu"/>
-    <w:link w:val="Cytat"/>
+  <w:style w:type="character" w:customStyle="1" w:styleId="QuoteChar">
+    <w:name w:val="Quote Char"/>
+    <w:basedOn w:val="DefaultParagraphFont"/>
+    <w:link w:val="Quote"/>
     <w:uiPriority w:val="29"/>
     <w:rsid w:val="007B07D8"/>
     <w:rPr>
@@ -22427,9 +21967,9 @@
       <w:color w:val="404040" w:themeColor="text1" w:themeTint="BF"/>
     </w:rPr>
   </w:style>
-  <w:style w:type="paragraph" w:styleId="Akapitzlist">
+  <w:style w:type="paragraph" w:styleId="ListParagraph">
     <w:name w:val="List Paragraph"/>
-    <w:basedOn w:val="Normalny"/>
+    <w:basedOn w:val="Normal"/>
     <w:uiPriority w:val="34"/>
     <w:qFormat/>
     <w:rsid w:val="007B07D8"/>
@@ -22438,9 +21978,9 @@
       <w:contextualSpacing/>
     </w:pPr>
   </w:style>
-  <w:style w:type="character" w:styleId="Wyrnienieintensywne">
+  <w:style w:type="character" w:styleId="IntenseEmphasis">
     <w:name w:val="Intense Emphasis"/>
-    <w:basedOn w:val="Domylnaczcionkaakapitu"/>
+    <w:basedOn w:val="DefaultParagraphFont"/>
     <w:uiPriority w:val="21"/>
     <w:qFormat/>
     <w:rsid w:val="007B07D8"/>
@@ -22450,11 +21990,11 @@
       <w:color w:val="0F4761" w:themeColor="accent1" w:themeShade="BF"/>
     </w:rPr>
   </w:style>
-  <w:style w:type="paragraph" w:styleId="Cytatintensywny">
+  <w:style w:type="paragraph" w:styleId="IntenseQuote">
     <w:name w:val="Intense Quote"/>
-    <w:basedOn w:val="Normalny"/>
-    <w:next w:val="Normalny"/>
-    <w:link w:val="CytatintensywnyZnak"/>
+    <w:basedOn w:val="Normal"/>
+    <w:next w:val="Normal"/>
+    <w:link w:val="IntenseQuoteChar"/>
     <w:uiPriority w:val="30"/>
     <w:qFormat/>
     <w:rsid w:val="007B07D8"/>
@@ -22473,10 +22013,10 @@
       <w:color w:val="0F4761" w:themeColor="accent1" w:themeShade="BF"/>
     </w:rPr>
   </w:style>
-  <w:style w:type="character" w:customStyle="1" w:styleId="CytatintensywnyZnak">
-    <w:name w:val="Cytat intensywny Znak"/>
-    <w:basedOn w:val="Domylnaczcionkaakapitu"/>
-    <w:link w:val="Cytatintensywny"/>
+  <w:style w:type="character" w:customStyle="1" w:styleId="IntenseQuoteChar">
+    <w:name w:val="Intense Quote Char"/>
+    <w:basedOn w:val="DefaultParagraphFont"/>
+    <w:link w:val="IntenseQuote"/>
     <w:uiPriority w:val="30"/>
     <w:rsid w:val="007B07D8"/>
     <w:rPr>
@@ -22485,9 +22025,9 @@
       <w:color w:val="0F4761" w:themeColor="accent1" w:themeShade="BF"/>
     </w:rPr>
   </w:style>
-  <w:style w:type="character" w:styleId="Odwoanieintensywne">
+  <w:style w:type="character" w:styleId="IntenseReference">
     <w:name w:val="Intense Reference"/>
-    <w:basedOn w:val="Domylnaczcionkaakapitu"/>
+    <w:basedOn w:val="DefaultParagraphFont"/>
     <w:uiPriority w:val="32"/>
     <w:qFormat/>
     <w:rsid w:val="007B07D8"/>
@@ -22499,9 +22039,9 @@
       <w:spacing w:val="5"/>
     </w:rPr>
   </w:style>
-  <w:style w:type="paragraph" w:styleId="NormalnyWeb">
+  <w:style w:type="paragraph" w:styleId="NormalWeb">
     <w:name w:val="Normal (Web)"/>
-    <w:basedOn w:val="Normalny"/>
+    <w:basedOn w:val="Normal"/>
     <w:uiPriority w:val="99"/>
     <w:semiHidden/>
     <w:unhideWhenUsed/>
@@ -22517,9 +22057,9 @@
       <w14:ligatures w14:val="none"/>
     </w:rPr>
   </w:style>
-  <w:style w:type="character" w:styleId="Hipercze">
+  <w:style w:type="character" w:styleId="Hyperlink">
     <w:name w:val="Hyperlink"/>
-    <w:basedOn w:val="Domylnaczcionkaakapitu"/>
+    <w:basedOn w:val="DefaultParagraphFont"/>
     <w:uiPriority w:val="99"/>
     <w:unhideWhenUsed/>
     <w:rsid w:val="00E7764E"/>
@@ -22528,9 +22068,9 @@
       <w:u w:val="single"/>
     </w:rPr>
   </w:style>
-  <w:style w:type="character" w:styleId="Nierozpoznanawzmianka">
+  <w:style w:type="character" w:styleId="UnresolvedMention">
     <w:name w:val="Unresolved Mention"/>
-    <w:basedOn w:val="Domylnaczcionkaakapitu"/>
+    <w:basedOn w:val="DefaultParagraphFont"/>
     <w:uiPriority w:val="99"/>
     <w:semiHidden/>
     <w:unhideWhenUsed/>
@@ -22540,9 +22080,9 @@
       <w:shd w:val="clear" w:color="auto" w:fill="E1DFDD"/>
     </w:rPr>
   </w:style>
-  <w:style w:type="character" w:styleId="UyteHipercze">
+  <w:style w:type="character" w:styleId="FollowedHyperlink">
     <w:name w:val="FollowedHyperlink"/>
-    <w:basedOn w:val="Domylnaczcionkaakapitu"/>
+    <w:basedOn w:val="DefaultParagraphFont"/>
     <w:uiPriority w:val="99"/>
     <w:semiHidden/>
     <w:unhideWhenUsed/>
@@ -22552,9 +22092,9 @@
       <w:u w:val="single"/>
     </w:rPr>
   </w:style>
-  <w:style w:type="table" w:styleId="Tabela-Siatka">
+  <w:style w:type="table" w:styleId="TableGrid">
     <w:name w:val="Table Grid"/>
-    <w:basedOn w:val="Standardowy"/>
+    <w:basedOn w:val="TableNormal"/>
     <w:uiPriority w:val="39"/>
     <w:rsid w:val="00743362"/>
     <w:pPr>
@@ -22571,10 +22111,10 @@
       </w:tblBorders>
     </w:tblPr>
   </w:style>
-  <w:style w:type="paragraph" w:styleId="Tekstprzypisukocowego">
+  <w:style w:type="paragraph" w:styleId="EndnoteText">
     <w:name w:val="endnote text"/>
-    <w:basedOn w:val="Normalny"/>
-    <w:link w:val="TekstprzypisukocowegoZnak"/>
+    <w:basedOn w:val="Normal"/>
+    <w:link w:val="EndnoteTextChar"/>
     <w:uiPriority w:val="99"/>
     <w:semiHidden/>
     <w:unhideWhenUsed/>
@@ -22587,10 +22127,10 @@
       <w:szCs w:val="20"/>
     </w:rPr>
   </w:style>
-  <w:style w:type="character" w:customStyle="1" w:styleId="TekstprzypisukocowegoZnak">
-    <w:name w:val="Tekst przypisu końcowego Znak"/>
-    <w:basedOn w:val="Domylnaczcionkaakapitu"/>
-    <w:link w:val="Tekstprzypisukocowego"/>
+  <w:style w:type="character" w:customStyle="1" w:styleId="EndnoteTextChar">
+    <w:name w:val="Endnote Text Char"/>
+    <w:basedOn w:val="DefaultParagraphFont"/>
+    <w:link w:val="EndnoteText"/>
     <w:uiPriority w:val="99"/>
     <w:semiHidden/>
     <w:rsid w:val="00F17653"/>
@@ -22599,9 +22139,9 @@
       <w:szCs w:val="20"/>
     </w:rPr>
   </w:style>
-  <w:style w:type="character" w:styleId="Odwoanieprzypisukocowego">
+  <w:style w:type="character" w:styleId="EndnoteReference">
     <w:name w:val="endnote reference"/>
-    <w:basedOn w:val="Domylnaczcionkaakapitu"/>
+    <w:basedOn w:val="DefaultParagraphFont"/>
     <w:uiPriority w:val="99"/>
     <w:semiHidden/>
     <w:unhideWhenUsed/>

--- a/ESI - sprawozdanie.docx
+++ b/ESI - sprawozdanie.docx
@@ -16018,6 +16018,38 @@
     <w:p>
       <w:r>
         <w:t>W ramach zadania zaimplementowano sieć neuronową typu MLP (Multi-Layer Perceptron) od podstaw. Proces uczenia oparto na algorytmie wstecznej propagacji błędu (backpropagation).</w:t>
+      </w:r>
+    </w:p>
+    <w:p>
+      <w:r>
+        <w:t xml:space="preserve">Na portalu kaggle.com można znaleźć EDA oraz predykcje wykonane na tym zbiorze danych. </w:t>
+      </w:r>
+      <w:r>
+        <w:fldChar w:fldCharType="begin"/>
+      </w:r>
+      <w:r>
+        <w:instrText>HYPERLINK "https://www.kaggle.com/code/chandrimad31/flight-passenger-satisfaction-eda-and-prediction"</w:instrText>
+      </w:r>
+      <w:r>
+        <w:fldChar w:fldCharType="separate"/>
+      </w:r>
+      <w:r>
+        <w:rPr>
+          <w:rStyle w:val="Hyperlink"/>
+        </w:rPr>
+        <w:t>Link</w:t>
+      </w:r>
+      <w:r>
+        <w:fldChar w:fldCharType="end"/>
+      </w:r>
+      <w:r>
+        <w:t xml:space="preserve"> do jednej z predykcji. Najlepszy wynik uzyskany za pomocą sieci neuronowej w tym przypadku to dokładność na poziomie </w:t>
+      </w:r>
+      <w:r>
+        <w:t>87,04%</w:t>
+      </w:r>
+      <w:r>
+        <w:t xml:space="preserve">, natomiast najlepszy wynik ogółem został osiągnięty za pomocą drzewa decyzyjnego i wyniósł on 90,01%. </w:t>
       </w:r>
     </w:p>
     <w:p>
@@ -16225,6 +16257,7 @@
     </w:p>
     <w:p>
       <w:r>
+        <w:lastRenderedPageBreak/>
         <w:t xml:space="preserve">Jak widać na powyższym wykresie </w:t>
       </w:r>
       <w:r>
@@ -16248,7 +16281,6 @@
           <w:b/>
           <w:bCs/>
         </w:rPr>
-        <w:lastRenderedPageBreak/>
         <w:t>Liczba neuronów w warstwach ukrytych</w:t>
       </w:r>
     </w:p>
